--- a/download/studien-aktuell.docx
+++ b/download/studien-aktuell.docx
@@ -62,7 +62,7 @@
           <w:color w:val="666666"/>
           <w:sz w:val="18"/>
         </w:rPr>
-        <w:t>Stand: 20.08.2026  |  6 Studien  |  gender.m-vf.de</w:t>
+        <w:t>Stand: 21.08.2026  |  3 Studien  |  gender.m-vf.de</w:t>
       </w:r>
     </w:p>
     <w:p>
@@ -70,7 +70,7 @@
         <w:pStyle w:val="Heading1"/>
       </w:pPr>
       <w:r>
-        <w:t>Aufgenommen am 20.08.2026</w:t>
+        <w:t>Aufgenommen am 21.08.2026</w:t>
       </w:r>
     </w:p>
     <w:p>
@@ -78,7 +78,7 @@
         <w:pStyle w:val="Heading2"/>
       </w:pPr>
       <w:r>
-        <w:t>Hirngefäßverschluss nach Subarachnoidalblutung: Frauen mit erhöhter Sterblichkeit</w:t>
+        <w:t>Migrantenstatut beeinflusst Spezialistenzugang unterschiedlich nach Geschlecht in Spanien</w:t>
       </w:r>
     </w:p>
     <w:p>
@@ -88,12 +88,12 @@
           <w:color w:val="666666"/>
           <w:sz w:val="18"/>
         </w:rPr>
-        <w:t>Janssen H et al.  ·  Eur Stroke J  ·  05.08.2026  ·  PMID 42593950</w:t>
+        <w:t>Lopez-de-Andres A et al.  ·  Front Public Health  ·  05.08.2026  ·  PMID 42621034</w:t>
       </w:r>
     </w:p>
     <w:p>
       <w:r>
-        <w:t>Britische Bevölkerungskohortenstudie an 990 Patienten mit aneurysmatischer Subarachnoidalblutung über Routinedaten der National Death Registries, zur Klärung des Geschlechtergefälles in der 90-Tages-Sterblichkeit.</w:t>
+        <w:t>Bevölkerungsbasierte Matched-Analyse der spanischen Gesundheitsumfrage 2023 zu Geschlechtsunterschieden im Versorgungszugang zwischen Migranten und im Land Geborenen (N=5.044).</w:t>
       </w:r>
     </w:p>
     <w:p>
@@ -104,7 +104,7 @@
         <w:t xml:space="preserve">Ergebnis: </w:t>
       </w:r>
       <w:r>
-        <w:t>Frauen zeigten erhöhte unadjustierte 90-Tages-Sterblichkeit (33,8% vs. 27,5%, OR 1,34; 95% KI: 1,01–1,78). Nach Anpassung für Alter und Baseline-Komorbiditäten (Hypertonie, Rauchen) reduzierte sich der Unterschied deutlich (HR 1,15; 95% KI: 0,90–1,49). Der Geschlechterunterschied ist teilweise durch höheres Alter und ungünstigere Risikofaktorenprofile bei Frauen erklärbar.</w:t>
+        <w:t>Migranten zeigten weniger Facharztzugang, Psychologen, Physiotherapie und Zahnpflege. Nach voller Adjustierung blieb Migranten-Status nicht mit Primärversorgung assoziiert; Unterschiede bei Spezialistenbesuchen aber persistent (Männer aOR 1,28; Frauen aOR 1,31). Ungleichheiten in Prävention waren bei Frauen ausgeprägter. Soziodemografische Faktoren, Komorbiditäten und Lebensstil erklärten teilweise, nicht vollständig.</w:t>
       </w:r>
     </w:p>
     <w:p>
@@ -119,7 +119,7 @@
         <w:rPr>
           <w:sz w:val="19"/>
         </w:rPr>
-        <w:t>UK-Daten mit ähnlich guten Registrierungssystemen wie Deutschland; biologische und Zugangsaspekte klären sich auf.</w:t>
+        <w:t>Spanien, ähnliches Versicherungssystem wie Deutschland</w:t>
       </w:r>
     </w:p>
     <w:p>
@@ -128,7 +128,7 @@
           <w:color w:val="5A7D3A"/>
           <w:sz w:val="18"/>
         </w:rPr>
-        <w:t>https://pubmed.ncbi.nlm.nih.gov/42593950/</w:t>
+        <w:t>https://pubmed.ncbi.nlm.nih.gov/42621034/</w:t>
       </w:r>
     </w:p>
     <w:p>
@@ -136,7 +136,7 @@
         <w:pStyle w:val="Heading2"/>
       </w:pPr>
       <w:r>
-        <w:t>Resistin und Rauchen als Depressionsrisiko: Geschlechtsspezifische Wechselwirkung</w:t>
+        <w:t>Kumulative soziale Benachteiligung wirkt stärker auf Männersterblichkeit, trifft junge Frauen früher</w:t>
       </w:r>
     </w:p>
     <w:p>
@@ -146,12 +146,12 @@
           <w:color w:val="666666"/>
           <w:sz w:val="18"/>
         </w:rPr>
-        <w:t>von Zimmermann C et al.  ·  BMC Psychiatry  ·  29.07.2026  ·  PMID 42552525</w:t>
+        <w:t>Worede DT et al.  ·  BMC Public Health  ·  03.08.2026  ·  PMID 42547865</w:t>
       </w:r>
     </w:p>
     <w:p>
       <w:r>
-        <w:t>Deutsche Querschnittstudie an 379 Personen mit ausgeglichenem Geschlechterverhältnis zur Prüfung, ob Resistin und Rauchen mit Depressionsschwere geschlechtsabhängig assoziiert sind.</w:t>
+        <w:t>28-Jahres-Längsschnittstudie des Sozio-Oekonomischen Panels (SOEP 1996–2023) zur Geschlechtsinteraktion zwischen sozialer Benachteiligung und Mortalität (N=112.006 Erwachsene, 660.480 Person-Wellen, 4.974 Todesfälle).</w:t>
       </w:r>
     </w:p>
     <w:p>
@@ -162,7 +162,7 @@
         <w:t xml:space="preserve">Ergebnis: </w:t>
       </w:r>
       <w:r>
-        <w:t>Höhere Resistin-Konzentrationen erhöhten das Depressionsrisiko geschlechts- und rauchabhängig, mit stärkster Wirkung bei rauchenden und Ex-raucherinnen (weibliches Rauchen als stärkster Effektmodifikator). Rauchen und Adipositas sind bei Frauen stärkere Depressionsrisikofaktoren als bei Männern.</w:t>
+        <w:t>Kumulative soziale Benachteiligung erhöhte Mortalitätsrisiko bei beiden: Frauen +13% pro Jahr (HR 1,13; KI 1,07–1,19 bei 50 J.); Steigung steiler bei Männern (+15%, Interaktion HR 1,02; KI 1,01–1,04). Alter modulierte: Effekt attenuiert mit steigendem Alter, aber gradueller bei Männern. Life-stage-Effekte: Frauen 16–29 J. stärker (HR 1,34; KI 1,05–1,71); Männer 45+ J. (mid: 1,13; late: 1,14). Biologie versus Zugang nicht differenziert.</w:t>
       </w:r>
     </w:p>
     <w:p>
@@ -177,7 +177,7 @@
         <w:rPr>
           <w:sz w:val="19"/>
         </w:rPr>
-        <w:t>Deutsche Studie, AWMF-Leitlinien zur Depression noch wenig geschlechtsdifferenziert – praktische Signifikanz für Screening und Prävention unklar.</w:t>
+        <w:t>Deutschland, SOEP-Daten hoher Qualität</w:t>
       </w:r>
     </w:p>
     <w:p>
@@ -186,7 +186,7 @@
           <w:color w:val="5A7D3A"/>
           <w:sz w:val="18"/>
         </w:rPr>
-        <w:t>https://pubmed.ncbi.nlm.nih.gov/42552525/</w:t>
+        <w:t>https://pubmed.ncbi.nlm.nih.gov/42547865/</w:t>
       </w:r>
     </w:p>
     <w:p>
@@ -194,7 +194,7 @@
         <w:pStyle w:val="Heading2"/>
       </w:pPr>
       <w:r>
-        <w:t>Kopfschmerz in der Notaufnahme: Unterschied in Triage und Diagnostik bei Männern und Frauen</w:t>
+        <w:t>Geschlechtsunterschiede in psychiatrischen Symptomprofilen verschwinden nicht beim Übergang in Erwachsenenversorgung</w:t>
       </w:r>
     </w:p>
     <w:p>
@@ -204,12 +204,12 @@
           <w:color w:val="666666"/>
           <w:sz w:val="18"/>
         </w:rPr>
-        <w:t>Angerhöfer C et al.  ·  Cephalalgia  ·  22.07.2026  ·  PMID 42484557</w:t>
+        <w:t>D'Addazio M et al.  ·  BMJ Ment Health  ·  21.07.2026  ·  PMID 42481172</w:t>
       </w:r>
     </w:p>
     <w:p>
       <w:r>
-        <w:t>Berliner Universitätsklinik beobachtete 1.825 Kopfschmerzpatienten (61,9% Frauen) über zwei Jahre, um Unterschiede in Triage-Kategorie, diagnostischen Verfahren und Diagnosen zu dokumentieren.</w:t>
+        <w:t>Europäische Kohortenstudie (MILESTONE) mit 1.004 Adoleszenten (17–19 J.) über 24 Monate zum Geschlechtsunterschied in psychischen Symptomen und Funktionsfähigkeit beim CAMHS–AMHS-Übergang.</w:t>
       </w:r>
     </w:p>
     <w:p>
@@ -220,7 +220,7 @@
         <w:t xml:space="preserve">Ergebnis: </w:t>
       </w:r>
       <w:r>
-        <w:t>Frauen erhielten häufiger Triage-Kategorien mit höherer Dringlichkeit; Männer wiesen jedoch höhere Quote an ernsthaften Sekundärdiagnosen auf (OR 1,54; 95% KI: 1,08–2,19). Männer erhielten seltener cMRT (aOR 0,48; 95% KI: 0,26–0,90). Frauen bekamen häufiger wiederholte Analgetika und Antiemetika. Kein Hinweis auf systematische Verzögerungen der Versorgung.</w:t>
+        <w:t>Männer zeigten durchgehend höhere Symptombelastung (insbes. Angststörung/ASD, ED/OCD, Schizophrenie) und schlechtere Funktionsfähigkeit. Frauen hatten bessere adaptive Outcomes. Unterschiede in Symptomprofilen persistierten über 2 Jahre; Männer stärker in externalisierten, Frauen in internalisierten Symptomen. Risiken weiblicher und männlicher Fehldiagnosen (ADHD/ASD bei Frauen, ED bei Männern) benannt.</w:t>
       </w:r>
     </w:p>
     <w:p>
@@ -235,7 +235,7 @@
         <w:rPr>
           <w:sz w:val="19"/>
         </w:rPr>
-        <w:t>Deutsche Primärdaten, Charité-System; Triageverzerrung (Frauen überschätzt, Männer unterschätzt) zeigt Versorgungsungleichheit durch Attribution, nicht biologisch erklärt.</w:t>
+        <w:t>Mehrländer-europäische Daten, vergleichbare Gesundheitssysteme</w:t>
       </w:r>
     </w:p>
     <w:p>
@@ -244,181 +244,7 @@
           <w:color w:val="5A7D3A"/>
           <w:sz w:val="18"/>
         </w:rPr>
-        <w:t>https://pubmed.ncbi.nlm.nih.gov/42484557/</w:t>
-      </w:r>
-    </w:p>
-    <w:p>
-      <w:pPr>
-        <w:pStyle w:val="Heading2"/>
-      </w:pPr>
-      <w:r>
-        <w:t>Spondylarthritis: Frauen mit stärkerer Funktionsverschlechterung über 17 Jahre</w:t>
-      </w:r>
-    </w:p>
-    <w:p>
-      <w:r>
-        <w:rPr>
-          <w:i/>
-          <w:color w:val="666666"/>
-          <w:sz w:val="18"/>
-        </w:rPr>
-        <w:t>Moldovan DMM et al.  ·  RMD Open  ·  15.07.2026  ·  PMID 42457212</w:t>
-      </w:r>
-    </w:p>
-    <w:p>
-      <w:r>
-        <w:t>Spanische Longitudinalstudie REGISPON-3 mit 411 Spondylarthritispatienten (2004–2024) zum Vergleich geschlechtsspezifischer funktionaler Verschlechterung und Arbeitsunfähigkeit.</w:t>
-      </w:r>
-    </w:p>
-    <w:p>
-      <w:r>
-        <w:rPr>
-          <w:b/>
-        </w:rPr>
-        <w:t xml:space="preserve">Ergebnis: </w:t>
-      </w:r>
-      <w:r>
-        <w:t>Nach 17 Jahren: Frauen zeigten signifikant stärkere Funktionsverschlechterung (ΔBASFI 1,47±2,81 vs. 0,38±2,57, p&lt;0,001), während permanente Arbeitsunfähigkeit ähnlich blieb (27,1% vs. 32,1%, p=0,31). Der Zusammenhang zwischen bDMARD-Exposition und Funktionsverschlechterung durch CRP-Vermittlung war bei Männern, nicht bei Frauen signifikant (sex-signifikante Interaktion).</w:t>
-      </w:r>
-    </w:p>
-    <w:p>
-      <w:r>
-        <w:rPr>
-          <w:b/>
-          <w:sz w:val="19"/>
-        </w:rPr>
-        <w:t xml:space="preserve">Übertragbarkeit: </w:t>
-      </w:r>
-      <w:r>
-        <w:rPr>
-          <w:sz w:val="19"/>
-        </w:rPr>
-        <w:t>Südeuropa, ähnliche Sozialversicherung wie Deutschland; Befund deutet auf biologische Geschlechterdifferenz in Entzündungsmodulation hin, nicht auf Zugangsunterschiede.</w:t>
-      </w:r>
-    </w:p>
-    <w:p>
-      <w:r>
-        <w:rPr>
-          <w:color w:val="5A7D3A"/>
-          <w:sz w:val="18"/>
-        </w:rPr>
-        <w:t>https://pubmed.ncbi.nlm.nih.gov/42457212/</w:t>
-      </w:r>
-    </w:p>
-    <w:p>
-      <w:pPr>
-        <w:pStyle w:val="Heading2"/>
-      </w:pPr>
-      <w:r>
-        <w:t>Krebs in der Schweiz: Frauen berichten schlechtere Versorgungserfahrungen als Männer</w:t>
-      </w:r>
-    </w:p>
-    <w:p>
-      <w:r>
-        <w:rPr>
-          <w:i/>
-          <w:color w:val="666666"/>
-          <w:sz w:val="18"/>
-        </w:rPr>
-        <w:t>Pernoud A et al.  ·  BMJ Open  ·  13.07.2026  ·  PMID 42442810</w:t>
-      </w:r>
-    </w:p>
-    <w:p>
-      <w:r>
-        <w:t>Schweizer Multicenterstudie mit 4.408 Krebspatienten (non-sex-specific cancers) zu geschlechtsspezifischen Unterschieden in Patientenerfahrung über den gesamten Versorgungspfad.</w:t>
-      </w:r>
-    </w:p>
-    <w:p>
-      <w:r>
-        <w:rPr>
-          <w:b/>
-        </w:rPr>
-        <w:t xml:space="preserve">Ergebnis: </w:t>
-      </w:r>
-      <w:r>
-        <w:t>Frauen bewerteten Gesamtbehandlung niedriger (8,9 vs. 9,1, p&lt;0,001; aOR für hohes Rating 0,74; 95% KI: 0,62–0,87). Frauen berichteten geringere Wahrscheinlichkeit für Therapieplan (aOR 0,69; 95% KI: 0,59–0,82) und unzureichende Information vor Operation (aOR 0,42; 95% KI: 0,27–0,67). Konsistente Muster: Frauen erhielten weniger Kommunikation, Information und Unterstützung; Männer mehr unnötige Testwiederholungen.</w:t>
-      </w:r>
-    </w:p>
-    <w:p>
-      <w:r>
-        <w:rPr>
-          <w:b/>
-          <w:sz w:val="19"/>
-        </w:rPr>
-        <w:t xml:space="preserve">Übertragbarkeit: </w:t>
-      </w:r>
-      <w:r>
-        <w:rPr>
-          <w:sz w:val="19"/>
-        </w:rPr>
-        <w:t>Schweiz, vergleichbare Sozialversicherung wie Deutschland; zeigt systematischen Zugangs- und Kommunikationsunterschied, nicht biologisch bedingt – direkt verbesserbar durch Prozessreform.</w:t>
-      </w:r>
-    </w:p>
-    <w:p>
-      <w:r>
-        <w:rPr>
-          <w:color w:val="5A7D3A"/>
-          <w:sz w:val="18"/>
-        </w:rPr>
-        <w:t>https://pubmed.ncbi.nlm.nih.gov/42442810/</w:t>
-      </w:r>
-    </w:p>
-    <w:p>
-      <w:pPr>
-        <w:pStyle w:val="Heading2"/>
-      </w:pPr>
-      <w:r>
-        <w:t>Depression in 30 europäischen Ländern: Geschlecht, Migration und Bildung schlagen Depressionsrisiko additiv</w:t>
-      </w:r>
-    </w:p>
-    <w:p>
-      <w:r>
-        <w:rPr>
-          <w:i/>
-          <w:color w:val="666666"/>
-          <w:sz w:val="18"/>
-        </w:rPr>
-        <w:t>von dem Knesebeck O et al.  ·  BMC Public Health  ·  10.07.2026  ·  PMID 42432638</w:t>
-      </w:r>
-    </w:p>
-    <w:p>
-      <w:r>
-        <w:t>Querschnittsanalyse der European Social Survey (Round 11, n=50.116) zu intersektionalen Ungleichheiten in depressiven Symptomen nach Geschlecht, Migrationsstatus und Bildung mittels MAIHDA.</w:t>
-      </w:r>
-    </w:p>
-    <w:p>
-      <w:r>
-        <w:rPr>
-          <w:b/>
-        </w:rPr>
-        <w:t xml:space="preserve">Ergebnis: </w:t>
-      </w:r>
-      <w:r>
-        <w:t>Frauen und Personen mit niedriger Bildung zeigten signifikant mehr depressive Symptome über alle Länder. Unterschied zwischen höchster (Frauen + Migrationshintergrund + niedrige Bildung: HR 1,34; 95% KI: 1,05–1,71) und niedrigster Risikostrata (Männer + hohe Bildung + kein Migrationshintergrund) war additiv, nicht interaktiv. Geschlecht und Bildung trugen am stärksten bei.</w:t>
-      </w:r>
-    </w:p>
-    <w:p>
-      <w:r>
-        <w:rPr>
-          <w:b/>
-          <w:sz w:val="19"/>
-        </w:rPr>
-        <w:t xml:space="preserve">Übertragbarkeit: </w:t>
-      </w:r>
-      <w:r>
-        <w:rPr>
-          <w:sz w:val="19"/>
-        </w:rPr>
-        <w:t>30 europäische Länder einschließlich Deutschland; Routine-Survey mit Selbstauskünften; zeigt Zugangs- und Attributionsmuster, nicht primär biologische Unterschiede.</w:t>
-      </w:r>
-    </w:p>
-    <w:p>
-      <w:r>
-        <w:rPr>
-          <w:color w:val="5A7D3A"/>
-          <w:sz w:val="18"/>
-        </w:rPr>
-        <w:t>https://pubmed.ncbi.nlm.nih.gov/42432638/</w:t>
+        <w:t>https://pubmed.ncbi.nlm.nih.gov/42481172/</w:t>
       </w:r>
     </w:p>
     <w:sectPr>

--- a/download/studien-aktuell.docx
+++ b/download/studien-aktuell.docx
@@ -62,7 +62,7 @@
           <w:color w:val="666666"/>
           <w:sz w:val="18"/>
         </w:rPr>
-        <w:t>Stand: 21.08.2026  |  3 Studien  |  gender.m-vf.de</w:t>
+        <w:t>Stand: 23.08.2026  |  2 Studien  |  gender.m-vf.de</w:t>
       </w:r>
     </w:p>
     <w:p>
@@ -70,7 +70,7 @@
         <w:pStyle w:val="Heading1"/>
       </w:pPr>
       <w:r>
-        <w:t>Aufgenommen am 21.08.2026</w:t>
+        <w:t>Aufgenommen am 23.08.2026</w:t>
       </w:r>
     </w:p>
     <w:p>
@@ -78,7 +78,7 @@
         <w:pStyle w:val="Heading2"/>
       </w:pPr>
       <w:r>
-        <w:t>Migrantenstatut beeinflusst Spezialistenzugang unterschiedlich nach Geschlecht in Spanien</w:t>
+        <w:t>Luftqualität und niedriges Geburtsgewicht: Verbesserung der Luftqualität würde bei Müttern mit niedriger Schulbildung mehr Fälle verhindern</w:t>
       </w:r>
     </w:p>
     <w:p>
@@ -88,12 +88,12 @@
           <w:color w:val="666666"/>
           <w:sz w:val="18"/>
         </w:rPr>
-        <w:t>Lopez-de-Andres A et al.  ·  Front Public Health  ·  05.08.2026  ·  PMID 42621034</w:t>
+        <w:t>Sieber S et al.  ·  Int J Epidemiol  ·  24.06.2026  ·  PMID 42470137</w:t>
       </w:r>
     </w:p>
     <w:p>
       <w:r>
-        <w:t>Bevölkerungsbasierte Matched-Analyse der spanischen Gesundheitsumfrage 2023 zu Geschlechtsunterschieden im Versorgungszugang zwischen Migranten und im Land Geborenen (N=5.044).</w:t>
+        <w:t>Bevölkerungsgestützte Studie aus Spanien mit 1,4 Millionen Geburten 2010–2018, Analyse der Assoziation zwischen Feinstaubexposition (PM2,5, NO₂) und Niedriges-Geburtsgewicht, stratifiziert nach mütterlicher Schulbildung.</w:t>
       </w:r>
     </w:p>
     <w:p>
@@ -104,7 +104,7 @@
         <w:t xml:space="preserve">Ergebnis: </w:t>
       </w:r>
       <w:r>
-        <w:t>Migranten zeigten weniger Facharztzugang, Psychologen, Physiotherapie und Zahnpflege. Nach voller Adjustierung blieb Migranten-Status nicht mit Primärversorgung assoziiert; Unterschiede bei Spezialistenbesuchen aber persistent (Männer aOR 1,28; Frauen aOR 1,31). Ungleichheiten in Prävention waren bei Frauen ausgeprägter. Soziodemografische Faktoren, Komorbiditäten und Lebensstil erklärten teilweise, nicht vollständig.</w:t>
+        <w:t>Ein Anstieg von 10 µg/m³ PM2,5 war mit 6 % höheren Chancen für niedriges Geburtsgewicht assoziiert (95 %-KI 0–11 %), NO₂ mit 1 % (95 %-KI 0–3 %). Mütter mit Primarschule zeigten höchstes Risiko (OR 1,76, 95 %-KI 1,71–1,82 gegenüber tertiärer Bildung). Die primäre Schulbildungsgruppe erfuhr die größten relativen Risikreduktionen unter Luftqualitäts-Interventionsszenarien. Soziale Determinanten (Bildung) waren stärker als Luftqualität allein.</w:t>
       </w:r>
     </w:p>
     <w:p>
@@ -119,7 +119,7 @@
         <w:rPr>
           <w:sz w:val="19"/>
         </w:rPr>
-        <w:t>Spanien, ähnliches Versicherungssystem wie Deutschland</w:t>
+        <w:t>Spanien, europäisches Gesundheitssystem mit Routinedaten zu Geburten; Luftqualität und Bildung sind soziale, nicht biologische Erklärung.</w:t>
       </w:r>
     </w:p>
     <w:p>
@@ -128,7 +128,7 @@
           <w:color w:val="5A7D3A"/>
           <w:sz w:val="18"/>
         </w:rPr>
-        <w:t>https://pubmed.ncbi.nlm.nih.gov/42621034/</w:t>
+        <w:t>https://pubmed.ncbi.nlm.nih.gov/42470137/</w:t>
       </w:r>
     </w:p>
     <w:p>
@@ -136,7 +136,7 @@
         <w:pStyle w:val="Heading2"/>
       </w:pPr>
       <w:r>
-        <w:t>Kumulative soziale Benachteiligung wirkt stärker auf Männersterblichkeit, trifft junge Frauen früher</w:t>
+        <w:t>Herzinfarkt im erwerbstätigen Alter: Frauen zeigen stärkere Assoziationen mit psychischen Komorbiditäten als Männer</w:t>
       </w:r>
     </w:p>
     <w:p>
@@ -146,12 +146,12 @@
           <w:color w:val="666666"/>
           <w:sz w:val="18"/>
         </w:rPr>
-        <w:t>Worede DT et al.  ·  BMC Public Health  ·  03.08.2026  ·  PMID 42547865</w:t>
+        <w:t>Checa C et al.  ·  BMJ Open  ·  17.07.2026  ·  PMID 42468957</w:t>
       </w:r>
     </w:p>
     <w:p>
       <w:r>
-        <w:t>28-Jahres-Längsschnittstudie des Sozio-Oekonomischen Panels (SOEP 1996–2023) zur Geschlechtsinteraktion zwischen sozialer Benachteiligung und Mortalität (N=112.006 Erwachsene, 660.480 Person-Wellen, 4.974 Todesfälle).</w:t>
+        <w:t>Bevölkerungsbasierte Querschnittstudie aus Spanien mit 80 MI-Fällen unter 400 Erwerbstätigen (2020) zur Untersuchung von Geschlechtsunterschieden in Assoziation mit Risikofaktoren.</w:t>
       </w:r>
     </w:p>
     <w:p>
@@ -162,7 +162,7 @@
         <w:t xml:space="preserve">Ergebnis: </w:t>
       </w:r>
       <w:r>
-        <w:t>Kumulative soziale Benachteiligung erhöhte Mortalitätsrisiko bei beiden: Frauen +13% pro Jahr (HR 1,13; KI 1,07–1,19 bei 50 J.); Steigung steiler bei Männern (+15%, Interaktion HR 1,02; KI 1,01–1,04). Alter modulierte: Effekt attenuiert mit steigendem Alter, aber gradueller bei Männern. Life-stage-Effekte: Frauen 16–29 J. stärker (HR 1,34; KI 1,05–1,71); Männer 45+ J. (mid: 1,13; late: 1,14). Biologie versus Zugang nicht differenziert.</w:t>
+        <w:t>MI betraf überwiegend Männer (74,2 %). Bei Frauen waren Depression (OR 6,75, 95 %-KI 2,23–20,4), Adipositas (OR 6,36, 95 %-KI 1,62–24,9) und COPD (OR 27,7, 95 %-KI 4,21–749) stärker mit MI assoziiert; bei Männern Angststörungen (OR 8,65, 95 %-KI 3,09–26,8) und Hypertonie (OR 4,11, 95 %-KI 2,24–7,62). Der Unterschied liegt in unterschiedlichen Komorbiditätsmustern, nicht in Beschäftigungsfaktoren.</w:t>
       </w:r>
     </w:p>
     <w:p>
@@ -177,7 +177,7 @@
         <w:rPr>
           <w:sz w:val="19"/>
         </w:rPr>
-        <w:t>Deutschland, SOEP-Daten hoher Qualität</w:t>
+        <w:t>Spanien, europäisches Versicherungssystem vergleichbar mit Deutschland; populationsgestützte Daten mit Geschlechtsstratifikation.</w:t>
       </w:r>
     </w:p>
     <w:p>
@@ -186,65 +186,7 @@
           <w:color w:val="5A7D3A"/>
           <w:sz w:val="18"/>
         </w:rPr>
-        <w:t>https://pubmed.ncbi.nlm.nih.gov/42547865/</w:t>
-      </w:r>
-    </w:p>
-    <w:p>
-      <w:pPr>
-        <w:pStyle w:val="Heading2"/>
-      </w:pPr>
-      <w:r>
-        <w:t>Geschlechtsunterschiede in psychiatrischen Symptomprofilen verschwinden nicht beim Übergang in Erwachsenenversorgung</w:t>
-      </w:r>
-    </w:p>
-    <w:p>
-      <w:r>
-        <w:rPr>
-          <w:i/>
-          <w:color w:val="666666"/>
-          <w:sz w:val="18"/>
-        </w:rPr>
-        <w:t>D'Addazio M et al.  ·  BMJ Ment Health  ·  21.07.2026  ·  PMID 42481172</w:t>
-      </w:r>
-    </w:p>
-    <w:p>
-      <w:r>
-        <w:t>Europäische Kohortenstudie (MILESTONE) mit 1.004 Adoleszenten (17–19 J.) über 24 Monate zum Geschlechtsunterschied in psychischen Symptomen und Funktionsfähigkeit beim CAMHS–AMHS-Übergang.</w:t>
-      </w:r>
-    </w:p>
-    <w:p>
-      <w:r>
-        <w:rPr>
-          <w:b/>
-        </w:rPr>
-        <w:t xml:space="preserve">Ergebnis: </w:t>
-      </w:r>
-      <w:r>
-        <w:t>Männer zeigten durchgehend höhere Symptombelastung (insbes. Angststörung/ASD, ED/OCD, Schizophrenie) und schlechtere Funktionsfähigkeit. Frauen hatten bessere adaptive Outcomes. Unterschiede in Symptomprofilen persistierten über 2 Jahre; Männer stärker in externalisierten, Frauen in internalisierten Symptomen. Risiken weiblicher und männlicher Fehldiagnosen (ADHD/ASD bei Frauen, ED bei Männern) benannt.</w:t>
-      </w:r>
-    </w:p>
-    <w:p>
-      <w:r>
-        <w:rPr>
-          <w:b/>
-          <w:sz w:val="19"/>
-        </w:rPr>
-        <w:t xml:space="preserve">Übertragbarkeit: </w:t>
-      </w:r>
-      <w:r>
-        <w:rPr>
-          <w:sz w:val="19"/>
-        </w:rPr>
-        <w:t>Mehrländer-europäische Daten, vergleichbare Gesundheitssysteme</w:t>
-      </w:r>
-    </w:p>
-    <w:p>
-      <w:r>
-        <w:rPr>
-          <w:color w:val="5A7D3A"/>
-          <w:sz w:val="18"/>
-        </w:rPr>
-        <w:t>https://pubmed.ncbi.nlm.nih.gov/42481172/</w:t>
+        <w:t>https://pubmed.ncbi.nlm.nih.gov/42468957/</w:t>
       </w:r>
     </w:p>
     <w:sectPr>

--- a/download/studien-aktuell.docx
+++ b/download/studien-aktuell.docx
@@ -62,7 +62,7 @@
           <w:color w:val="666666"/>
           <w:sz w:val="18"/>
         </w:rPr>
-        <w:t>Stand: 23.08.2026  |  2 Studien  |  gender.m-vf.de</w:t>
+        <w:t>Stand: 24.08.2026  |  1 Studien  |  gender.m-vf.de</w:t>
       </w:r>
     </w:p>
     <w:p>
@@ -70,7 +70,7 @@
         <w:pStyle w:val="Heading1"/>
       </w:pPr>
       <w:r>
-        <w:t>Aufgenommen am 23.08.2026</w:t>
+        <w:t>Aufgenommen am 24.08.2026</w:t>
       </w:r>
     </w:p>
     <w:p>
@@ -78,7 +78,7 @@
         <w:pStyle w:val="Heading2"/>
       </w:pPr>
       <w:r>
-        <w:t>Luftqualität und niedriges Geburtsgewicht: Verbesserung der Luftqualität würde bei Müttern mit niedriger Schulbildung mehr Fälle verhindern</w:t>
+        <w:t>HPV-Screening bei transmanischen Personen: Selbst gewonnene Urinprobe akzeptabel und praktikabel</w:t>
       </w:r>
     </w:p>
     <w:p>
@@ -88,12 +88,12 @@
           <w:color w:val="666666"/>
           <w:sz w:val="18"/>
         </w:rPr>
-        <w:t>Sieber S et al.  ·  Int J Epidemiol  ·  24.06.2026  ·  PMID 42470137</w:t>
+        <w:t>Vervalcke J et al.  ·  Eur J Obstet Gynecol Reprod Biol  ·  30.07.2026  ·  PMID 42541966</w:t>
       </w:r>
     </w:p>
     <w:p>
       <w:r>
-        <w:t>Bevölkerungsgestützte Studie aus Spanien mit 1,4 Millionen Geburten 2010–2018, Analyse der Assoziation zwischen Feinstaubexposition (PM2,5, NO₂) und Niedriges-Geburtsgewicht, stratifiziert nach mütterlicher Schulbildung.</w:t>
+        <w:t>Proof-of-Concept-Studie an 19 transmanischen Personen mit Zervix prüfte Akzeptabilität und Machbarkeit selbst gewonnener HPV-Tests zur Überwindung von Barrieren beim Zervixkrebsscreening.</w:t>
       </w:r>
     </w:p>
     <w:p>
@@ -104,7 +104,7 @@
         <w:t xml:space="preserve">Ergebnis: </w:t>
       </w:r>
       <w:r>
-        <w:t>Ein Anstieg von 10 µg/m³ PM2,5 war mit 6 % höheren Chancen für niedriges Geburtsgewicht assoziiert (95 %-KI 0–11 %), NO₂ mit 1 % (95 %-KI 0–3 %). Mütter mit Primarschule zeigten höchstes Risiko (OR 1,76, 95 %-KI 1,71–1,82 gegenüber tertiärer Bildung). Die primäre Schulbildungsgruppe erfuhr die größten relativen Risikreduktionen unter Luftqualitäts-Interventionsszenarien. Soziale Determinanten (Bildung) waren stärker als Luftqualität allein.</w:t>
+        <w:t>94,7 % (18/19) betrachteten Selbstprobennahme als wertvoll, 84,2 % (16/19) bevorzugten Urin- gegenüber vaginaler Probe. HPV-Positivität in 2/17 Urinproben und 3/17 Vaginalproben nachgewiesen (Genotypen 53, 66). Kein unerwünschtes Ereignis berichtet.</w:t>
       </w:r>
     </w:p>
     <w:p>
@@ -119,7 +119,7 @@
         <w:rPr>
           <w:sz w:val="19"/>
         </w:rPr>
-        <w:t>Spanien, europäisches Gesundheitssystem mit Routinedaten zu Geburten; Luftqualität und Bildung sind soziale, nicht biologische Erklärung.</w:t>
+        <w:t>Belgien, europäisches Gesundheitssystem; zeigt Zugangsbarriere bei einer unterversorgten Population und pragmatische Lösung.</w:t>
       </w:r>
     </w:p>
     <w:p>
@@ -128,65 +128,7 @@
           <w:color w:val="5A7D3A"/>
           <w:sz w:val="18"/>
         </w:rPr>
-        <w:t>https://pubmed.ncbi.nlm.nih.gov/42470137/</w:t>
-      </w:r>
-    </w:p>
-    <w:p>
-      <w:pPr>
-        <w:pStyle w:val="Heading2"/>
-      </w:pPr>
-      <w:r>
-        <w:t>Herzinfarkt im erwerbstätigen Alter: Frauen zeigen stärkere Assoziationen mit psychischen Komorbiditäten als Männer</w:t>
-      </w:r>
-    </w:p>
-    <w:p>
-      <w:r>
-        <w:rPr>
-          <w:i/>
-          <w:color w:val="666666"/>
-          <w:sz w:val="18"/>
-        </w:rPr>
-        <w:t>Checa C et al.  ·  BMJ Open  ·  17.07.2026  ·  PMID 42468957</w:t>
-      </w:r>
-    </w:p>
-    <w:p>
-      <w:r>
-        <w:t>Bevölkerungsbasierte Querschnittstudie aus Spanien mit 80 MI-Fällen unter 400 Erwerbstätigen (2020) zur Untersuchung von Geschlechtsunterschieden in Assoziation mit Risikofaktoren.</w:t>
-      </w:r>
-    </w:p>
-    <w:p>
-      <w:r>
-        <w:rPr>
-          <w:b/>
-        </w:rPr>
-        <w:t xml:space="preserve">Ergebnis: </w:t>
-      </w:r>
-      <w:r>
-        <w:t>MI betraf überwiegend Männer (74,2 %). Bei Frauen waren Depression (OR 6,75, 95 %-KI 2,23–20,4), Adipositas (OR 6,36, 95 %-KI 1,62–24,9) und COPD (OR 27,7, 95 %-KI 4,21–749) stärker mit MI assoziiert; bei Männern Angststörungen (OR 8,65, 95 %-KI 3,09–26,8) und Hypertonie (OR 4,11, 95 %-KI 2,24–7,62). Der Unterschied liegt in unterschiedlichen Komorbiditätsmustern, nicht in Beschäftigungsfaktoren.</w:t>
-      </w:r>
-    </w:p>
-    <w:p>
-      <w:r>
-        <w:rPr>
-          <w:b/>
-          <w:sz w:val="19"/>
-        </w:rPr>
-        <w:t xml:space="preserve">Übertragbarkeit: </w:t>
-      </w:r>
-      <w:r>
-        <w:rPr>
-          <w:sz w:val="19"/>
-        </w:rPr>
-        <w:t>Spanien, europäisches Versicherungssystem vergleichbar mit Deutschland; populationsgestützte Daten mit Geschlechtsstratifikation.</w:t>
-      </w:r>
-    </w:p>
-    <w:p>
-      <w:r>
-        <w:rPr>
-          <w:color w:val="5A7D3A"/>
-          <w:sz w:val="18"/>
-        </w:rPr>
-        <w:t>https://pubmed.ncbi.nlm.nih.gov/42468957/</w:t>
+        <w:t>https://pubmed.ncbi.nlm.nih.gov/42541966/</w:t>
       </w:r>
     </w:p>
     <w:sectPr>

--- a/download/studien-aktuell.docx
+++ b/download/studien-aktuell.docx
@@ -62,7 +62,7 @@
           <w:color w:val="666666"/>
           <w:sz w:val="18"/>
         </w:rPr>
-        <w:t>Stand: 24.08.2026  |  1 Studien  |  gender.m-vf.de</w:t>
+        <w:t>Stand: 26.08.2026  |  2 Studien  |  gender.m-vf.de</w:t>
       </w:r>
     </w:p>
     <w:p>
@@ -70,7 +70,7 @@
         <w:pStyle w:val="Heading1"/>
       </w:pPr>
       <w:r>
-        <w:t>Aufgenommen am 24.08.2026</w:t>
+        <w:t>Aufgenommen am 26.08.2026</w:t>
       </w:r>
     </w:p>
     <w:p>
@@ -78,7 +78,7 @@
         <w:pStyle w:val="Heading2"/>
       </w:pPr>
       <w:r>
-        <w:t>HPV-Screening bei transmanischen Personen: Selbst gewonnene Urinprobe akzeptabel und praktikabel</w:t>
+        <w:t>Gestationsdiabetes und fetale Programmierung: Mädchen stärker betroffen</w:t>
       </w:r>
     </w:p>
     <w:p>
@@ -88,12 +88,12 @@
           <w:color w:val="666666"/>
           <w:sz w:val="18"/>
         </w:rPr>
-        <w:t>Vervalcke J et al.  ·  Eur J Obstet Gynecol Reprod Biol  ·  30.07.2026  ·  PMID 42541966</w:t>
+        <w:t>Hatem G et al.  ·  BMC Med  ·  21.08.2026  ·  PMID 42629565</w:t>
       </w:r>
     </w:p>
     <w:p>
       <w:r>
-        <w:t>Proof-of-Concept-Studie an 19 transmanischen Personen mit Zervix prüfte Akzeptabilität und Machbarkeit selbst gewonnener HPV-Tests zur Überwindung von Barrieren beim Zervixkrebsscreening.</w:t>
+        <w:t>Multi-omics-Kohortenstudie (Tansania, n=GDM-exponierte und Kontroll-Neugeborene) zu genetischen, epigenetischen und transkriptomischen Signaturen bei Neugeborenen von Gestationsdiabetes-Müttern mit Geschlechtsstratifizierung.</w:t>
       </w:r>
     </w:p>
     <w:p>
@@ -104,7 +104,7 @@
         <w:t xml:space="preserve">Ergebnis: </w:t>
       </w:r>
       <w:r>
-        <w:t>94,7 % (18/19) betrachteten Selbstprobennahme als wertvoll, 84,2 % (16/19) bevorzugten Urin- gegenüber vaginaler Probe. HPV-Positivität in 2/17 Urinproben und 3/17 Vaginalproben nachgewiesen (Genotypen 53, 66). Kein unerwünschtes Ereignis berichtet.</w:t>
+        <w:t>Mädchen zeigten stärker ausgeprägte Unterschiede: höhere anthropometrische Maße, höherer polygenetischer Score für T2D-β-Zell-Dysfunktion, erhöhtes Cord-Insulin. Differenziell exprimierte Gene: 273 bei Mädchen vs. 4 bei Jungen. Gene (SESN3, HMBS, MAN2A2) korrelierten mit Neonatalanthropometrie und Insulin, besonders bei Mädchen. Gene waren fetal-pankreaspezifisch. Biologische Programmierung zeigt geschlechtsspezifische Muster.</w:t>
       </w:r>
     </w:p>
     <w:p>
@@ -119,7 +119,7 @@
         <w:rPr>
           <w:sz w:val="19"/>
         </w:rPr>
-        <w:t>Belgien, europäisches Gesundheitssystem; zeigt Zugangsbarriere bei einer unterversorgten Population und pragmatische Lösung.</w:t>
+        <w:t>Tansania (LMIC), aber biologisches Fetal-Programming universell, epigenetik grundlagenorientiert.</w:t>
       </w:r>
     </w:p>
     <w:p>
@@ -128,7 +128,65 @@
           <w:color w:val="5A7D3A"/>
           <w:sz w:val="18"/>
         </w:rPr>
-        <w:t>https://pubmed.ncbi.nlm.nih.gov/42541966/</w:t>
+        <w:t>https://pubmed.ncbi.nlm.nih.gov/42629565/</w:t>
+      </w:r>
+    </w:p>
+    <w:p>
+      <w:pPr>
+        <w:pStyle w:val="Heading2"/>
+      </w:pPr>
+      <w:r>
+        <w:t>Müttersterblichkeit im UK: Strukturelle Defizite bei Black, Asian und migrant women</w:t>
+      </w:r>
+    </w:p>
+    <w:p>
+      <w:r>
+        <w:rPr>
+          <w:i/>
+          <w:color w:val="666666"/>
+          <w:sz w:val="18"/>
+        </w:rPr>
+        <w:t>Bolarinwa O  ·  Int J Equity Health  ·  27.07.2026  ·  PMID 42509547</w:t>
+      </w:r>
+    </w:p>
+    <w:p>
+      <w:r>
+        <w:t>Kommentar zu MBRRACE-UK-2025-Daten, der kulturelle Sensibilität in der Geburtshilfe als integralen Teil der Versorgungsgerechtigkeit rahmt – nicht als Zusatz.</w:t>
+      </w:r>
+    </w:p>
+    <w:p>
+      <w:r>
+        <w:rPr>
+          <w:b/>
+        </w:rPr>
+        <w:t xml:space="preserve">Ergebnis: </w:t>
+      </w:r>
+      <w:r>
+        <w:t>Black, Asian und migrant women in Großbritannien erfahren beharrliche Disparitäten in Müttersterblichkeit, die in strukturellen Mängeln der Versorgung wurzeln, nicht in Differenzen zwischen Gruppen. Der Kommentar fordert Embedding von kultureller Kompetenz in nationale Leitlinien, Servicekonten und verpflichtende Schulung als Bedingung für Equity.</w:t>
+      </w:r>
+    </w:p>
+    <w:p>
+      <w:r>
+        <w:rPr>
+          <w:b/>
+          <w:sz w:val="19"/>
+        </w:rPr>
+        <w:t xml:space="preserve">Übertragbarkeit: </w:t>
+      </w:r>
+      <w:r>
+        <w:rPr>
+          <w:sz w:val="19"/>
+        </w:rPr>
+        <w:t>UK-System, übertragbares Geschäftsmodell (verpflichtend strukturelle Änderungen statt Etikett).</w:t>
+      </w:r>
+    </w:p>
+    <w:p>
+      <w:r>
+        <w:rPr>
+          <w:color w:val="5A7D3A"/>
+          <w:sz w:val="18"/>
+        </w:rPr>
+        <w:t>https://pubmed.ncbi.nlm.nih.gov/42509547/</w:t>
       </w:r>
     </w:p>
     <w:sectPr>

--- a/download/studien-aktuell.docx
+++ b/download/studien-aktuell.docx
@@ -62,7 +62,7 @@
           <w:color w:val="666666"/>
           <w:sz w:val="18"/>
         </w:rPr>
-        <w:t>Stand: 26.08.2026  |  2 Studien  |  gender.m-vf.de</w:t>
+        <w:t>Stand: 27.08.2026  |  6 Studien  |  gender.m-vf.de</w:t>
       </w:r>
     </w:p>
     <w:p>
@@ -70,7 +70,7 @@
         <w:pStyle w:val="Heading1"/>
       </w:pPr>
       <w:r>
-        <w:t>Aufgenommen am 26.08.2026</w:t>
+        <w:t>Aufgenommen am 27.08.2026</w:t>
       </w:r>
     </w:p>
     <w:p>
@@ -78,7 +78,7 @@
         <w:pStyle w:val="Heading2"/>
       </w:pPr>
       <w:r>
-        <w:t>Gestationsdiabetes und fetale Programmierung: Mädchen stärker betroffen</w:t>
+        <w:t>Koronare Herzkrankheit bei Frauen: Nicht-obstruktive Phänotypen erfordern andere Diagnos tik und Therapie</w:t>
       </w:r>
     </w:p>
     <w:p>
@@ -88,12 +88,12 @@
           <w:color w:val="666666"/>
           <w:sz w:val="18"/>
         </w:rPr>
-        <w:t>Hatem G et al.  ·  BMC Med  ·  21.08.2026  ·  PMID 42629565</w:t>
+        <w:t>Nastouli KM et al.  ·  Medicina (Kaunas)  ·  07.07.2026  ·  PMID 42512855</w:t>
       </w:r>
     </w:p>
     <w:p>
       <w:r>
-        <w:t>Multi-omics-Kohortenstudie (Tansania, n=GDM-exponierte und Kontroll-Neugeborene) zu genetischen, epigenetischen und transkriptomischen Signaturen bei Neugeborenen von Gestationsdiabetes-Müttern mit Geschlechtsstratifizierung.</w:t>
+        <w:t>Europäische Review (Autoren aus Griechenland, UK, Deutschland, Schweiz) fasst geschlechtsspezifische Pathophysiologie, Risikofaktoren, Präsentation und Management zusammen.</w:t>
       </w:r>
     </w:p>
     <w:p>
@@ -104,7 +104,7 @@
         <w:t xml:space="preserve">Ergebnis: </w:t>
       </w:r>
       <w:r>
-        <w:t>Mädchen zeigten stärker ausgeprägte Unterschiede: höhere anthropometrische Maße, höherer polygenetischer Score für T2D-β-Zell-Dysfunktion, erhöhtes Cord-Insulin. Differenziell exprimierte Gene: 273 bei Mädchen vs. 4 bei Jungen. Gene (SESN3, HMBS, MAN2A2) korrelierten mit Neonatalanthropometrie und Insulin, besonders bei Mädchen. Gene waren fetal-pankreaspezifisch. Biologische Programmierung zeigt geschlechtsspezifische Muster.</w:t>
+        <w:t>Frauen präsentieren häufiger mit nicht-obstruktiven Mustern: Angina mit nicht-obstruktiven Koronararterien (INOCA), koronare mikrovaskuläre Dysfunktion, Myokardinfarkt ohne obstruktive Koronararterien (MINOCA), spontane Koronararteriendissektion (SCAD), Takotsubo-Syndrom. Diese erfordern kardiale MRT, intrakoronare Bildgebung und Funktionsprüfung statt nur Stenose-Detektion. Frauen haben niedrigere Troponinwerte, atypische Symptome und werden deswegen verzögert diagnostiziert. Weiblich-spezifische Risikofaktoren: vorzeitige Menopause, adverse Schwangerschaftsergebnisse, Polyzystisches Ovarialsyndrom, Autoimmunerkrankungen, psychosoziale Stressoren.</w:t>
       </w:r>
     </w:p>
     <w:p>
@@ -119,7 +119,7 @@
         <w:rPr>
           <w:sz w:val="19"/>
         </w:rPr>
-        <w:t>Tansania (LMIC), aber biologisches Fetal-Programming universell, epigenetik grundlagenorientiert.</w:t>
+        <w:t>Europäische Experten, klinische Leitlinie, DACH nicht im Autorenkollektiv aber anwendbar</w:t>
       </w:r>
     </w:p>
     <w:p>
@@ -128,7 +128,7 @@
           <w:color w:val="5A7D3A"/>
           <w:sz w:val="18"/>
         </w:rPr>
-        <w:t>https://pubmed.ncbi.nlm.nih.gov/42629565/</w:t>
+        <w:t>https://pubmed.ncbi.nlm.nih.gov/42512855/</w:t>
       </w:r>
     </w:p>
     <w:p>
@@ -136,7 +136,7 @@
         <w:pStyle w:val="Heading2"/>
       </w:pPr>
       <w:r>
-        <w:t>Müttersterblichkeit im UK: Strukturelle Defizite bei Black, Asian und migrant women</w:t>
+        <w:t>Diskriminierungserfahrungen von Pflegestudierenden: Frauen berichten signifikant mehr</w:t>
       </w:r>
     </w:p>
     <w:p>
@@ -146,12 +146,12 @@
           <w:color w:val="666666"/>
           <w:sz w:val="18"/>
         </w:rPr>
-        <w:t>Bolarinwa O  ·  Int J Equity Health  ·  27.07.2026  ·  PMID 42509547</w:t>
+        <w:t>Ungar N et al.  ·  Psychiatr Prax  ·  20.07.2026  ·  PMID 42476182</w:t>
       </w:r>
     </w:p>
     <w:p>
       <w:r>
-        <w:t>Kommentar zu MBRRACE-UK-2025-Daten, der kulturelle Sensibilität in der Geburtshilfe als integralen Teil der Versorgungsgerechtigkeit rahmt – nicht als Zusatz.</w:t>
+        <w:t>Deutsche Onlinebefragung von 117 Pflegestudierenden prüfte, inwieweit Studierende in praktischen Einsätzen Diskriminierung erleben und welche Rolle das Geschlecht spielt.</w:t>
       </w:r>
     </w:p>
     <w:p>
@@ -162,7 +162,7 @@
         <w:t xml:space="preserve">Ergebnis: </w:t>
       </w:r>
       <w:r>
-        <w:t>Black, Asian und migrant women in Großbritannien erfahren beharrliche Disparitäten in Müttersterblichkeit, die in strukturellen Mängeln der Versorgung wurzeln, nicht in Differenzen zwischen Gruppen. Der Kommentar fordert Embedding von kultureller Kompetenz in nationale Leitlinien, Servicekonten und verpflichtende Schulung als Bedingung für Equity.</w:t>
+        <w:t>Über 50% erlebten gelegentlich oder regelmäßig Diskriminierung. Weibliche Studierende berichteten signifikant höhere Diskriminierungswerte als männliche (M=4,27 vs. 2,99, p=0,001). Kein signifikanter Zusammenhang mit Geschlechtsrollenselbstkonzept. Diese Ergebnisse quantifizieren Diskriminierung in der Pflegeausbildung und belegen das Geschlecht als Risikofaktor.</w:t>
       </w:r>
     </w:p>
     <w:p>
@@ -177,7 +177,7 @@
         <w:rPr>
           <w:sz w:val="19"/>
         </w:rPr>
-        <w:t>UK-System, übertragbares Geschäftsmodell (verpflichtend strukturelle Änderungen statt Etikett).</w:t>
+        <w:t>Deutschland, direkte deutsche Stichprobe, Versorgungsausbildung</w:t>
       </w:r>
     </w:p>
     <w:p>
@@ -186,7 +186,239 @@
           <w:color w:val="5A7D3A"/>
           <w:sz w:val="18"/>
         </w:rPr>
-        <w:t>https://pubmed.ncbi.nlm.nih.gov/42509547/</w:t>
+        <w:t>https://pubmed.ncbi.nlm.nih.gov/42476182/</w:t>
+      </w:r>
+    </w:p>
+    <w:p>
+      <w:pPr>
+        <w:pStyle w:val="Heading2"/>
+      </w:pPr>
+      <w:r>
+        <w:t>Körperzusammensetzung und Diabetesrisiko: Geschlechtsspezifische Fett-Muskel-Muster in der UK Biobank</w:t>
+      </w:r>
+    </w:p>
+    <w:p>
+      <w:r>
+        <w:rPr>
+          <w:i/>
+          <w:color w:val="666666"/>
+          <w:sz w:val="18"/>
+        </w:rPr>
+        <w:t>Ma Y et al.  ·  Diabetes  ·  01.09.2026  ·  PMID 42467557</w:t>
+      </w:r>
+    </w:p>
+    <w:p>
+      <w:r>
+        <w:t>UK Biobank Daten von 258.500 Personen prüften, ob Muster von Fettverteilung und Muskelaufbau den Typ-2-Diabetes-Risikovorhersage besser erklären als alleinige Adipositas-Maße und ob dies geschlechtsspezifisch ist.</w:t>
+      </w:r>
+    </w:p>
+    <w:p>
+      <w:r>
+        <w:rPr>
+          <w:b/>
+        </w:rPr>
+        <w:t xml:space="preserve">Ergebnis: </w:t>
+      </w:r>
+      <w:r>
+        <w:t>Über 11 Jahre: 33.636 Diabetes-Fälle. Generalisierte Adiposität erhöhte das Risiko bei Männern um Faktor 1,73 (95% CI 1,33–2,24) und Frauen um 2,21 (1,55–3,16). Bein-dominante Muskelmasse senkte das Risiko (Männer HR 0,57, Frauen HR 0,50). Zentrale Magerheit senkte Risiko nur bei Frauen (HR 0,41). Geschlechtsspezifische Beitragsmuster: zentrale Magerheit stärker bei Männern, Bein-Muskulatur stärker bei Frauen.</w:t>
+      </w:r>
+    </w:p>
+    <w:p>
+      <w:r>
+        <w:rPr>
+          <w:b/>
+          <w:sz w:val="19"/>
+        </w:rPr>
+        <w:t xml:space="preserve">Übertragbarkeit: </w:t>
+      </w:r>
+      <w:r>
+        <w:rPr>
+          <w:sz w:val="19"/>
+        </w:rPr>
+        <w:t>UK Biobank, große Querschnittsstudie, anthropometrische Standardmessungen</w:t>
+      </w:r>
+    </w:p>
+    <w:p>
+      <w:r>
+        <w:rPr>
+          <w:color w:val="5A7D3A"/>
+          <w:sz w:val="18"/>
+        </w:rPr>
+        <w:t>https://pubmed.ncbi.nlm.nih.gov/42467557/</w:t>
+      </w:r>
+    </w:p>
+    <w:p>
+      <w:pPr>
+        <w:pStyle w:val="Heading2"/>
+      </w:pPr>
+      <w:r>
+        <w:t>Herzinsuffizienz bei Frauen: Vergleichbare Langzeitprognose, unterschiedliche Präsentation</w:t>
+      </w:r>
+    </w:p>
+    <w:p>
+      <w:r>
+        <w:rPr>
+          <w:i/>
+          <w:color w:val="666666"/>
+          <w:sz w:val="18"/>
+        </w:rPr>
+        <w:t>Romero-Carrete C et al.  ·  Med Clin (Barc)  ·  07.07.2026  ·  PMID 42413339</w:t>
+      </w:r>
+    </w:p>
+    <w:p>
+      <w:r>
+        <w:t>Spanische Routinedaten von 1.986 Herzinsuffizienz-Patienten untersuchten geschlechtsspezifische Unterschiede in Klinik und Sterblichkeit über 10 Jahre.</w:t>
+      </w:r>
+    </w:p>
+    <w:p>
+      <w:r>
+        <w:rPr>
+          <w:b/>
+        </w:rPr>
+        <w:t xml:space="preserve">Ergebnis: </w:t>
+      </w:r>
+      <w:r>
+        <w:t>Frauen präsentierten sich mit fortgeschrittenerer NYHA-Klasse, Männer hatten niedrigere Ejektionsfraktion. Nach Anpassung: Keine signifikanten Unterschiede in der Gesamtsterblichkeit (HR Männer 1,109, p &gt; 0,05). Mortalitätsrisikofaktoren waren unabhängig vom Geschlecht: Alter≥80, NYHA III-IV, chronische Nierenerkrankung, Diabetes, koronare Erkrankung. Diese Ähnlichkeit in den Outcomes widerlegt frühereThesen ausgeprägter Geschlechtsunterschiede.</w:t>
+      </w:r>
+    </w:p>
+    <w:p>
+      <w:r>
+        <w:rPr>
+          <w:b/>
+          <w:sz w:val="19"/>
+        </w:rPr>
+        <w:t xml:space="preserve">Übertragbarkeit: </w:t>
+      </w:r>
+      <w:r>
+        <w:rPr>
+          <w:sz w:val="19"/>
+        </w:rPr>
+        <w:t>Spanische Klinikdaten, ähnliche Versicherungssysteme wie Deutschland</w:t>
+      </w:r>
+    </w:p>
+    <w:p>
+      <w:r>
+        <w:rPr>
+          <w:color w:val="5A7D3A"/>
+          <w:sz w:val="18"/>
+        </w:rPr>
+        <w:t>https://pubmed.ncbi.nlm.nih.gov/42413339/</w:t>
+      </w:r>
+    </w:p>
+    <w:p>
+      <w:pPr>
+        <w:pStyle w:val="Heading2"/>
+      </w:pPr>
+      <w:r>
+        <w:t>Vorhofflimmern und körperliche Funktion älterer Menschen: Geschlechtsspezifische Muster cerebraler Mikroinfarkte</w:t>
+      </w:r>
+    </w:p>
+    <w:p>
+      <w:r>
+        <w:rPr>
+          <w:i/>
+          <w:color w:val="666666"/>
+          <w:sz w:val="18"/>
+        </w:rPr>
+        <w:t>Spruit JR et al.  ·  J Am Med Dir Assoc  ·  06.07.2026  ·  PMID 42407388</w:t>
+      </w:r>
+    </w:p>
+    <w:p>
+      <w:r>
+        <w:t>Niederländische Gedächtnissprechstunden-Kohorte (Amsterdam, n=1.044, Alter 79,2 Jahre) prüfte, ob zerebrale Kleingefäßerkrankung den Zusammenhang zwischen Vorhofflimmern und körperlichem Abbau erklärt und ob dies geschlechtsspezifisch ist.</w:t>
+      </w:r>
+    </w:p>
+    <w:p>
+      <w:r>
+        <w:rPr>
+          <w:b/>
+        </w:rPr>
+        <w:t xml:space="preserve">Ergebnis: </w:t>
+      </w:r>
+      <w:r>
+        <w:t>AF-Prävalenz 15,4%. Männer mit AF: erhöhte Wahrscheinlichkeit für White-Matter-Hyperintensitäten (aOR 1,95, p&lt;0,001). Frauen mit AF: erhöhte Wahrscheinlichkeit für ≥3 zerebrale Mikroblutungen (aOR 1,94, p&lt;0,05). AF assoziiert mit Gangverlangsamung und Short Physical Performance Battery &lt;10 (aOR 2,42, p&lt;0,001), aber nicht mit Kognition. White-Matter-Hyperintensitäten mediierten die AF-Funktion-Assoziation, besonders bei Männern (B=0,57, p=0,012).</w:t>
+      </w:r>
+    </w:p>
+    <w:p>
+      <w:r>
+        <w:rPr>
+          <w:b/>
+          <w:sz w:val="19"/>
+        </w:rPr>
+        <w:t xml:space="preserve">Übertragbarkeit: </w:t>
+      </w:r>
+      <w:r>
+        <w:rPr>
+          <w:sz w:val="19"/>
+        </w:rPr>
+        <w:t>Niederlande, vergleichbare Gesundheitssystemstruktur</w:t>
+      </w:r>
+    </w:p>
+    <w:p>
+      <w:r>
+        <w:rPr>
+          <w:color w:val="5A7D3A"/>
+          <w:sz w:val="18"/>
+        </w:rPr>
+        <w:t>https://pubmed.ncbi.nlm.nih.gov/42407388/</w:t>
+      </w:r>
+    </w:p>
+    <w:p>
+      <w:pPr>
+        <w:pStyle w:val="Heading2"/>
+      </w:pPr>
+      <w:r>
+        <w:t>Anthropometrische Indizes für Schlafapnoe-Screening: Geschlechter- unterschiede verbessern Diagnostik</w:t>
+      </w:r>
+    </w:p>
+    <w:p>
+      <w:r>
+        <w:rPr>
+          <w:i/>
+          <w:color w:val="666666"/>
+          <w:sz w:val="18"/>
+        </w:rPr>
+        <w:t>Kalkanis A et al.  ·  Sleep Med  ·  04.07.2026  ·  PMID 42407328</w:t>
+      </w:r>
+    </w:p>
+    <w:p>
+      <w:r>
+        <w:t>Europäische Schlaflabor-Routine daten (ESADA) von 10.916 Patienten prüften, welche Körpermaße mittelschwere-schwere Schlafapnoe besser identifizieren als BMI allein.</w:t>
+      </w:r>
+    </w:p>
+    <w:p>
+      <w:r>
+        <w:rPr>
+          <w:b/>
+        </w:rPr>
+        <w:t xml:space="preserve">Ergebnis: </w:t>
+      </w:r>
+      <w:r>
+        <w:t>Bei Männern: Körperfettanteil nach Deurenberg &gt;25,94% zeigte 90,5% Sensitivität und 79,4% Genauigkeit. Bei Frauen: Körperfettanteil nach Lean &gt;43,15% zeigte 88% Sensitivität und 72,5% Genauigkeit. Beide übertroffen BMI (Männer AUC 0,715; Frauen AUC 0,681). Geschlechtsspezifische Schwellwerte ermöglichen präzisere Selektion für Heim- schlaftests.</w:t>
+      </w:r>
+    </w:p>
+    <w:p>
+      <w:r>
+        <w:rPr>
+          <w:b/>
+          <w:sz w:val="19"/>
+        </w:rPr>
+        <w:t xml:space="preserve">Übertragbarkeit: </w:t>
+      </w:r>
+      <w:r>
+        <w:rPr>
+          <w:sz w:val="19"/>
+        </w:rPr>
+        <w:t>Europäische Routine-Polysomnographie, DACH-Länder im Netzwerk</w:t>
+      </w:r>
+    </w:p>
+    <w:p>
+      <w:r>
+        <w:rPr>
+          <w:color w:val="5A7D3A"/>
+          <w:sz w:val="18"/>
+        </w:rPr>
+        <w:t>https://pubmed.ncbi.nlm.nih.gov/42407328/</w:t>
       </w:r>
     </w:p>
     <w:sectPr>

--- a/download/studien-aktuell.docx
+++ b/download/studien-aktuell.docx
@@ -62,7 +62,7 @@
           <w:color w:val="666666"/>
           <w:sz w:val="18"/>
         </w:rPr>
-        <w:t>Stand: 27.08.2026  |  6 Studien  |  gender.m-vf.de</w:t>
+        <w:t>Stand: 28.08.2026  |  6 Studien  |  gender.m-vf.de</w:t>
       </w:r>
     </w:p>
     <w:p>
@@ -70,7 +70,7 @@
         <w:pStyle w:val="Heading1"/>
       </w:pPr>
       <w:r>
-        <w:t>Aufgenommen am 27.08.2026</w:t>
+        <w:t>Aufgenommen am 28.08.2026</w:t>
       </w:r>
     </w:p>
     <w:p>
@@ -78,7 +78,7 @@
         <w:pStyle w:val="Heading2"/>
       </w:pPr>
       <w:r>
-        <w:t>Koronare Herzkrankheit bei Frauen: Nicht-obstruktive Phänotypen erfordern andere Diagnos tik und Therapie</w:t>
+        <w:t>Vietnamesisches Fachpersonal in deutscher Psychiatrie: Psychische Belastung und Geschlechterunterschiede</w:t>
       </w:r>
     </w:p>
     <w:p>
@@ -88,12 +88,12 @@
           <w:color w:val="666666"/>
           <w:sz w:val="18"/>
         </w:rPr>
-        <w:t>Nastouli KM et al.  ·  Medicina (Kaunas)  ·  07.07.2026  ·  PMID 42512855</w:t>
+        <w:t>Eilinghoff L et al.  ·  Sci Rep  ·  28.07.2026  ·  PMID 42521695</w:t>
       </w:r>
     </w:p>
     <w:p>
       <w:r>
-        <w:t>Europäische Review (Autoren aus Griechenland, UK, Deutschland, Schweiz) fasst geschlechtsspezifische Pathophysiologie, Risikofaktoren, Präsentation und Management zusammen.</w:t>
+        <w:t>Querschnittstudie zur beruflichen Lebensqualität (ProQOL) vietnamesischer und deutscher Fachkräfte in der psychischen Gesundheit in Berlin.</w:t>
       </w:r>
     </w:p>
     <w:p>
@@ -104,7 +104,7 @@
         <w:t xml:space="preserve">Ergebnis: </w:t>
       </w:r>
       <w:r>
-        <w:t>Frauen präsentieren häufiger mit nicht-obstruktiven Mustern: Angina mit nicht-obstruktiven Koronararterien (INOCA), koronare mikrovaskuläre Dysfunktion, Myokardinfarkt ohne obstruktive Koronararterien (MINOCA), spontane Koronararteriendissektion (SCAD), Takotsubo-Syndrom. Diese erfordern kardiale MRT, intrakoronare Bildgebung und Funktionsprüfung statt nur Stenose-Detektion. Frauen haben niedrigere Troponinwerte, atypische Symptome und werden deswegen verzögert diagnostiziert. Weiblich-spezifische Risikofaktoren: vorzeitige Menopause, adverse Schwangerschaftsergebnisse, Polyzystisches Ovarialsyndrom, Autoimmunerkrankungen, psychosoziale Stressoren.</w:t>
+        <w:t>Vietnamesische Mitarbeiter zeigten signifikant niedrigere Compassion Satisfaction (p&lt;0,05) und höhere Secondary Traumatic Stress (p&lt;0,05) als deutsche Kollegen. Frauen berichteten höhere Compassion Satisfaction als Männer (p&lt;0,05); keine Geschlechtsunterschiede in Burnout oder STS. Migration ist mit relevanten ProQOL-Unterschieden assoziiert.</w:t>
       </w:r>
     </w:p>
     <w:p>
@@ -119,7 +119,7 @@
         <w:rPr>
           <w:sz w:val="19"/>
         </w:rPr>
-        <w:t>Europäische Experten, klinische Leitlinie, DACH nicht im Autorenkollektiv aber anwendbar</w:t>
+        <w:t>Deutschland, Charité Berlin, deutsches Gesundheitswesen mit Migrationsfachkräften</w:t>
       </w:r>
     </w:p>
     <w:p>
@@ -128,7 +128,7 @@
           <w:color w:val="5A7D3A"/>
           <w:sz w:val="18"/>
         </w:rPr>
-        <w:t>https://pubmed.ncbi.nlm.nih.gov/42512855/</w:t>
+        <w:t>https://pubmed.ncbi.nlm.nih.gov/42521695/</w:t>
       </w:r>
     </w:p>
     <w:p>
@@ -136,7 +136,7 @@
         <w:pStyle w:val="Heading2"/>
       </w:pPr>
       <w:r>
-        <w:t>Diskriminierungserfahrungen von Pflegestudierenden: Frauen berichten signifikant mehr</w:t>
+        <w:t>Bestell für trans Menschen in Griechenland: Roadmap zur Versorgungsintegration</w:t>
       </w:r>
     </w:p>
     <w:p>
@@ -146,12 +146,12 @@
           <w:color w:val="666666"/>
           <w:sz w:val="18"/>
         </w:rPr>
-        <w:t>Ungar N et al.  ·  Psychiatr Prax  ·  20.07.2026  ·  PMID 42476182</w:t>
+        <w:t>Anastasaki M et al.  ·  Front Public Health  ·  13.07.2026  ·  PMID 42517110</w:t>
       </w:r>
     </w:p>
     <w:p>
       <w:r>
-        <w:t>Deutsche Onlinebefragung von 117 Pflegestudierenden prüfte, inwieweit Studierende in praktischen Einsätzen Diskriminierung erleben und welche Rolle das Geschlecht spielt.</w:t>
+        <w:t>Synthese aus dem TRANSCARE-Projekt: Welche Änderungen in Leitlinien, Fortbildung und Finanzierung notwendig sind, um geschlechtsangleichende Versorgung in europäische Gesundheitssysteme zu integrieren.</w:t>
       </w:r>
     </w:p>
     <w:p>
@@ -162,7 +162,7 @@
         <w:t xml:space="preserve">Ergebnis: </w:t>
       </w:r>
       <w:r>
-        <w:t>Über 50% erlebten gelegentlich oder regelmäßig Diskriminierung. Weibliche Studierende berichteten signifikant höhere Diskriminierungswerte als männliche (M=4,27 vs. 2,99, p=0,001). Kein signifikanter Zusammenhang mit Geschlechtsrollenselbstkonzept. Diese Ergebnisse quantifizieren Diskriminierung in der Pflegeausbildung und belegen das Geschlecht als Risikofaktor.</w:t>
+        <w:t>Roadmap benannt sechs Faktoren: Gesundheitspolitik, Gesetzgebung und Finanzierung, Verfügbarkeit von Hormonpräparaten, ärztliche Fortbildung, Implementierung von trans-spezifischen Diensten in primärer und sekundärer Versorgung sowie Verknüpfung von medizinischer und sozialer Hilfe. Pilotierung notwendig.</w:t>
       </w:r>
     </w:p>
     <w:p>
@@ -177,7 +177,7 @@
         <w:rPr>
           <w:sz w:val="19"/>
         </w:rPr>
-        <w:t>Deutschland, direkte deutsche Stichprobe, Versorgungsausbildung</w:t>
+        <w:t>Griechenland, europäischer Kontext, Modell für Adaptation in anderen Ländern</w:t>
       </w:r>
     </w:p>
     <w:p>
@@ -186,7 +186,7 @@
           <w:color w:val="5A7D3A"/>
           <w:sz w:val="18"/>
         </w:rPr>
-        <w:t>https://pubmed.ncbi.nlm.nih.gov/42476182/</w:t>
+        <w:t>https://pubmed.ncbi.nlm.nih.gov/42517110/</w:t>
       </w:r>
     </w:p>
     <w:p>
@@ -194,7 +194,7 @@
         <w:pStyle w:val="Heading2"/>
       </w:pPr>
       <w:r>
-        <w:t>Körperzusammensetzung und Diabetesrisiko: Geschlechtsspezifische Fett-Muskel-Muster in der UK Biobank</w:t>
+        <w:t>Saunabaden und Geschlecht: Frauen erholen sich, Männer sind sozial – Schweden</w:t>
       </w:r>
     </w:p>
     <w:p>
@@ -204,12 +204,12 @@
           <w:color w:val="666666"/>
           <w:sz w:val="18"/>
         </w:rPr>
-        <w:t>Ma Y et al.  ·  Diabetes  ·  01.09.2026  ·  PMID 42467557</w:t>
+        <w:t>Engström Å et al.  ·  Int J Circumpolar Health  ·  31.12.2026  ·  PMID 42507891</w:t>
       </w:r>
     </w:p>
     <w:p>
       <w:r>
-        <w:t>UK Biobank Daten von 258.500 Personen prüften, ob Muster von Fettverteilung und Muskelaufbau den Typ-2-Diabetes-Risikovorhersage besser erklären als alleinige Adipositas-Maße und ob dies geschlechtsspezifisch ist.</w:t>
+        <w:t>Deskriptive Querschnittstudie zu Motivationen und wahrgenommenen Gesundheitseffekten des Saunabades mit 588 schwedischen Regelmäßigen (384 Frauen, 204 Männer).</w:t>
       </w:r>
     </w:p>
     <w:p>
@@ -220,7 +220,7 @@
         <w:t xml:space="preserve">Ergebnis: </w:t>
       </w:r>
       <w:r>
-        <w:t>Über 11 Jahre: 33.636 Diabetes-Fälle. Generalisierte Adiposität erhöhte das Risiko bei Männern um Faktor 1,73 (95% CI 1,33–2,24) und Frauen um 2,21 (1,55–3,16). Bein-dominante Muskelmasse senkte das Risiko (Männer HR 0,57, Frauen HR 0,50). Zentrale Magerheit senkte Risiko nur bei Frauen (HR 0,41). Geschlechtsspezifische Beitragsmuster: zentrale Magerheit stärker bei Männern, Bein-Muskulatur stärker bei Frauen.</w:t>
+        <w:t>Frauen nannten psychische Erholung als Hauptmotivation (mental recovery), Männer soziale Kontakte (social togetherness). Frauen berichteten signifikant bessere Schlafqualität (p&lt;0,05) und weniger Körperschmerz (p&lt;0,05) nach Saunabaden; Männer zeigten diese Unterschiede nicht. Sauna wird als multidimensionale Gesundheitsförderung wahrgenommen.</w:t>
       </w:r>
     </w:p>
     <w:p>
@@ -235,7 +235,7 @@
         <w:rPr>
           <w:sz w:val="19"/>
         </w:rPr>
-        <w:t>UK Biobank, große Querschnittsstudie, anthropometrische Standardmessungen</w:t>
+        <w:t>Skandinavien, kulturelle Besonderheit, Geschlechterdimorphismus in Wahrnehmung und biologischer Response</w:t>
       </w:r>
     </w:p>
     <w:p>
@@ -244,7 +244,7 @@
           <w:color w:val="5A7D3A"/>
           <w:sz w:val="18"/>
         </w:rPr>
-        <w:t>https://pubmed.ncbi.nlm.nih.gov/42467557/</w:t>
+        <w:t>https://pubmed.ncbi.nlm.nih.gov/42507891/</w:t>
       </w:r>
     </w:p>
     <w:p>
@@ -252,7 +252,7 @@
         <w:pStyle w:val="Heading2"/>
       </w:pPr>
       <w:r>
-        <w:t>Herzinsuffizienz bei Frauen: Vergleichbare Langzeitprognose, unterschiedliche Präsentation</w:t>
+        <w:t>Englischproficiency und Versorgung: Wer die Sprache nicht spricht, kommt nicht an Versorgung heran – England</w:t>
       </w:r>
     </w:p>
     <w:p>
@@ -262,12 +262,12 @@
           <w:color w:val="666666"/>
           <w:sz w:val="18"/>
         </w:rPr>
-        <w:t>Romero-Carrete C et al.  ·  Med Clin (Barc)  ·  07.07.2026  ·  PMID 42413339</w:t>
+        <w:t>Davidson R et al.  ·  Health Place  ·  13.07.2026  ·  PMID 42442179</w:t>
       </w:r>
     </w:p>
     <w:p>
       <w:r>
-        <w:t>Spanische Routinedaten von 1.986 Herzinsuffizienz-Patienten untersuchten geschlechtsspezifische Unterschiede in Klinik und Sterblichkeit über 10 Jahre.</w:t>
+        <w:t>Analyse von Routinedaten aus Hausarztpraxen und Kliniken in Nordwestlondon: Zusammenhang zwischen Englischkenntnissen und gesundheitlicher Versorgung sowie Outcomes.</w:t>
       </w:r>
     </w:p>
     <w:p>
@@ -278,7 +278,7 @@
         <w:t xml:space="preserve">Ergebnis: </w:t>
       </w:r>
       <w:r>
-        <w:t>Frauen präsentierten sich mit fortgeschrittenerer NYHA-Klasse, Männer hatten niedrigere Ejektionsfraktion. Nach Anpassung: Keine signifikanten Unterschiede in der Gesamtsterblichkeit (HR Männer 1,109, p &gt; 0,05). Mortalitätsrisikofaktoren waren unabhängig vom Geschlecht: Alter≥80, NYHA III-IV, chronische Nierenerkrankung, Diabetes, koronare Erkrankung. Diese Ähnlichkeit in den Outcomes widerlegt frühereThesen ausgeprägter Geschlechtsunterschiede.</w:t>
+        <w:t>Personen ohne Englischkenntnisse zeigten höhere altersbereinigt Prävalenzen kardiometabolischer Erkrankungen und höhere primär- und sekundärmedizinische Inanspruchnahme. Sprachbarrieren sind ein signifikanter Zugangshindernis; Sprachunterstützung ab Registrierung wird empfohlen.</w:t>
       </w:r>
     </w:p>
     <w:p>
@@ -293,7 +293,7 @@
         <w:rPr>
           <w:sz w:val="19"/>
         </w:rPr>
-        <w:t>Spanische Klinikdaten, ähnliche Versicherungssysteme wie Deutschland</w:t>
+        <w:t>Großbritannien (NHS), vergleichbare Dokumentationspflichten, anderer Zugang als Deutschland</w:t>
       </w:r>
     </w:p>
     <w:p>
@@ -302,7 +302,7 @@
           <w:color w:val="5A7D3A"/>
           <w:sz w:val="18"/>
         </w:rPr>
-        <w:t>https://pubmed.ncbi.nlm.nih.gov/42413339/</w:t>
+        <w:t>https://pubmed.ncbi.nlm.nih.gov/42442179/</w:t>
       </w:r>
     </w:p>
     <w:p>
@@ -310,7 +310,7 @@
         <w:pStyle w:val="Heading2"/>
       </w:pPr>
       <w:r>
-        <w:t>Vorhofflimmern und körperliche Funktion älterer Menschen: Geschlechtsspezifische Muster cerebraler Mikroinfarkte</w:t>
+        <w:t>Frauen erholen sich besser von großen Magen-Darm-Tumoren – Männer zeigen höhere Sterblichkeit</w:t>
       </w:r>
     </w:p>
     <w:p>
@@ -320,12 +320,12 @@
           <w:color w:val="666666"/>
           <w:sz w:val="18"/>
         </w:rPr>
-        <w:t>Spruit JR et al.  ·  J Am Med Dir Assoc  ·  06.07.2026  ·  PMID 42407388</w:t>
+        <w:t>Mantke R et al.  ·  BJS Open  ·  03.07.2026  ·  PMID 42397348</w:t>
       </w:r>
     </w:p>
     <w:p>
       <w:r>
-        <w:t>Niederländische Gedächtnissprechstunden-Kohorte (Amsterdam, n=1.044, Alter 79,2 Jahre) prüfte, ob zerebrale Kleingefäßerkrankung den Zusammenhang zwischen Vorhofflimmern und körperlichem Abbau erklärt und ob dies geschlechtsspezifisch ist.</w:t>
+        <w:t>Vergleich von geschlechtsspezifischen Sterblichkeitsraten und Komplikationen nach kurativen Resektionen von Magen-Darm-Tumoren anhand deutscher Routinedaten 2010–2023.</w:t>
       </w:r>
     </w:p>
     <w:p>
@@ -336,7 +336,7 @@
         <w:t xml:space="preserve">Ergebnis: </w:t>
       </w:r>
       <w:r>
-        <w:t>AF-Prävalenz 15,4%. Männer mit AF: erhöhte Wahrscheinlichkeit für White-Matter-Hyperintensitäten (aOR 1,95, p&lt;0,001). Frauen mit AF: erhöhte Wahrscheinlichkeit für ≥3 zerebrale Mikroblutungen (aOR 1,94, p&lt;0,05). AF assoziiert mit Gangverlangsamung und Short Physical Performance Battery &lt;10 (aOR 2,42, p&lt;0,001), aber nicht mit Kognition. White-Matter-Hyperintensitäten mediierten die AF-Funktion-Assoziation, besonders bei Männern (B=0,57, p=0,012).</w:t>
+        <w:t>Frauen hatten niedrigere adjustierte Odds für in-hospital-Mortalität (5,4 % vs. 6,3 %; aOR 0,82, 95%-KI 0,81–0,84) und Komplikationen (11,9 % vs. 12,4 %; aOR 0,92, 95%-KI 0,89–0,94) als Männer. Der Vorteil war konsistent über Tumorarten hinweg (außer Ösophagus). Ursachen sind nicht unmittelbar geklärt.</w:t>
       </w:r>
     </w:p>
     <w:p>
@@ -351,7 +351,7 @@
         <w:rPr>
           <w:sz w:val="19"/>
         </w:rPr>
-        <w:t>Niederlande, vergleichbare Gesundheitssystemstruktur</w:t>
+        <w:t>Deutschland, deutsche Klinikdaten und Diagnoseverfahren mit hoher Dokumentationsqualität</w:t>
       </w:r>
     </w:p>
     <w:p>
@@ -360,7 +360,7 @@
           <w:color w:val="5A7D3A"/>
           <w:sz w:val="18"/>
         </w:rPr>
-        <w:t>https://pubmed.ncbi.nlm.nih.gov/42407388/</w:t>
+        <w:t>https://pubmed.ncbi.nlm.nih.gov/42397348/</w:t>
       </w:r>
     </w:p>
     <w:p>
@@ -368,7 +368,7 @@
         <w:pStyle w:val="Heading2"/>
       </w:pPr>
       <w:r>
-        <w:t>Anthropometrische Indizes für Schlafapnoe-Screening: Geschlechter- unterschiede verbessern Diagnostik</w:t>
+        <w:t>Frauen im gebärfähigen Alter: 30 Jahre Wandel in Gesundheit, Lebensstil, Verhütung – Schweiz</w:t>
       </w:r>
     </w:p>
     <w:p>
@@ -378,12 +378,12 @@
           <w:color w:val="666666"/>
           <w:sz w:val="18"/>
         </w:rPr>
-        <w:t>Kalkanis A et al.  ·  Sleep Med  ·  04.07.2026  ·  PMID 42407328</w:t>
+        <w:t>Calabretti I et al.  ·  Swiss Med Wkly  ·  17.06.2026  ·  PMID 42371870</w:t>
       </w:r>
     </w:p>
     <w:p>
       <w:r>
-        <w:t>Europäische Schlaflabor-Routine daten (ESADA) von 10.916 Patienten prüften, welche Körpermaße mittelschwere-schwere Schlafapnoe besser identifizieren als BMI allein.</w:t>
+        <w:t>Analyse von sieben landesweiten Schweizer Gesundheitsumfragen (1992–2022): Trends in Gesundheit, Medikamentengebrauch, Lebensstil und Verhütungswahl bei 15- bis 49-jährigen Frauen.</w:t>
       </w:r>
     </w:p>
     <w:p>
@@ -394,7 +394,7 @@
         <w:t xml:space="preserve">Ergebnis: </w:t>
       </w:r>
       <w:r>
-        <w:t>Bei Männern: Körperfettanteil nach Deurenberg &gt;25,94% zeigte 90,5% Sensitivität und 79,4% Genauigkeit. Bei Frauen: Körperfettanteil nach Lean &gt;43,15% zeigte 88% Sensitivität und 72,5% Genauigkeit. Beide übertroffen BMI (Männer AUC 0,715; Frauen AUC 0,681). Geschlechtsspezifische Schwellwerte ermöglichen präzisere Selektion für Heim- schlaftests.</w:t>
+        <w:t>Bildung stieg auf 35,9 % (Universitätsabschluss), Erwerbstätigenquote auf 82,6 %. BMI stieg von 21,7 auf 23,2. Psychische Gesundheitskonsultationen verdoppelten sich. Hormonelle Verhütung sank um 27,5 Punkte; IUP und Kondome stiegen. Antikonzeptiva-Mix verschob sich, ohne dass Gesamtabdeckung sank.</w:t>
       </w:r>
     </w:p>
     <w:p>
@@ -409,7 +409,7 @@
         <w:rPr>
           <w:sz w:val="19"/>
         </w:rPr>
-        <w:t>Europäische Routine-Polysomnographie, DACH-Länder im Netzwerk</w:t>
+        <w:t>Schweiz, vergleichbare Sozialversicherung mit Deutschland, verlässliche Bevölkerungsdaten</w:t>
       </w:r>
     </w:p>
     <w:p>
@@ -418,7 +418,7 @@
           <w:color w:val="5A7D3A"/>
           <w:sz w:val="18"/>
         </w:rPr>
-        <w:t>https://pubmed.ncbi.nlm.nih.gov/42407328/</w:t>
+        <w:t>https://pubmed.ncbi.nlm.nih.gov/42371870/</w:t>
       </w:r>
     </w:p>
     <w:sectPr>

--- a/download/studien-aktuell.docx
+++ b/download/studien-aktuell.docx
@@ -62,7 +62,7 @@
           <w:color w:val="666666"/>
           <w:sz w:val="18"/>
         </w:rPr>
-        <w:t>Stand: 28.08.2026  |  6 Studien  |  gender.m-vf.de</w:t>
+        <w:t>Stand: 29.08.2026  |  6 Studien  |  gender.m-vf.de</w:t>
       </w:r>
     </w:p>
     <w:p>
@@ -70,7 +70,7 @@
         <w:pStyle w:val="Heading1"/>
       </w:pPr>
       <w:r>
-        <w:t>Aufgenommen am 28.08.2026</w:t>
+        <w:t>Aufgenommen am 29.08.2026</w:t>
       </w:r>
     </w:p>
     <w:p>
@@ -78,7 +78,7 @@
         <w:pStyle w:val="Heading2"/>
       </w:pPr>
       <w:r>
-        <w:t>Vietnamesisches Fachpersonal in deutscher Psychiatrie: Psychische Belastung und Geschlechterunterschiede</w:t>
+        <w:t>Blutdruckvariabilität bei Intensivpatienten: Frauen mit höherer Instabilität und Mortalitätsrisiko</w:t>
       </w:r>
     </w:p>
     <w:p>
@@ -88,12 +88,12 @@
           <w:color w:val="666666"/>
           <w:sz w:val="18"/>
         </w:rPr>
-        <w:t>Eilinghoff L et al.  ·  Sci Rep  ·  28.07.2026  ·  PMID 42521695</w:t>
+        <w:t>Ng PY et al.  ·  Open Heart  ·  28.08.2026  ·  PMID 42665291</w:t>
       </w:r>
     </w:p>
     <w:p>
       <w:r>
-        <w:t>Querschnittstudie zur beruflichen Lebensqualität (ProQOL) vietnamesischer und deutscher Fachkräfte in der psychischen Gesundheit in Berlin.</w:t>
+        <w:t>Hongkonger ICU-Kohorte mit 11.153 Aufnahmen (39,4% Frauen), Analyse von Blutdruckvariabilität und Outcome-Unterschieden zwischen Geschlechtern.</w:t>
       </w:r>
     </w:p>
     <w:p>
@@ -104,7 +104,7 @@
         <w:t xml:space="preserve">Ergebnis: </w:t>
       </w:r>
       <w:r>
-        <w:t>Vietnamesische Mitarbeiter zeigten signifikant niedrigere Compassion Satisfaction (p&lt;0,05) und höhere Secondary Traumatic Stress (p&lt;0,05) als deutsche Kollegen. Frauen berichteten höhere Compassion Satisfaction als Männer (p&lt;0,05); keine Geschlechtsunterschiede in Burnout oder STS. Migration ist mit relevanten ProQOL-Unterschieden assoziiert.</w:t>
+        <w:t>Frauen zeigten höhere Variabilität in mittlerem arteriellen Druck (8,2% vs. 8,2%, adjustiert p=0,03) und diastolisch (9,3% vs. 9,1%, adjustiert p&lt;0,001). Jedes Prozent MAP-Variabilität war assoziiert mit 12% höheren Odds für ICU-Mortalität; dieser Effekt war geschlechtsspezifisch modifiziert (p=0,024).</w:t>
       </w:r>
     </w:p>
     <w:p>
@@ -119,7 +119,7 @@
         <w:rPr>
           <w:sz w:val="19"/>
         </w:rPr>
-        <w:t>Deutschland, Charité Berlin, deutsches Gesundheitswesen mit Migrationsfachkräften</w:t>
+        <w:t>USA-ähnliches System, physiologischer Befund jedoch systemübergreifend relevant</w:t>
       </w:r>
     </w:p>
     <w:p>
@@ -128,7 +128,7 @@
           <w:color w:val="5A7D3A"/>
           <w:sz w:val="18"/>
         </w:rPr>
-        <w:t>https://pubmed.ncbi.nlm.nih.gov/42521695/</w:t>
+        <w:t>https://pubmed.ncbi.nlm.nih.gov/42665291/</w:t>
       </w:r>
     </w:p>
     <w:p>
@@ -136,7 +136,7 @@
         <w:pStyle w:val="Heading2"/>
       </w:pPr>
       <w:r>
-        <w:t>Bestell für trans Menschen in Griechenland: Roadmap zur Versorgungsintegration</w:t>
+        <w:t>Müttersterblichkeit in Mexiko: Geschlecht und Ethnizität prägen Kontinuum-Lücken</w:t>
       </w:r>
     </w:p>
     <w:p>
@@ -146,12 +146,12 @@
           <w:color w:val="666666"/>
           <w:sz w:val="18"/>
         </w:rPr>
-        <w:t>Anastasaki M et al.  ·  Front Public Health  ·  13.07.2026  ·  PMID 42517110</w:t>
+        <w:t>Suárez-López L et al.  ·  Cad Saude Publica  ·  21.08.2026  ·  PMID 42659432</w:t>
       </w:r>
     </w:p>
     <w:p>
       <w:r>
-        <w:t>Synthese aus dem TRANSCARE-Projekt: Welche Änderungen in Leitlinien, Fortbildung und Finanzierung notwendig sind, um geschlechtsangleichende Versorgung in europäische Gesundheitssysteme zu integrieren.</w:t>
+        <w:t>Mexikanische Querschnittstudie mit 2.846 kürzlich entbundenen Frauen zur Ungleichheit in Müttergesundheitsversorgung nach Statusgruppen (Konzentrations-Index-Dekomposition).</w:t>
       </w:r>
     </w:p>
     <w:p>
@@ -162,7 +162,7 @@
         <w:t xml:space="preserve">Ergebnis: </w:t>
       </w:r>
       <w:r>
-        <w:t>Roadmap benannt sechs Faktoren: Gesundheitspolitik, Gesetzgebung und Finanzierung, Verfügbarkeit von Hormonpräparaten, ärztliche Fortbildung, Implementierung von trans-spezifischen Diensten in primärer und sekundärer Versorgung sowie Verknüpfung von medizinischer und sozialer Hilfe. Pilotierung notwendig.</w:t>
+        <w:t>Kontinuum-Versorgung erreicht 37,3% (95% CI 34,6–40,1). Soziale Sicherheit (OR 1,37, 95% CI 1,1–1,8), Nicht-Indigene (OR 2,08, 95% CI 1,2–3,6) und präpandemisch (OR 1,84, 95% CI 1,4–2,4) waren begünstigend. Haupttreiber der Ungleichheit: Nicht-Indigene Status (30%), Sozialversicherung (31,1%), Zeit (9,6%). Konzentrations-Index 0,098 (p&lt;0,05), pro-reich.</w:t>
       </w:r>
     </w:p>
     <w:p>
@@ -177,7 +177,7 @@
         <w:rPr>
           <w:sz w:val="19"/>
         </w:rPr>
-        <w:t>Griechenland, europäischer Kontext, Modell für Adaptation in anderen Ländern</w:t>
+        <w:t>Lateinamerika, andere Sozialversicherung; Erklärmuster für Zugangsbarrieren aber übertragbar</w:t>
       </w:r>
     </w:p>
     <w:p>
@@ -186,7 +186,7 @@
           <w:color w:val="5A7D3A"/>
           <w:sz w:val="18"/>
         </w:rPr>
-        <w:t>https://pubmed.ncbi.nlm.nih.gov/42517110/</w:t>
+        <w:t>https://pubmed.ncbi.nlm.nih.gov/42659432/</w:t>
       </w:r>
     </w:p>
     <w:p>
@@ -194,7 +194,7 @@
         <w:pStyle w:val="Heading2"/>
       </w:pPr>
       <w:r>
-        <w:t>Saunabaden und Geschlecht: Frauen erholen sich, Männer sind sozial – Schweden</w:t>
+        <w:t>LGBTI-Gesundheitskompetenz von Hausärztinnen: RCT eines E-Learning-Programms in der Schweiz</w:t>
       </w:r>
     </w:p>
     <w:p>
@@ -204,12 +204,12 @@
           <w:color w:val="666666"/>
           <w:sz w:val="18"/>
         </w:rPr>
-        <w:t>Engström Å et al.  ·  Int J Circumpolar Health  ·  31.12.2026  ·  PMID 42507891</w:t>
+        <w:t>Bergonzoli K et al.  ·  BMJ Open  ·  04.08.2026  ·  PMID 42552009</w:t>
       </w:r>
     </w:p>
     <w:p>
       <w:r>
-        <w:t>Deskriptive Querschnittstudie zu Motivationen und wahrgenommenen Gesundheitseffekten des Saunabades mit 588 schwedischen Regelmäßigen (384 Frauen, 204 Männer).</w:t>
+        <w:t>Schweizer RCT mit Hausärztinnen (französischsprachig) zur Wirksamkeit von I-CARE-E-Learning auf Wissen, Haltung und Verhalten gegenüber LGBTI-Patienten, Vergleich mit Motivational-Interviewing-Kontrolle.</w:t>
       </w:r>
     </w:p>
     <w:p>
@@ -220,7 +220,7 @@
         <w:t xml:space="preserve">Ergebnis: </w:t>
       </w:r>
       <w:r>
-        <w:t>Frauen nannten psychische Erholung als Hauptmotivation (mental recovery), Männer soziale Kontakte (social togetherness). Frauen berichteten signifikant bessere Schlafqualität (p&lt;0,05) und weniger Körperschmerz (p&lt;0,05) nach Saunabaden; Männer zeigten diese Unterschiede nicht. Sauna wird als multidimensionale Gesundheitsförderung wahrgenommen.</w:t>
+        <w:t>Primäre Outcomes (Wissen und Haltung) werden gemessen sofort nach Intervention und 3 Monate später. Studiendesign: 1:1 Randomisierung, Überlegenheitsprüfung. Sekundär: Fertigkeiten, Selbstbericht und Umgebungsfaktoren. Ergebnisse noch nicht berichtet (Protokoll).</w:t>
       </w:r>
     </w:p>
     <w:p>
@@ -235,7 +235,7 @@
         <w:rPr>
           <w:sz w:val="19"/>
         </w:rPr>
-        <w:t>Skandinavien, kulturelle Besonderheit, Geschlechterdimorphismus in Wahrnehmung und biologischer Response</w:t>
+        <w:t>Schweiz, DACH-vergleichbar, Implementierungs-Forschung für deutschsprachigen Raum relevant</w:t>
       </w:r>
     </w:p>
     <w:p>
@@ -244,7 +244,7 @@
           <w:color w:val="5A7D3A"/>
           <w:sz w:val="18"/>
         </w:rPr>
-        <w:t>https://pubmed.ncbi.nlm.nih.gov/42507891/</w:t>
+        <w:t>https://pubmed.ncbi.nlm.nih.gov/42552009/</w:t>
       </w:r>
     </w:p>
     <w:p>
@@ -252,7 +252,7 @@
         <w:pStyle w:val="Heading2"/>
       </w:pPr>
       <w:r>
-        <w:t>Englischproficiency und Versorgung: Wer die Sprache nicht spricht, kommt nicht an Versorgung heran – England</w:t>
+        <w:t>Geschlechtsspezifische Unterschiede bei Herzstillstand: Behandlung oder Vorbedingungen?</w:t>
       </w:r>
     </w:p>
     <w:p>
@@ -262,12 +262,12 @@
           <w:color w:val="666666"/>
           <w:sz w:val="18"/>
         </w:rPr>
-        <w:t>Davidson R et al.  ·  Health Place  ·  13.07.2026  ·  PMID 42442179</w:t>
+        <w:t>Osmundsen SL et al.  ·  Resuscitation  ·  26.06.2026  ·  PMID 42361889</w:t>
       </w:r>
     </w:p>
     <w:p>
       <w:r>
-        <w:t>Analyse von Routinedaten aus Hausarztpraxen und Kliniken in Nordwestlondon: Zusammenhang zwischen Englischkenntnissen und gesundheitlicher Versorgung sowie Outcomes.</w:t>
+        <w:t>Norwegische Registerstudie mit 27.621 Fällen außerklinischer Reanimationen 2015-2024, Untersuchung von Geschlechtsspezifika in Behandlung und Überleben.</w:t>
       </w:r>
     </w:p>
     <w:p>
@@ -278,7 +278,7 @@
         <w:t xml:space="preserve">Ergebnis: </w:t>
       </w:r>
       <w:r>
-        <w:t>Personen ohne Englischkenntnisse zeigten höhere altersbereinigt Prävalenzen kardiometabolischer Erkrankungen und höhere primär- und sekundärmedizinische Inanspruchnahme. Sprachbarrieren sind ein signifikanter Zugangshindernis; Sprachunterstützung ab Registrierung wird empfohlen.</w:t>
+        <w:t>Frauen unterschieden sich in Arrest-Lokalisation und Rhythmus von Männern. Behandlungsunterschiede bei CPR-Dauer und Medikation waren nicht geschlechtsspezifisch motiviert. Frauen zeigten höhere Odds für unmittelbares Überleben (signifikant), aber niedrigeres 30-Tage-Überleben – ungeklärt durch gemessene Variablen (OR nicht quantifiziert, p-Wert nicht angegeben).</w:t>
       </w:r>
     </w:p>
     <w:p>
@@ -293,7 +293,7 @@
         <w:rPr>
           <w:sz w:val="19"/>
         </w:rPr>
-        <w:t>Großbritannien (NHS), vergleichbare Dokumentationspflichten, anderer Zugang als Deutschland</w:t>
+        <w:t>Norwegen, Notfall-Register mit standardisierter Dokumentation, EU-vergleichbar</w:t>
       </w:r>
     </w:p>
     <w:p>
@@ -302,7 +302,7 @@
           <w:color w:val="5A7D3A"/>
           <w:sz w:val="18"/>
         </w:rPr>
-        <w:t>https://pubmed.ncbi.nlm.nih.gov/42442179/</w:t>
+        <w:t>https://pubmed.ncbi.nlm.nih.gov/42361889/</w:t>
       </w:r>
     </w:p>
     <w:p>
@@ -310,7 +310,7 @@
         <w:pStyle w:val="Heading2"/>
       </w:pPr>
       <w:r>
-        <w:t>Frauen erholen sich besser von großen Magen-Darm-Tumoren – Männer zeigen höhere Sterblichkeit</w:t>
+        <w:t>Rauchen in Lettland: Geschlechtsspezifische Trends und Bildungseffekt 2009–2019</w:t>
       </w:r>
     </w:p>
     <w:p>
@@ -320,12 +320,12 @@
           <w:color w:val="666666"/>
           <w:sz w:val="18"/>
         </w:rPr>
-        <w:t>Mantke R et al.  ·  BJS Open  ·  03.07.2026  ·  PMID 42397348</w:t>
+        <w:t>Apinis P et al.  ·  Medicina (Kaunas)  ·  22.06.2026  ·  PMID 42356212</w:t>
       </w:r>
     </w:p>
     <w:p>
       <w:r>
-        <w:t>Vergleich von geschlechtsspezifischen Sterblichkeitsraten und Komplikationen nach kurativen Resektionen von Magen-Darm-Tumoren anhand deutscher Routinedaten 2010–2023.</w:t>
+        <w:t>Populationsbasierte Querschnittstudie mit 3.807 (2009) und 4.070 (2019) Erwachsenen, Analyse geschlechtergetrennter Rauchtrendtrends und Prädiktoren.</w:t>
       </w:r>
     </w:p>
     <w:p>
@@ -336,7 +336,7 @@
         <w:t xml:space="preserve">Ergebnis: </w:t>
       </w:r>
       <w:r>
-        <w:t>Frauen hatten niedrigere adjustierte Odds für in-hospital-Mortalität (5,4 % vs. 6,3 %; aOR 0,82, 95%-KI 0,81–0,84) und Komplikationen (11,9 % vs. 12,4 %; aOR 0,92, 95%-KI 0,89–0,94) als Männer. Der Vorteil war konsistent über Tumorarten hinweg (außer Ösophagus). Ursachen sind nicht unmittelbar geklärt.</w:t>
+        <w:t>Rauchen sank bei Männern (43,6% → 36,0%, p&lt;0,01), stieg bei Frauen (15,0% → 18,1%, p&lt;0,01). Höhere Bildung schützend für beide: Männer OR 0,48 (95% CI 0,38–0,59), Frauen OR 0,39 (95% CI 0,29–0,50). Körperliche Aktivität nicht unabhängig prädiktiv.</w:t>
       </w:r>
     </w:p>
     <w:p>
@@ -351,7 +351,7 @@
         <w:rPr>
           <w:sz w:val="19"/>
         </w:rPr>
-        <w:t>Deutschland, deutsche Klinikdaten und Diagnoseverfahren mit hoher Dokumentationsqualität</w:t>
+        <w:t>Baltischer EU-Staat, ähnliche Datenstruktur, europäische Gesundheitssysteme vergleichbar</w:t>
       </w:r>
     </w:p>
     <w:p>
@@ -360,7 +360,7 @@
           <w:color w:val="5A7D3A"/>
           <w:sz w:val="18"/>
         </w:rPr>
-        <w:t>https://pubmed.ncbi.nlm.nih.gov/42397348/</w:t>
+        <w:t>https://pubmed.ncbi.nlm.nih.gov/42356212/</w:t>
       </w:r>
     </w:p>
     <w:p>
@@ -368,7 +368,7 @@
         <w:pStyle w:val="Heading2"/>
       </w:pPr>
       <w:r>
-        <w:t>Frauen im gebärfähigen Alter: 30 Jahre Wandel in Gesundheit, Lebensstil, Verhütung – Schweiz</w:t>
+        <w:t>Elektrokonvulsivtherapie bei Depression: Geschlechtsspezifische Ansprechbarkeit und Prädiktoren</w:t>
       </w:r>
     </w:p>
     <w:p>
@@ -378,12 +378,12 @@
           <w:color w:val="666666"/>
           <w:sz w:val="18"/>
         </w:rPr>
-        <w:t>Calabretti I et al.  ·  Swiss Med Wkly  ·  17.06.2026  ·  PMID 42371870</w:t>
+        <w:t>Blanken MAJT et al.  ·  J Affect Disord  ·  15.11.2026  ·  PMID 42341945</w:t>
       </w:r>
     </w:p>
     <w:p>
       <w:r>
-        <w:t>Analyse von sieben landesweiten Schweizer Gesundheitsumfragen (1992–2022): Trends in Gesundheit, Medikamentengebrauch, Lebensstil und Verhütungswahl bei 15- bis 49-jährigen Frauen.</w:t>
+        <w:t>Niederländisches Konsortium (Dutch ECT Consortium) mit 1.892 Patienten (1.210 Frauen), Analyse geschlechtsspezifischer Prädiktoren für Remission nach EKT.</w:t>
       </w:r>
     </w:p>
     <w:p>
@@ -394,7 +394,7 @@
         <w:t xml:space="preserve">Ergebnis: </w:t>
       </w:r>
       <w:r>
-        <w:t>Bildung stieg auf 35,9 % (Universitätsabschluss), Erwerbstätigenquote auf 82,6 %. BMI stieg von 21,7 auf 23,2. Psychische Gesundheitskonsultationen verdoppelten sich. Hormonelle Verhütung sank um 27,5 Punkte; IUP und Kondome stiegen. Antikonzeptiva-Mix verschob sich, ohne dass Gesamtabdeckung sank.</w:t>
+        <w:t>Remissionsrate insgesamt gleich zwischen Geschlechtern (p=0,17). Signifikante Interaktion: Bei Männern nahm Remission mit längerer Episodendauer ab, bei Frauen blieb sie stabil. Frauen mit vorheriger Psychotherapie zeigten niedrigere Remissionsraten als Männer (Größenordnung: moderat, p&lt;0,05 für Interaktionen).</w:t>
       </w:r>
     </w:p>
     <w:p>
@@ -409,7 +409,7 @@
         <w:rPr>
           <w:sz w:val="19"/>
         </w:rPr>
-        <w:t>Schweiz, vergleichbare Sozialversicherung mit Deutschland, verlässliche Bevölkerungsdaten</w:t>
+        <w:t>Niederlande, Spezialisierte Versorgung, deutsches System ähnlich strukturiert</w:t>
       </w:r>
     </w:p>
     <w:p>
@@ -418,7 +418,7 @@
           <w:color w:val="5A7D3A"/>
           <w:sz w:val="18"/>
         </w:rPr>
-        <w:t>https://pubmed.ncbi.nlm.nih.gov/42371870/</w:t>
+        <w:t>https://pubmed.ncbi.nlm.nih.gov/42341945/</w:t>
       </w:r>
     </w:p>
     <w:sectPr>

--- a/download/studien-aktuell.docx
+++ b/download/studien-aktuell.docx
@@ -62,7 +62,7 @@
           <w:color w:val="666666"/>
           <w:sz w:val="18"/>
         </w:rPr>
-        <w:t>Stand: 29.08.2026  |  6 Studien  |  gender.m-vf.de</w:t>
+        <w:t>Stand: 30.08.2026  |  6 Studien  |  gender.m-vf.de</w:t>
       </w:r>
     </w:p>
     <w:p>
@@ -70,7 +70,7 @@
         <w:pStyle w:val="Heading1"/>
       </w:pPr>
       <w:r>
-        <w:t>Aufgenommen am 29.08.2026</w:t>
+        <w:t>Aufgenommen am 30.08.2026</w:t>
       </w:r>
     </w:p>
     <w:p>
@@ -78,7 +78,7 @@
         <w:pStyle w:val="Heading2"/>
       </w:pPr>
       <w:r>
-        <w:t>Blutdruckvariabilität bei Intensivpatienten: Frauen mit höherer Instabilität und Mortalitätsrisiko</w:t>
+        <w:t>Psychische Versorgung für Trans-Menschen: Mehr Kontakt, schlechtere Ergebnisse</w:t>
       </w:r>
     </w:p>
     <w:p>
@@ -88,12 +88,12 @@
           <w:color w:val="666666"/>
           <w:sz w:val="18"/>
         </w:rPr>
-        <w:t>Ng PY et al.  ·  Open Heart  ·  28.08.2026  ·  PMID 42665291</w:t>
+        <w:t>Breslow AS et al.  ·  Am Psychol  ·  Sept. 2026  ·  PMID 42658622</w:t>
       </w:r>
     </w:p>
     <w:p>
       <w:r>
-        <w:t>Hongkonger ICU-Kohorte mit 11.153 Aufnahmen (39,4% Frauen), Analyse von Blutdruckvariabilität und Outcome-Unterschieden zwischen Geschlechtern.</w:t>
+        <w:t>Retrospektive Kohortenstudie aus großer New Yorker Klinik (2015-2023) mit 2.898 trans und 29.818 cis Patienten zu psychischen Ergebnissen und Versorgungszugang in vermeintlich trans-freundlicher Umgebung.</w:t>
       </w:r>
     </w:p>
     <w:p>
@@ -104,7 +104,7 @@
         <w:t xml:space="preserve">Ergebnis: </w:t>
       </w:r>
       <w:r>
-        <w:t>Frauen zeigten höhere Variabilität in mittlerem arteriellen Druck (8,2% vs. 8,2%, adjustiert p=0,03) und diastolisch (9,3% vs. 9,1%, adjustiert p&lt;0,001). Jedes Prozent MAP-Variabilität war assoziiert mit 12% höheren Odds für ICU-Mortalität; dieser Effekt war geschlechtsspezifisch modifiziert (p=0,024).</w:t>
+        <w:t>Trans-Patienten hatten doppelt so hohe Rate psychischer Erkrankungen wie cis-Patienten (alle p &lt; 0,001), einschließlich Stimmungsstörungen (10,9 % vs. 2,6 %) und Angststörungen (9,7 % vs. 3,1 %). Trotz höherem Versorgungskontakt (40,92 % vs. 38,45 % Primärversorgung; Disparity 2,48 Prozentpunkte; p &lt; 0,001) blieben Ergebnisse schlecht: mehr Notfall-Besuche (8,6 % vs. 6,4 %), Suizidversuche (2,3 % vs. 1,2 %) und Hospitalisierungen (p &lt; 0,001). Schwarze und hispanische trans-Patienten zeigten additive Disparitäten – demonstriert Versorgungsparadox: mehr Zugang, aber persistente schlechtere Ergebnisse, wahrscheinlich wegen systemischer Barrieren jenseits von Verfügbarkeit.</w:t>
       </w:r>
     </w:p>
     <w:p>
@@ -119,7 +119,7 @@
         <w:rPr>
           <w:sz w:val="19"/>
         </w:rPr>
-        <w:t>USA-ähnliches System, physiologischer Befund jedoch systemübergreifend relevant</w:t>
+        <w:t>USA-System, aber Befund zur Kluft zwischen Zugang und Outcome relevant für alle Systeme.</w:t>
       </w:r>
     </w:p>
     <w:p>
@@ -128,7 +128,7 @@
           <w:color w:val="5A7D3A"/>
           <w:sz w:val="18"/>
         </w:rPr>
-        <w:t>https://pubmed.ncbi.nlm.nih.gov/42665291/</w:t>
+        <w:t>https://pubmed.ncbi.nlm.nih.gov/42658622/</w:t>
       </w:r>
     </w:p>
     <w:p>
@@ -136,7 +136,7 @@
         <w:pStyle w:val="Heading2"/>
       </w:pPr>
       <w:r>
-        <w:t>Müttersterblichkeit in Mexiko: Geschlecht und Ethnizität prägen Kontinuum-Lücken</w:t>
+        <w:t>Eiweißmangel erhöht Sturzfrakturen bei älteren Frauen um 73%</w:t>
       </w:r>
     </w:p>
     <w:p>
@@ -146,12 +146,12 @@
           <w:color w:val="666666"/>
           <w:sz w:val="18"/>
         </w:rPr>
-        <w:t>Suárez-López L et al.  ·  Cad Saude Publica  ·  21.08.2026  ·  PMID 42659432</w:t>
+        <w:t>Ziller SG et al.  ·  PLoS One  ·  22.07.2026  ·  PMID 42485356</w:t>
       </w:r>
     </w:p>
     <w:p>
       <w:r>
-        <w:t>Mexikanische Querschnittstudie mit 2.846 kürzlich entbundenen Frauen zur Ungleichheit in Müttergesundheitsversorgung nach Statusgruppen (Konzentrations-Index-Dekomposition).</w:t>
+        <w:t>Sekundäranalyse aus der Women's Health Initiative (n = 6.580, davon 1.285 Stürzer) zu Zusammenhang zwischen Proteinzufuhr und Verletzungsfolgen bei Stürzen im Alter.</w:t>
       </w:r>
     </w:p>
     <w:p>
@@ -162,7 +162,7 @@
         <w:t xml:space="preserve">Ergebnis: </w:t>
       </w:r>
       <w:r>
-        <w:t>Kontinuum-Versorgung erreicht 37,3% (95% CI 34,6–40,1). Soziale Sicherheit (OR 1,37, 95% CI 1,1–1,8), Nicht-Indigene (OR 2,08, 95% CI 1,2–3,6) und präpandemisch (OR 1,84, 95% CI 1,4–2,4) waren begünstigend. Haupttreiber der Ungleichheit: Nicht-Indigene Status (30%), Sozialversicherung (31,1%), Zeit (9,6%). Konzentrations-Index 0,098 (p&lt;0,05), pro-reich.</w:t>
+        <w:t>Von 1.285 Sturzpatienten erlitten 444 (34,6 %) Verletzungen und 70 (7,7 %) Frakturen. Niedrige Proteindichte (&lt; 15 % der Kalorien aus Protein) erhöhte Frakturrisiko (OR: 1,73; 95 % KI: 1,02-2,92) gegenüber höherer Proteindichte (≥ 15 %). Bei Frauen mit Diabetesmedikation und niedriger Proteindichte war OR für jede Verletzung 5,54 (95 % KI: 1,79-17,19) – zeigt biologisch-nutritive Komponente eines bekannten Unterschieds mit therapeutischer Konsequenz.</w:t>
       </w:r>
     </w:p>
     <w:p>
@@ -177,7 +177,7 @@
         <w:rPr>
           <w:sz w:val="19"/>
         </w:rPr>
-        <w:t>Lateinamerika, andere Sozialversicherung; Erklärmuster für Zugangsbarrieren aber übertragbar</w:t>
+        <w:t>USA-Studie, aber Ernährungsintervention unabhängig von Versorgungssystem übertragbar.</w:t>
       </w:r>
     </w:p>
     <w:p>
@@ -186,7 +186,7 @@
           <w:color w:val="5A7D3A"/>
           <w:sz w:val="18"/>
         </w:rPr>
-        <w:t>https://pubmed.ncbi.nlm.nih.gov/42659432/</w:t>
+        <w:t>https://pubmed.ncbi.nlm.nih.gov/42485356/</w:t>
       </w:r>
     </w:p>
     <w:p>
@@ -194,7 +194,7 @@
         <w:pStyle w:val="Heading2"/>
       </w:pPr>
       <w:r>
-        <w:t>LGBTI-Gesundheitskompetenz von Hausärztinnen: RCT eines E-Learning-Programms in der Schweiz</w:t>
+        <w:t>Geschlechtergerechtigkeit in gynäkologischer Onkologie: Parität bei Mitgliedschaft, nicht in Führung</w:t>
       </w:r>
     </w:p>
     <w:p>
@@ -204,12 +204,12 @@
           <w:color w:val="666666"/>
           <w:sz w:val="18"/>
         </w:rPr>
-        <w:t>Bergonzoli K et al.  ·  BMJ Open  ·  04.08.2026  ·  PMID 42552009</w:t>
+        <w:t>Zwimpfer TA et al.  ·  Int J Gynecol Cancer  ·  13.06.2026  ·  PMID 42430843</w:t>
       </w:r>
     </w:p>
     <w:p>
       <w:r>
-        <w:t>Schweizer RCT mit Hausärztinnen (französischsprachig) zur Wirksamkeit von I-CARE-E-Learning auf Wissen, Haltung und Verhalten gegenüber LGBTI-Patienten, Vergleich mit Motivational-Interviewing-Kontrolle.</w:t>
+        <w:t>Longitudinalanalyse der Europäischen Gesellschaft für Gynäkologische Onkologie 2013-2024 zu geschlechtsbezogenen und regionalen Unterschieden in Mitgliedschaft und Governance-Vertretung.</w:t>
       </w:r>
     </w:p>
     <w:p>
@@ -220,7 +220,7 @@
         <w:t xml:space="preserve">Ergebnis: </w:t>
       </w:r>
       <w:r>
-        <w:t>Primäre Outcomes (Wissen und Haltung) werden gemessen sofort nach Intervention und 3 Monate später. Studiendesign: 1:1 Randomisierung, Überlegenheitsprüfung. Sekundär: Fertigkeiten, Selbstbericht und Umgebungsfaktoren. Ergebnisse noch nicht berichtet (Protokoll).</w:t>
+        <w:t>Frauenanteil in Mitgliedschaft stieg von 2013 auf 2024 und erreichte 2024 Parität (OR für Frauenmitgliedschaft: 1,04 pro Jahr; 95 % KI 1,03-1,05; p &lt; 0,001), während Geschlecht nicht mit Ratsmitgliedschaft assoziiert war (OR 0,95; 95 % KI 0,63-1,42; p = 0,79). Regionale Unterschiede waren signifikant: Frauen in Nordeuropa hatten höhere Chancen (OR 1,69; 95 % KI 1,55-1,84) als in Osteuropa (OR 0,78; 95 % KI 0,71-0,85) – zeigt, dass strukturelle und geografische Faktoren Governance-Repräsentation stärker beeinflussen als Geschlecht.</w:t>
       </w:r>
     </w:p>
     <w:p>
@@ -235,7 +235,7 @@
         <w:rPr>
           <w:sz w:val="19"/>
         </w:rPr>
-        <w:t>Schweiz, DACH-vergleichbar, Implementierungs-Forschung für deutschsprachigen Raum relevant</w:t>
+        <w:t>Europäische Fachgesellschaften, DACH eingeschlossen, systemische Faktoren übertragbar.</w:t>
       </w:r>
     </w:p>
     <w:p>
@@ -244,7 +244,7 @@
           <w:color w:val="5A7D3A"/>
           <w:sz w:val="18"/>
         </w:rPr>
-        <w:t>https://pubmed.ncbi.nlm.nih.gov/42552009/</w:t>
+        <w:t>https://pubmed.ncbi.nlm.nih.gov/42430843/</w:t>
       </w:r>
     </w:p>
     <w:p>
@@ -252,7 +252,7 @@
         <w:pStyle w:val="Heading2"/>
       </w:pPr>
       <w:r>
-        <w:t>Geschlechtsspezifische Unterschiede bei Herzstillstand: Behandlung oder Vorbedingungen?</w:t>
+        <w:t>Körperzusammensetzung nach Lebensstiländerung: Männer bauen mehr Muskel auf</w:t>
       </w:r>
     </w:p>
     <w:p>
@@ -262,12 +262,12 @@
           <w:color w:val="666666"/>
           <w:sz w:val="18"/>
         </w:rPr>
-        <w:t>Osmundsen SL et al.  ·  Resuscitation  ·  26.06.2026  ·  PMID 42361889</w:t>
+        <w:t>Novák A et al.  ·  Med Pr  ·  16.07.2026  ·  PMID 42422889</w:t>
       </w:r>
     </w:p>
     <w:p>
       <w:r>
-        <w:t>Norwegische Registerstudie mit 27.621 Fällen außerklinischer Reanimationen 2015-2024, Untersuchung von Geschlechtsspezifika in Behandlung und Überleben.</w:t>
+        <w:t>Quasi-experimentale Pilotstudie mit 40 Angehörigen der ungarischen Verteidigungstruppen (21 Männer, 19 Frauen), Alter 24-55, in 6-Monats-Intervention mit Ernährungsberatung, betreutem Training 3x/Woche und kognitiver Verhaltensgruppe.</w:t>
       </w:r>
     </w:p>
     <w:p>
@@ -278,7 +278,7 @@
         <w:t xml:space="preserve">Ergebnis: </w:t>
       </w:r>
       <w:r>
-        <w:t>Frauen unterschieden sich in Arrest-Lokalisation und Rhythmus von Männern. Behandlungsunterschiede bei CPR-Dauer und Medikation waren nicht geschlechtsspezifisch motiviert. Frauen zeigten höhere Odds für unmittelbares Überleben (signifikant), aber niedrigeres 30-Tage-Überleben – ungeklärt durch gemessene Variablen (OR nicht quantifiziert, p-Wert nicht angegeben).</w:t>
+        <w:t>Beide Geschlechter verbesserten sich: Männer reduzierten Körpergewicht um 9,25 ± 11,68 kg (p = 0,001), Frauen um 5,79 ± 5,88 kg (p = 0,005); Körperfettanteil sank bei Männern um 3,77 ± 4,94 % (p = 0,011), bei Frauen um 2,66 ± 3,53 % (p = 0,030). Skelettmuskulatur stieg signifikant bei Männern (1,70 ± 3,58 kg; p = 0,029), aber nicht signifikant bei Frauen (1,13 ± 1,76 kg; p = 0,063), obwohl Ausgangswerte ähnlich waren – zeigt geschlechtsabhängige Anpassungsmuster.</w:t>
       </w:r>
     </w:p>
     <w:p>
@@ -293,7 +293,7 @@
         <w:rPr>
           <w:sz w:val="19"/>
         </w:rPr>
-        <w:t>Norwegen, Notfall-Register mit standardisierter Dokumentation, EU-vergleichbar</w:t>
+        <w:t>Ungarn (DACH-ähnlich), vergleichbares Gesundheitssystem, Routine-Daten.</w:t>
       </w:r>
     </w:p>
     <w:p>
@@ -302,7 +302,7 @@
           <w:color w:val="5A7D3A"/>
           <w:sz w:val="18"/>
         </w:rPr>
-        <w:t>https://pubmed.ncbi.nlm.nih.gov/42361889/</w:t>
+        <w:t>https://pubmed.ncbi.nlm.nih.gov/42422889/</w:t>
       </w:r>
     </w:p>
     <w:p>
@@ -310,7 +310,7 @@
         <w:pStyle w:val="Heading2"/>
       </w:pPr>
       <w:r>
-        <w:t>Rauchen in Lettland: Geschlechtsspezifische Trends und Bildungseffekt 2009–2019</w:t>
+        <w:t>Lungenkrebs: Frauen überleben länger, aber nicht wegen besserer Behandlung</w:t>
       </w:r>
     </w:p>
     <w:p>
@@ -320,12 +320,12 @@
           <w:color w:val="666666"/>
           <w:sz w:val="18"/>
         </w:rPr>
-        <w:t>Apinis P et al.  ·  Medicina (Kaunas)  ·  22.06.2026  ·  PMID 42356212</w:t>
+        <w:t>Templement-Grangerat D et al.  ·  Lung Cancer  ·  20.06.2026  ·  PMID 42341535</w:t>
       </w:r>
     </w:p>
     <w:p>
       <w:r>
-        <w:t>Populationsbasierte Querschnittstudie mit 3.807 (2009) und 4.070 (2019) Erwachsenen, Analyse geschlechtergetrennter Rauchtrendtrends und Prädiktoren.</w:t>
+        <w:t>Analyse von 3.095 Frauen und 5.846 Männern mit Lungenkarzinom 2020 aus 81 französischen Zentren, um geschlechtsspezifische Unterschiede in Klinik, Tumor und Prognose zu vergleichen.</w:t>
       </w:r>
     </w:p>
     <w:p>
@@ -336,7 +336,7 @@
         <w:t xml:space="preserve">Ergebnis: </w:t>
       </w:r>
       <w:r>
-        <w:t>Rauchen sank bei Männern (43,6% → 36,0%, p&lt;0,01), stieg bei Frauen (15,0% → 18,1%, p&lt;0,01). Höhere Bildung schützend für beide: Männer OR 0,48 (95% CI 0,38–0,59), Frauen OR 0,39 (95% CI 0,29–0,50). Körperliche Aktivität nicht unabhängig prädiktiv.</w:t>
+        <w:t>Frauen hatten ein besseres Gesamtüberleben als Männer (4-Jahres-OS: 34,7 % vs. 23,7 %; Median-OS: 21,9 vs. 12,6 Monate; p &lt; 0,0001), aber dieser Vorteil war in adjusted multivariable analysis (HR 0,79; 95 % KI 0,74-0,84; p &lt; 0,0001) verschwunden, wenn man für Behandlungsunterschiede kontrollierte, was nahelegt, dass biologische Unterschiede weniger Gewicht haben als therapeutische Entscheidungen.</w:t>
       </w:r>
     </w:p>
     <w:p>
@@ -351,7 +351,7 @@
         <w:rPr>
           <w:sz w:val="19"/>
         </w:rPr>
-        <w:t>Baltischer EU-Staat, ähnliche Datenstruktur, europäische Gesundheitssysteme vergleichbar</w:t>
+        <w:t>Frankreich, vergleichbare europäische Versorgungssysteme und Dokumentation.</w:t>
       </w:r>
     </w:p>
     <w:p>
@@ -360,7 +360,7 @@
           <w:color w:val="5A7D3A"/>
           <w:sz w:val="18"/>
         </w:rPr>
-        <w:t>https://pubmed.ncbi.nlm.nih.gov/42356212/</w:t>
+        <w:t>https://pubmed.ncbi.nlm.nih.gov/42341535/</w:t>
       </w:r>
     </w:p>
     <w:p>
@@ -368,7 +368,7 @@
         <w:pStyle w:val="Heading2"/>
       </w:pPr>
       <w:r>
-        <w:t>Elektrokonvulsivtherapie bei Depression: Geschlechtsspezifische Ansprechbarkeit und Prädiktoren</w:t>
+        <w:t>Geschlechterunterschied bei Verzicht auf Intensivtherapie: Frauen früher, Männer später</w:t>
       </w:r>
     </w:p>
     <w:p>
@@ -378,12 +378,12 @@
           <w:color w:val="666666"/>
           <w:sz w:val="18"/>
         </w:rPr>
-        <w:t>Blanken MAJT et al.  ·  J Affect Disord  ·  15.11.2026  ·  PMID 42341945</w:t>
+        <w:t>Amacher SA et al.  ·  Crit Care  ·  19.06.2026  ·  PMID 42316265</w:t>
       </w:r>
     </w:p>
     <w:p>
       <w:r>
-        <w:t>Niederländisches Konsortium (Dutch ECT Consortium) mit 1.892 Patienten (1.210 Frauen), Analyse geschlechtsspezifischer Prädiktoren für Remission nach EKT.</w:t>
+        <w:t>Nationale Kohortenstudie aus der Schweiz mit 654.660 Intensivaufenthalten 2016-2024 zu zeitlichem Muster von Behandlungsbegrenzungen nach Geschlecht.</w:t>
       </w:r>
     </w:p>
     <w:p>
@@ -394,7 +394,7 @@
         <w:t xml:space="preserve">Ergebnis: </w:t>
       </w:r>
       <w:r>
-        <w:t>Remissionsrate insgesamt gleich zwischen Geschlechtern (p=0,17). Signifikante Interaktion: Bei Männern nahm Remission mit längerer Episodendauer ab, bei Frauen blieb sie stabil. Frauen mit vorheriger Psychotherapie zeigten niedrigere Remissionsraten als Männer (Größenordnung: moderat, p&lt;0,05 für Interaktionen).</w:t>
+        <w:t>Behandlungsbegrenzungen waren bei Aufnahme häufiger bei Frauen (12,0 % vs. 8,6 %), aber während des Aufenthalts ähnlich (5,5 % vs. 5,5 %). Weibliches Geschlecht war unabhängig mit Begrenzungen bei Aufnahme assoziiert (aOR 1,26; 95 % KI 1,24-1,28), aber nur schwach mit späteren Begrenzungen (aOR 1,10; 95 % KI 1,08-1,13). Frauen hatten häufiger Ceiling-of-Care-Entscheidungen und dokumentierte Patientenwünsche, Männer häufiger Therapiebeendigung und ärztliche Entscheidungen – vermutlich Unterschiede in Triage-Heuristiken und Advance Care Planning.</w:t>
       </w:r>
     </w:p>
     <w:p>
@@ -409,7 +409,7 @@
         <w:rPr>
           <w:sz w:val="19"/>
         </w:rPr>
-        <w:t>Niederlande, Spezialisierte Versorgung, deutsches System ähnlich strukturiert</w:t>
+        <w:t>Schweiz, hochwertige Klinikdaten, DACH-System vergleichbar.</w:t>
       </w:r>
     </w:p>
     <w:p>
@@ -418,7 +418,7 @@
           <w:color w:val="5A7D3A"/>
           <w:sz w:val="18"/>
         </w:rPr>
-        <w:t>https://pubmed.ncbi.nlm.nih.gov/42341945/</w:t>
+        <w:t>https://pubmed.ncbi.nlm.nih.gov/42316265/</w:t>
       </w:r>
     </w:p>
     <w:sectPr>

--- a/download/studien-aktuell.docx
+++ b/download/studien-aktuell.docx
@@ -62,7 +62,7 @@
           <w:color w:val="666666"/>
           <w:sz w:val="18"/>
         </w:rPr>
-        <w:t>Stand: 30.08.2026  |  6 Studien  |  gender.m-vf.de</w:t>
+        <w:t>Stand: 31.08.2026  |  6 Studien  |  gender.m-vf.de</w:t>
       </w:r>
     </w:p>
     <w:p>
@@ -70,7 +70,7 @@
         <w:pStyle w:val="Heading1"/>
       </w:pPr>
       <w:r>
-        <w:t>Aufgenommen am 30.08.2026</w:t>
+        <w:t>Aufgenommen am 31.08.2026</w:t>
       </w:r>
     </w:p>
     <w:p>
@@ -78,7 +78,7 @@
         <w:pStyle w:val="Heading2"/>
       </w:pPr>
       <w:r>
-        <w:t>Psychische Versorgung für Trans-Menschen: Mehr Kontakt, schlechtere Ergebnisse</w:t>
+        <w:t>Prekonzeptionelle Vorsorge bei jungen Erwachsenen: Männer sind weniger bewusst und vorbereitet</w:t>
       </w:r>
     </w:p>
     <w:p>
@@ -88,12 +88,12 @@
           <w:color w:val="666666"/>
           <w:sz w:val="18"/>
         </w:rPr>
-        <w:t>Breslow AS et al.  ·  Am Psychol  ·  Sept. 2026  ·  PMID 42658622</w:t>
+        <w:t>Cho I et al.  ·  Front Public Health  ·  13.08.2026  ·  PMID 42661787</w:t>
       </w:r>
     </w:p>
     <w:p>
       <w:r>
-        <w:t>Retrospektive Kohortenstudie aus großer New Yorker Klinik (2015-2023) mit 2.898 trans und 29.818 cis Patienten zu psychischen Ergebnissen und Versorgungszugang in vermeintlich trans-freundlicher Umgebung.</w:t>
+        <w:t>Eine südkoreanische Querschnittsstudie (n=929, Alter 18–25) untersuchte mit dem Precaution Adoption Process Model, in welchem Bewusstseinsstadium junge Erwachsene hinsichtlich prekonzeptioneller Gesundheit stehen und welche Faktoren damit verbunden sind.</w:t>
       </w:r>
     </w:p>
     <w:p>
@@ -104,7 +104,7 @@
         <w:t xml:space="preserve">Ergebnis: </w:t>
       </w:r>
       <w:r>
-        <w:t>Trans-Patienten hatten doppelt so hohe Rate psychischer Erkrankungen wie cis-Patienten (alle p &lt; 0,001), einschließlich Stimmungsstörungen (10,9 % vs. 2,6 %) und Angststörungen (9,7 % vs. 3,1 %). Trotz höherem Versorgungskontakt (40,92 % vs. 38,45 % Primärversorgung; Disparity 2,48 Prozentpunkte; p &lt; 0,001) blieben Ergebnisse schlecht: mehr Notfall-Besuche (8,6 % vs. 6,4 %), Suizidversuche (2,3 % vs. 1,2 %) und Hospitalisierungen (p &lt; 0,001). Schwarze und hispanische trans-Patienten zeigten additive Disparitäten – demonstriert Versorgungsparadox: mehr Zugang, aber persistente schlechtere Ergebnisse, wahrscheinlich wegen systemischer Barrieren jenseits von Verfügbarkeit.</w:t>
+        <w:t>Männer waren überrepräsentiert in der ‚Unbewusst'-Gruppe (sexuelle Unerfahrenheit, inkonsistente Verhütung, keine Geburtsabsicht). Die Gruppe ‚Noch-nicht-adoptierend' war durch sexuelle Unerfahrenheit und niedrigere Gesundheitswahrnehmung charakterisiert. Geschlechtergetroffenheit bei Familienplanung hängt mit Bewusstsein und Verhütungswissen zusammen – strukturierbar durch Gesundheitskommunikation.</w:t>
       </w:r>
     </w:p>
     <w:p>
@@ -119,7 +119,7 @@
         <w:rPr>
           <w:sz w:val="19"/>
         </w:rPr>
-        <w:t>USA-System, aber Befund zur Kluft zwischen Zugang und Outcome relevant für alle Systeme.</w:t>
+        <w:t>Südkorea; ähnliche Gesundheitsanliegen bei gleichzeitig anderem Sozialkontext</w:t>
       </w:r>
     </w:p>
     <w:p>
@@ -128,7 +128,7 @@
           <w:color w:val="5A7D3A"/>
           <w:sz w:val="18"/>
         </w:rPr>
-        <w:t>https://pubmed.ncbi.nlm.nih.gov/42658622/</w:t>
+        <w:t>https://pubmed.ncbi.nlm.nih.gov/42661787/</w:t>
       </w:r>
     </w:p>
     <w:p>
@@ -136,7 +136,7 @@
         <w:pStyle w:val="Heading2"/>
       </w:pPr>
       <w:r>
-        <w:t>Eiweißmangel erhöht Sturzfrakturen bei älteren Frauen um 73%</w:t>
+        <w:t>Bergbau in Chile: Frauen berichten depressive Symptome und Diskriminierung deutlich häufiger</w:t>
       </w:r>
     </w:p>
     <w:p>
@@ -146,12 +146,12 @@
           <w:color w:val="666666"/>
           <w:sz w:val="18"/>
         </w:rPr>
-        <w:t>Ziller SG et al.  ·  PLoS One  ·  22.07.2026  ·  PMID 42485356</w:t>
+        <w:t>Bravo-Rojas G et al.  ·  Front Public Health  ·  12.08.2026  ·  PMID 42656741</w:t>
       </w:r>
     </w:p>
     <w:p>
       <w:r>
-        <w:t>Sekundäranalyse aus der Women's Health Initiative (n = 6.580, davon 1.285 Stürzer) zu Zusammenhang zwischen Proteinzufuhr und Verletzungsfolgen bei Stürzen im Alter.</w:t>
+        <w:t>Eine chilenische Querschnittsstudie (n=712 Bergbauminers) untersuchte geschlechtsgebundene Unterschiede in depressiven Symptomen, psychischer Belastung und wahrgenommener Diskriminierung am Arbeitsplatz.</w:t>
       </w:r>
     </w:p>
     <w:p>
@@ -162,7 +162,7 @@
         <w:t xml:space="preserve">Ergebnis: </w:t>
       </w:r>
       <w:r>
-        <w:t>Von 1.285 Sturzpatienten erlitten 444 (34,6 %) Verletzungen und 70 (7,7 %) Frakturen. Niedrige Proteindichte (&lt; 15 % der Kalorien aus Protein) erhöhte Frakturrisiko (OR: 1,73; 95 % KI: 1,02-2,92) gegenüber höherer Proteindichte (≥ 15 %). Bei Frauen mit Diabetesmedikation und niedriger Proteindichte war OR für jede Verletzung 5,54 (95 % KI: 1,79-17,19) – zeigt biologisch-nutritive Komponente eines bekannten Unterschieds mit therapeutischer Konsequenz.</w:t>
+        <w:t>Depressive Symptome (PHQ-9 ≥10): Frauen 14,5 % vs. Männer 6,8 % (bereinigtes PR = 1,81; 95%-KI 1,01–3,25). Psychische Belastung (K6 ≥7): 21,2 % vs. 13,8 %. Wahrgenommene Arbeitsplatzdiskriminierung: 18,5 % vs. 12,4 % (PR = 1,67; 95%-KI 1,04–2,68). Geschlechtsspezifische Disparität bestand primär durch Diskriminierung und organisatorische Strukturen, nicht biologische Faktoren.</w:t>
       </w:r>
     </w:p>
     <w:p>
@@ -177,7 +177,7 @@
         <w:rPr>
           <w:sz w:val="19"/>
         </w:rPr>
-        <w:t>USA-Studie, aber Ernährungsintervention unabhängig von Versorgungssystem übertragbar.</w:t>
+        <w:t>Chile, Lagrangekontextmining; zeigt Versorgungsungleichheit durch Zugang und Behandlung</w:t>
       </w:r>
     </w:p>
     <w:p>
@@ -186,7 +186,7 @@
           <w:color w:val="5A7D3A"/>
           <w:sz w:val="18"/>
         </w:rPr>
-        <w:t>https://pubmed.ncbi.nlm.nih.gov/42485356/</w:t>
+        <w:t>https://pubmed.ncbi.nlm.nih.gov/42656741/</w:t>
       </w:r>
     </w:p>
     <w:p>
@@ -194,7 +194,7 @@
         <w:pStyle w:val="Heading2"/>
       </w:pPr>
       <w:r>
-        <w:t>Geschlechtergerechtigkeit in gynäkologischer Onkologie: Parität bei Mitgliedschaft, nicht in Führung</w:t>
+        <w:t>Autismus-Diagnostik bei Kindern: Lehrkräfte erkennen Jungen deutlich häufiger</w:t>
       </w:r>
     </w:p>
     <w:p>
@@ -204,12 +204,12 @@
           <w:color w:val="666666"/>
           <w:sz w:val="18"/>
         </w:rPr>
-        <w:t>Zwimpfer TA et al.  ·  Int J Gynecol Cancer  ·  13.06.2026  ·  PMID 42430843</w:t>
+        <w:t>Lacruz-Pérez I et al.  ·  Res Dev Disabil  ·  18.07.2026  ·  PMID 42470811</w:t>
       </w:r>
     </w:p>
     <w:p>
       <w:r>
-        <w:t>Longitudinalanalyse der Europäischen Gesellschaft für Gynäkologische Onkologie 2013-2024 zu geschlechtsbezogenen und regionalen Unterschieden in Mitgliedschaft und Governance-Vertretung.</w:t>
+        <w:t>Vor-Dienst-Lehrkräfte aus sechs Ländern diagnostizierten anhand von Vignetten Autismus bei Jungen (58 %) deutlich häufiger als bei Mädchen (16 %), unabhängig von der beschriebenen Autismus-Symptomatik.</w:t>
       </w:r>
     </w:p>
     <w:p>
@@ -220,7 +220,7 @@
         <w:t xml:space="preserve">Ergebnis: </w:t>
       </w:r>
       <w:r>
-        <w:t>Frauenanteil in Mitgliedschaft stieg von 2013 auf 2024 und erreichte 2024 Parität (OR für Frauenmitgliedschaft: 1,04 pro Jahr; 95 % KI 1,03-1,05; p &lt; 0,001), während Geschlecht nicht mit Ratsmitgliedschaft assoziiert war (OR 0,95; 95 % KI 0,63-1,42; p = 0,79). Regionale Unterschiede waren signifikant: Frauen in Nordeuropa hatten höhere Chancen (OR 1,69; 95 % KI 1,55-1,84) als in Osteuropa (OR 0,78; 95 % KI 0,71-0,85) – zeigt, dass strukturelle und geografische Faktoren Governance-Repräsentation stärker beeinflussen als Geschlecht.</w:t>
+        <w:t>Jungen wurden mehr als dreifach häufiger als Mädchen als autistisch erkannt (Odds Ratio &gt; 3 für Geschlecht), obwohl das tatsächliche Symptombild keinen Unterschied machte. Der Geschlechterstereotyp (‚Autismus ist männlich'), nicht die biologische Präsentation, bestimmte die Erkennung. Das hat zur Folge, dass autistische Mädchen systematisch unterdiagnostiziert oder später diagnostiziert werden.</w:t>
       </w:r>
     </w:p>
     <w:p>
@@ -235,7 +235,7 @@
         <w:rPr>
           <w:sz w:val="19"/>
         </w:rPr>
-        <w:t>Europäische Fachgesellschaften, DACH eingeschlossen, systemische Faktoren übertragbar.</w:t>
+        <w:t>Sechs Länder, Stichprobe von Lehrkräften; übertragbar auf kulturelle Bias in der Diagnostik</w:t>
       </w:r>
     </w:p>
     <w:p>
@@ -244,7 +244,7 @@
           <w:color w:val="5A7D3A"/>
           <w:sz w:val="18"/>
         </w:rPr>
-        <w:t>https://pubmed.ncbi.nlm.nih.gov/42430843/</w:t>
+        <w:t>https://pubmed.ncbi.nlm.nih.gov/42470811/</w:t>
       </w:r>
     </w:p>
     <w:p>
@@ -252,7 +252,7 @@
         <w:pStyle w:val="Heading2"/>
       </w:pPr>
       <w:r>
-        <w:t>Körperzusammensetzung nach Lebensstiländerung: Männer bauen mehr Muskel auf</w:t>
+        <w:t>Ein Jahr nach Geburt: Intersektionale Unterschiede in Elterngesundheit – Rasse, Geschlecht und Klasse</w:t>
       </w:r>
     </w:p>
     <w:p>
@@ -262,12 +262,12 @@
           <w:color w:val="666666"/>
           <w:sz w:val="18"/>
         </w:rPr>
-        <w:t>Novák A et al.  ·  Med Pr  ·  16.07.2026  ·  PMID 42422889</w:t>
+        <w:t>Santos FE et al.  ·  Soc Sci Med  ·  09.07.2026  ·  PMID 42456459</w:t>
       </w:r>
     </w:p>
     <w:p>
       <w:r>
-        <w:t>Quasi-experimentale Pilotstudie mit 40 Angehörigen der ungarischen Verteidigungstruppen (21 Männer, 19 Frauen), Alter 24-55, in 6-Monats-Intervention mit Ernährungsberatung, betreutem Training 3x/Woche und kognitiver Verhaltensgruppe.</w:t>
+        <w:t>Eine französische Geburtskohorte (n=24.108 Eltern) analysierte mittels intersektionaler Analyse, wie Geschlecht, Ethnizität und Sozialklasse zusammen die psychische und körperliche Gesundheit ein Jahr nach Geburt beeinflussen.</w:t>
       </w:r>
     </w:p>
     <w:p>
@@ -278,7 +278,7 @@
         <w:t xml:space="preserve">Ergebnis: </w:t>
       </w:r>
       <w:r>
-        <w:t>Beide Geschlechter verbesserten sich: Männer reduzierten Körpergewicht um 9,25 ± 11,68 kg (p = 0,001), Frauen um 5,79 ± 5,88 kg (p = 0,005); Körperfettanteil sank bei Männern um 3,77 ± 4,94 % (p = 0,011), bei Frauen um 2,66 ± 3,53 % (p = 0,030). Skelettmuskulatur stieg signifikant bei Männern (1,70 ± 3,58 kg; p = 0,029), aber nicht signifikant bei Frauen (1,13 ± 1,76 kg; p = 0,063), obwohl Ausgangswerte ähnlich waren – zeigt geschlechtsabhängige Anpassungsmuster.</w:t>
+        <w:t>Die Gesundheitsungleichheiten waren additiv: Nicht-weiße Eltern, Frauen und Angehörige niedrigerer Sozialklassen berichteten schlechtere Gesundheit; psychische Gesundheit zeigte stärkere Unterschiede als körperliche. Der Schutzeffekt des Geschlechts (Vorteil für Männer) wurde durch Sozialklasse moderiert. Rasifizierung und Sexismus wirkten gemeinsam, nicht getrennt.</w:t>
       </w:r>
     </w:p>
     <w:p>
@@ -293,7 +293,7 @@
         <w:rPr>
           <w:sz w:val="19"/>
         </w:rPr>
-        <w:t>Ungarn (DACH-ähnlich), vergleichbares Gesundheitssystem, Routine-Daten.</w:t>
+        <w:t>Frankreich, ähnliches Sozialversicherungssystem wie Deutschland; Routinedaten aus etablierter Kohorte</w:t>
       </w:r>
     </w:p>
     <w:p>
@@ -302,7 +302,7 @@
           <w:color w:val="5A7D3A"/>
           <w:sz w:val="18"/>
         </w:rPr>
-        <w:t>https://pubmed.ncbi.nlm.nih.gov/42422889/</w:t>
+        <w:t>https://pubmed.ncbi.nlm.nih.gov/42456459/</w:t>
       </w:r>
     </w:p>
     <w:p>
@@ -310,7 +310,7 @@
         <w:pStyle w:val="Heading2"/>
       </w:pPr>
       <w:r>
-        <w:t>Lungenkrebs: Frauen überleben länger, aber nicht wegen besserer Behandlung</w:t>
+        <w:t>Beruf und Familie in der Plastischen Chirurgie: Europäische Ärzte zeigen geschlechtsspezifische Unterschiede</w:t>
       </w:r>
     </w:p>
     <w:p>
@@ -320,12 +320,12 @@
           <w:color w:val="666666"/>
           <w:sz w:val="18"/>
         </w:rPr>
-        <w:t>Templement-Grangerat D et al.  ·  Lung Cancer  ·  20.06.2026  ·  PMID 42341535</w:t>
+        <w:t>Cai A et al.  ·  J Plast Reconstr Aesthet Surg  ·  26.05.2026  ·  PMID 42323222</w:t>
       </w:r>
     </w:p>
     <w:p>
       <w:r>
-        <w:t>Analyse von 3.095 Frauen und 5.846 Männern mit Lungenkarzinom 2020 aus 81 französischen Zentren, um geschlechtsspezifische Unterschiede in Klinik, Tumor und Prognose zu vergleichen.</w:t>
+        <w:t>Eine europäische Befragung von 456 plastischen Chirurginnen und Chirurgen untersuchte, wie sie Karriere und Elternschaft vereinbaren – und wie Geschlecht diese Vereinbarkeit beeinflusst.</w:t>
       </w:r>
     </w:p>
     <w:p>
@@ -336,7 +336,7 @@
         <w:t xml:space="preserve">Ergebnis: </w:t>
       </w:r>
       <w:r>
-        <w:t>Frauen hatten ein besseres Gesamtüberleben als Männer (4-Jahres-OS: 34,7 % vs. 23,7 %; Median-OS: 21,9 vs. 12,6 Monate; p &lt; 0,0001), aber dieser Vorteil war in adjusted multivariable analysis (HR 0,79; 95 % KI 0,74-0,84; p &lt; 0,0001) verschwunden, wenn man für Behandlungsunterschiede kontrollierte, was nahelegt, dass biologische Unterschiede weniger Gewicht haben als therapeutische Entscheidungen.</w:t>
+        <w:t>Frauen hielten seltener höhere akademische Positionen (p &lt; 0,001), übernahmen mehr Kinderbetreuung (p &lt; 0,001) und fürchteten häufiger Diskriminierung bei Familienplanung (p &lt; 0,001). Teilzeitarbeit und offene Kommunikation mit Vorgesetzten zur Familienplanung waren die stärksten Prädiktoren, dass Elternschaft mit Karriere vereinbar erschien (p = 0,004 und p &lt; 0,001). Geschlechtsdisparität entstand durch organisatorische Strukturen, nicht biologische Unterschiede.</w:t>
       </w:r>
     </w:p>
     <w:p>
@@ -351,7 +351,7 @@
         <w:rPr>
           <w:sz w:val="19"/>
         </w:rPr>
-        <w:t>Frankreich, vergleichbare europäische Versorgungssysteme und Dokumentation.</w:t>
+        <w:t>18 europäische Länder, deutschsprachiger Raum beteiligt; vergleichbare akademische Systeme in DACH</w:t>
       </w:r>
     </w:p>
     <w:p>
@@ -360,7 +360,7 @@
           <w:color w:val="5A7D3A"/>
           <w:sz w:val="18"/>
         </w:rPr>
-        <w:t>https://pubmed.ncbi.nlm.nih.gov/42341535/</w:t>
+        <w:t>https://pubmed.ncbi.nlm.nih.gov/42323222/</w:t>
       </w:r>
     </w:p>
     <w:p>
@@ -368,7 +368,7 @@
         <w:pStyle w:val="Heading2"/>
       </w:pPr>
       <w:r>
-        <w:t>Geschlechterunterschied bei Verzicht auf Intensivtherapie: Frauen früher, Männer später</w:t>
+        <w:t>Herzanatomische Varianten: Frauen haben unterschiedliche linke Vorhofsstrukturen als Männer</w:t>
       </w:r>
     </w:p>
     <w:p>
@@ -378,12 +378,12 @@
           <w:color w:val="666666"/>
           <w:sz w:val="18"/>
         </w:rPr>
-        <w:t>Amacher SA et al.  ·  Crit Care  ·  19.06.2026  ·  PMID 42316265</w:t>
+        <w:t>Loft JJ et al.  ·  J Cardiovasc Comput Tomogr  ·  18.06.2026  ·  PMID 42309870</w:t>
       </w:r>
     </w:p>
     <w:p>
       <w:r>
-        <w:t>Nationale Kohortenstudie aus der Schweiz mit 654.660 Intensivaufenthalten 2016-2024 zu zeitlichem Muster von Behandlungsbegrenzungen nach Geschlecht.</w:t>
+        <w:t>Eine dänische Populationsstudie (n=4.630) untersuchte geschlechtsspezifische Unterschiede in Anatomievarianten des linken Vorhofs mittels Computertomographie, um Zufallsbefunde besser einzuordnen.</w:t>
       </w:r>
     </w:p>
     <w:p>
@@ -394,7 +394,7 @@
         <w:t xml:space="preserve">Ergebnis: </w:t>
       </w:r>
       <w:r>
-        <w:t>Behandlungsbegrenzungen waren bei Aufnahme häufiger bei Frauen (12,0 % vs. 8,6 %), aber während des Aufenthalts ähnlich (5,5 % vs. 5,5 %). Weibliches Geschlecht war unabhängig mit Begrenzungen bei Aufnahme assoziiert (aOR 1,26; 95 % KI 1,24-1,28), aber nur schwach mit späteren Begrenzungen (aOR 1,10; 95 % KI 1,08-1,13). Frauen hatten häufiger Ceiling-of-Care-Entscheidungen und dokumentierte Patientenwünsche, Männer häufiger Therapiebeendigung und ärztliche Entscheidungen – vermutlich Unterschiede in Triage-Heuristiken und Advance Care Planning.</w:t>
+        <w:t>Frauen zeigten häufiger Vorhof-Septum-Aneurysmen (Geschlechtsdifferenz statistisch signifikant), aber kleinere indexierte Vorhofsvolumina bei gleichzeitig größerer Vorhofsöffnung und weniger Vorhofsohren als Männer. Lipomatöse Septumhypertrophie war mit Alter, BMI und kardiovaskulären Risikofaktoren verbunden, trat aber bei beiden Geschlechtern auf. Die Unterschiede deuten auf biologische (kongenitale) und nicht zugangsbezogene Ursachen hin.</w:t>
       </w:r>
     </w:p>
     <w:p>
@@ -409,7 +409,7 @@
         <w:rPr>
           <w:sz w:val="19"/>
         </w:rPr>
-        <w:t>Schweiz, hochwertige Klinikdaten, DACH-System vergleichbar.</w:t>
+        <w:t>Dänemark (Skandinavien, vergleichbar); populationsbasierte Routine-CT-Daten</w:t>
       </w:r>
     </w:p>
     <w:p>
@@ -418,7 +418,7 @@
           <w:color w:val="5A7D3A"/>
           <w:sz w:val="18"/>
         </w:rPr>
-        <w:t>https://pubmed.ncbi.nlm.nih.gov/42316265/</w:t>
+        <w:t>https://pubmed.ncbi.nlm.nih.gov/42309870/</w:t>
       </w:r>
     </w:p>
     <w:sectPr>

--- a/download/studien-aktuell.docx
+++ b/download/studien-aktuell.docx
@@ -62,7 +62,7 @@
           <w:color w:val="666666"/>
           <w:sz w:val="18"/>
         </w:rPr>
-        <w:t>Stand: 31.08.2026  |  6 Studien  |  gender.m-vf.de</w:t>
+        <w:t>Stand: 01.09.2026  |  7 Studien  |  gender.m-vf.de</w:t>
       </w:r>
     </w:p>
     <w:p>
@@ -70,7 +70,7 @@
         <w:pStyle w:val="Heading1"/>
       </w:pPr>
       <w:r>
-        <w:t>Aufgenommen am 31.08.2026</w:t>
+        <w:t>Aufgenommen am 01.09.2026</w:t>
       </w:r>
     </w:p>
     <w:p>
@@ -78,7 +78,7 @@
         <w:pStyle w:val="Heading2"/>
       </w:pPr>
       <w:r>
-        <w:t>Prekonzeptionelle Vorsorge bei jungen Erwachsenen: Männer sind weniger bewusst und vorbereitet</w:t>
+        <w:t>Psychische Belastung im Alter: Frauen berichten mehr Angst, PHQ-4-Normwerte für Deutschland</w:t>
       </w:r>
     </w:p>
     <w:p>
@@ -88,12 +88,12 @@
           <w:color w:val="666666"/>
           <w:sz w:val="18"/>
         </w:rPr>
-        <w:t>Cho I et al.  ·  Front Public Health  ·  13.08.2026  ·  PMID 42661787</w:t>
+        <w:t>Dimitrov N et al.  ·  BMC Geriatr  ·  28.08.2026  ·  PMID 42668360</w:t>
       </w:r>
     </w:p>
     <w:p>
       <w:r>
-        <w:t>Eine südkoreanische Querschnittsstudie (n=929, Alter 18–25) untersuchte mit dem Precaution Adoption Process Model, in welchem Bewusstseinsstadium junge Erwachsene hinsichtlich prekonzeptioneller Gesundheit stehen und welche Faktoren damit verbunden sind.</w:t>
+        <w:t>Deutsche Bevölkerungsumfrage (N=3.208, 60+ Jahre) mit alters- und geschlechtsspezifischen Normwerten für das PHQ-4-Screening auf Angst und Depression.</w:t>
       </w:r>
     </w:p>
     <w:p>
@@ -104,7 +104,7 @@
         <w:t xml:space="preserve">Ergebnis: </w:t>
       </w:r>
       <w:r>
-        <w:t>Männer waren überrepräsentiert in der ‚Unbewusst'-Gruppe (sexuelle Unerfahrenheit, inkonsistente Verhütung, keine Geburtsabsicht). Die Gruppe ‚Noch-nicht-adoptierend' war durch sexuelle Unerfahrenheit und niedrigere Gesundheitswahrnehmung charakterisiert. Geschlechtergetroffenheit bei Familienplanung hängt mit Bewusstsein und Verhütungswissen zusammen – strukturierbar durch Gesundheitskommunikation.</w:t>
+        <w:t>Frauen berichteten signifikant höhere Gesamtbelastung als Männer, primär durch höhere Angstsymptome. PHQ-4-Werte am höchsten in der ältesten Altersgruppe. Messäquivalenz über Geschlecht und Altersgruppen bestätigt. Normwerte stratifiziert nach Alter und Geschlecht bereitgestellt.</w:t>
       </w:r>
     </w:p>
     <w:p>
@@ -119,7 +119,7 @@
         <w:rPr>
           <w:sz w:val="19"/>
         </w:rPr>
-        <w:t>Südkorea; ähnliche Gesundheitsanliegen bei gleichzeitig anderem Sozialkontext</w:t>
+        <w:t>Deutschland, Face-to-Face-Haushaltsbefragung, direkt applicable als Referenzdaten für deutsche Praxen</w:t>
       </w:r>
     </w:p>
     <w:p>
@@ -128,7 +128,7 @@
           <w:color w:val="5A7D3A"/>
           <w:sz w:val="18"/>
         </w:rPr>
-        <w:t>https://pubmed.ncbi.nlm.nih.gov/42661787/</w:t>
+        <w:t>https://pubmed.ncbi.nlm.nih.gov/42668360/</w:t>
       </w:r>
     </w:p>
     <w:p>
@@ -136,7 +136,7 @@
         <w:pStyle w:val="Heading2"/>
       </w:pPr>
       <w:r>
-        <w:t>Bergbau in Chile: Frauen berichten depressive Symptome und Diskriminierung deutlich häufiger</w:t>
+        <w:t>Menopause-Versorgung in Europa: Implementierungsrahmen für digitale Prä-zision</w:t>
       </w:r>
     </w:p>
     <w:p>
@@ -146,12 +146,12 @@
           <w:color w:val="666666"/>
           <w:sz w:val="18"/>
         </w:rPr>
-        <w:t>Bravo-Rojas G et al.  ·  Front Public Health  ·  12.08.2026  ·  PMID 42656741</w:t>
+        <w:t>Stute P et al.  ·  Maturitas  ·  20.07.2026  ·  PMID 42531734</w:t>
       </w:r>
     </w:p>
     <w:p>
       <w:r>
-        <w:t>Eine chilenische Querschnittsstudie (n=712 Bergbauminers) untersuchte geschlechtsgebundene Unterschiede in depressiven Symptomen, psychischer Belastung und wahrgenommener Diskriminierung am Arbeitsplatz.</w:t>
+        <w:t>Europäische Fachgesellschaft skizziert Leitlinien für integrierte Menopausver-sorgung mit Risk Stratification, digitalen Tools und gestufter Versorgungsarchitektur.</w:t>
       </w:r>
     </w:p>
     <w:p>
@@ -162,7 +162,7 @@
         <w:t xml:space="preserve">Ergebnis: </w:t>
       </w:r>
       <w:r>
-        <w:t>Depressive Symptome (PHQ-9 ≥10): Frauen 14,5 % vs. Männer 6,8 % (bereinigtes PR = 1,81; 95%-KI 1,01–3,25). Psychische Belastung (K6 ≥7): 21,2 % vs. 13,8 %. Wahrgenommene Arbeitsplatzdiskriminierung: 18,5 % vs. 12,4 % (PR = 1,67; 95%-KI 1,04–2,68). Geschlechtsspezifische Disparität bestand primär durch Diskriminierung und organisatorische Strukturen, nicht biologische Faktoren.</w:t>
+        <w:t>Stellung der European Menopause and Andropause Society: Architektur mit vier Ebenen (digital access, trained professionals, specialist centres, governance). Aktionsempfehlungen für Kliniker, Systeme, Berufsverbände, Arbeitgeber zu Schulung, Qualitäts-standards, Algorithmen-governance und Equity-Monitoring.</w:t>
       </w:r>
     </w:p>
     <w:p>
@@ -177,7 +177,7 @@
         <w:rPr>
           <w:sz w:val="19"/>
         </w:rPr>
-        <w:t>Chile, Lagrangekontextmining; zeigt Versorgungsungleichheit durch Zugang und Behandlung</w:t>
+        <w:t>Schweiz/Europa, vergleichbare Systeme, Transfer auf deutschsprachigen Raum offen</w:t>
       </w:r>
     </w:p>
     <w:p>
@@ -186,7 +186,7 @@
           <w:color w:val="5A7D3A"/>
           <w:sz w:val="18"/>
         </w:rPr>
-        <w:t>https://pubmed.ncbi.nlm.nih.gov/42656741/</w:t>
+        <w:t>https://pubmed.ncbi.nlm.nih.gov/42531734/</w:t>
       </w:r>
     </w:p>
     <w:p>
@@ -194,7 +194,7 @@
         <w:pStyle w:val="Heading2"/>
       </w:pPr>
       <w:r>
-        <w:t>Autismus-Diagnostik bei Kindern: Lehrkräfte erkennen Jungen deutlich häufiger</w:t>
+        <w:t>Kopfschmerz und Rückenschmerz im Alter: Frauen leiden stärker, regionale Unterschiede entlang der Seidenstraße</w:t>
       </w:r>
     </w:p>
     <w:p>
@@ -204,12 +204,12 @@
           <w:color w:val="666666"/>
           <w:sz w:val="18"/>
         </w:rPr>
-        <w:t>Lacruz-Pérez I et al.  ·  Res Dev Disabil  ·  18.07.2026  ·  PMID 42470811</w:t>
+        <w:t>Liu J et al.  ·  Inquiry  ·  18.07.2026  ·  PMID 42470618</w:t>
       </w:r>
     </w:p>
     <w:p>
       <w:r>
-        <w:t>Vor-Dienst-Lehrkräfte aus sechs Ländern diagnostizierten anhand von Vignetten Autismus bei Jungen (58 %) deutlich häufiger als bei Mädchen (16 %), unabhängig von der beschriebenen Autismus-Symptomatik.</w:t>
+        <w:t>Global Burden of Disease-Analyse (1990-2023) zu geschlechtsstratifizierten Inzidenz-, Prävalenz- und Disabilityraten für geriatrische Schmerzen in Asien und Europa.</w:t>
       </w:r>
     </w:p>
     <w:p>
@@ -220,7 +220,7 @@
         <w:t xml:space="preserve">Ergebnis: </w:t>
       </w:r>
       <w:r>
-        <w:t>Jungen wurden mehr als dreifach häufiger als Mädchen als autistisch erkannt (Odds Ratio &gt; 3 für Geschlecht), obwohl das tatsächliche Symptombild keinen Unterschied machte. Der Geschlechterstereotyp (‚Autismus ist männlich'), nicht die biologische Präsentation, bestimmte die Erkennung. Das hat zur Folge, dass autistische Mädchen systematisch unterdiagnostiziert oder später diagnostiziert werden.</w:t>
+        <w:t>2023: Kopfschmerz-ASIR höchst in Osteuropa (12.290/100.000), niedrig in Ostasien (7.746/100.000); Rückenschmerz höchst in Mitteleuropa (5.130/100.000). Frauen durchweg höhere Schmerzenbelastung als Männer, stärkste Unterschiede im Nahen Osten/Nordafrika. Trends divergent: Rückenschmerz in Ostasien sank (−23,37 % ASIR), Kopfschmerz stieg (+5,68 %). Gesundheitsungleichheit konzentriert sich regional unterschiedlich nach Entwicklungsgrad (SDI-Effekt).</w:t>
       </w:r>
     </w:p>
     <w:p>
@@ -235,7 +235,7 @@
         <w:rPr>
           <w:sz w:val="19"/>
         </w:rPr>
-        <w:t>Sechs Länder, Stichprobe von Lehrkräften; übertragbar auf kulturelle Bias in der Diagnostik</w:t>
+        <w:t>GBD-Modelloutputs, nicht primäre Beobachtungsdaten; regional aggregiert, aber Geschlechtsstratifizierung valide</w:t>
       </w:r>
     </w:p>
     <w:p>
@@ -244,7 +244,7 @@
           <w:color w:val="5A7D3A"/>
           <w:sz w:val="18"/>
         </w:rPr>
-        <w:t>https://pubmed.ncbi.nlm.nih.gov/42470811/</w:t>
+        <w:t>https://pubmed.ncbi.nlm.nih.gov/42470618/</w:t>
       </w:r>
     </w:p>
     <w:p>
@@ -252,7 +252,7 @@
         <w:pStyle w:val="Heading2"/>
       </w:pPr>
       <w:r>
-        <w:t>Ein Jahr nach Geburt: Intersektionale Unterschiede in Elterngesundheit – Rasse, Geschlecht und Klasse</w:t>
+        <w:t>Selbsteinschätzung in der Medizinerausbildung: Frauen unterschätzen sich um 3–6 Prozentpunkte</w:t>
       </w:r>
     </w:p>
     <w:p>
@@ -262,12 +262,12 @@
           <w:color w:val="666666"/>
           <w:sz w:val="18"/>
         </w:rPr>
-        <w:t>Santos FE et al.  ·  Soc Sci Med  ·  09.07.2026  ·  PMID 42456459</w:t>
+        <w:t>Handke L et al.  ·  JMIR Med Educ  ·  17.07.2026  ·  PMID 42467405</w:t>
       </w:r>
     </w:p>
     <w:p>
       <w:r>
-        <w:t>Eine französische Geburtskohorte (n=24.108 Eltern) analysierte mittels intersektionaler Analyse, wie Geschlecht, Ethnizität und Sozialklasse zusammen die psychische und körperliche Gesundheit ein Jahr nach Geburt beeinflussen.</w:t>
+        <w:t>Längsschnittstudie an deutschem medizinischem Lehrgang (N=165, 3 Kohorten, Apr 2023–Apr 2024) zur Geschlechtsstratifizierung der Genauigkeit von Selbsteinschätzung.</w:t>
       </w:r>
     </w:p>
     <w:p>
@@ -278,7 +278,7 @@
         <w:t xml:space="preserve">Ergebnis: </w:t>
       </w:r>
       <w:r>
-        <w:t>Die Gesundheitsungleichheiten waren additiv: Nicht-weiße Eltern, Frauen und Angehörige niedrigerer Sozialklassen berichteten schlechtere Gesundheit; psychische Gesundheit zeigte stärkere Unterschiede als körperliche. Der Schutzeffekt des Geschlechts (Vorteil für Männer) wurde durch Sozialklasse moderiert. Rasifizierung und Sexismus wirkten gemeinsam, nicht getrennt.</w:t>
+        <w:t>Frauen bewerteten sich signifikant weniger akkurat als Männer (alle p-Werte 0,001–0,01, adjustiert für akademische Fortschritte und Wissenstand). Geschlechtereffekt: −3,74 bis −6,08 Prozentpunkte, Größenordnung vergleichbar mit einem Semester Wissenserwerb. Unterschied persistiert über alle Modelle.</w:t>
       </w:r>
     </w:p>
     <w:p>
@@ -293,7 +293,7 @@
         <w:rPr>
           <w:sz w:val="19"/>
         </w:rPr>
-        <w:t>Frankreich, ähnliches Sozialversicherungssystem wie Deutschland; Routinedaten aus etablierter Kohorte</w:t>
+        <w:t>Deutschland, Medical School OWL (Bielefeld), direkt auf deutsche Medizinerausbildung übertragbar</w:t>
       </w:r>
     </w:p>
     <w:p>
@@ -302,7 +302,7 @@
           <w:color w:val="5A7D3A"/>
           <w:sz w:val="18"/>
         </w:rPr>
-        <w:t>https://pubmed.ncbi.nlm.nih.gov/42456459/</w:t>
+        <w:t>https://pubmed.ncbi.nlm.nih.gov/42467405/</w:t>
       </w:r>
     </w:p>
     <w:p>
@@ -310,7 +310,7 @@
         <w:pStyle w:val="Heading2"/>
       </w:pPr>
       <w:r>
-        <w:t>Beruf und Familie in der Plastischen Chirurgie: Europäische Ärzte zeigen geschlechtsspezifische Unterschiede</w:t>
+        <w:t>Glücksspiel bei Jugendlichen: Jungen spielen deutlich mehr On-Site und Online</w:t>
       </w:r>
     </w:p>
     <w:p>
@@ -320,12 +320,12 @@
           <w:color w:val="666666"/>
           <w:sz w:val="18"/>
         </w:rPr>
-        <w:t>Cai A et al.  ·  J Plast Reconstr Aesthet Surg  ·  26.05.2026  ·  PMID 42323222</w:t>
+        <w:t>Castrén S et al.  ·  Int J Environ Res Public Health  ·  03.06.2026  ·  PMID 42354284</w:t>
       </w:r>
     </w:p>
     <w:p>
       <w:r>
-        <w:t>Eine europäische Befragung von 456 plastischen Chirurginnen und Chirurgen untersuchte, wie sie Karriere und Elternschaft vereinbaren – und wie Geschlecht diese Vereinbarkeit beeinflusst.</w:t>
+        <w:t>Finnische ESPAD-Daten von 3.294 Schülern zur Geschlechtsstratifizierung von Glücksspiel-Verhalten und assoziierten Risikofaktoren.</w:t>
       </w:r>
     </w:p>
     <w:p>
@@ -336,7 +336,7 @@
         <w:t xml:space="preserve">Ergebnis: </w:t>
       </w:r>
       <w:r>
-        <w:t>Frauen hielten seltener höhere akademische Positionen (p &lt; 0,001), übernahmen mehr Kinderbetreuung (p &lt; 0,001) und fürchteten häufiger Diskriminierung bei Familienplanung (p &lt; 0,001). Teilzeitarbeit und offene Kommunikation mit Vorgesetzten zur Familienplanung waren die stärksten Prädiktoren, dass Elternschaft mit Karriere vereinbar erschien (p = 0,004 und p &lt; 0,001). Geschlechtsdisparität entstand durch organisatorische Strukturen, nicht biologische Unterschiede.</w:t>
+        <w:t>On-Site-Glücksspiel in den letzten 12 Monaten: 7 % der Jungen vs. 0-2 % der Mädchen; Online: 3 % vs. 0-2 %; beide: 11 % vs. 0-2 %. Mehrere Assoziationen mit Online-Glücksspiel unterschieden sich nach Geschlecht. Schulschwänzen, Freizeitkontext, riskantes Sexualverhalten, problematische Substanznutzung und problematische Social-Media-Nutzung erhöhten Odds beider Glücksspieltypen.</w:t>
       </w:r>
     </w:p>
     <w:p>
@@ -351,7 +351,7 @@
         <w:rPr>
           <w:sz w:val="19"/>
         </w:rPr>
-        <w:t>18 europäische Länder, deutschsprachiger Raum beteiligt; vergleichbare akademische Systeme in DACH</w:t>
+        <w:t>Finnland/Nord­europa, Schulsurvey ESPAD, Daten vergleichbar mit Deutschland über internationale Studien</w:t>
       </w:r>
     </w:p>
     <w:p>
@@ -360,7 +360,7 @@
           <w:color w:val="5A7D3A"/>
           <w:sz w:val="18"/>
         </w:rPr>
-        <w:t>https://pubmed.ncbi.nlm.nih.gov/42323222/</w:t>
+        <w:t>https://pubmed.ncbi.nlm.nih.gov/42354284/</w:t>
       </w:r>
     </w:p>
     <w:p>
@@ -368,7 +368,7 @@
         <w:pStyle w:val="Heading2"/>
       </w:pPr>
       <w:r>
-        <w:t>Herzanatomische Varianten: Frauen haben unterschiedliche linke Vorhofsstrukturen als Männer</w:t>
+        <w:t>CYP2C19-Metabolismus bei Psychopharmaka: Frauen bauen Escitalopram schneller ab</w:t>
       </w:r>
     </w:p>
     <w:p>
@@ -378,12 +378,12 @@
           <w:color w:val="666666"/>
           <w:sz w:val="18"/>
         </w:rPr>
-        <w:t>Loft JJ et al.  ·  J Cardiovasc Comput Tomogr  ·  18.06.2026  ·  PMID 42309870</w:t>
+        <w:t>Eiberger J et al.  ·  Genes (Basel)  ·  21.06.2026  ·  PMID 42353876</w:t>
       </w:r>
     </w:p>
     <w:p>
       <w:r>
-        <w:t>Eine dänische Populationsstudie (n=4.630) untersuchte geschlechtsspezifische Unterschiede in Anatomievarianten des linken Vorhofs mittels Computertomographie, um Zufallsbefunde besser einzuordnen.</w:t>
+        <w:t>Therapeutisches Drug Monitoring bei 51 Patienten mit Escitalopram zeigt Geschlechtsdifferenzen in CYP2C19-abhängiger Metabolisierung.</w:t>
       </w:r>
     </w:p>
     <w:p>
@@ -394,7 +394,7 @@
         <w:t xml:space="preserve">Ergebnis: </w:t>
       </w:r>
       <w:r>
-        <w:t>Frauen zeigten häufiger Vorhof-Septum-Aneurysmen (Geschlechtsdifferenz statistisch signifikant), aber kleinere indexierte Vorhofsvolumina bei gleichzeitig größerer Vorhofsöffnung und weniger Vorhofsohren als Männer. Lipomatöse Septumhypertrophie war mit Alter, BMI und kardiovaskulären Risikofaktoren verbunden, trat aber bei beiden Geschlechtern auf. Die Unterschiede deuten auf biologische (kongenitale) und nicht zugangsbezogene Ursachen hin.</w:t>
+        <w:t>Bei CYP2C19-Normalmetabolisierern signifikant höhere dosierungskorrigierte Serumkonzen-trationen bei Männern vs. Frauen (geschätztes Randmittel; p &lt; 0,05). Interpretation: Frauen mit CYP2C19-Normalmetabolismus zeigen schnellere/höhere Clearance. Befund explorativ, Stichprobe klein, Hypothese-generierend.</w:t>
       </w:r>
     </w:p>
     <w:p>
@@ -409,7 +409,7 @@
         <w:rPr>
           <w:sz w:val="19"/>
         </w:rPr>
-        <w:t>Dänemark (Skandinavien, vergleichbar); populationsbasierte Routine-CT-Daten</w:t>
+        <w:t>Deutschland, psychiatrische Routinepraxis mit TDM, biologischer Befund potenziell universal aber Dosierungsempfehlungen kontextabhängig</w:t>
       </w:r>
     </w:p>
     <w:p>
@@ -418,7 +418,65 @@
           <w:color w:val="5A7D3A"/>
           <w:sz w:val="18"/>
         </w:rPr>
-        <w:t>https://pubmed.ncbi.nlm.nih.gov/42309870/</w:t>
+        <w:t>https://pubmed.ncbi.nlm.nih.gov/42353876/</w:t>
+      </w:r>
+    </w:p>
+    <w:p>
+      <w:pPr>
+        <w:pStyle w:val="Heading2"/>
+      </w:pPr>
+      <w:r>
+        <w:t>Herzklappenchirurgie bei Endokarditis: Frauen erleben weniger Mortalität als Männer</w:t>
+      </w:r>
+    </w:p>
+    <w:p>
+      <w:r>
+        <w:rPr>
+          <w:i/>
+          <w:color w:val="666666"/>
+          <w:sz w:val="18"/>
+        </w:rPr>
+        <w:t>Bearpark L et al.  ·  J Am Heart Assoc  ·  16.06.2026  ·  PMID 42294753</w:t>
+      </w:r>
+    </w:p>
+    <w:p>
+      <w:r>
+        <w:t>Schwedische Kohortenstudie mit Routinedaten zu Geschlechtsunterschieden und Überleben nach Aortenklappenersatz bei infektiöser Endokarditis.</w:t>
+      </w:r>
+    </w:p>
+    <w:p>
+      <w:r>
+        <w:rPr>
+          <w:b/>
+        </w:rPr>
+        <w:t xml:space="preserve">Ergebnis: </w:t>
+      </w:r>
+      <w:r>
+        <w:t>Von 2.585 Patient*innen 19 % Frauen (älter, mehr Komorbiditäten, niedrigerer SES). Nach 7 Jahren: 49 % der Frauen vs. 41 % der Männer verstorben. Nach Standardisierung für Baselinefaktoren höheres Nettoüberleben bei Frauen; Lebenszeitverlust besonders in jüngeren Alter (15,5 Jahre bei 50-Jähriger Frau vs. 2,1 Jahre bei 80-Jährigem Mann).</w:t>
+      </w:r>
+    </w:p>
+    <w:p>
+      <w:r>
+        <w:rPr>
+          <w:b/>
+          <w:sz w:val="19"/>
+        </w:rPr>
+        <w:t xml:space="preserve">Übertragbarkeit: </w:t>
+      </w:r>
+      <w:r>
+        <w:rPr>
+          <w:sz w:val="19"/>
+        </w:rPr>
+        <w:t>Schweden/Skandinavien, Populationsregister, Lebenszeitanalyse methodisch übertragbar</w:t>
+      </w:r>
+    </w:p>
+    <w:p>
+      <w:r>
+        <w:rPr>
+          <w:color w:val="5A7D3A"/>
+          <w:sz w:val="18"/>
+        </w:rPr>
+        <w:t>https://pubmed.ncbi.nlm.nih.gov/42294753/</w:t>
       </w:r>
     </w:p>
     <w:sectPr>

--- a/download/studien-aktuell.docx
+++ b/download/studien-aktuell.docx
@@ -62,7 +62,7 @@
           <w:color w:val="666666"/>
           <w:sz w:val="18"/>
         </w:rPr>
-        <w:t>Stand: 01.09.2026  |  7 Studien  |  gender.m-vf.de</w:t>
+        <w:t>Stand: 02.09.2026  |  7 Studien  |  gender.m-vf.de</w:t>
       </w:r>
     </w:p>
     <w:p>
@@ -70,7 +70,7 @@
         <w:pStyle w:val="Heading1"/>
       </w:pPr>
       <w:r>
-        <w:t>Aufgenommen am 01.09.2026</w:t>
+        <w:t>Aufgenommen am 02.09.2026</w:t>
       </w:r>
     </w:p>
     <w:p>
@@ -78,7 +78,7 @@
         <w:pStyle w:val="Heading2"/>
       </w:pPr>
       <w:r>
-        <w:t>Psychische Belastung im Alter: Frauen berichten mehr Angst, PHQ-4-Normwerte für Deutschland</w:t>
+        <w:t>Glasgow Prognostic Score vor allogener Stammzelltransplantation: Geschlechtsspezifische Risiko-Profile</w:t>
       </w:r>
     </w:p>
     <w:p>
@@ -88,12 +88,12 @@
           <w:color w:val="666666"/>
           <w:sz w:val="18"/>
         </w:rPr>
-        <w:t>Dimitrov N et al.  ·  BMC Geriatr  ·  28.08.2026  ·  PMID 42668360</w:t>
+        <w:t>Thurisch H et al.  ·  Front Immunol  ·  17.08.2026  ·  PMID 42676515</w:t>
       </w:r>
     </w:p>
     <w:p>
       <w:r>
-        <w:t>Deutsche Bevölkerungsumfrage (N=3.208, 60+ Jahre) mit alters- und geschlechtsspezifischen Normwerten für das PHQ-4-Screening auf Angst und Depression.</w:t>
+        <w:t>Retrospektive Analyse von 442 alloHSCT-Patienten (2012–2017) zur prognostischen Bedeutung des mGPS (modified Glasgow Prognostic Score) vor und früh nach Transplantation mit Fokus auf Geschlechtsunterschiede.</w:t>
       </w:r>
     </w:p>
     <w:p>
@@ -104,7 +104,7 @@
         <w:t xml:space="preserve">Ergebnis: </w:t>
       </w:r>
       <w:r>
-        <w:t>Frauen berichteten signifikant höhere Gesamtbelastung als Männer, primär durch höhere Angstsymptome. PHQ-4-Werte am höchsten in der ältesten Altersgruppe. Messäquivalenz über Geschlecht und Altersgruppen bestätigt. Normwerte stratifiziert nach Alter und Geschlecht bereitgestellt.</w:t>
+        <w:t>Patienten mit mGPS 2 präTx hatten schlechteres Gesamtüberleben (HR 2,32, p&lt;0,0001) und höhere non-relapse mortality (NRM; HR 2,31, p=0,002). Dynamische Änderungen (Δ30mGPS) zeigten stärkere Prognose-Signale (OS: HR 2,85, p=0,02; NRM: HR 3,99, p=0,05). Geschlechtsspezifische Analysen offenbarten unterschiedliche Risiko-Muster. mGPS war in multivariabeler Analyse unabhängiger Prognosefaktor. Die zugrundeliegenden biologischen oder therapeutischen Mechanismen der Geschlechtsunterschiede werden nicht analysiert.</w:t>
       </w:r>
     </w:p>
     <w:p>
@@ -119,7 +119,7 @@
         <w:rPr>
           <w:sz w:val="19"/>
         </w:rPr>
-        <w:t>Deutschland, Face-to-Face-Haushaltsbefragung, direkt applicable als Referenzdaten für deutsche Praxen</w:t>
+        <w:t>Deutschland beteiligt (Köln, München), europäische Routinedaten vergleichbar</w:t>
       </w:r>
     </w:p>
     <w:p>
@@ -128,7 +128,7 @@
           <w:color w:val="5A7D3A"/>
           <w:sz w:val="18"/>
         </w:rPr>
-        <w:t>https://pubmed.ncbi.nlm.nih.gov/42668360/</w:t>
+        <w:t>https://pubmed.ncbi.nlm.nih.gov/42676515/</w:t>
       </w:r>
     </w:p>
     <w:p>
@@ -136,7 +136,7 @@
         <w:pStyle w:val="Heading2"/>
       </w:pPr>
       <w:r>
-        <w:t>Menopause-Versorgung in Europa: Implementierungsrahmen für digitale Prä-zision</w:t>
+        <w:t>Pflegepraktikanten: Patienten bevorzugen Frauen, beeinträchtigt durch Empathie-Stereotype</w:t>
       </w:r>
     </w:p>
     <w:p>
@@ -146,12 +146,12 @@
           <w:color w:val="666666"/>
           <w:sz w:val="18"/>
         </w:rPr>
-        <w:t>Stute P et al.  ·  Maturitas  ·  20.07.2026  ·  PMID 42531734</w:t>
+        <w:t>Liao JJ et al.  ·  Medicine (Baltimore)  ·  28.08.2026  ·  PMID 42675775</w:t>
       </w:r>
     </w:p>
     <w:p>
       <w:r>
-        <w:t>Europäische Fachgesellschaft skizziert Leitlinien für integrierte Menopausver-sorgung mit Risk Stratification, digitalen Tools und gestufter Versorgungsarchitektur.</w:t>
+        <w:t>Querschnittstudie mit 460 stationären Patienten in Guangdong/Guangxi zu Geschlechtsstereotypen, Patientenzufriedenheit und Bereitschaft, von männlichen oder weiblichen Pflegepraktikanten versorgt zu werden.</w:t>
       </w:r>
     </w:p>
     <w:p>
@@ -162,7 +162,7 @@
         <w:t xml:space="preserve">Ergebnis: </w:t>
       </w:r>
       <w:r>
-        <w:t>Stellung der European Menopause and Andropause Society: Architektur mit vier Ebenen (digital access, trained professionals, specialist centres, governance). Aktionsempfehlungen für Kliniker, Systeme, Berufsverbände, Arbeitgeber zu Schulung, Qualitäts-standards, Algorithmen-governance und Equity-Monitoring.</w:t>
+        <w:t>Patienten zeigten moderate bis hohe Bereitschaft, beide Geschlechter zu akzeptieren (Männer M=3,65, Frauen M=4,10, mit höherer Bereitschaft für Frauen; t=8,53, p&lt;0,001). Patientenzufriedenheit korrelierte positiv (r&gt;0,40, p&lt;0,001) mit Akzeptanz männlicher Praktikanten, während das Stereotyp 'Empathie ist weiblich' negativ korrelierte (r=-0,40, p&lt;0,001). Multiple lineare Regression identifizierte Zufriedenheit (β=0,35), Stereotyp (β=-0,29), urbaner Hintergrund (β=0,16) und Bildung (β=0,13) als Prädiktoren (32,7 % erklärte Varianz). Männliche, städtische, höher gebildete Patienten zeigten höhere Akzeptanz. Unterschied erklärt durch Zuschreibung durch Patienten, nicht durch biologische oder Zugangs-Faktoren.</w:t>
       </w:r>
     </w:p>
     <w:p>
@@ -177,7 +177,7 @@
         <w:rPr>
           <w:sz w:val="19"/>
         </w:rPr>
-        <w:t>Schweiz/Europa, vergleichbare Systeme, Transfer auf deutschsprachigen Raum offen</w:t>
+        <w:t>China - Übertragbarkeit gering, aber Stereotyp-Effekt ist versorgungsrelevant und kulturübergreifend</w:t>
       </w:r>
     </w:p>
     <w:p>
@@ -186,7 +186,7 @@
           <w:color w:val="5A7D3A"/>
           <w:sz w:val="18"/>
         </w:rPr>
-        <w:t>https://pubmed.ncbi.nlm.nih.gov/42531734/</w:t>
+        <w:t>https://pubmed.ncbi.nlm.nih.gov/42675775/</w:t>
       </w:r>
     </w:p>
     <w:p>
@@ -194,7 +194,7 @@
         <w:pStyle w:val="Heading2"/>
       </w:pPr>
       <w:r>
-        <w:t>Kopfschmerz und Rückenschmerz im Alter: Frauen leiden stärker, regionale Unterschiede entlang der Seidenstraße</w:t>
+        <w:t>Blutdruck in 24-Stunden-Messung: Frauen haben niedrigere Werte als Männer</w:t>
       </w:r>
     </w:p>
     <w:p>
@@ -204,12 +204,12 @@
           <w:color w:val="666666"/>
           <w:sz w:val="18"/>
         </w:rPr>
-        <w:t>Liu J et al.  ·  Inquiry  ·  18.07.2026  ·  PMID 42470618</w:t>
+        <w:t>Atmaca H et al.  ·  Medicine (Baltimore)  ·  28.08.2026  ·  PMID 42675704</w:t>
       </w:r>
     </w:p>
     <w:p>
       <w:r>
-        <w:t>Global Burden of Disease-Analyse (1990-2023) zu geschlechtsstratifizierten Inzidenz-, Prävalenz- und Disabilityraten für geriatrische Schmerzen in Asien und Europa.</w:t>
+        <w:t>Retrospektive Querschnittstudie von 1204 Patienten zu Geschlechtsspezifischen Unterschieden in Blutdruckwerten bei 24-Stunden-Messung.</w:t>
       </w:r>
     </w:p>
     <w:p>
@@ -220,7 +220,7 @@
         <w:t xml:space="preserve">Ergebnis: </w:t>
       </w:r>
       <w:r>
-        <w:t>2023: Kopfschmerz-ASIR höchst in Osteuropa (12.290/100.000), niedrig in Ostasien (7.746/100.000); Rückenschmerz höchst in Mitteleuropa (5.130/100.000). Frauen durchweg höhere Schmerzenbelastung als Männer, stärkste Unterschiede im Nahen Osten/Nordafrika. Trends divergent: Rückenschmerz in Ostasien sank (−23,37 % ASIR), Kopfschmerz stieg (+5,68 %). Gesundheitsungleichheit konzentriert sich regional unterschiedlich nach Entwicklungsgrad (SDI-Effekt).</w:t>
+        <w:t>Sowohl systolisch als auch diastolisch waren die Blutdruckwerte bei Frauen signifikant niedriger als bei Männern (exakte Zahlen im Abstract nicht genannt). Dies galt für die Gesamtpopulation und separat für Patienten mit und ohne frühere Hypertonie-Diagnose. Die genauen Mechanismen bleiben unklar; der Unterschied unterstreicht die Notwendigkeit geschlechtsspezifischer diagnostischer Schwellen.</w:t>
       </w:r>
     </w:p>
     <w:p>
@@ -235,7 +235,7 @@
         <w:rPr>
           <w:sz w:val="19"/>
         </w:rPr>
-        <w:t>GBD-Modelloutputs, nicht primäre Beobachtungsdaten; regional aggregiert, aber Geschlechtsstratifizierung valide</w:t>
+        <w:t>Türkei - Übertragbarkeit gering, grundlegend anderes Gesundheitssystem</w:t>
       </w:r>
     </w:p>
     <w:p>
@@ -244,7 +244,7 @@
           <w:color w:val="5A7D3A"/>
           <w:sz w:val="18"/>
         </w:rPr>
-        <w:t>https://pubmed.ncbi.nlm.nih.gov/42470618/</w:t>
+        <w:t>https://pubmed.ncbi.nlm.nih.gov/42675704/</w:t>
       </w:r>
     </w:p>
     <w:p>
@@ -252,7 +252,7 @@
         <w:pStyle w:val="Heading2"/>
       </w:pPr>
       <w:r>
-        <w:t>Selbsteinschätzung in der Medizinerausbildung: Frauen unterschätzen sich um 3–6 Prozentpunkte</w:t>
+        <w:t>Wohnort im US-Stroke-Belt und kognitiver Verfall bei Frauen</w:t>
       </w:r>
     </w:p>
     <w:p>
@@ -262,12 +262,12 @@
           <w:color w:val="666666"/>
           <w:sz w:val="18"/>
         </w:rPr>
-        <w:t>Handke L et al.  ·  JMIR Med Educ  ·  17.07.2026  ·  PMID 42467405</w:t>
+        <w:t>von Alvensleben AC et al.  ·  BMC Neurol  ·  17.08.2026  ·  PMID 42675461</w:t>
       </w:r>
     </w:p>
     <w:p>
       <w:r>
-        <w:t>Längsschnittstudie an deutschem medizinischem Lehrgang (N=165, 3 Kohorten, Apr 2023–Apr 2024) zur Geschlechtsstratifizierung der Genauigkeit von Selbsteinschätzung.</w:t>
+        <w:t>Kohortenstudie der Women's Health Study mit 6.362 Frauen ≥65 Jahren zu Assoziationen zwischen Wohnort im US-Stroke-Belt und kognitivem Verfall über wiederholte Tests.</w:t>
       </w:r>
     </w:p>
     <w:p>
@@ -278,7 +278,7 @@
         <w:t xml:space="preserve">Ergebnis: </w:t>
       </w:r>
       <w:r>
-        <w:t>Frauen bewerteten sich signifikant weniger akkurat als Männer (alle p-Werte 0,001–0,01, adjustiert für akademische Fortschritte und Wissenstand). Geschlechtereffekt: −3,74 bis −6,08 Prozentpunkte, Größenordnung vergleichbar mit einem Semester Wissenserwerb. Unterschied persistiert über alle Modelle.</w:t>
+        <w:t>Frauen im Stroke-Belt (17,8 %) unterschieden sich nicht signifikant in der Geschwindigkeit des kognitiven Verfalls (β=-0,03, SE=0,02, p=0,233). Sekundäranalysen zeigten jedoch höhere Wahrscheinlichkeit für stärkeren Verfall (quintiles und deciles): OR 1,20 (95 % KI 1,00–1,42) für Quintil 1; OR 1,43 (95 % KI 1,14–1,78) für Dezil 1. Das bedeutet: geographisch bedingte Unterschiede in kognitiven Outcomes möglich, aber primär nicht auf Schlaganfall-Risiko beschränkt.</w:t>
       </w:r>
     </w:p>
     <w:p>
@@ -293,7 +293,7 @@
         <w:rPr>
           <w:sz w:val="19"/>
         </w:rPr>
-        <w:t>Deutschland, Medical School OWL (Bielefeld), direkt auf deutsche Medizinerausbildung übertragbar</w:t>
+        <w:t>USA - Übertragbarkeit gering, grundlegend anderes Gesundheitssystem; nur die Nachweismethode ist relevant</w:t>
       </w:r>
     </w:p>
     <w:p>
@@ -302,7 +302,7 @@
           <w:color w:val="5A7D3A"/>
           <w:sz w:val="18"/>
         </w:rPr>
-        <w:t>https://pubmed.ncbi.nlm.nih.gov/42467405/</w:t>
+        <w:t>https://pubmed.ncbi.nlm.nih.gov/42675461/</w:t>
       </w:r>
     </w:p>
     <w:p>
@@ -310,7 +310,7 @@
         <w:pStyle w:val="Heading2"/>
       </w:pPr>
       <w:r>
-        <w:t>Glücksspiel bei Jugendlichen: Jungen spielen deutlich mehr On-Site und Online</w:t>
+        <w:t>Marathon: Männer 'treffen die Wand' doppelt so häufig wie Frauen</w:t>
       </w:r>
     </w:p>
     <w:p>
@@ -320,12 +320,12 @@
           <w:color w:val="666666"/>
           <w:sz w:val="18"/>
         </w:rPr>
-        <w:t>Castrén S et al.  ·  Int J Environ Res Public Health  ·  03.06.2026  ·  PMID 42354284</w:t>
+        <w:t>Seffrin A et al.  ·  Sci Rep  ·  02.07.2026  ·  PMID 42393156</w:t>
       </w:r>
     </w:p>
     <w:p>
       <w:r>
-        <w:t>Finnische ESPAD-Daten von 3.294 Schülern zur Geschlechtsstratifizierung von Glücksspiel-Verhalten und assoziierten Risikofaktoren.</w:t>
+        <w:t>Analyse von 873.334 Berlin-Marathon-Finishern (1999–2025) zu Geschlechtsunterschieden in Pacing-Stabilität und Dezeleration im zweiten Streckenabschnitt.</w:t>
       </w:r>
     </w:p>
     <w:p>
@@ -336,7 +336,7 @@
         <w:t xml:space="preserve">Ergebnis: </w:t>
       </w:r>
       <w:r>
-        <w:t>On-Site-Glücksspiel in den letzten 12 Monaten: 7 % der Jungen vs. 0-2 % der Mädchen; Online: 3 % vs. 0-2 %; beide: 11 % vs. 0-2 %. Mehrere Assoziationen mit Online-Glücksspiel unterschieden sich nach Geschlecht. Schulschwänzen, Freizeitkontext, riskantes Sexualverhalten, problematische Substanznutzung und problematische Social-Media-Nutzung erhöhten Odds beider Glücksspieltypen.</w:t>
+        <w:t>Männer zeigten signifikant höhere mittlere Dezeleration (10,73 % ± 11,41 %) als Frauen (8,34 % ± 8,91 %, p&lt;0,001). 'Hitting the wall' (≥20 % Dezeleration) war bei Männern fast doppelt so häufig (17,63 %) wie bei Frauen (9,66 %; OR 2,00, 95 % KI 1,97–2,03; bereinigt OR 3,88, 95 % KI 3,81–3,94). Bei schnellsten Läufern (&lt;3 h) waren Männer etwa 6-mal häufiger betroffen (1,42 % vs. 0,23 %). Verhältnis über 27 Jahre stabil. Befund deutet auf behaviorale und strategische Faktoren neben Physiologie hin.</w:t>
       </w:r>
     </w:p>
     <w:p>
@@ -351,7 +351,7 @@
         <w:rPr>
           <w:sz w:val="19"/>
         </w:rPr>
-        <w:t>Finnland/Nord­europa, Schulsurvey ESPAD, Daten vergleichbar mit Deutschland über internationale Studien</w:t>
+        <w:t>Deutschland - Berlin Marathon ist Datenquelle, Pacing-Strategien kulturübergreifend vergleichbar</w:t>
       </w:r>
     </w:p>
     <w:p>
@@ -360,7 +360,7 @@
           <w:color w:val="5A7D3A"/>
           <w:sz w:val="18"/>
         </w:rPr>
-        <w:t>https://pubmed.ncbi.nlm.nih.gov/42354284/</w:t>
+        <w:t>https://pubmed.ncbi.nlm.nih.gov/42393156/</w:t>
       </w:r>
     </w:p>
     <w:p>
@@ -368,7 +368,7 @@
         <w:pStyle w:val="Heading2"/>
       </w:pPr>
       <w:r>
-        <w:t>CYP2C19-Metabolismus bei Psychopharmaka: Frauen bauen Escitalopram schneller ab</w:t>
+        <w:t>Nitric-Oxide-Metaboliten bei HFpEF: Geschlechtsspezifische Unterschiede minimal</w:t>
       </w:r>
     </w:p>
     <w:p>
@@ -378,12 +378,12 @@
           <w:color w:val="666666"/>
           <w:sz w:val="18"/>
         </w:rPr>
-        <w:t>Eiberger J et al.  ·  Genes (Basel)  ·  21.06.2026  ·  PMID 42353876</w:t>
+        <w:t>Dinges SM et al.  ·  Biol Sex Differ  ·  15.06.2026  ·  PMID 42298662</w:t>
       </w:r>
     </w:p>
     <w:p>
       <w:r>
-        <w:t>Therapeutisches Drug Monitoring bei 51 Patienten mit Escitalopram zeigt Geschlechtsdifferenzen in CYP2C19-abhängiger Metabolisierung.</w:t>
+        <w:t>Querschnittstudie zu Geschlechtsunterschieden in Nitric-Oxide-bezogenen Metaboliten bei Herzinsuffizienz mit erhaltener Ejektionsfraktion, mit geschlechtsstratifizierter Analyse.</w:t>
       </w:r>
     </w:p>
     <w:p>
@@ -394,7 +394,7 @@
         <w:t xml:space="preserve">Ergebnis: </w:t>
       </w:r>
       <w:r>
-        <w:t>Bei CYP2C19-Normalmetabolisierern signifikant höhere dosierungskorrigierte Serumkonzen-trationen bei Männern vs. Frauen (geschätztes Randmittel; p &lt; 0,05). Interpretation: Frauen mit CYP2C19-Normalmetabolismus zeigen schnellere/höhere Clearance. Befund explorativ, Stichprobe klein, Hypothese-generierend.</w:t>
+        <w:t>SDMA-Konzentrationen waren bei Männern signifikant höher als bei Frauen (β=-0,11 [-0,20 bis -0,03] µmol/L, p=0,010), in 5 von 6 Modellen konsistent. Homoarginin war bei Frauen niedriger, aber dieser Unterschied verschwand nach multivariabeler Anpassung. Substanzielle Überlappung der metabolischen Profile zwischen Männern und Frauen, kein klares Muster endothelialer Dysfunktion nach Geschlecht.</w:t>
       </w:r>
     </w:p>
     <w:p>
@@ -409,7 +409,7 @@
         <w:rPr>
           <w:sz w:val="19"/>
         </w:rPr>
-        <w:t>Deutschland, psychiatrische Routinepraxis mit TDM, biologischer Befund potenziell universal aber Dosierungsempfehlungen kontextabhängig</w:t>
+        <w:t>Deutschland beteiligt (München, Hamburg, Berlin), deutsches Versicherungssystem vergleichbar</w:t>
       </w:r>
     </w:p>
     <w:p>
@@ -418,7 +418,7 @@
           <w:color w:val="5A7D3A"/>
           <w:sz w:val="18"/>
         </w:rPr>
-        <w:t>https://pubmed.ncbi.nlm.nih.gov/42353876/</w:t>
+        <w:t>https://pubmed.ncbi.nlm.nih.gov/42298662/</w:t>
       </w:r>
     </w:p>
     <w:p>
@@ -426,7 +426,7 @@
         <w:pStyle w:val="Heading2"/>
       </w:pPr>
       <w:r>
-        <w:t>Herzklappenchirurgie bei Endokarditis: Frauen erleben weniger Mortalität als Männer</w:t>
+        <w:t>Secukinumab bei Psoriasisarthritis: Männliches Geschlecht vorhersagt besseres Ansprechen</w:t>
       </w:r>
     </w:p>
     <w:p>
@@ -436,12 +436,12 @@
           <w:color w:val="666666"/>
           <w:sz w:val="18"/>
         </w:rPr>
-        <w:t>Bearpark L et al.  ·  J Am Heart Assoc  ·  16.06.2026  ·  PMID 42294753</w:t>
+        <w:t>Heberg J et al.  ·  J Rheumatol  ·  01.09.2026  ·  PMID 42297436</w:t>
       </w:r>
     </w:p>
     <w:p>
       <w:r>
-        <w:t>Schwedische Kohortenstudie mit Routinedaten zu Geschlechtsunterschieden und Überleben nach Aortenklappenersatz bei infektiöser Endokarditis.</w:t>
+        <w:t>Europäische Register-Studie zur Vorhersage von Secukinumab-Wirksamkeit bei Psoriasisarthritis, mit Analyse geschlechtsspezifischer Prädiktoren.</w:t>
       </w:r>
     </w:p>
     <w:p>
@@ -452,7 +452,7 @@
         <w:t xml:space="preserve">Ergebnis: </w:t>
       </w:r>
       <w:r>
-        <w:t>Von 2.585 Patient*innen 19 % Frauen (älter, mehr Komorbiditäten, niedrigerer SES). Nach 7 Jahren: 49 % der Frauen vs. 41 % der Männer verstorben. Nach Standardisierung für Baselinefaktoren höheres Nettoüberleben bei Frauen; Lebenszeitverlust besonders in jüngeren Alter (15,5 Jahre bei 50-Jähriger Frau vs. 2,1 Jahre bei 80-Jährigem Mann).</w:t>
+        <w:t>Männliches Geschlecht, weniger vorgangige b/tsDMARDs und CRP &gt;10 mg/L sagten DAPSA28-Niedrigaktivität voraus (multivariable Analyse). Für Frauen waren weniger vorgangige b/tsDMARDs, CRP &gt;10 mg/L und niedrigere Müdigkeit prädiktiv. Das männliche Geschlecht war insgesamt mit besserer Remission assoziiert, die Mechanismen (Biologie vs. Zugang vs. Behandlungsprotokoll) werden nicht spezifiziert.</w:t>
       </w:r>
     </w:p>
     <w:p>
@@ -467,7 +467,7 @@
         <w:rPr>
           <w:sz w:val="19"/>
         </w:rPr>
-        <w:t>Schweden/Skandinavien, Populationsregister, Lebenszeitanalyse methodisch übertragbar</w:t>
+        <w:t>Europäische Routinedaten, vergleichbare Versorgung und AWMF-Leitlinie existiert</w:t>
       </w:r>
     </w:p>
     <w:p>
@@ -476,7 +476,7 @@
           <w:color w:val="5A7D3A"/>
           <w:sz w:val="18"/>
         </w:rPr>
-        <w:t>https://pubmed.ncbi.nlm.nih.gov/42294753/</w:t>
+        <w:t>https://pubmed.ncbi.nlm.nih.gov/42297436/</w:t>
       </w:r>
     </w:p>
     <w:sectPr>

--- a/download/studien-aktuell.docx
+++ b/download/studien-aktuell.docx
@@ -62,7 +62,7 @@
           <w:color w:val="666666"/>
           <w:sz w:val="18"/>
         </w:rPr>
-        <w:t>Stand: 02.09.2026  |  7 Studien  |  gender.m-vf.de</w:t>
+        <w:t>Stand: 03.09.2026  |  5 Studien  |  gender.m-vf.de</w:t>
       </w:r>
     </w:p>
     <w:p>
@@ -70,7 +70,7 @@
         <w:pStyle w:val="Heading1"/>
       </w:pPr>
       <w:r>
-        <w:t>Aufgenommen am 02.09.2026</w:t>
+        <w:t>Aufgenommen am 03.09.2026</w:t>
       </w:r>
     </w:p>
     <w:p>
@@ -78,7 +78,7 @@
         <w:pStyle w:val="Heading2"/>
       </w:pPr>
       <w:r>
-        <w:t>Glasgow Prognostic Score vor allogener Stammzelltransplantation: Geschlechtsspezifische Risiko-Profile</w:t>
+        <w:t>Menopause bei Trans- und Gender-diversen Menschen: jenseits von Cisgenderismus</w:t>
       </w:r>
     </w:p>
     <w:p>
@@ -88,12 +88,12 @@
           <w:color w:val="666666"/>
           <w:sz w:val="18"/>
         </w:rPr>
-        <w:t>Thurisch H et al.  ·  Front Immunol  ·  17.08.2026  ·  PMID 42676515</w:t>
+        <w:t>Drysdale K et al.  ·  Health Promot Int  ·  01.09.2026  ·  PMID 42678722</w:t>
       </w:r>
     </w:p>
     <w:p>
       <w:r>
-        <w:t>Retrospektive Analyse von 442 alloHSCT-Patienten (2012–2017) zur prognostischen Bedeutung des mGPS (modified Glasgow Prognostic Score) vor und früh nach Transplantation mit Fokus auf Geschlechtsunterschiede.</w:t>
+        <w:t>Qualitative Analyse von 3 Fokusgruppen mit 17 trans-Männern und nonbinären Personen mit Ovarien zu Verständnis, Erfahrung und Versorgungsbedarf bei hormonellen Veränderungen.</w:t>
       </w:r>
     </w:p>
     <w:p>
@@ -104,7 +104,7 @@
         <w:t xml:space="preserve">Ergebnis: </w:t>
       </w:r>
       <w:r>
-        <w:t>Patienten mit mGPS 2 präTx hatten schlechteres Gesamtüberleben (HR 2,32, p&lt;0,0001) und höhere non-relapse mortality (NRM; HR 2,31, p=0,002). Dynamische Änderungen (Δ30mGPS) zeigten stärkere Prognose-Signale (OS: HR 2,85, p=0,02; NRM: HR 3,99, p=0,05). Geschlechtsspezifische Analysen offenbarten unterschiedliche Risiko-Muster. mGPS war in multivariabeler Analyse unabhängiger Prognosefaktor. Die zugrundeliegenden biologischen oder therapeutischen Mechanismen der Geschlechtsunterschiede werden nicht analysiert.</w:t>
+        <w:t>Teilnehmer berichten, dass zeitgenössische Menopausen-Diskurse stark durch cisgendernormative Annahmen geprägt sind; Verständnis von Menopause bei trans-Personen wird durch persönliche und andere Geschlechtsidentität sowie Kontexte der Geschlechtsaffirmation vermittelt. Versorgung muss trans-Personen einbeziehen als Frage der Health Equity, nicht bloßer Inklusion.</w:t>
       </w:r>
     </w:p>
     <w:p>
@@ -119,7 +119,7 @@
         <w:rPr>
           <w:sz w:val="19"/>
         </w:rPr>
-        <w:t>Deutschland beteiligt (Köln, München), europäische Routinedaten vergleichbar</w:t>
+        <w:t>Australien, Fokusgruppen, Versorgungslücke in aktuellen Menopausen-Leitlinien erkannt</w:t>
       </w:r>
     </w:p>
     <w:p>
@@ -128,7 +128,7 @@
           <w:color w:val="5A7D3A"/>
           <w:sz w:val="18"/>
         </w:rPr>
-        <w:t>https://pubmed.ncbi.nlm.nih.gov/42676515/</w:t>
+        <w:t>https://pubmed.ncbi.nlm.nih.gov/42678722/</w:t>
       </w:r>
     </w:p>
     <w:p>
@@ -136,7 +136,7 @@
         <w:pStyle w:val="Heading2"/>
       </w:pPr>
       <w:r>
-        <w:t>Pflegepraktikanten: Patienten bevorzugen Frauen, beeinträchtigt durch Empathie-Stereotype</w:t>
+        <w:t>Long-Acting-HIV-PrEP: unterschiedliche Akzeptanz zwischen Erfahrenen und Anfängern</w:t>
       </w:r>
     </w:p>
     <w:p>
@@ -146,12 +146,12 @@
           <w:color w:val="666666"/>
           <w:sz w:val="18"/>
         </w:rPr>
-        <w:t>Liao JJ et al.  ·  Medicine (Baltimore)  ·  28.08.2026  ·  PMID 42675775</w:t>
+        <w:t>Blomaard CM et al.  ·  AIDS Care  ·  26.08.2026  ·  PMID 42647163</w:t>
       </w:r>
     </w:p>
     <w:p>
       <w:r>
-        <w:t>Querschnittstudie mit 460 stationären Patienten in Guangdong/Guangxi zu Geschlechtsstereotypen, Patientenzufriedenheit und Bereitschaft, von männlichen oder weiblichen Pflegepraktikanten versorgt zu werden.</w:t>
+        <w:t>Querschnittstudie zu Absichten der Nutzung verschiedener long-acting-PrEP-Modalitäten bei 1258 HIV-negativen MSM und trans/gender-diversen Personen in Amsterdam (97,9% MSM).</w:t>
       </w:r>
     </w:p>
     <w:p>
@@ -162,7 +162,7 @@
         <w:t xml:space="preserve">Ergebnis: </w:t>
       </w:r>
       <w:r>
-        <w:t>Patienten zeigten moderate bis hohe Bereitschaft, beide Geschlechter zu akzeptieren (Männer M=3,65, Frauen M=4,10, mit höherer Bereitschaft für Frauen; t=8,53, p&lt;0,001). Patientenzufriedenheit korrelierte positiv (r&gt;0,40, p&lt;0,001) mit Akzeptanz männlicher Praktikanten, während das Stereotyp 'Empathie ist weiblich' negativ korrelierte (r=-0,40, p&lt;0,001). Multiple lineare Regression identifizierte Zufriedenheit (β=0,35), Stereotyp (β=-0,29), urbaner Hintergrund (β=0,16) und Bildung (β=0,13) als Prädiktoren (32,7 % erklärte Varianz). Männliche, städtische, höher gebildete Patienten zeigten höhere Akzeptanz. Unterschied erklärt durch Zuschreibung durch Patienten, nicht durch biologische oder Zugangs-Faktoren.</w:t>
+        <w:t>Intention zur Nutzung monatlich orale long-acting PrEP (ACS-Kohorte: 38% hohe Intention; Survey: 81%), gefolgt von 2-monatlich intramuskulärer PrEP (ACS: 19%; Survey: 47%) und Implantaten (ACS: 9%; Survey: 37%). PrEP-erfahrene Teilnehmer zeigten höhere Intention für orale und injectable Formen als PrEP-naive. Angebot mehrerer Modalitäten könnte Akzeptanz und Retention verbessern.</w:t>
       </w:r>
     </w:p>
     <w:p>
@@ -177,7 +177,7 @@
         <w:rPr>
           <w:sz w:val="19"/>
         </w:rPr>
-        <w:t>China - Übertragbarkeit gering, aber Stereotyp-Effekt ist versorgungsrelevant und kulturübergreifend</w:t>
+        <w:t>Niederlande, vergleichbares Versicherungssystem, europäische Zugangswege</w:t>
       </w:r>
     </w:p>
     <w:p>
@@ -186,7 +186,7 @@
           <w:color w:val="5A7D3A"/>
           <w:sz w:val="18"/>
         </w:rPr>
-        <w:t>https://pubmed.ncbi.nlm.nih.gov/42675775/</w:t>
+        <w:t>https://pubmed.ncbi.nlm.nih.gov/42647163/</w:t>
       </w:r>
     </w:p>
     <w:p>
@@ -194,7 +194,7 @@
         <w:pStyle w:val="Heading2"/>
       </w:pPr>
       <w:r>
-        <w:t>Blutdruck in 24-Stunden-Messung: Frauen haben niedrigere Werte als Männer</w:t>
+        <w:t>Frauen brauchen nach Herzoperation länger zur Genesung</w:t>
       </w:r>
     </w:p>
     <w:p>
@@ -204,12 +204,12 @@
           <w:color w:val="666666"/>
           <w:sz w:val="18"/>
         </w:rPr>
-        <w:t>Atmaca H et al.  ·  Medicine (Baltimore)  ·  28.08.2026  ·  PMID 42675704</w:t>
+        <w:t>Zayat R et al.  ·  J Am Heart Assoc  ·  20.08.2026  ·  PMID 42622119</w:t>
       </w:r>
     </w:p>
     <w:p>
       <w:r>
-        <w:t>Retrospektive Querschnittstudie von 1204 Patienten zu Geschlechtsspezifischen Unterschieden in Blutdruckwerten bei 24-Stunden-Messung.</w:t>
+        <w:t>Propensity-Score-Analyse zur Untersuchung von Geschlechtsunterschieden in Komplikationen und Erholung nach hochriskanter Herzchirurgie anhand von 1386 Patienten aus der SUSTAIN-CSX-Studie.</w:t>
       </w:r>
     </w:p>
     <w:p>
@@ -220,7 +220,7 @@
         <w:t xml:space="preserve">Ergebnis: </w:t>
       </w:r>
       <w:r>
-        <w:t>Sowohl systolisch als auch diastolisch waren die Blutdruckwerte bei Frauen signifikant niedriger als bei Männern (exakte Zahlen im Abstract nicht genannt). Dies galt für die Gesamtpopulation und separat für Patienten mit und ohne frühere Hypertonie-Diagnose. Die genauen Mechanismen bleiben unklar; der Unterschied unterstreicht die Notwendigkeit geschlechtsspezifischer diagnostischer Schwellen.</w:t>
+        <w:t>Frauen zeigten verlängerten Intensivstationsaufenthalt (Median 3 vs. 2 Tage) und längeren Klinikaufenthalt (Median 10 vs. 9 Tage); nach Adjustment war das Risiko für prolongiertes Aufenthalt signifikant erhöht (ICU: IRR 1,8 [95%-KI 1,2–2,9], p=0,009; Klinik: IRR 1,4 [95%-KI 1,0–1,9], p=0,031). Sterblichkeit unterschied sich 180 Tage nicht signifikant. Der längere Genesungsverlauf persisitierte auch nach Kontrolle für Baseline-Unterschiede.</w:t>
       </w:r>
     </w:p>
     <w:p>
@@ -235,7 +235,7 @@
         <w:rPr>
           <w:sz w:val="19"/>
         </w:rPr>
-        <w:t>Türkei - Übertragbarkeit gering, grundlegend anderes Gesundheitssystem</w:t>
+        <w:t>Deutsche Klinikdaten, vergleichbare Dokumentationspflichten, AWMF-Leitlinien ohne Geschlechtsstratifizierung</w:t>
       </w:r>
     </w:p>
     <w:p>
@@ -244,7 +244,7 @@
           <w:color w:val="5A7D3A"/>
           <w:sz w:val="18"/>
         </w:rPr>
-        <w:t>https://pubmed.ncbi.nlm.nih.gov/42675704/</w:t>
+        <w:t>https://pubmed.ncbi.nlm.nih.gov/42622119/</w:t>
       </w:r>
     </w:p>
     <w:p>
@@ -252,7 +252,7 @@
         <w:pStyle w:val="Heading2"/>
       </w:pPr>
       <w:r>
-        <w:t>Wohnort im US-Stroke-Belt und kognitiver Verfall bei Frauen</w:t>
+        <w:t>Luftverschmutzung wirkt sich auf Männer und Frauen unterschiedlich auf das Herz aus</w:t>
       </w:r>
     </w:p>
     <w:p>
@@ -262,12 +262,12 @@
           <w:color w:val="666666"/>
           <w:sz w:val="18"/>
         </w:rPr>
-        <w:t>von Alvensleben AC et al.  ·  BMC Neurol  ·  17.08.2026  ·  PMID 42675461</w:t>
+        <w:t>Li Y et al.  ·  Int J Hyg Environ Health  ·  11.06.2026  ·  PMID 42275869</w:t>
       </w:r>
     </w:p>
     <w:p>
       <w:r>
-        <w:t>Kohortenstudie der Women's Health Study mit 6.362 Frauen ≥65 Jahren zu Assoziationen zwischen Wohnort im US-Stroke-Belt und kognitivem Verfall über wiederholte Tests.</w:t>
+        <w:t>Longitudinale Analyse von 9181 EKGs aus 4143 Teilnehmern der KORA-Kohort zur Untersuchung geschlechtsspezifischer Assoziationen zwischen Langzeit-Luftschadstoffexposition und EKG-Parametern der kardialen Reizleitung und Repolarisation.</w:t>
       </w:r>
     </w:p>
     <w:p>
@@ -278,7 +278,7 @@
         <w:t xml:space="preserve">Ergebnis: </w:t>
       </w:r>
       <w:r>
-        <w:t>Frauen im Stroke-Belt (17,8 %) unterschieden sich nicht signifikant in der Geschwindigkeit des kognitiven Verfalls (β=-0,03, SE=0,02, p=0,233). Sekundäranalysen zeigten jedoch höhere Wahrscheinlichkeit für stärkeren Verfall (quintiles und deciles): OR 1,20 (95 % KI 1,00–1,42) für Quintil 1; OR 1,43 (95 % KI 1,14–1,78) für Dezil 1. Das bedeutet: geographisch bedingte Unterschiede in kognitiven Outcomes möglich, aber primär nicht auf Schlaganfall-Risiko beschränkt.</w:t>
+        <w:t>Bei Männern war ein IQR-Anstieg von Feinstaub (PM2,5) und Stickstoffdioxid (NO2) mit einer Verlängerung des JTc-Intervalls von 0,31% (95%-KI 0,10–0,51) bzw. 0,51% (95%-KI 0,28–0,74) assoziiert. Bei Frauen waren Hauptmodell-Schätzungen weniger konsistent; stratifizierte Analysen zeigten stärkere positive Assoziationen in Subgruppen mit Übergewicht, Rauchen und niedriger Bildung. Effekt der Luftverschmutzung auf die Repolarisation ist geschlechtsspezifisch und wird durch soziodemografische Faktoren modifiziert.</w:t>
       </w:r>
     </w:p>
     <w:p>
@@ -293,7 +293,7 @@
         <w:rPr>
           <w:sz w:val="19"/>
         </w:rPr>
-        <w:t>USA - Übertragbarkeit gering, grundlegend anderes Gesundheitssystem; nur die Nachweismethode ist relevant</w:t>
+        <w:t>Deutschland, KORA-Kohorte, Umweltbelastung, vergleichbare Datenqualität</w:t>
       </w:r>
     </w:p>
     <w:p>
@@ -302,7 +302,7 @@
           <w:color w:val="5A7D3A"/>
           <w:sz w:val="18"/>
         </w:rPr>
-        <w:t>https://pubmed.ncbi.nlm.nih.gov/42675461/</w:t>
+        <w:t>https://pubmed.ncbi.nlm.nih.gov/42275869/</w:t>
       </w:r>
     </w:p>
     <w:p>
@@ -310,7 +310,7 @@
         <w:pStyle w:val="Heading2"/>
       </w:pPr>
       <w:r>
-        <w:t>Marathon: Männer 'treffen die Wand' doppelt so häufig wie Frauen</w:t>
+        <w:t>Geschlechtsunterschiede in der Genetik von Angststörungen: teilweise unterschiedliche Architektur</w:t>
       </w:r>
     </w:p>
     <w:p>
@@ -320,12 +320,12 @@
           <w:color w:val="666666"/>
           <w:sz w:val="18"/>
         </w:rPr>
-        <w:t>Seffrin A et al.  ·  Sci Rep  ·  02.07.2026  ·  PMID 42393156</w:t>
+        <w:t>Hu J et al.  ·  Psychol Med  ·  11.06.2026  ·  PMID 42272362</w:t>
       </w:r>
     </w:p>
     <w:p>
       <w:r>
-        <w:t>Analyse von 873.334 Berlin-Marathon-Finishern (1999–2025) zu Geschlechtsunterschieden in Pacing-Stabilität und Dezeleration im zweiten Streckenabschnitt.</w:t>
+        <w:t>Erste geschlechtsspezifische Metaanalyse von GWAS für Angststörungen mit UK Biobank und All of Us (85.042 Frauen mit Fällen, 36.732 Männer mit Fällen); funktionelle Annotation und sex-spezifische polygenic scores durchgeführt.</w:t>
       </w:r>
     </w:p>
     <w:p>
@@ -336,7 +336,7 @@
         <w:t xml:space="preserve">Ergebnis: </w:t>
       </w:r>
       <w:r>
-        <w:t>Männer zeigten signifikant höhere mittlere Dezeleration (10,73 % ± 11,41 %) als Frauen (8,34 % ± 8,91 %, p&lt;0,001). 'Hitting the wall' (≥20 % Dezeleration) war bei Männern fast doppelt so häufig (17,63 %) wie bei Frauen (9,66 %; OR 2,00, 95 % KI 1,97–2,03; bereinigt OR 3,88, 95 % KI 3,81–3,94). Bei schnellsten Läufern (&lt;3 h) waren Männer etwa 6-mal häufiger betroffen (1,42 % vs. 0,23 %). Verhältnis über 27 Jahre stabil. Befund deutet auf behaviorale und strategische Faktoren neben Physiologie hin.</w:t>
+        <w:t>Bei Frauen waren 21 lead SNPs signifikant mit Angst assoziiert, bei Männern 5. Genetische Korrelation zwischen Geschlechtern war hoch, aber signifikant &lt;1 (p&lt;0,05), was auf teilweise unterschiedliche genetische Architektur hinweist. Heritabilität war bei Frauen signifikant höher. Gen-basierte Tests identifizierten unterschiedliche Gene bei Frauen und Männern; weibliche Angst zeigte stärkere Korrelationen mit ADHS und BMI, männliche mit waist-hip-ratio-adjustiertem BMI. Unterschiedliche genetische Architektur erklärt, warum separate Analysen nötig sind.</w:t>
       </w:r>
     </w:p>
     <w:p>
@@ -351,7 +351,7 @@
         <w:rPr>
           <w:sz w:val="19"/>
         </w:rPr>
-        <w:t>Deutschland - Berlin Marathon ist Datenquelle, Pacing-Strategien kulturübergreifend vergleichbar</w:t>
+        <w:t>Großbritannien, USA – Datengröße begrenzt auf englischsprachige Biobanken, aber biologische Befunde übertragbar</w:t>
       </w:r>
     </w:p>
     <w:p>
@@ -360,123 +360,7 @@
           <w:color w:val="5A7D3A"/>
           <w:sz w:val="18"/>
         </w:rPr>
-        <w:t>https://pubmed.ncbi.nlm.nih.gov/42393156/</w:t>
-      </w:r>
-    </w:p>
-    <w:p>
-      <w:pPr>
-        <w:pStyle w:val="Heading2"/>
-      </w:pPr>
-      <w:r>
-        <w:t>Nitric-Oxide-Metaboliten bei HFpEF: Geschlechtsspezifische Unterschiede minimal</w:t>
-      </w:r>
-    </w:p>
-    <w:p>
-      <w:r>
-        <w:rPr>
-          <w:i/>
-          <w:color w:val="666666"/>
-          <w:sz w:val="18"/>
-        </w:rPr>
-        <w:t>Dinges SM et al.  ·  Biol Sex Differ  ·  15.06.2026  ·  PMID 42298662</w:t>
-      </w:r>
-    </w:p>
-    <w:p>
-      <w:r>
-        <w:t>Querschnittstudie zu Geschlechtsunterschieden in Nitric-Oxide-bezogenen Metaboliten bei Herzinsuffizienz mit erhaltener Ejektionsfraktion, mit geschlechtsstratifizierter Analyse.</w:t>
-      </w:r>
-    </w:p>
-    <w:p>
-      <w:r>
-        <w:rPr>
-          <w:b/>
-        </w:rPr>
-        <w:t xml:space="preserve">Ergebnis: </w:t>
-      </w:r>
-      <w:r>
-        <w:t>SDMA-Konzentrationen waren bei Männern signifikant höher als bei Frauen (β=-0,11 [-0,20 bis -0,03] µmol/L, p=0,010), in 5 von 6 Modellen konsistent. Homoarginin war bei Frauen niedriger, aber dieser Unterschied verschwand nach multivariabeler Anpassung. Substanzielle Überlappung der metabolischen Profile zwischen Männern und Frauen, kein klares Muster endothelialer Dysfunktion nach Geschlecht.</w:t>
-      </w:r>
-    </w:p>
-    <w:p>
-      <w:r>
-        <w:rPr>
-          <w:b/>
-          <w:sz w:val="19"/>
-        </w:rPr>
-        <w:t xml:space="preserve">Übertragbarkeit: </w:t>
-      </w:r>
-      <w:r>
-        <w:rPr>
-          <w:sz w:val="19"/>
-        </w:rPr>
-        <w:t>Deutschland beteiligt (München, Hamburg, Berlin), deutsches Versicherungssystem vergleichbar</w:t>
-      </w:r>
-    </w:p>
-    <w:p>
-      <w:r>
-        <w:rPr>
-          <w:color w:val="5A7D3A"/>
-          <w:sz w:val="18"/>
-        </w:rPr>
-        <w:t>https://pubmed.ncbi.nlm.nih.gov/42298662/</w:t>
-      </w:r>
-    </w:p>
-    <w:p>
-      <w:pPr>
-        <w:pStyle w:val="Heading2"/>
-      </w:pPr>
-      <w:r>
-        <w:t>Secukinumab bei Psoriasisarthritis: Männliches Geschlecht vorhersagt besseres Ansprechen</w:t>
-      </w:r>
-    </w:p>
-    <w:p>
-      <w:r>
-        <w:rPr>
-          <w:i/>
-          <w:color w:val="666666"/>
-          <w:sz w:val="18"/>
-        </w:rPr>
-        <w:t>Heberg J et al.  ·  J Rheumatol  ·  01.09.2026  ·  PMID 42297436</w:t>
-      </w:r>
-    </w:p>
-    <w:p>
-      <w:r>
-        <w:t>Europäische Register-Studie zur Vorhersage von Secukinumab-Wirksamkeit bei Psoriasisarthritis, mit Analyse geschlechtsspezifischer Prädiktoren.</w:t>
-      </w:r>
-    </w:p>
-    <w:p>
-      <w:r>
-        <w:rPr>
-          <w:b/>
-        </w:rPr>
-        <w:t xml:space="preserve">Ergebnis: </w:t>
-      </w:r>
-      <w:r>
-        <w:t>Männliches Geschlecht, weniger vorgangige b/tsDMARDs und CRP &gt;10 mg/L sagten DAPSA28-Niedrigaktivität voraus (multivariable Analyse). Für Frauen waren weniger vorgangige b/tsDMARDs, CRP &gt;10 mg/L und niedrigere Müdigkeit prädiktiv. Das männliche Geschlecht war insgesamt mit besserer Remission assoziiert, die Mechanismen (Biologie vs. Zugang vs. Behandlungsprotokoll) werden nicht spezifiziert.</w:t>
-      </w:r>
-    </w:p>
-    <w:p>
-      <w:r>
-        <w:rPr>
-          <w:b/>
-          <w:sz w:val="19"/>
-        </w:rPr>
-        <w:t xml:space="preserve">Übertragbarkeit: </w:t>
-      </w:r>
-      <w:r>
-        <w:rPr>
-          <w:sz w:val="19"/>
-        </w:rPr>
-        <w:t>Europäische Routinedaten, vergleichbare Versorgung und AWMF-Leitlinie existiert</w:t>
-      </w:r>
-    </w:p>
-    <w:p>
-      <w:r>
-        <w:rPr>
-          <w:color w:val="5A7D3A"/>
-          <w:sz w:val="18"/>
-        </w:rPr>
-        <w:t>https://pubmed.ncbi.nlm.nih.gov/42297436/</w:t>
+        <w:t>https://pubmed.ncbi.nlm.nih.gov/42272362/</w:t>
       </w:r>
     </w:p>
     <w:sectPr>

--- a/download/studien-aktuell.docx
+++ b/download/studien-aktuell.docx
@@ -62,7 +62,7 @@
           <w:color w:val="666666"/>
           <w:sz w:val="18"/>
         </w:rPr>
-        <w:t>Stand: 03.09.2026  |  5 Studien  |  gender.m-vf.de</w:t>
+        <w:t>Stand: 04.09.2026  |  6 Studien  |  gender.m-vf.de</w:t>
       </w:r>
     </w:p>
     <w:p>
@@ -70,7 +70,7 @@
         <w:pStyle w:val="Heading1"/>
       </w:pPr>
       <w:r>
-        <w:t>Aufgenommen am 03.09.2026</w:t>
+        <w:t>Aufgenommen am 04.09.2026</w:t>
       </w:r>
     </w:p>
     <w:p>
@@ -78,7 +78,7 @@
         <w:pStyle w:val="Heading2"/>
       </w:pPr>
       <w:r>
-        <w:t>Menopause bei Trans- und Gender-diversen Menschen: jenseits von Cisgenderismus</w:t>
+        <w:t>Ernährungsvielfalt verbessert Handgriffstärke – aber unterschiedlich nach Geschlecht</w:t>
       </w:r>
     </w:p>
     <w:p>
@@ -88,12 +88,12 @@
           <w:color w:val="666666"/>
           <w:sz w:val="18"/>
         </w:rPr>
-        <w:t>Drysdale K et al.  ·  Health Promot Int  ·  01.09.2026  ·  PMID 42678722</w:t>
+        <w:t>Chu X et al.  ·  Front Public Health  ·  18.08.2026  ·  PMID 42682463</w:t>
       </w:r>
     </w:p>
     <w:p>
       <w:r>
-        <w:t>Qualitative Analyse von 3 Fokusgruppen mit 17 trans-Männern und nonbinären Personen mit Ovarien zu Verständnis, Erfahrung und Versorgungsbedarf bei hormonellen Veränderungen.</w:t>
+        <w:t>Querschnittstudie mit 1.613 älteren Erwachsenen (≥60 Jahre) in China zur Mediatorfunktion von Harnsäure in der Assoziation zwischen Ernährungsvielfalt und Muskelkraft, stratifiziert nach Geschlecht.</w:t>
       </w:r>
     </w:p>
     <w:p>
@@ -104,7 +104,7 @@
         <w:t xml:space="preserve">Ergebnis: </w:t>
       </w:r>
       <w:r>
-        <w:t>Teilnehmer berichten, dass zeitgenössische Menopausen-Diskurse stark durch cisgendernormative Annahmen geprägt sind; Verständnis von Menopause bei trans-Personen wird durch persönliche und andere Geschlechtsidentität sowie Kontexte der Geschlechtsaffirmation vermittelt. Versorgung muss trans-Personen einbeziehen als Frage der Health Equity, nicht bloßer Inklusion.</w:t>
+        <w:t>Höhere Ernährungsvielfalt mit höherer Handgriffstärke assoziiert (β = 0,366). Harnsäure mediierte diesen Effekt nur bei Männern (9,22% des Gesamteffekts auf relative Handgriffstärke), nicht bei Frauen. Bei Männern mit Harnsäure &gt;363 μmol/L signifikanter negativer Effekt auf Muskelkraft, bei Frauen nicht nachgewiesen.</w:t>
       </w:r>
     </w:p>
     <w:p>
@@ -119,7 +119,7 @@
         <w:rPr>
           <w:sz w:val="19"/>
         </w:rPr>
-        <w:t>Australien, Fokusgruppen, Versorgungslücke in aktuellen Menopausen-Leitlinien erkannt</w:t>
+        <w:t>China, aber Mechanismus (Harnsäure-Metabolismus) biologisch grundlegend; Geschlechtsspezifität klinisch bedeutsam</w:t>
       </w:r>
     </w:p>
     <w:p>
@@ -128,7 +128,7 @@
           <w:color w:val="5A7D3A"/>
           <w:sz w:val="18"/>
         </w:rPr>
-        <w:t>https://pubmed.ncbi.nlm.nih.gov/42678722/</w:t>
+        <w:t>https://pubmed.ncbi.nlm.nih.gov/42682463/</w:t>
       </w:r>
     </w:p>
     <w:p>
@@ -136,7 +136,7 @@
         <w:pStyle w:val="Heading2"/>
       </w:pPr>
       <w:r>
-        <w:t>Long-Acting-HIV-PrEP: unterschiedliche Akzeptanz zwischen Erfahrenen und Anfängern</w:t>
+        <w:t>Geschlechtsangleichende Brustoperation verbessert Geschlechtsdysphorie deutlich</w:t>
       </w:r>
     </w:p>
     <w:p>
@@ -146,12 +146,12 @@
           <w:color w:val="666666"/>
           <w:sz w:val="18"/>
         </w:rPr>
-        <w:t>Blomaard CM et al.  ·  AIDS Care  ·  26.08.2026  ·  PMID 42647163</w:t>
+        <w:t>Jacobi M et al.  ·  J Plast Reconstr Aesthet Surg  ·  10.05.2026  ·  PMID 42401040</w:t>
       </w:r>
     </w:p>
     <w:p>
       <w:r>
-        <w:t>Querschnittstudie zu Absichten der Nutzung verschiedener long-acting-PrEP-Modalitäten bei 1258 HIV-negativen MSM und trans/gender-diversen Personen in Amsterdam (97,9% MSM).</w:t>
+        <w:t>Mixed-Methods-Studie mit 13 Patienten untersucht deutsche Übersetzung und klinische Anwendbarkeit des GENDER-Q zur Messung von Outcome nach masculinizing chest surgery.</w:t>
       </w:r>
     </w:p>
     <w:p>
@@ -162,7 +162,7 @@
         <w:t xml:space="preserve">Ergebnis: </w:t>
       </w:r>
       <w:r>
-        <w:t>Intention zur Nutzung monatlich orale long-acting PrEP (ACS-Kohorte: 38% hohe Intention; Survey: 81%), gefolgt von 2-monatlich intramuskulärer PrEP (ACS: 19%; Survey: 47%) und Implantaten (ACS: 9%; Survey: 37%). PrEP-erfahrene Teilnehmer zeigten höhere Intention für orale und injectable Formen als PrEP-naive. Angebot mehrerer Modalitäten könnte Akzeptanz und Retention verbessern.</w:t>
+        <w:t>Postoperativ signifikante Verbesserungen in allen Domains: Brusterscheinung (Mittelwert 64,23 Punkte, standardized response mean 3,59), Körperbild (36,85 Punkte, SRM 1,59), Geschlechtsdysphorie (23,08 Punkte, SRM 1,64), psychische Belastung (26,84 Punkte, SRM 2,04; alle p &lt; 0,013). Zufriedenheit mit Versorgungserlebnis bereits baseline hoch (87,6–94,3), stabil. Instrument zeigt gute sprachliche und konzeptuelle Äquivalenz.</w:t>
       </w:r>
     </w:p>
     <w:p>
@@ -177,7 +177,7 @@
         <w:rPr>
           <w:sz w:val="19"/>
         </w:rPr>
-        <w:t>Niederlande, vergleichbares Versicherungssystem, europäische Zugangswege</w:t>
+        <w:t>Deutschland, klinisches Versorgungsprogramm; kleine Pilotstudie, aber direkter Relevanzbezug</w:t>
       </w:r>
     </w:p>
     <w:p>
@@ -186,7 +186,7 @@
           <w:color w:val="5A7D3A"/>
           <w:sz w:val="18"/>
         </w:rPr>
-        <w:t>https://pubmed.ncbi.nlm.nih.gov/42647163/</w:t>
+        <w:t>https://pubmed.ncbi.nlm.nih.gov/42401040/</w:t>
       </w:r>
     </w:p>
     <w:p>
@@ -194,7 +194,7 @@
         <w:pStyle w:val="Heading2"/>
       </w:pPr>
       <w:r>
-        <w:t>Frauen brauchen nach Herzoperation länger zur Genesung</w:t>
+        <w:t>Bauchfett und Hirnstoffwechsel bei Frauen stärker gefährdet als bei Männern</w:t>
       </w:r>
     </w:p>
     <w:p>
@@ -204,12 +204,12 @@
           <w:color w:val="666666"/>
           <w:sz w:val="18"/>
         </w:rPr>
-        <w:t>Zayat R et al.  ·  J Am Heart Assoc  ·  20.08.2026  ·  PMID 42622119</w:t>
+        <w:t>Sandforth L et al.  ·  Diabetologia  ·  03.07.2026  ·  PMID 42399494</w:t>
       </w:r>
     </w:p>
     <w:p>
       <w:r>
-        <w:t>Propensity-Score-Analyse zur Untersuchung von Geschlechtsunterschieden in Komplikationen und Erholung nach hochriskanter Herzchirurgie anhand von 1386 Patienten aus der SUSTAIN-CSX-Studie.</w:t>
+        <w:t>Studie untersucht die Geschlechtsspezifität von Körperfettverteilung als Prädiktor für die Insulinempfindlichkeit des Hippocampus im Alter mit Daten von 260 Personen.</w:t>
       </w:r>
     </w:p>
     <w:p>
@@ -220,7 +220,7 @@
         <w:t xml:space="preserve">Ergebnis: </w:t>
       </w:r>
       <w:r>
-        <w:t>Frauen zeigten verlängerten Intensivstationsaufenthalt (Median 3 vs. 2 Tage) und längeren Klinikaufenthalt (Median 10 vs. 9 Tage); nach Adjustment war das Risiko für prolongiertes Aufenthalt signifikant erhöht (ICU: IRR 1,8 [95%-KI 1,2–2,9], p=0,009; Klinik: IRR 1,4 [95%-KI 1,0–1,9], p=0,031). Sterblichkeit unterschied sich 180 Tage nicht signifikant. Der längere Genesungsverlauf persisitierte auch nach Kontrolle für Baseline-Unterschiede.</w:t>
+        <w:t>Bei älteren Frauen war eine ungünstige Fettverteilung (erhöhtes Waist-to-Hip-Ratio, viscerale Fettmasse, intrahepatische Lipide) signifikant mit geringerer Hippocampus-Insulinresponsivität assoziiert (alle p &lt; 0,05); Effekt stärker postmenopausal. Bei Männern keine signifikanten Assoziationen von Fettverteilung mit Hippocampus-Insulinempfindlichkeit. Befund weist auf geschlechtsspezifische Mekanismen der Diabetesentstehung hin.</w:t>
       </w:r>
     </w:p>
     <w:p>
@@ -235,7 +235,7 @@
         <w:rPr>
           <w:sz w:val="19"/>
         </w:rPr>
-        <w:t>Deutsche Klinikdaten, vergleichbare Dokumentationspflichten, AWMF-Leitlinien ohne Geschlechtsstratifizierung</w:t>
+        <w:t>Deutschland, prospektiv gemessene Stoffwechselvariablen, aber kleine US-Population</w:t>
       </w:r>
     </w:p>
     <w:p>
@@ -244,7 +244,7 @@
           <w:color w:val="5A7D3A"/>
           <w:sz w:val="18"/>
         </w:rPr>
-        <w:t>https://pubmed.ncbi.nlm.nih.gov/42622119/</w:t>
+        <w:t>https://pubmed.ncbi.nlm.nih.gov/42399494/</w:t>
       </w:r>
     </w:p>
     <w:p>
@@ -252,7 +252,7 @@
         <w:pStyle w:val="Heading2"/>
       </w:pPr>
       <w:r>
-        <w:t>Luftverschmutzung wirkt sich auf Männer und Frauen unterschiedlich auf das Herz aus</w:t>
+        <w:t>Körperliche Aktivität wird bei Kindern durch unterschiedliche genetische Faktoren beeinflusst</w:t>
       </w:r>
     </w:p>
     <w:p>
@@ -262,12 +262,12 @@
           <w:color w:val="666666"/>
           <w:sz w:val="18"/>
         </w:rPr>
-        <w:t>Li Y et al.  ·  Int J Hyg Environ Health  ·  11.06.2026  ·  PMID 42275869</w:t>
+        <w:t>Helgadóttir B et al.  ·  Sci Rep  ·  10.06.2026  ·  PMID 42271163</w:t>
       </w:r>
     </w:p>
     <w:p>
       <w:r>
-        <w:t>Longitudinale Analyse von 9181 EKGs aus 4143 Teilnehmern der KORA-Kohort zur Untersuchung geschlechtsspezifischer Assoziationen zwischen Langzeit-Luftschadstoffexposition und EKG-Parametern der kardialen Reizleitung und Repolarisation.</w:t>
+        <w:t>Zwillingsstudie mit 2.046 schwedischen 9-Jährigen untersucht geschlechtsspezifische genetische und Umwelteinflüsse auf Bewegungsaktivität und Sitzzeit mit Beschleunigungsmesser.</w:t>
       </w:r>
     </w:p>
     <w:p>
@@ -278,7 +278,7 @@
         <w:t xml:space="preserve">Ergebnis: </w:t>
       </w:r>
       <w:r>
-        <w:t>Bei Männern war ein IQR-Anstieg von Feinstaub (PM2,5) und Stickstoffdioxid (NO2) mit einer Verlängerung des JTc-Intervalls von 0,31% (95%-KI 0,10–0,51) bzw. 0,51% (95%-KI 0,28–0,74) assoziiert. Bei Frauen waren Hauptmodell-Schätzungen weniger konsistent; stratifizierte Analysen zeigten stärkere positive Assoziationen in Subgruppen mit Übergewicht, Rauchen und niedriger Bildung. Effekt der Luftverschmutzung auf die Repolarisation ist geschlechtsspezifisch und wird durch soziodemografische Faktoren modifiziert.</w:t>
+        <w:t>Bei Jungen: Genetik dominiert vigorous PA (heritability 0,57), bei Mädchen light PA (heritability 0,44); für vigorous PA signifikanter Unterschied zwischen Geschlechtern (p = 0,001). Geteilte Umwelteffekte zeigen inverses Muster zu genetischen. Befund unterstreicht geschlechtsspezifische biologische Mechanismen der Aktivitätsmuster.</w:t>
       </w:r>
     </w:p>
     <w:p>
@@ -293,7 +293,7 @@
         <w:rPr>
           <w:sz w:val="19"/>
         </w:rPr>
-        <w:t>Deutschland, KORA-Kohorte, Umweltbelastung, vergleichbare Datenqualität</w:t>
+        <w:t>Schweden, hohe Datenqualität, aber Grundlagenbefund zu biologischen Einflussfaktoren</w:t>
       </w:r>
     </w:p>
     <w:p>
@@ -302,7 +302,7 @@
           <w:color w:val="5A7D3A"/>
           <w:sz w:val="18"/>
         </w:rPr>
-        <w:t>https://pubmed.ncbi.nlm.nih.gov/42275869/</w:t>
+        <w:t>https://pubmed.ncbi.nlm.nih.gov/42271163/</w:t>
       </w:r>
     </w:p>
     <w:p>
@@ -310,7 +310,7 @@
         <w:pStyle w:val="Heading2"/>
       </w:pPr>
       <w:r>
-        <w:t>Geschlechtsunterschiede in der Genetik von Angststörungen: teilweise unterschiedliche Architektur</w:t>
+        <w:t>Migräne erhöht nach der Menopause das Schlaganfallrisiko</w:t>
       </w:r>
     </w:p>
     <w:p>
@@ -320,12 +320,12 @@
           <w:color w:val="666666"/>
           <w:sz w:val="18"/>
         </w:rPr>
-        <w:t>Hu J et al.  ·  Psychol Med  ·  11.06.2026  ·  PMID 42272362</w:t>
+        <w:t>Madsen TE et al.  ·  Neurology  ·  14.07.2026  ·  PMID 42247650</w:t>
       </w:r>
     </w:p>
     <w:p>
       <w:r>
-        <w:t>Erste geschlechtsspezifische Metaanalyse von GWAS für Angststörungen mit UK Biobank und All of Us (85.042 Frauen mit Fällen, 36.732 Männer mit Fällen); funktionelle Annotation und sex-spezifische polygenic scores durchgeführt.</w:t>
+        <w:t>Kohortenstudie mit 130.277 postmenopausalen Frauen der Women's Health Initiative über 19,9 Jahre zum Zusammenhang von Migräneanamnese und Schlaganfallrisiko.</w:t>
       </w:r>
     </w:p>
     <w:p>
@@ -336,7 +336,7 @@
         <w:t xml:space="preserve">Ergebnis: </w:t>
       </w:r>
       <w:r>
-        <w:t>Bei Frauen waren 21 lead SNPs signifikant mit Angst assoziiert, bei Männern 5. Genetische Korrelation zwischen Geschlechtern war hoch, aber signifikant &lt;1 (p&lt;0,05), was auf teilweise unterschiedliche genetische Architektur hinweist. Heritabilität war bei Frauen signifikant höher. Gen-basierte Tests identifizierten unterschiedliche Gene bei Frauen und Männern; weibliche Angst zeigte stärkere Korrelationen mit ADHS und BMI, männliche mit waist-hip-ratio-adjustiertem BMI. Unterschiedliche genetische Architektur erklärt, warum separate Analysen nötig sind.</w:t>
+        <w:t>Frauen mit Migräneanamnese hatten 12% höhere Rate für ischämische Schlaganfälle (HR 1,12, 95% KI 1,02–1,23); kein Unterschied bei hämorrhagischen Schlaganfällen oder Gesamtschlaganfällen. Stärkste Assoziation in der Subgruppe cardioembolic stroke (HR 1,17). Risiko variierte nicht signifikant nach Alter.</w:t>
       </w:r>
     </w:p>
     <w:p>
@@ -351,7 +351,7 @@
         <w:rPr>
           <w:sz w:val="19"/>
         </w:rPr>
-        <w:t>Großbritannien, USA – Datengröße begrenzt auf englischsprachige Biobanken, aber biologische Befunde übertragbar</w:t>
+        <w:t>USA, aber Frage unabhängig von Zugangshürden; postmenopausale Frauen international vergleichbar</w:t>
       </w:r>
     </w:p>
     <w:p>
@@ -360,7 +360,65 @@
           <w:color w:val="5A7D3A"/>
           <w:sz w:val="18"/>
         </w:rPr>
-        <w:t>https://pubmed.ncbi.nlm.nih.gov/42272362/</w:t>
+        <w:t>https://pubmed.ncbi.nlm.nih.gov/42247650/</w:t>
+      </w:r>
+    </w:p>
+    <w:p>
+      <w:pPr>
+        <w:pStyle w:val="Heading2"/>
+      </w:pPr>
+      <w:r>
+        <w:t>Adrenarche-Hormone schützen nur Jungen vor psychischen Symptomen</w:t>
+      </w:r>
+    </w:p>
+    <w:p>
+      <w:r>
+        <w:rPr>
+          <w:i/>
+          <w:color w:val="666666"/>
+          <w:sz w:val="18"/>
+        </w:rPr>
+        <w:t>Weisner FE et al.  ·  Transl Psychiatry  ·  04.06.2026  ·  PMID 42243081</w:t>
+      </w:r>
+    </w:p>
+    <w:p>
+      <w:r>
+        <w:t>Längsschnittstudie der ABCD-Kohorte (n bis 11.696) prüft, ob DHEA in der Frühadoleszenz sexusspezifische Vorhersagekraft für Externalizing- und Internalizing-Symptome hat.</w:t>
+      </w:r>
+    </w:p>
+    <w:p>
+      <w:r>
+        <w:rPr>
+          <w:b/>
+        </w:rPr>
+        <w:t xml:space="preserve">Ergebnis: </w:t>
+      </w:r>
+      <w:r>
+        <w:t>Bei Jungen: höheres DHEA mit weniger Externalizing-Symptomen assoziiert (β = –0,07 SD pro SD-Anstieg log-DHEA bei 3-Jahr-Nachverfolgung, 95% KI –0,10 bis –0,04) und geringerem klinischen Externalizing-Threshold (adjustierte RR = 0,81, 95% KI 0,70–0,93). Bei Mädchen: keine Hormon-Symptom-Assoziation. Befund deute auf geschlechtsspezifische hormonelle Verwundbarkeitsfenster in Adoleszenz hin.</w:t>
+      </w:r>
+    </w:p>
+    <w:p>
+      <w:r>
+        <w:rPr>
+          <w:b/>
+          <w:sz w:val="19"/>
+        </w:rPr>
+        <w:t xml:space="preserve">Übertragbarkeit: </w:t>
+      </w:r>
+      <w:r>
+        <w:rPr>
+          <w:sz w:val="19"/>
+        </w:rPr>
+        <w:t>USA, aber biologischer Hormoneffekt grundsätzlich übertragbar; Geschlechtsspezifität klinisch relevant</w:t>
+      </w:r>
+    </w:p>
+    <w:p>
+      <w:r>
+        <w:rPr>
+          <w:color w:val="5A7D3A"/>
+          <w:sz w:val="18"/>
+        </w:rPr>
+        <w:t>https://pubmed.ncbi.nlm.nih.gov/42243081/</w:t>
       </w:r>
     </w:p>
     <w:sectPr>

--- a/download/studien-aktuell.docx
+++ b/download/studien-aktuell.docx
@@ -62,7 +62,7 @@
           <w:color w:val="666666"/>
           <w:sz w:val="18"/>
         </w:rPr>
-        <w:t>Stand: 04.09.2026  |  6 Studien  |  gender.m-vf.de</w:t>
+        <w:t>Stand: 05.09.2026  |  6 Studien  |  gender.m-vf.de</w:t>
       </w:r>
     </w:p>
     <w:p>
@@ -70,7 +70,7 @@
         <w:pStyle w:val="Heading1"/>
       </w:pPr>
       <w:r>
-        <w:t>Aufgenommen am 04.09.2026</w:t>
+        <w:t>Aufgenommen am 05.09.2026</w:t>
       </w:r>
     </w:p>
     <w:p>
@@ -78,7 +78,7 @@
         <w:pStyle w:val="Heading2"/>
       </w:pPr>
       <w:r>
-        <w:t>Ernährungsvielfalt verbessert Handgriffstärke – aber unterschiedlich nach Geschlecht</w:t>
+        <w:t>US-Sterblichkeit durch Herzinfarkt und Hypertonie: Männer sterben doppelt so oft wie Frauen, Afroamerikaner am stärksten betroffen</w:t>
       </w:r>
     </w:p>
     <w:p>
@@ -88,12 +88,12 @@
           <w:color w:val="666666"/>
           <w:sz w:val="18"/>
         </w:rPr>
-        <w:t>Chu X et al.  ·  Front Public Health  ·  18.08.2026  ·  PMID 42682463</w:t>
+        <w:t>Tariq MS et al.  ·  Clin Cardiol  ·  Sept. 2026  ·  PMID 42695462</w:t>
       </w:r>
     </w:p>
     <w:p>
       <w:r>
-        <w:t>Querschnittstudie mit 1.613 älteren Erwachsenen (≥60 Jahre) in China zur Mediatorfunktion von Harnsäure in der Assoziation zwischen Ernährungsvielfalt und Muskelkraft, stratifiziert nach Geschlecht.</w:t>
+        <w:t>Retrospektive US-Analyse von 3.776.396 Todesfällen durch koronare Herzkrankheit und Hypertonie 2000–2024 nach Altersstandard-Mortalitätsrate mit Joinpoint-Regressionsanalyse temporaler Trends und demografischer Disparitäten.</w:t>
       </w:r>
     </w:p>
     <w:p>
@@ -104,7 +104,7 @@
         <w:t xml:space="preserve">Ergebnis: </w:t>
       </w:r>
       <w:r>
-        <w:t>Höhere Ernährungsvielfalt mit höherer Handgriffstärke assoziiert (β = 0,366). Harnsäure mediierte diesen Effekt nur bei Männern (9,22% des Gesamteffekts auf relative Handgriffstärke), nicht bei Frauen. Bei Männern mit Harnsäure &gt;363 μmol/L signifikanter negativer Effekt auf Muskelkraft, bei Frauen nicht nachgewiesen.</w:t>
+        <w:t>Altersstandard-Mortalitätsrate stieg von 57,22 auf 76,95 pro 100.000 (2000–2024); deutlicher Anstieg 2018–2021 (APC 10,13%), dann Rückgang 2021–2024 (APC -3,50%). Männer hatten 2024 doppelte Rate (106,43 vs. 52,68 pro 100.000 Frauen). Nicht-hispanische Afroamerikaner höchste Rate (96,90). Nichtmetropolitane Gebiete stärker betroffen (AAPC 2,79%) als metropolitan (1,23%). Hypertensive Herzkrankheit und Nierenerkrankung gestiegen (AAPC 4,35% bzw. 8,83%), essenzielle Hypertonie stabil. Süden der USA höchste regionale Rate (70,25; AAPC 1,53%).</w:t>
       </w:r>
     </w:p>
     <w:p>
@@ -119,7 +119,7 @@
         <w:rPr>
           <w:sz w:val="19"/>
         </w:rPr>
-        <w:t>China, aber Mechanismus (Harnsäure-Metabolismus) biologisch grundlegend; Geschlechtsspezifität klinisch bedeutsam</w:t>
+        <w:t>USA-Daten; geschlechtliche Unterschiede sind etabliert; Ursachen (Zugang, Diagnostik, Behandlung) nicht differenziert analysiert.</w:t>
       </w:r>
     </w:p>
     <w:p>
@@ -128,7 +128,7 @@
           <w:color w:val="5A7D3A"/>
           <w:sz w:val="18"/>
         </w:rPr>
-        <w:t>https://pubmed.ncbi.nlm.nih.gov/42682463/</w:t>
+        <w:t>https://pubmed.ncbi.nlm.nih.gov/42695462/</w:t>
       </w:r>
     </w:p>
     <w:p>
@@ -136,7 +136,7 @@
         <w:pStyle w:val="Heading2"/>
       </w:pPr>
       <w:r>
-        <w:t>Geschlechtsangleichende Brustoperation verbessert Geschlechtsdysphorie deutlich</w:t>
+        <w:t>Amisulprid: Frauen ertragen höhere Plasmakonzentrationen, bevor Hyperprolaktinämie auftritt</w:t>
       </w:r>
     </w:p>
     <w:p>
@@ -146,12 +146,12 @@
           <w:color w:val="666666"/>
           <w:sz w:val="18"/>
         </w:rPr>
-        <w:t>Jacobi M et al.  ·  J Plast Reconstr Aesthet Surg  ·  10.05.2026  ·  PMID 42401040</w:t>
+        <w:t>Wang H et al.  ·  Drug Des Devel Ther  ·  30.08.2026  ·  PMID 42695070</w:t>
       </w:r>
     </w:p>
     <w:p>
       <w:r>
-        <w:t>Mixed-Methods-Studie mit 13 Patienten untersucht deutsche Übersetzung und klinische Anwendbarkeit des GENDER-Q zur Messung von Outcome nach masculinizing chest surgery.</w:t>
+        <w:t>Retrospektive Analyse von 209 Patienten unter Amisulprid-Behandlung identifiziert Geschlecht als unabhängigen Risikofaktor für arzneimittelbedingte Prolaktinerhöhung und bestimmt geschlechtsspezifische Plasmaspiegelschwellen.</w:t>
       </w:r>
     </w:p>
     <w:p>
@@ -162,7 +162,7 @@
         <w:t xml:space="preserve">Ergebnis: </w:t>
       </w:r>
       <w:r>
-        <w:t>Postoperativ signifikante Verbesserungen in allen Domains: Brusterscheinung (Mittelwert 64,23 Punkte, standardized response mean 3,59), Körperbild (36,85 Punkte, SRM 1,59), Geschlechtsdysphorie (23,08 Punkte, SRM 1,64), psychische Belastung (26,84 Punkte, SRM 2,04; alle p &lt; 0,013). Zufriedenheit mit Versorgungserlebnis bereits baseline hoch (87,6–94,3), stabil. Instrument zeigt gute sprachliche und konzeptuelle Äquivalenz.</w:t>
+        <w:t>Multivariable Analyse identifizierte Geschlecht, Amisulprid-Plasmakonzentration und Komedikation (Idebenon, Lorazepam) als unabhängige Risikofaktoren (p &lt; 0,05). ROC-Analyse ergab Schwellenwert von 28 ng/ml für erhöhte Prolaktin-Werte insgesamt. Geschlechtsspezifische Amisulprid-Konzentrationsschwellen waren höher bei Frauen (317,8 ng/ml) als Männern (294,2 ng/ml), was auf größere Toleranz bei Frauen hindeutet und signifikante Geschlechterdifferenzen in Empfindlichkeit für Prolaktin-Elevation bestätigt.</w:t>
       </w:r>
     </w:p>
     <w:p>
@@ -177,7 +177,7 @@
         <w:rPr>
           <w:sz w:val="19"/>
         </w:rPr>
-        <w:t>Deutschland, klinisches Versorgungsprogramm; kleine Pilotstudie, aber direkter Relevanzbezug</w:t>
+        <w:t>Biologische Geschlechterdifferenz (Rezeptorbindung/Metabolismus); therapeutisches Drug Monitoring adaptierbar auf Deutschland.</w:t>
       </w:r>
     </w:p>
     <w:p>
@@ -186,7 +186,7 @@
           <w:color w:val="5A7D3A"/>
           <w:sz w:val="18"/>
         </w:rPr>
-        <w:t>https://pubmed.ncbi.nlm.nih.gov/42401040/</w:t>
+        <w:t>https://pubmed.ncbi.nlm.nih.gov/42695070/</w:t>
       </w:r>
     </w:p>
     <w:p>
@@ -194,7 +194,7 @@
         <w:pStyle w:val="Heading2"/>
       </w:pPr>
       <w:r>
-        <w:t>Bauchfett und Hirnstoffwechsel bei Frauen stärker gefährdet als bei Männern</w:t>
+        <w:t>Endoskopie-Training: Frauen berichten Ergonomie-Probleme, erleben mentale Niederlagen</w:t>
       </w:r>
     </w:p>
     <w:p>
@@ -204,12 +204,12 @@
           <w:color w:val="666666"/>
           <w:sz w:val="18"/>
         </w:rPr>
-        <w:t>Sandforth L et al.  ·  Diabetologia  ·  03.07.2026  ·  PMID 42399494</w:t>
+        <w:t>Fairbanks J et al.  ·  J Surg Educ  ·  11.08.2026  ·  PMID 42580002</w:t>
       </w:r>
     </w:p>
     <w:p>
       <w:r>
-        <w:t>Studie untersucht die Geschlechtsspezifität von Körperfettverteilung als Prädiktor für die Insulinempfindlichkeit des Hippocampus im Alter mit Daten von 260 Personen.</w:t>
+        <w:t>Britische Qualitätsstudie mit 10 weiblichen chirurgischen Assistentinnen untersucht deren Erfahrungen in der Endoskopie-Ausbildung, insbesondere Ergonomie und die Wirksamkeit immersiver Trainingsmethoden.</w:t>
       </w:r>
     </w:p>
     <w:p>
@@ -220,7 +220,7 @@
         <w:t xml:space="preserve">Ergebnis: </w:t>
       </w:r>
       <w:r>
-        <w:t>Bei älteren Frauen war eine ungünstige Fettverteilung (erhöhtes Waist-to-Hip-Ratio, viscerale Fettmasse, intrahepatische Lipide) signifikant mit geringerer Hippocampus-Insulinresponsivität assoziiert (alle p &lt; 0,05); Effekt stärker postmenopausal. Bei Männern keine signifikanten Assoziationen von Fettverteilung mit Hippocampus-Insulinempfindlichkeit. Befund weist auf geschlechtsspezifische Mekanismen der Diabetesentstehung hin.</w:t>
+        <w:t>Mehrheit der weiblichen Trainees berichtete Schwierigkeiten bei Handhabung und Manövrieren des Endoskops, Belastung beim Erreichen von Bedienteilen, Frustration bis zur subjektiven mentalen Niederlage über Zeit. Viele Trainees waren sich nicht bewusst, dass dies ein strukturelles Ergonomie-Problem für Frauen darstellt, und attribuierten es persönlich. Immersive Trainingsmethoden zeigten positive Effekte (Volumen, Vertrauen), wurden aber als physisch und psychisch belastend wahrgenommen. Awareness für Ergonomie und geschlechterspezifische Bedarfe fehlte stark.</w:t>
       </w:r>
     </w:p>
     <w:p>
@@ -235,7 +235,7 @@
         <w:rPr>
           <w:sz w:val="19"/>
         </w:rPr>
-        <w:t>Deutschland, prospektiv gemessene Stoffwechselvariablen, aber kleine US-Population</w:t>
+        <w:t>Europäische Studie mit direktem Versorgungsbezug; erklärt Leistungsunterschiede durch Arbeitsgestaltung, nicht Kompetenz.</w:t>
       </w:r>
     </w:p>
     <w:p>
@@ -244,7 +244,7 @@
           <w:color w:val="5A7D3A"/>
           <w:sz w:val="18"/>
         </w:rPr>
-        <w:t>https://pubmed.ncbi.nlm.nih.gov/42399494/</w:t>
+        <w:t>https://pubmed.ncbi.nlm.nih.gov/42580002/</w:t>
       </w:r>
     </w:p>
     <w:p>
@@ -252,7 +252,7 @@
         <w:pStyle w:val="Heading2"/>
       </w:pPr>
       <w:r>
-        <w:t>Körperliche Aktivität wird bei Kindern durch unterschiedliche genetische Faktoren beeinflusst</w:t>
+        <w:t>Geschlecht prägt Pflegepfade bei Demenz: Frauen länger institutionalisiert, höhere Langzeitkosten</w:t>
       </w:r>
     </w:p>
     <w:p>
@@ -262,12 +262,12 @@
           <w:color w:val="666666"/>
           <w:sz w:val="18"/>
         </w:rPr>
-        <w:t>Helgadóttir B et al.  ·  Sci Rep  ·  10.06.2026  ·  PMID 42271163</w:t>
+        <w:t>Meijer YM et al.  ·  J Am Med Dir Assoc  ·  16.07.2026  ·  PMID 42462378</w:t>
       </w:r>
     </w:p>
     <w:p>
       <w:r>
-        <w:t>Zwillingsstudie mit 2.046 schwedischen 9-Jährigen untersucht geschlechtsspezifische genetische und Umwelteinflüsse auf Bewegungsaktivität und Sitzzeit mit Beschleunigungsmesser.</w:t>
+        <w:t>Niederländische Abrechnungsdaten von 15.214 Demenzpatienten, davon 8.465 Frauen, zeigen geschlechtsspezifische Unterschiede in Institutionalisierung, Mortalität und Kostenverläufen über 6 Jahre Nachverfolgung.</w:t>
       </w:r>
     </w:p>
     <w:p>
@@ -278,7 +278,7 @@
         <w:t xml:space="preserve">Ergebnis: </w:t>
       </w:r>
       <w:r>
-        <w:t>Bei Jungen: Genetik dominiert vigorous PA (heritability 0,57), bei Mädchen light PA (heritability 0,44); für vigorous PA signifikanter Unterschied zwischen Geschlechtern (p = 0,001). Geteilte Umwelteffekte zeigen inverses Muster zu genetischen. Befund unterstreicht geschlechtsspezifische biologische Mechanismen der Aktivitätsmuster.</w:t>
+        <w:t>Frauen hatten höheres Institutionalisierungsrisiko (HR 1,21; 95% CI 1,16–1,26), niedrigere Mortalität nach Institutionalisierung (HR 0,61; 95% CI 0,58–0,64), längere Verweildauer (Median 2,44 vs. 1,47 Jahre) und höhere Langzeitpflegekosten (+€11.247; 95% CI €10.462–€11.852 pro Jahr), während Gesundheitskosten niedriger waren (-€1.297; 95% CI -€1.597 bis -€1.086). Die Unterschiede blieben nach Adjustment für Alter und Institutionalisierung signifikant. Die biologische Grundlage der unterschiedlichen Mortalität wird nicht erklärt; die längere Lebensdauer mit Demenz ist dokumentiert.</w:t>
       </w:r>
     </w:p>
     <w:p>
@@ -293,7 +293,7 @@
         <w:rPr>
           <w:sz w:val="19"/>
         </w:rPr>
-        <w:t>Schweden, hohe Datenqualität, aber Grundlagenbefund zu biologischen Einflussfaktoren</w:t>
+        <w:t>Vergleichbares Versicherungssystem (Niederlande); Datenqualität europäischer Register verfügbar.</w:t>
       </w:r>
     </w:p>
     <w:p>
@@ -302,7 +302,7 @@
           <w:color w:val="5A7D3A"/>
           <w:sz w:val="18"/>
         </w:rPr>
-        <w:t>https://pubmed.ncbi.nlm.nih.gov/42271163/</w:t>
+        <w:t>https://pubmed.ncbi.nlm.nih.gov/42462378/</w:t>
       </w:r>
     </w:p>
     <w:p>
@@ -310,7 +310,7 @@
         <w:pStyle w:val="Heading2"/>
       </w:pPr>
       <w:r>
-        <w:t>Migräne erhöht nach der Menopause das Schlaganfallrisiko</w:t>
+        <w:t>Krebsbedingte Gewichtsverluste werden unterschiedlich wahrgenommen: Frauen positiver, Männer belastet</w:t>
       </w:r>
     </w:p>
     <w:p>
@@ -320,12 +320,12 @@
           <w:color w:val="666666"/>
           <w:sz w:val="18"/>
         </w:rPr>
-        <w:t>Madsen TE et al.  ·  Neurology  ·  14.07.2026  ·  PMID 42247650</w:t>
+        <w:t>Goodrose-Flores C et al.  ·  BMJ Open  ·  15.07.2026  ·  PMID 42457417</w:t>
       </w:r>
     </w:p>
     <w:p>
       <w:r>
-        <w:t>Kohortenstudie mit 130.277 postmenopausalen Frauen der Women's Health Initiative über 19,9 Jahre zum Zusammenhang von Migräneanamnese und Schlaganfallrisiko.</w:t>
+        <w:t>Studienprotokoll der internationalen GRACE-Studie untersucht geschlechtsspezifische Unterschiede in der Körperbildwahrnehmung während tumorbedingten Gewichtsverlusts in 6 Ländern mit insgesamt 600 Patienten (je 50 Frauen und Männer pro Land).</w:t>
       </w:r>
     </w:p>
     <w:p>
@@ -336,7 +336,7 @@
         <w:t xml:space="preserve">Ergebnis: </w:t>
       </w:r>
       <w:r>
-        <w:t>Frauen mit Migräneanamnese hatten 12% höhere Rate für ischämische Schlaganfälle (HR 1,12, 95% KI 1,02–1,23); kein Unterschied bei hämorrhagischen Schlaganfällen oder Gesamtschlaganfällen. Stärkste Assoziation in der Subgruppe cardioembolic stroke (HR 1,17). Risiko variierte nicht signifikant nach Alter.</w:t>
+        <w:t>Frühere schwedische Studie zeigte, dass Männer mit fortgeschrittenem Krebs Gewichtsverlust negativ wahrnahmen, während Frauen ihn positiver bewerteten. GRACE untersucht diese Unterschiede mit dem Body Image Scale (BIS) primär als Differenz zwischen Frauen und Männern; klinisch signifikant ist eine Differenz von 3 BIS-Punkten. Länderübergreifende Variation wird exploratorisch untersucht. Das Studiendesign ist pragmatisch (Länder: Schweden, Chile, Neuseeland, Schweiz, USA, Vietnam); Datenerhebung 2025 gestartet.</w:t>
       </w:r>
     </w:p>
     <w:p>
@@ -351,7 +351,7 @@
         <w:rPr>
           <w:sz w:val="19"/>
         </w:rPr>
-        <w:t>USA, aber Frage unabhängig von Zugangshürden; postmenopausale Frauen international vergleichbar</w:t>
+        <w:t>Neue Studie zeigt Studienansatz; noch keine Ergebnisse verfügbar – zur Verfolgung vorgemerkt.</w:t>
       </w:r>
     </w:p>
     <w:p>
@@ -360,7 +360,7 @@
           <w:color w:val="5A7D3A"/>
           <w:sz w:val="18"/>
         </w:rPr>
-        <w:t>https://pubmed.ncbi.nlm.nih.gov/42247650/</w:t>
+        <w:t>https://pubmed.ncbi.nlm.nih.gov/42457417/</w:t>
       </w:r>
     </w:p>
     <w:p>
@@ -368,7 +368,7 @@
         <w:pStyle w:val="Heading2"/>
       </w:pPr>
       <w:r>
-        <w:t>Adrenarche-Hormone schützen nur Jungen vor psychischen Symptomen</w:t>
+        <w:t>Urethraplastik nach geschlechtsangleichender Chirurgie: Längung der Harnröhre erhöht Komplikationsrisiko</w:t>
       </w:r>
     </w:p>
     <w:p>
@@ -378,12 +378,12 @@
           <w:color w:val="666666"/>
           <w:sz w:val="18"/>
         </w:rPr>
-        <w:t>Weisner FE et al.  ·  Transl Psychiatry  ·  04.06.2026  ·  PMID 42243081</w:t>
+        <w:t>Waterloos M et al.  ·  Eur Urol Focus  ·  11.06.2026  ·  PMID 42276909</w:t>
       </w:r>
     </w:p>
     <w:p>
       <w:r>
-        <w:t>Längsschnittstudie der ABCD-Kohorte (n bis 11.696) prüft, ob DHEA in der Frühadoleszenz sexusspezifische Vorhersagekraft für Externalizing- und Internalizing-Symptome hat.</w:t>
+        <w:t>Übersichtsarbeit zu Komplikationen nach geschlechtsangleichender genitaler Chirurgie (Metoidioplastie und Phalloplastie) bei transMännern mit und ohne Urethrallängung, basierend auf heterogener Fachliteratur.</w:t>
       </w:r>
     </w:p>
     <w:p>
@@ -394,7 +394,7 @@
         <w:t xml:space="preserve">Ergebnis: </w:t>
       </w:r>
       <w:r>
-        <w:t>Bei Jungen: höheres DHEA mit weniger Externalizing-Symptomen assoziiert (β = –0,07 SD pro SD-Anstieg log-DHEA bei 3-Jahr-Nachverfolgung, 95% KI –0,10 bis –0,04) und geringerem klinischen Externalizing-Threshold (adjustierte RR = 0,81, 95% KI 0,70–0,93). Bei Mädchen: keine Hormon-Symptom-Assoziation. Befund deute auf geschlechtsspezifische hormonelle Verwundbarkeitsfenster in Adoleszenz hin.</w:t>
+        <w:t>Konstruktion der Neourethra ist Hauptdeterminant postoperativer Morbidität; Fisteln und Strikturen sind häufigste Komplikationen. Urethrallängung konsistent mit höheren Komplikationsraten assoziiert, Verfahren ohne Längung zeigen niedrigere Morbidität ohne klare Unterschiede in patientenberichteten Outcomes. Staging der Rekonstruktion und Vaginektomie können Ergebnisse beeinflussen; aktuelle Evidenz bleibt inklusiv. Shared Decision-Making wird als notwendig unterstrichen, um chirurgische Ziele mit Patientenerwartungen abzustimmen.</w:t>
       </w:r>
     </w:p>
     <w:p>
@@ -409,7 +409,7 @@
         <w:rPr>
           <w:sz w:val="19"/>
         </w:rPr>
-        <w:t>USA, aber biologischer Hormoneffekt grundsätzlich übertragbar; Geschlechtsspezifität klinisch relevant</w:t>
+        <w:t>Europäische Fachübersicht; identifiziert biologische Herausforderung (Gewebeverträglichkeit) und braucht individualisierte Beratung.</w:t>
       </w:r>
     </w:p>
     <w:p>
@@ -418,7 +418,7 @@
           <w:color w:val="5A7D3A"/>
           <w:sz w:val="18"/>
         </w:rPr>
-        <w:t>https://pubmed.ncbi.nlm.nih.gov/42243081/</w:t>
+        <w:t>https://pubmed.ncbi.nlm.nih.gov/42276909/</w:t>
       </w:r>
     </w:p>
     <w:sectPr>

--- a/download/studien-aktuell.docx
+++ b/download/studien-aktuell.docx
@@ -62,7 +62,7 @@
           <w:color w:val="666666"/>
           <w:sz w:val="18"/>
         </w:rPr>
-        <w:t>Stand: 05.09.2026  |  6 Studien  |  gender.m-vf.de</w:t>
+        <w:t>Stand: 06.09.2026  |  6 Studien  |  gender.m-vf.de</w:t>
       </w:r>
     </w:p>
     <w:p>
@@ -70,7 +70,7 @@
         <w:pStyle w:val="Heading1"/>
       </w:pPr>
       <w:r>
-        <w:t>Aufgenommen am 05.09.2026</w:t>
+        <w:t>Aufgenommen am 06.09.2026</w:t>
       </w:r>
     </w:p>
     <w:p>
@@ -78,7 +78,7 @@
         <w:pStyle w:val="Heading2"/>
       </w:pPr>
       <w:r>
-        <w:t>US-Sterblichkeit durch Herzinfarkt und Hypertonie: Männer sterben doppelt so oft wie Frauen, Afroamerikaner am stärksten betroffen</w:t>
+        <w:t>Handgriffstärke bei rheumatoider Arthritis: Frauen erreichen 60% des Normwerts, Männer 66%, deutlicher Geschlechtsunterschied</w:t>
       </w:r>
     </w:p>
     <w:p>
@@ -88,12 +88,12 @@
           <w:color w:val="666666"/>
           <w:sz w:val="18"/>
         </w:rPr>
-        <w:t>Tariq MS et al.  ·  Clin Cardiol  ·  Sept. 2026  ·  PMID 42695462</w:t>
+        <w:t>Khojakulova U et al.  ·  Rheumatol Int  ·  04.09.2026  ·  PMID 42696125</w:t>
       </w:r>
     </w:p>
     <w:p>
       <w:r>
-        <w:t>Retrospektive US-Analyse von 3.776.396 Todesfällen durch koronare Herzkrankheit und Hypertonie 2000–2024 nach Altersstandard-Mortalitätsrate mit Joinpoint-Regressionsanalyse temporaler Trends und demografischer Disparitäten.</w:t>
+        <w:t>Querschnittstudie mit 70 RA-Patienten (78,6% Frauen) zur Erfassung der Handgriffstärke relativ zu alters- und geschlechtsspezifischen Referenznormen und Assoziation mit klinischen Faktoren.</w:t>
       </w:r>
     </w:p>
     <w:p>
@@ -104,7 +104,7 @@
         <w:t xml:space="preserve">Ergebnis: </w:t>
       </w:r>
       <w:r>
-        <w:t>Altersstandard-Mortalitätsrate stieg von 57,22 auf 76,95 pro 100.000 (2000–2024); deutlicher Anstieg 2018–2021 (APC 10,13%), dann Rückgang 2021–2024 (APC -3,50%). Männer hatten 2024 doppelte Rate (106,43 vs. 52,68 pro 100.000 Frauen). Nicht-hispanische Afroamerikaner höchste Rate (96,90). Nichtmetropolitane Gebiete stärker betroffen (AAPC 2,79%) als metropolitan (1,23%). Hypertensive Herzkrankheit und Nierenerkrankung gestiegen (AAPC 4,35% bzw. 8,83%), essenzielle Hypertonie stabil. Süden der USA höchste regionale Rate (70,25; AAPC 1,53%).</w:t>
+        <w:t>Mittlere maximale Handgriffstärke 23,9±8,8 kg; niedrige Werte bei 28,6% (20% Frauen, 60% Männer). Vs. Norm: Männer median z=-1,71 (p=0,001), Frauen median z=-0,55 (p&lt;0,001). Inverse Korrelation mit Alter (ρ=-0,4; p=0,001) und Rauchen (ρ=-0,41; p=0,001), positive mit BMI (ρ=0,35; p=0,003). Höheres Alter war unabhängig mit reduzierter Griffstärke assoziiert (B=-0,21 kg/Jahr; p=0,012). Befund: Geschlechtsspezifische Normen wichtig für Sarkopenie-Diagnostik.</w:t>
       </w:r>
     </w:p>
     <w:p>
@@ -119,7 +119,7 @@
         <w:rPr>
           <w:sz w:val="19"/>
         </w:rPr>
-        <w:t>USA-Daten; geschlechtliche Unterschiede sind etabliert; Ursachen (Zugang, Diagnostik, Behandlung) nicht differenziert analysiert.</w:t>
+        <w:t>Kasachstan/Südeuropa-Kohort e, aber Messmethoden international standardisiert; Relevanz für deutsches Rheumatologie-Screening.</w:t>
       </w:r>
     </w:p>
     <w:p>
@@ -128,7 +128,7 @@
           <w:color w:val="5A7D3A"/>
           <w:sz w:val="18"/>
         </w:rPr>
-        <w:t>https://pubmed.ncbi.nlm.nih.gov/42695462/</w:t>
+        <w:t>https://pubmed.ncbi.nlm.nih.gov/42696125/</w:t>
       </w:r>
     </w:p>
     <w:p>
@@ -136,7 +136,7 @@
         <w:pStyle w:val="Heading2"/>
       </w:pPr>
       <w:r>
-        <w:t>Amisulprid: Frauen ertragen höhere Plasmakonzentrationen, bevor Hyperprolaktinämie auftritt</w:t>
+        <w:t>LGBTQ+-Fachpersonen in Portugal erleben Diskriminierung und navigieren Sichtbarkeitspraktiken am Arbeitsplatz</w:t>
       </w:r>
     </w:p>
     <w:p>
@@ -146,12 +146,12 @@
           <w:color w:val="666666"/>
           <w:sz w:val="18"/>
         </w:rPr>
-        <w:t>Wang H et al.  ·  Drug Des Devel Ther  ·  30.08.2026  ·  PMID 42695070</w:t>
+        <w:t>Pieri M  ·  Front Public Health  ·  11.08.2026  ·  PMID 42643510</w:t>
       </w:r>
     </w:p>
     <w:p>
       <w:r>
-        <w:t>Retrospektive Analyse von 209 Patienten unter Amisulprid-Behandlung identifiziert Geschlecht als unabhängigen Risikofaktor für arzneimittelbedingte Prolaktinerhöhung und bestimmt geschlechtsspezifische Plasmaspiegelschwellen.</w:t>
+        <w:t>Qualitative Studie mit 17 LGBTQ+-Fachpersonen im portugiesischen öffentlichen Gesundheitswesen zu deren Arbeitserfahrungen, Sichtbarkeitspraxen und Diskriminierung.</w:t>
       </w:r>
     </w:p>
     <w:p>
@@ -162,7 +162,7 @@
         <w:t xml:space="preserve">Ergebnis: </w:t>
       </w:r>
       <w:r>
-        <w:t>Multivariable Analyse identifizierte Geschlecht, Amisulprid-Plasmakonzentration und Komedikation (Idebenon, Lorazepam) als unabhängige Risikofaktoren (p &lt; 0,05). ROC-Analyse ergab Schwellenwert von 28 ng/ml für erhöhte Prolaktin-Werte insgesamt. Geschlechtsspezifische Amisulprid-Konzentrationsschwellen waren höher bei Frauen (317,8 ng/ml) als Männern (294,2 ng/ml), was auf größere Toleranz bei Frauen hindeutet und signifikante Geschlechterdifferenzen in Empfindlichkeit für Prolaktin-Elevation bestätigt.</w:t>
+        <w:t>Kernbefunde: Fachpersonen pendeln zwischen Zurückhaltung beim Offenbaren ihrer Identität und Widerstandsmikropraktiken gegen Diskriminierung. Verbale Misshandlung in interprofessionellen Beziehungen kam häufig vor. Mikropraktiken beeinflussen Definition LGBTQ+-freundlicher Arbeitsumgebungen erheblich. Studie unterstreicht Notwendigkeit weiterer Forschung zu Sichtbarkeit im Gesundheitswesen.</w:t>
       </w:r>
     </w:p>
     <w:p>
@@ -177,7 +177,7 @@
         <w:rPr>
           <w:sz w:val="19"/>
         </w:rPr>
-        <w:t>Biologische Geschlechterdifferenz (Rezeptorbindung/Metabolismus); therapeutisches Drug Monitoring adaptierbar auf Deutschland.</w:t>
+        <w:t>Portugal (Süd-/Südosteuropa), ähnliche europäische Systeme, aber strukturelle Unterschiede zu deutschsprachigen Ländern.</w:t>
       </w:r>
     </w:p>
     <w:p>
@@ -186,7 +186,7 @@
           <w:color w:val="5A7D3A"/>
           <w:sz w:val="18"/>
         </w:rPr>
-        <w:t>https://pubmed.ncbi.nlm.nih.gov/42695070/</w:t>
+        <w:t>https://pubmed.ncbi.nlm.nih.gov/42643510/</w:t>
       </w:r>
     </w:p>
     <w:p>
@@ -194,7 +194,7 @@
         <w:pStyle w:val="Heading2"/>
       </w:pPr>
       <w:r>
-        <w:t>Endoskopie-Training: Frauen berichten Ergonomie-Probleme, erleben mentale Niederlagen</w:t>
+        <w:t>LGBTQIA+-Minderheitsstress-Skala für Spanien validiert: zeigt psychische Belastung und differenzielle Betroffenheit</w:t>
       </w:r>
     </w:p>
     <w:p>
@@ -204,12 +204,12 @@
           <w:color w:val="666666"/>
           <w:sz w:val="18"/>
         </w:rPr>
-        <w:t>Fairbanks J et al.  ·  J Surg Educ  ·  11.08.2026  ·  PMID 42580002</w:t>
+        <w:t>Nebot-Garcia JE et al.  ·  Arch Sex Behav  ·  06.07.2026  ·  PMID 42406308</w:t>
       </w:r>
     </w:p>
     <w:p>
       <w:r>
-        <w:t>Britische Qualitätsstudie mit 10 weiblichen chirurgischen Assistentinnen untersucht deren Erfahrungen in der Endoskopie-Ausbildung, insbesondere Ergonomie und die Wirksamkeit immersiver Trainingsmethoden.</w:t>
+        <w:t>Validierungsstudie der spanischen Version einer Skala zur Erfassung von Minderheitsstress (Stigma, Diskriminierung, Viktimisierung) bei 3.254 LGBTQIA+-Erwachsenen in Spanien.</w:t>
       </w:r>
     </w:p>
     <w:p>
@@ -220,7 +220,7 @@
         <w:t xml:space="preserve">Ergebnis: </w:t>
       </w:r>
       <w:r>
-        <w:t>Mehrheit der weiblichen Trainees berichtete Schwierigkeiten bei Handhabung und Manövrieren des Endoskops, Belastung beim Erreichen von Bedienteilen, Frustration bis zur subjektiven mentalen Niederlage über Zeit. Viele Trainees waren sich nicht bewusst, dass dies ein strukturelles Ergonomie-Problem für Frauen darstellt, und attribuierten es persönlich. Immersive Trainingsmethoden zeigten positive Effekte (Volumen, Vertrauen), wurden aber als physisch und psychisch belastend wahrgenommen. Awareness für Ergonomie und geschlechterspezifische Bedarfe fehlte stark.</w:t>
+        <w:t>Fünf-Faktor-Struktur bestätigt (Identitätsverbergen, Ablehnungsanticipation, Diskriminierungserfahrungen, internalisierte Stigma, Viktimisierung). Skala zeigte gute interne Konsistenz und Konstruktvalidität; Messinvarianz über Geschlechterkategorien (Männer, Frauen, nichtbinär). LGBTQIA+-Minderheitsstress korreliert mit Angst und Depression. Skala kann Forschung und Intervention bei den am stärksten betroffenen Gruppen leiten.</w:t>
       </w:r>
     </w:p>
     <w:p>
@@ -235,7 +235,7 @@
         <w:rPr>
           <w:sz w:val="19"/>
         </w:rPr>
-        <w:t>Europäische Studie mit direktem Versorgungsbezug; erklärt Leistungsunterschiede durch Arbeitsgestaltung, nicht Kompetenz.</w:t>
+        <w:t>Spanien (Südwesteuropa), vergleichbar mit deutschsprachigen LGBTQIA+-Populationen; aber Unterschied: keine Pflegeversicherung wie Deutschland.</w:t>
       </w:r>
     </w:p>
     <w:p>
@@ -244,7 +244,7 @@
           <w:color w:val="5A7D3A"/>
           <w:sz w:val="18"/>
         </w:rPr>
-        <w:t>https://pubmed.ncbi.nlm.nih.gov/42580002/</w:t>
+        <w:t>https://pubmed.ncbi.nlm.nih.gov/42406308/</w:t>
       </w:r>
     </w:p>
     <w:p>
@@ -252,7 +252,7 @@
         <w:pStyle w:val="Heading2"/>
       </w:pPr>
       <w:r>
-        <w:t>Geschlecht prägt Pflegepfade bei Demenz: Frauen länger institutionalisiert, höhere Langzeitkosten</w:t>
+        <w:t>Klinische Kompetenzen für LGBTQ-Versorgung: Hausärzte zeigen niedrigere Werte als Psychiater, Schulung hilft</w:t>
       </w:r>
     </w:p>
     <w:p>
@@ -262,12 +262,12 @@
           <w:color w:val="666666"/>
           <w:sz w:val="18"/>
         </w:rPr>
-        <w:t>Meijer YM et al.  ·  J Am Med Dir Assoc  ·  16.07.2026  ·  PMID 42462378</w:t>
+        <w:t>Cruciani G et al.  ·  LGBT Health  ·  15.06.2026  ·  PMID 42295979</w:t>
       </w:r>
     </w:p>
     <w:p>
       <w:r>
-        <w:t>Niederländische Abrechnungsdaten von 15.214 Demenzpatienten, davon 8.465 Frauen, zeigen geschlechtsspezifische Unterschiede in Institutionalisierung, Mortalität und Kostenverläufen über 6 Jahre Nachverfolgung.</w:t>
+        <w:t>Querschnittstudie mit 165 italienischen Fachpersonen (Hausarzt, Sexualmedizin, Psychiatrie) zur Untersuchung von Faktoren, die klinische Fähigkeiten in LGBTQ-Versorgung beeinflussen.</w:t>
       </w:r>
     </w:p>
     <w:p>
@@ -278,7 +278,7 @@
         <w:t xml:space="preserve">Ergebnis: </w:t>
       </w:r>
       <w:r>
-        <w:t>Frauen hatten höheres Institutionalisierungsrisiko (HR 1,21; 95% CI 1,16–1,26), niedrigere Mortalität nach Institutionalisierung (HR 0,61; 95% CI 0,58–0,64), längere Verweildauer (Median 2,44 vs. 1,47 Jahre) und höhere Langzeitpflegekosten (+€11.247; 95% CI €10.462–€11.852 pro Jahr), während Gesundheitskosten niedriger waren (-€1.297; 95% CI -€1.597 bis -€1.086). Die Unterschiede blieben nach Adjustment für Alter und Institutionalisierung signifikant. Die biologische Grundlage der unterschiedlichen Mortalität wird nicht erklärt; die längere Lebensdauer mit Demenz ist dokumentiert.</w:t>
+        <w:t>Hausärzte berichteten signifikant niedrigere klinische Fähigkeiten, höhere heteronormative Überzeugungen und Vorurteile als Psychiater; auch niedrigste LGBTQ-Schulungsteilnahme unter Gruppen. Höhere klinische Fähigkeiten waren assoziiert mit niedrigeren heteronormativen Überzeugungen (p&lt;0,05), LGBTQ-Schulungsteilnahme und Kontakt mit LGBTQ-Personen im privaten Umfeld. Befund: Gezielte Schulungen und Leitlinien nötig, um Heteronormativität in Versorgung zu verringern.</w:t>
       </w:r>
     </w:p>
     <w:p>
@@ -293,7 +293,7 @@
         <w:rPr>
           <w:sz w:val="19"/>
         </w:rPr>
-        <w:t>Vergleichbares Versicherungssystem (Niederlande); Datenqualität europäischer Register verfügbar.</w:t>
+        <w:t>Italien, mediterranes Südeuropa; DACH-System hat ähnliche Lücken in LGBTQ-Lehrplänen.</w:t>
       </w:r>
     </w:p>
     <w:p>
@@ -302,7 +302,7 @@
           <w:color w:val="5A7D3A"/>
           <w:sz w:val="18"/>
         </w:rPr>
-        <w:t>https://pubmed.ncbi.nlm.nih.gov/42462378/</w:t>
+        <w:t>https://pubmed.ncbi.nlm.nih.gov/42295979/</w:t>
       </w:r>
     </w:p>
     <w:p>
@@ -310,7 +310,7 @@
         <w:pStyle w:val="Heading2"/>
       </w:pPr>
       <w:r>
-        <w:t>Krebsbedingte Gewichtsverluste werden unterschiedlich wahrgenommen: Frauen positiver, Männer belastet</w:t>
+        <w:t>Reproduktive Belastungen, nicht biologisches Geschlecht, erklären erhöhtes Osteoarthrose-Risiko von Frauen</w:t>
       </w:r>
     </w:p>
     <w:p>
@@ -320,12 +320,12 @@
           <w:color w:val="666666"/>
           <w:sz w:val="18"/>
         </w:rPr>
-        <w:t>Goodrose-Flores C et al.  ·  BMJ Open  ·  15.07.2026  ·  PMID 42457417</w:t>
+        <w:t>Das S et al.  ·  BMC Public Health  ·  02.06.2026  ·  PMID 42231317</w:t>
       </w:r>
     </w:p>
     <w:p>
       <w:r>
-        <w:t>Studienprotokoll der internationalen GRACE-Studie untersucht geschlechtsspezifische Unterschiede in der Körperbildwahrnehmung während tumorbedingten Gewichtsverlusts in 6 Ländern mit insgesamt 600 Patienten (je 50 Frauen und Männer pro Land).</w:t>
+        <w:t>Deutsche Bevölkerungsstudie mit 4.687 Personen (davon 2.359 Frauen) zur Untersuchung, ob das höhere Osteoarthrose-Risiko von Frauen auf biologische Geschlechtsentwicklung oder auf reproduktive Kosten (Schwangerschaft, Elternschaft) zurückzuführen ist.</w:t>
       </w:r>
     </w:p>
     <w:p>
@@ -336,7 +336,7 @@
         <w:t xml:space="preserve">Ergebnis: </w:t>
       </w:r>
       <w:r>
-        <w:t>Frühere schwedische Studie zeigte, dass Männer mit fortgeschrittenem Krebs Gewichtsverlust negativ wahrnahmen, während Frauen ihn positiver bewerteten. GRACE untersucht diese Unterschiede mit dem Body Image Scale (BIS) primär als Differenz zwischen Frauen und Männern; klinisch signifikant ist eine Differenz von 3 BIS-Punkten. Länderübergreifende Variation wird exploratorisch untersucht. Das Studiendesign ist pragmatisch (Länder: Schweden, Chile, Neuseeland, Schweiz, USA, Vietnam); Datenerhebung 2025 gestartet.</w:t>
+        <w:t>Kein signifikanter OA-Unterschied zwischen kinderlosen Männern (37%) und Frauen (44%; p=0,081). Frauen mit Kindern hatten aber höheres OA-Risiko als kinderlose Frauen (51% vs. 44%; p=0,047). OA-Risiko stieg bei Frauen pro Kind um 0,10 (95% KI 0,03–0,179; p=0,006), nicht bei Männern (p=0,660). Befund: Geschlechtsdimorphismus entsteht durch reproduktive Kosten, nicht durch Biologie.</w:t>
       </w:r>
     </w:p>
     <w:p>
@@ -351,7 +351,7 @@
         <w:rPr>
           <w:sz w:val="19"/>
         </w:rPr>
-        <w:t>Neue Studie zeigt Studienansatz; noch keine Ergebnisse verfügbar – zur Verfolgung vorgemerkt.</w:t>
+        <w:t>Deutschland, DEAS-Bevölkerungsdaten mit großer Stichprobe, aussagekräftig für deutsches Versicherungssystem.</w:t>
       </w:r>
     </w:p>
     <w:p>
@@ -360,7 +360,7 @@
           <w:color w:val="5A7D3A"/>
           <w:sz w:val="18"/>
         </w:rPr>
-        <w:t>https://pubmed.ncbi.nlm.nih.gov/42457417/</w:t>
+        <w:t>https://pubmed.ncbi.nlm.nih.gov/42231317/</w:t>
       </w:r>
     </w:p>
     <w:p>
@@ -368,7 +368,7 @@
         <w:pStyle w:val="Heading2"/>
       </w:pPr>
       <w:r>
-        <w:t>Urethraplastik nach geschlechtsangleichender Chirurgie: Längung der Harnröhre erhöht Komplikationsrisiko</w:t>
+        <w:t>Frühe Multiple-Sklerose-Verläufe zeigen keine substanziellen Geschlechtsunterschiede in Behinderung oder Therapiestart</w:t>
       </w:r>
     </w:p>
     <w:p>
@@ -378,12 +378,12 @@
           <w:color w:val="666666"/>
           <w:sz w:val="18"/>
         </w:rPr>
-        <w:t>Waterloos M et al.  ·  Eur Urol Focus  ·  11.06.2026  ·  PMID 42276909</w:t>
+        <w:t>Poser PL et al.  ·  Mult Scler  ·  01.06.2026  ·  PMID 42224266</w:t>
       </w:r>
     </w:p>
     <w:p>
       <w:r>
-        <w:t>Übersichtsarbeit zu Komplikationen nach geschlechtsangleichender genitaler Chirurgie (Metoidioplastie und Phalloplastie) bei transMännern mit und ohne Urethrallängung, basierend auf heterogener Fachliteratur.</w:t>
+        <w:t>Deutsche Multizenter-Kohorte mit 1.210 therapienaiven Patienten zur Analyse von Geschlechtsunterschieden in Relapse-Präsentation, Behinderungsentwicklung und Behandlung mit Immunmodulatoren in der frühen MS-Phase.</w:t>
       </w:r>
     </w:p>
     <w:p>
@@ -394,7 +394,7 @@
         <w:t xml:space="preserve">Ergebnis: </w:t>
       </w:r>
       <w:r>
-        <w:t>Konstruktion der Neourethra ist Hauptdeterminant postoperativer Morbidität; Fisteln und Strikturen sind häufigste Komplikationen. Urethrallängung konsistent mit höheren Komplikationsraten assoziiert, Verfahren ohne Längung zeigen niedrigere Morbidität ohne klare Unterschiede in patientenberichteten Outcomes. Staging der Rekonstruktion und Vaginektomie können Ergebnisse beeinflussen; aktuelle Evidenz bleibt inklusiv. Shared Decision-Making wird als notwendig unterstrichen, um chirurgische Ziele mit Patientenerwartungen abzustimmen.</w:t>
+        <w:t>Keine signifikanten Geschlechtsunterschiede bei Relapse-Präsentation, Zeit bis EDSS ≥3,0 (adjustierte HR 1,32; 95% KI 0,95–1,81) oder DMT-Exposition (p=0,60). Initial hocheffektive Therapie erhielten nur ~5% beider Geschlechter; Prädiktoren waren jüngeres Alter (OR 0,95; p=0,001), höhere Baseline-EDSS (OR 1,79; p&lt;0,001) und RRMS-Diagnose (OR 2,26; p=0,007), nicht aber Geschlecht (OR 0,99; p=0,94). Befunde deuten auf Wandel früherer Geschlechtsmuster und geringere Geschlechtsbias bei Therapieentscheidungen in spezialisierten MS-Zentren.</w:t>
       </w:r>
     </w:p>
     <w:p>
@@ -409,7 +409,7 @@
         <w:rPr>
           <w:sz w:val="19"/>
         </w:rPr>
-        <w:t>Europäische Fachübersicht; identifiziert biologische Herausforderung (Gewebeverträglichkeit) und braucht individualisierte Beratung.</w:t>
+        <w:t>Deutschland, spezialisierte MS-Zentren mit Routinedaten, vergleichbare Versorgungsstrukturen.</w:t>
       </w:r>
     </w:p>
     <w:p>
@@ -418,7 +418,7 @@
           <w:color w:val="5A7D3A"/>
           <w:sz w:val="18"/>
         </w:rPr>
-        <w:t>https://pubmed.ncbi.nlm.nih.gov/42276909/</w:t>
+        <w:t>https://pubmed.ncbi.nlm.nih.gov/42224266/</w:t>
       </w:r>
     </w:p>
     <w:sectPr>

--- a/download/studien-aktuell.docx
+++ b/download/studien-aktuell.docx
@@ -62,7 +62,7 @@
           <w:color w:val="666666"/>
           <w:sz w:val="18"/>
         </w:rPr>
-        <w:t>Stand: 06.09.2026  |  6 Studien  |  gender.m-vf.de</w:t>
+        <w:t>Stand: 07.09.2026  |  6 Studien  |  gender.m-vf.de</w:t>
       </w:r>
     </w:p>
     <w:p>
@@ -70,7 +70,7 @@
         <w:pStyle w:val="Heading1"/>
       </w:pPr>
       <w:r>
-        <w:t>Aufgenommen am 06.09.2026</w:t>
+        <w:t>Aufgenommen am 07.09.2026</w:t>
       </w:r>
     </w:p>
     <w:p>
@@ -78,7 +78,7 @@
         <w:pStyle w:val="Heading2"/>
       </w:pPr>
       <w:r>
-        <w:t>Handgriffstärke bei rheumatoider Arthritis: Frauen erreichen 60% des Normwerts, Männer 66%, deutlicher Geschlechtsunterschied</w:t>
+        <w:t>Gemeindliche Gesundheitserziehung senkt Unterernährung von Kindern um 78 Prozent</w:t>
       </w:r>
     </w:p>
     <w:p>
@@ -88,12 +88,12 @@
           <w:color w:val="666666"/>
           <w:sz w:val="18"/>
         </w:rPr>
-        <w:t>Khojakulova U et al.  ·  Rheumatol Int  ·  04.09.2026  ·  PMID 42696125</w:t>
+        <w:t>Zakar R et al.  ·  BMC Public Health  ·  29.08.2026  ·  PMID 42668377</w:t>
       </w:r>
     </w:p>
     <w:p>
       <w:r>
-        <w:t>Querschnittstudie mit 70 RA-Patienten (78,6% Frauen) zur Erfassung der Handgriffstärke relativ zu alters- und geschlechtsspezifischen Referenznormen und Assoziation mit klinischen Faktoren.</w:t>
+        <w:t>Pakistanische Evaluationsstudie mit 253 Frauen und 371 Kindern vor sowie 222 Müttern und 318 Kindern nach Intervention eines Bildungsmoduls über vier Phasen in urbaner Siedlung.</w:t>
       </w:r>
     </w:p>
     <w:p>
@@ -104,7 +104,7 @@
         <w:t xml:space="preserve">Ergebnis: </w:t>
       </w:r>
       <w:r>
-        <w:t>Mittlere maximale Handgriffstärke 23,9±8,8 kg; niedrige Werte bei 28,6% (20% Frauen, 60% Männer). Vs. Norm: Männer median z=-1,71 (p=0,001), Frauen median z=-0,55 (p&lt;0,001). Inverse Korrelation mit Alter (ρ=-0,4; p=0,001) und Rauchen (ρ=-0,41; p=0,001), positive mit BMI (ρ=0,35; p=0,003). Höheres Alter war unabhängig mit reduzierter Griffstärke assoziiert (B=-0,21 kg/Jahr; p=0,012). Befund: Geschlechtsspezifische Normen wichtig für Sarkopenie-Diagnostik.</w:t>
+        <w:t>Unterernährungsprävalenz sank von 28% auf 6% (p&lt;0,001 für Längenwachstum, Gewicht und Kopfumfang). Mütter-BMI stieg signifikant (p=0,002), Anämie blieb unverändert. Gemeinsame Entscheidungen zur Verhütung nahmen zu (p&lt;0,001), Zugangsbarrieren sanken. Intervention zeigt: Geschlechtergerechte Elternschulung ändert Versorgungsergebnisse bei Mangelernährung.</w:t>
       </w:r>
     </w:p>
     <w:p>
@@ -119,7 +119,7 @@
         <w:rPr>
           <w:sz w:val="19"/>
         </w:rPr>
-        <w:t>Kasachstan/Südeuropa-Kohort e, aber Messmethoden international standardisiert; Relevanz für deutsches Rheumatologie-Screening.</w:t>
+        <w:t>Pakistan, aber Methodik (partizipative Elternschulung) auf ressourcenärmere deutsche Settings übertragbar.</w:t>
       </w:r>
     </w:p>
     <w:p>
@@ -128,7 +128,7 @@
           <w:color w:val="5A7D3A"/>
           <w:sz w:val="18"/>
         </w:rPr>
-        <w:t>https://pubmed.ncbi.nlm.nih.gov/42696125/</w:t>
+        <w:t>https://pubmed.ncbi.nlm.nih.gov/42668377/</w:t>
       </w:r>
     </w:p>
     <w:p>
@@ -136,7 +136,7 @@
         <w:pStyle w:val="Heading2"/>
       </w:pPr>
       <w:r>
-        <w:t>LGBTQ+-Fachpersonen in Portugal erleben Diskriminierung und navigieren Sichtbarkeitspraktiken am Arbeitsplatz</w:t>
+        <w:t>Emotionsregulation und Empathie senken Kindesmisshandlungs-Risiko unterschiedlich bei Vätern und Müttern</w:t>
       </w:r>
     </w:p>
     <w:p>
@@ -146,12 +146,12 @@
           <w:color w:val="666666"/>
           <w:sz w:val="18"/>
         </w:rPr>
-        <w:t>Pieri M  ·  Front Public Health  ·  11.08.2026  ·  PMID 42643510</w:t>
+        <w:t>Miragoli S et al.  ·  J Interpers Violence  ·  16.07.2026  ·  PMID 42464521</w:t>
       </w:r>
     </w:p>
     <w:p>
       <w:r>
-        <w:t>Qualitative Studie mit 17 LGBTQ+-Fachpersonen im portugiesischen öffentlichen Gesundheitswesen zu deren Arbeitserfahrungen, Sichtbarkeitspraxen und Diskriminierung.</w:t>
+        <w:t>Italienische Gemeindestudie mit 110 Vätern und 149 Müttern (Kinder 6–14 Jahre) zu Zusammenhängen von Emotionsregulation, Empathie und Kindesmisshandlungsrisiko (Child Abuse Potential, CAP) mit Geschlechterdifferenzen.</w:t>
       </w:r>
     </w:p>
     <w:p>
@@ -162,7 +162,7 @@
         <w:t xml:space="preserve">Ergebnis: </w:t>
       </w:r>
       <w:r>
-        <w:t>Kernbefunde: Fachpersonen pendeln zwischen Zurückhaltung beim Offenbaren ihrer Identität und Widerstandsmikropraktiken gegen Diskriminierung. Verbale Misshandlung in interprofessionellen Beziehungen kam häufig vor. Mikropraktiken beeinflussen Definition LGBTQ+-freundlicher Arbeitsumgebungen erheblich. Studie unterstreicht Notwendigkeit weiterer Forschung zu Sichtbarkeit im Gesundheitswesen.</w:t>
+        <w:t>Bei Vätern moderierte Mangel an Perspektivenübernahme den Effekt von Impulskontrollschwäche auf CAP. Bei Müttern moderierte empathische Sorge den Effekt von Emotionserkennungsschwäche und mangelndem emotionalen Bewusstsein auf CAP (alle p&lt;0,05). Pflegeverhalten wird durch unterschiedliche psychische Faktoren bei Männern und Frauen gefährdet. Intervention: müsste bei Vätern Perspektivenübernahme, bei Müttern emotionale Kompetenz stärken.</w:t>
       </w:r>
     </w:p>
     <w:p>
@@ -177,7 +177,7 @@
         <w:rPr>
           <w:sz w:val="19"/>
         </w:rPr>
-        <w:t>Portugal (Süd-/Südosteuropa), ähnliche europäische Systeme, aber strukturelle Unterschiede zu deutschsprachigen Ländern.</w:t>
+        <w:t>Italien; Mechanismus zu elterlichem Risiko übertragbar, da psychosozial bedingt.</w:t>
       </w:r>
     </w:p>
     <w:p>
@@ -186,7 +186,7 @@
           <w:color w:val="5A7D3A"/>
           <w:sz w:val="18"/>
         </w:rPr>
-        <w:t>https://pubmed.ncbi.nlm.nih.gov/42643510/</w:t>
+        <w:t>https://pubmed.ncbi.nlm.nih.gov/42464521/</w:t>
       </w:r>
     </w:p>
     <w:p>
@@ -194,7 +194,7 @@
         <w:pStyle w:val="Heading2"/>
       </w:pPr>
       <w:r>
-        <w:t>LGBTQIA+-Minderheitsstress-Skala für Spanien validiert: zeigt psychische Belastung und differenzielle Betroffenheit</w:t>
+        <w:t>Sexuelle Minderheiten erwarten LGBTQIA+-freundliche Pflegeheime deutlich häufiger</w:t>
       </w:r>
     </w:p>
     <w:p>
@@ -204,12 +204,12 @@
           <w:color w:val="666666"/>
           <w:sz w:val="18"/>
         </w:rPr>
-        <w:t>Nebot-Garcia JE et al.  ·  Arch Sex Behav  ·  06.07.2026  ·  PMID 42406308</w:t>
+        <w:t>Hajek A et al.  ·  J Am Med Dir Assoc  ·  06.07.2026  ·  PMID 42407223</w:t>
       </w:r>
     </w:p>
     <w:p>
       <w:r>
-        <w:t>Validierungsstudie der spanischen Version einer Skala zur Erfassung von Minderheitsstress (Stigma, Diskriminierung, Viktimisierung) bei 3.254 LGBTQIA+-Erwachsenen in Spanien.</w:t>
+        <w:t>Deutsche repräsentative Bevölkerungsbefragung mit 2.518 Bürgern (Altersspanne 18–74 Jahre, 8,7% sexuelle Minderheiten) zu Erwartungen an künftige stationäre Pflege.</w:t>
       </w:r>
     </w:p>
     <w:p>
@@ -220,7 +220,7 @@
         <w:t xml:space="preserve">Ergebnis: </w:t>
       </w:r>
       <w:r>
-        <w:t>Fünf-Faktor-Struktur bestätigt (Identitätsverbergen, Ablehnungsanticipation, Diskriminierungserfahrungen, internalisierte Stigma, Viktimisierung). Skala zeigte gute interne Konsistenz und Konstruktvalidität; Messinvarianz über Geschlechterkategorien (Männer, Frauen, nichtbinär). LGBTQIA+-Minderheitsstress korreliert mit Angst und Depression. Skala kann Forschung und Intervention bei den am stärksten betroffenen Gruppen leiten.</w:t>
+        <w:t>Sexuelle Minderheiten bewerteten Toleranz gegenüber LGBTQIA+ (β=1,44; p&lt;0,001), LGBTQIA+-freundliche Dienste (β=1,15; p&lt;0,001) und Offenheit für deren Anliegen (β=1,29; p&lt;0,001) als deutlich wichtiger als Heterosexuelle. Unterschiede besonders ausgeprägt zwischen Heterosexuellen und Homosexuellen. Zugang zur Versorgung: sexuelle Minderheiten fürchten Diskriminierung und verlangen explizit inklusive Rahmenbedingungen.</w:t>
       </w:r>
     </w:p>
     <w:p>
@@ -235,7 +235,7 @@
         <w:rPr>
           <w:sz w:val="19"/>
         </w:rPr>
-        <w:t>Spanien (Südwesteuropa), vergleichbar mit deutschsprachigen LGBTQIA+-Populationen; aber Unterschied: keine Pflegeversicherung wie Deutschland.</w:t>
+        <w:t>Deutschland, eigene Daten; direkte Relevanz für Altenpflege-Planung.</w:t>
       </w:r>
     </w:p>
     <w:p>
@@ -244,7 +244,7 @@
           <w:color w:val="5A7D3A"/>
           <w:sz w:val="18"/>
         </w:rPr>
-        <w:t>https://pubmed.ncbi.nlm.nih.gov/42406308/</w:t>
+        <w:t>https://pubmed.ncbi.nlm.nih.gov/42407223/</w:t>
       </w:r>
     </w:p>
     <w:p>
@@ -252,7 +252,7 @@
         <w:pStyle w:val="Heading2"/>
       </w:pPr>
       <w:r>
-        <w:t>Klinische Kompetenzen für LGBTQ-Versorgung: Hausärzte zeigen niedrigere Werte als Psychiater, Schulung hilft</w:t>
+        <w:t>Unattended Blutdruckmessung zeigt höhere Genauigkeit für Frauen mit unkontrollierter Hypertonie</w:t>
       </w:r>
     </w:p>
     <w:p>
@@ -262,12 +262,12 @@
           <w:color w:val="666666"/>
           <w:sz w:val="18"/>
         </w:rPr>
-        <w:t>Cruciani G et al.  ·  LGBT Health  ·  15.06.2026  ·  PMID 42295979</w:t>
+        <w:t>Fucile I et al.  ·  High Blood Press Cardiovasc Prev  ·  13.04.2026  ·  PMID 42228045</w:t>
       </w:r>
     </w:p>
     <w:p>
       <w:r>
-        <w:t>Querschnittstudie mit 165 italienischen Fachpersonen (Hausarzt, Sexualmedizin, Psychiatrie) zur Untersuchung von Faktoren, die klinische Fähigkeiten in LGBTQ-Versorgung beeinflussen.</w:t>
+        <w:t>Italienische Hypertonie-Studie mit 307 Patienten (48% Frauen) vergleicht unüberwachte, überwachte und ambulante Blutdruckmessungen gegen 24-Stunden-Monitoring zur Diagnosegenauigkeit.</w:t>
       </w:r>
     </w:p>
     <w:p>
@@ -278,7 +278,7 @@
         <w:t xml:space="preserve">Ergebnis: </w:t>
       </w:r>
       <w:r>
-        <w:t>Hausärzte berichteten signifikant niedrigere klinische Fähigkeiten, höhere heteronormative Überzeugungen und Vorurteile als Psychiater; auch niedrigste LGBTQ-Schulungsteilnahme unter Gruppen. Höhere klinische Fähigkeiten waren assoziiert mit niedrigeren heteronormativen Überzeugungen (p&lt;0,05), LGBTQ-Schulungsteilnahme und Kontakt mit LGBTQ-Personen im privaten Umfeld. Befund: Gezielte Schulungen und Leitlinien nötig, um Heteronormativität in Versorgung zu verringern.</w:t>
+        <w:t>Die unbeaufsichtigte Messung identifizierte unkontrollierte Hypertonie genauer als die begleitete (AUC 0,71 vs. 0,65; p&lt;0,05). Bei Frauen war der Unterschied deutlicher (AUC 0,712 vs. 0,620; p&lt;0,05), weil die Weisskittelhypertonie-Verfälschung bei ihnen stärker ausfiel. Ursache: unterschiedliche emotionale Reaktion auf klinische Messung.</w:t>
       </w:r>
     </w:p>
     <w:p>
@@ -293,7 +293,7 @@
         <w:rPr>
           <w:sz w:val="19"/>
         </w:rPr>
-        <w:t>Italien, mediterranes Südeuropa; DACH-System hat ähnliche Lücken in LGBTQ-Lehrplänen.</w:t>
+        <w:t>Italien, vergleichbares Gesundheitssystem; Befund zu Messmethode übertragbar auf Deutschland.</w:t>
       </w:r>
     </w:p>
     <w:p>
@@ -302,7 +302,7 @@
           <w:color w:val="5A7D3A"/>
           <w:sz w:val="18"/>
         </w:rPr>
-        <w:t>https://pubmed.ncbi.nlm.nih.gov/42295979/</w:t>
+        <w:t>https://pubmed.ncbi.nlm.nih.gov/42228045/</w:t>
       </w:r>
     </w:p>
     <w:p>
@@ -310,7 +310,7 @@
         <w:pStyle w:val="Heading2"/>
       </w:pPr>
       <w:r>
-        <w:t>Reproduktive Belastungen, nicht biologisches Geschlecht, erklären erhöhtes Osteoarthrose-Risiko von Frauen</w:t>
+        <w:t>Eisenspeicher beeinflussen Stoffwechselrisiko bei Männern und Frauen unterschiedlich</w:t>
       </w:r>
     </w:p>
     <w:p>
@@ -320,12 +320,12 @@
           <w:color w:val="666666"/>
           <w:sz w:val="18"/>
         </w:rPr>
-        <w:t>Das S et al.  ·  BMC Public Health  ·  02.06.2026  ·  PMID 42231317</w:t>
+        <w:t>Li W et al.  ·  Front Endocrinol (Lausanne)  ·  15.05.2026  ·  PMID 42222086</w:t>
       </w:r>
     </w:p>
     <w:p>
       <w:r>
-        <w:t>Deutsche Bevölkerungsstudie mit 4.687 Personen (davon 2.359 Frauen) zur Untersuchung, ob das höhere Osteoarthrose-Risiko von Frauen auf biologische Geschlechtsentwicklung oder auf reproduktive Kosten (Schwangerschaft, Elternschaft) zurückzuführen ist.</w:t>
+        <w:t>Schwedische Querschnittstudie (SCAPIS) mit 1.272 Personen (640 Männer, 632 Frauen, mittleres Alter) zu Geschlechtsunterschieden in Eisenbiomarkern und Herz-Kreislauf-Risikofaktoren.</w:t>
       </w:r>
     </w:p>
     <w:p>
@@ -336,7 +336,7 @@
         <w:t xml:space="preserve">Ergebnis: </w:t>
       </w:r>
       <w:r>
-        <w:t>Kein signifikanter OA-Unterschied zwischen kinderlosen Männern (37%) und Frauen (44%; p=0,081). Frauen mit Kindern hatten aber höheres OA-Risiko als kinderlose Frauen (51% vs. 44%; p=0,047). OA-Risiko stieg bei Frauen pro Kind um 0,10 (95% KI 0,03–0,179; p=0,006), nicht bei Männern (p=0,660). Befund: Geschlechtsdimorphismus entsteht durch reproduktive Kosten, nicht durch Biologie.</w:t>
+        <w:t>Männer hatten höhere Eisenspeicher als prä- und postmenopausale Frauen. Hyperferritinämie trat bei 21,6% der Männer vs. 12,0% der Frauen auf (p&lt;0,01); Metabolisches Syndrom bei 34,5% vs. 24,6% (p&lt;0,01). BMI, Alkoholkonsum, LDL und Triglyzeride korrelierte mit Ferritin bei beiden Geschlechtern. Nur bei Frauen: Alter und Bluthochdruck assoziiert mit Ferritinwert. Ursache: Geschlechtsunterschiede in Eisenmetabolismus biologisch bedingt, werden aber klinisch unterschiedlich relevant.</w:t>
       </w:r>
     </w:p>
     <w:p>
@@ -351,7 +351,7 @@
         <w:rPr>
           <w:sz w:val="19"/>
         </w:rPr>
-        <w:t>Deutschland, DEAS-Bevölkerungsdaten mit großer Stichprobe, aussagekräftig für deutsches Versicherungssystem.</w:t>
+        <w:t>Schweden, skandinavisches Registersystem; Befund zu Biomarkern übertragbar auf deutsche Prävention.</w:t>
       </w:r>
     </w:p>
     <w:p>
@@ -360,7 +360,7 @@
           <w:color w:val="5A7D3A"/>
           <w:sz w:val="18"/>
         </w:rPr>
-        <w:t>https://pubmed.ncbi.nlm.nih.gov/42231317/</w:t>
+        <w:t>https://pubmed.ncbi.nlm.nih.gov/42222086/</w:t>
       </w:r>
     </w:p>
     <w:p>
@@ -368,7 +368,7 @@
         <w:pStyle w:val="Heading2"/>
       </w:pPr>
       <w:r>
-        <w:t>Frühe Multiple-Sklerose-Verläufe zeigen keine substanziellen Geschlechtsunterschiede in Behinderung oder Therapiestart</w:t>
+        <w:t>Geschlechtsunterschiede und Klassenungleichheit prägen selbstbewertete Gesundheit unterschiedlich</w:t>
       </w:r>
     </w:p>
     <w:p>
@@ -378,12 +378,12 @@
           <w:color w:val="666666"/>
           <w:sz w:val="18"/>
         </w:rPr>
-        <w:t>Poser PL et al.  ·  Mult Scler  ·  01.06.2026  ·  PMID 42224266</w:t>
+        <w:t>Gumà-Lao J et al.  ·  Int J Equity Health  ·  29.05.2026  ·  PMID 42216170</w:t>
       </w:r>
     </w:p>
     <w:p>
       <w:r>
-        <w:t>Deutsche Multizenter-Kohorte mit 1.210 therapienaiven Patienten zur Analyse von Geschlechtsunterschieden in Relapse-Präsentation, Behinderungsentwicklung und Behandlung mit Immunmodulatoren in der frühen MS-Phase.</w:t>
+        <w:t>Spanische Querschnittstudie mit 10.210 Erwachsenen (30–60 Jahre) aus der Nationalen Gesundheitserhebung 2023; Entscheidungsbäume analysieren Schnittmengen von Geschlecht und sozialer Klasse bei selbstbewerteter Gesundheit.</w:t>
       </w:r>
     </w:p>
     <w:p>
@@ -394,7 +394,7 @@
         <w:t xml:space="preserve">Ergebnis: </w:t>
       </w:r>
       <w:r>
-        <w:t>Keine signifikanten Geschlechtsunterschiede bei Relapse-Präsentation, Zeit bis EDSS ≥3,0 (adjustierte HR 1,32; 95% KI 0,95–1,81) oder DMT-Exposition (p=0,60). Initial hocheffektive Therapie erhielten nur ~5% beider Geschlechter; Prädiktoren waren jüngeres Alter (OR 0,95; p=0,001), höhere Baseline-EDSS (OR 1,79; p&lt;0,001) und RRMS-Diagnose (OR 2,26; p=0,007), nicht aber Geschlecht (OR 0,99; p=0,94). Befunde deuten auf Wandel früherer Geschlechtsmuster und geringere Geschlechtsbias bei Therapieentscheidungen in spezialisierten MS-Zentren.</w:t>
+        <w:t>Entscheidungsbäume unterschieden sich signifikant nach intersektionaler Gruppe: weniger qualifizierte Gruppen zeigten komplexere Bäume, d.h. schnellere Ansammlung chronischer Krankheiten in jüngeren Jahren. Schicht und Geschlecht beeinflussen nicht linear, sondern in einzigartigen Kombinationen die Wahrnehmung von Gesundheit. Mechanismus: soziale Determinanten plus Geschlechtsrollen zusammen.</w:t>
       </w:r>
     </w:p>
     <w:p>
@@ -409,7 +409,7 @@
         <w:rPr>
           <w:sz w:val="19"/>
         </w:rPr>
-        <w:t>Deutschland, spezialisierte MS-Zentren mit Routinedaten, vergleichbare Versorgungsstrukturen.</w:t>
+        <w:t>Spanien, südeuropäisches Gesundheitssystem; Intersektionalitäts-Methodik für Deutschland bedeutsam.</w:t>
       </w:r>
     </w:p>
     <w:p>
@@ -418,7 +418,7 @@
           <w:color w:val="5A7D3A"/>
           <w:sz w:val="18"/>
         </w:rPr>
-        <w:t>https://pubmed.ncbi.nlm.nih.gov/42224266/</w:t>
+        <w:t>https://pubmed.ncbi.nlm.nih.gov/42216170/</w:t>
       </w:r>
     </w:p>
     <w:sectPr>

--- a/download/studien-aktuell.docx
+++ b/download/studien-aktuell.docx
@@ -62,7 +62,7 @@
           <w:color w:val="666666"/>
           <w:sz w:val="18"/>
         </w:rPr>
-        <w:t>Stand: 07.09.2026  |  6 Studien  |  gender.m-vf.de</w:t>
+        <w:t>Stand: 08.09.2026  |  7 Studien  |  gender.m-vf.de</w:t>
       </w:r>
     </w:p>
     <w:p>
@@ -70,7 +70,7 @@
         <w:pStyle w:val="Heading1"/>
       </w:pPr>
       <w:r>
-        <w:t>Aufgenommen am 07.09.2026</w:t>
+        <w:t>Aufgenommen am 08.09.2026</w:t>
       </w:r>
     </w:p>
     <w:p>
@@ -78,7 +78,7 @@
         <w:pStyle w:val="Heading2"/>
       </w:pPr>
       <w:r>
-        <w:t>Gemeindliche Gesundheitserziehung senkt Unterernährung von Kindern um 78 Prozent</w:t>
+        <w:t>CT-FFR-gesteuerte Diagnostik bei stabiler KHK – unterschiedliche Effekte bei Frauen und Männern</w:t>
       </w:r>
     </w:p>
     <w:p>
@@ -88,12 +88,12 @@
           <w:color w:val="666666"/>
           <w:sz w:val="18"/>
         </w:rPr>
-        <w:t>Zakar R et al.  ·  BMC Public Health  ·  29.08.2026  ·  PMID 42668377</w:t>
+        <w:t>Ding Y et al.  ·  EuroIntervention  ·  07.09.2026  ·  PMID 42703765</w:t>
       </w:r>
     </w:p>
     <w:p>
       <w:r>
-        <w:t>Pakistanische Evaluationsstudie mit 253 Frauen und 371 Kindern vor sowie 222 Müttern und 318 Kindern nach Intervention eines Bildungsmoduls über vier Phasen in urbaner Siedlung.</w:t>
+        <w:t>Subgruppen-Analyse der TARGET-Studie (1.216 Patienten) untersucht, ob CT-FFR-Führung bei stabiler KHK geschlechtsspezifische Unterschiede in invasiver Angiographie, Revaskularisierung und 2-Jahres-Outcome zeigt.</w:t>
       </w:r>
     </w:p>
     <w:p>
@@ -104,7 +104,7 @@
         <w:t xml:space="preserve">Ergebnis: </w:t>
       </w:r>
       <w:r>
-        <w:t>Unterernährungsprävalenz sank von 28% auf 6% (p&lt;0,001 für Längenwachstum, Gewicht und Kopfumfang). Mütter-BMI stieg signifikant (p=0,002), Anämie blieb unverändert. Gemeinsame Entscheidungen zur Verhütung nahmen zu (p&lt;0,001), Zugangsbarrieren sanken. Intervention zeigt: Geschlechtergerechte Elternschulung ändert Versorgungsergebnisse bei Mangelernährung.</w:t>
+        <w:t>Frauen waren älter (62,3±8,1 vs. 58,2±10,7 Jahre, p&lt;0,001), vergleichbare anatomische KHK-Schwere. CT-FFR-Führung senkte ICA ohne obstruktive KHK und erhöhte frühe Revaskularisierung bei Männern, nicht bei Frauen. Nach 2 Jahren: CT-FFR-Führung assoziiert mit niedrigerer MACE-Rate bei Frauen (adj. HR 0,48, 95% KI 0,27–0,87, p=0,015) vs. Standardversorgung, aber kein Unterschied bei Männern (adj. HR 0,89, 95% KI 0,59–1,33, p=0,574). Autoren betonen: Keine signifikante Sex-×-Behandlungs-Interaktion; Befunde sind explorativ. Vermutlich Biologie (weniger obstruktive Plättchen bei Frauen) + Zugang (Katheterisierung wird bei Frauen zu viel vermieden).</w:t>
       </w:r>
     </w:p>
     <w:p>
@@ -119,7 +119,7 @@
         <w:rPr>
           <w:sz w:val="19"/>
         </w:rPr>
-        <w:t>Pakistan, aber Methodik (partizipative Elternschulung) auf ressourcenärmere deutsche Settings übertragbar.</w:t>
+        <w:t>Interventionelle Kardiologie; Frauen mit mikrovaskularem Leiden, vergleichbar mit Deutschland</w:t>
       </w:r>
     </w:p>
     <w:p>
@@ -128,7 +128,7 @@
           <w:color w:val="5A7D3A"/>
           <w:sz w:val="18"/>
         </w:rPr>
-        <w:t>https://pubmed.ncbi.nlm.nih.gov/42668377/</w:t>
+        <w:t>https://pubmed.ncbi.nlm.nih.gov/42703765/</w:t>
       </w:r>
     </w:p>
     <w:p>
@@ -136,7 +136,7 @@
         <w:pStyle w:val="Heading2"/>
       </w:pPr>
       <w:r>
-        <w:t>Emotionsregulation und Empathie senken Kindesmisshandlungs-Risiko unterschiedlich bei Vätern und Müttern</w:t>
+        <w:t>Multiple-Sklerose-Last in Italien – regionale Gradienten und Geschlechtsmuster</w:t>
       </w:r>
     </w:p>
     <w:p>
@@ -146,12 +146,12 @@
           <w:color w:val="666666"/>
           <w:sz w:val="18"/>
         </w:rPr>
-        <w:t>Miragoli S et al.  ·  J Interpers Violence  ·  16.07.2026  ·  PMID 42464521</w:t>
+        <w:t>Brigo F et al.  ·  Mult Scler Relat Disord  ·  28.08.2026  ·  PMID 42664643</w:t>
       </w:r>
     </w:p>
     <w:p>
       <w:r>
-        <w:t>Italienische Gemeindestudie mit 110 Vätern und 149 Müttern (Kinder 6–14 Jahre) zu Zusammenhängen von Emotionsregulation, Empathie und Kindesmisshandlungsrisiko (Child Abuse Potential, CAP) mit Geschlechterdifferenzen.</w:t>
+        <w:t>Analyse der Global Burden of Disease-Daten 1990–2023 untersucht, wie sich die MS-Last in Italien regional und nach Geschlecht verschoben hat – von vorzeitiger Mortalität zu Langzeit-Behinderung.</w:t>
       </w:r>
     </w:p>
     <w:p>
@@ -162,7 +162,7 @@
         <w:t xml:space="preserve">Ergebnis: </w:t>
       </w:r>
       <w:r>
-        <w:t>Bei Vätern moderierte Mangel an Perspektivenübernahme den Effekt von Impulskontrollschwäche auf CAP. Bei Müttern moderierte empathische Sorge den Effekt von Emotionserkennungsschwäche und mangelndem emotionalen Bewusstsein auf CAP (alle p&lt;0,05). Pflegeverhalten wird durch unterschiedliche psychische Faktoren bei Männern und Frauen gefährdet. Intervention: müsste bei Vätern Perspektivenübernahme, bei Müttern emotionale Kompetenz stärken.</w:t>
+        <w:t>DALY-Raten stiegen in allen Makroregionen; steilster Anstieg in Sardinien und Süditalien. YLDs wuchsen schneller als YLLs überall, was einen Verschiebung zu behinderungsgeprägter Last bestätigt. Geschlechtliche Unterschiede waren kleiner als geografische Unterschiede (kein genaues Geschlechtsverhältnis beziffert). Signifikante Heterogenität über Makroregionen hinweg.</w:t>
       </w:r>
     </w:p>
     <w:p>
@@ -177,7 +177,7 @@
         <w:rPr>
           <w:sz w:val="19"/>
         </w:rPr>
-        <w:t>Italien; Mechanismus zu elterlichem Risiko übertragbar, da psychosozial bedingt.</w:t>
+        <w:t>Italien, IHME-Schätzungen; Geschlechtsunterschiede klein, geografische Variation dominiert</w:t>
       </w:r>
     </w:p>
     <w:p>
@@ -186,7 +186,7 @@
           <w:color w:val="5A7D3A"/>
           <w:sz w:val="18"/>
         </w:rPr>
-        <w:t>https://pubmed.ncbi.nlm.nih.gov/42464521/</w:t>
+        <w:t>https://pubmed.ncbi.nlm.nih.gov/42664643/</w:t>
       </w:r>
     </w:p>
     <w:p>
@@ -194,7 +194,7 @@
         <w:pStyle w:val="Heading2"/>
       </w:pPr>
       <w:r>
-        <w:t>Sexuelle Minderheiten erwarten LGBTQIA+-freundliche Pflegeheime deutlich häufiger</w:t>
+        <w:t>Hausärztliche Leistungsanpassung sinkt bei Frauen – Kinderverantwortung erklärt den Unterschied</w:t>
       </w:r>
     </w:p>
     <w:p>
@@ -204,12 +204,12 @@
           <w:color w:val="666666"/>
           <w:sz w:val="18"/>
         </w:rPr>
-        <w:t>Hajek A et al.  ·  J Am Med Dir Assoc  ·  06.07.2026  ·  PMID 42407223</w:t>
+        <w:t>Paraponaris A et al.  ·  Health Policy  ·  07.08.2026  ·  PMID 42594604</w:t>
       </w:r>
     </w:p>
     <w:p>
       <w:r>
-        <w:t>Deutsche repräsentative Bevölkerungsbefragung mit 2.518 Bürgern (Altersspanne 18–74 Jahre, 8,7% sexuelle Minderheiten) zu Erwartungen an künftige stationäre Pflege.</w:t>
+        <w:t>Französische Panels von 2.898 selbstständigen Hausärztinnen und Hausärzten zeigen, wie diese ihre Arbeitsleistung bei sinkendem lokalen Ärztinnen-/Ärztedichte anpassen – mit Fokus auf Unterschiede nach Geschlecht und Familiensituation.</w:t>
       </w:r>
     </w:p>
     <w:p>
@@ -220,7 +220,7 @@
         <w:t xml:space="preserve">Ergebnis: </w:t>
       </w:r>
       <w:r>
-        <w:t>Sexuelle Minderheiten bewerteten Toleranz gegenüber LGBTQIA+ (β=1,44; p&lt;0,001), LGBTQIA+-freundliche Dienste (β=1,15; p&lt;0,001) und Offenheit für deren Anliegen (β=1,29; p&lt;0,001) als deutlich wichtiger als Heterosexuelle. Unterschiede besonders ausgeprägt zwischen Heterosexuellen und Homosexuellen. Zugang zur Versorgung: sexuelle Minderheiten fürchten Diskriminierung und verlangen explizit inklusive Rahmenbedingungen.</w:t>
+        <w:t>Bei 10% Rückgang der Ärztedichte stiegen die privaten Praxiseinkommen um 1,7–1,8% (p&lt;0,01). Männliche Ärzte erhöhten ihre Einkommen um etwa 2,2% (p&lt;0,01), weibliche Ärzte insgesamt nicht signifikant. Ohne Kinder reagierten Frauen (+1,9%) und Männer (+2,4%) ähnlich (beide p&lt;0,01). Geschlechtsunterschiede in der Leistungsanpassung sind primär auf ungleiche Familienverantwortung während der Kindererziehung zurückzuführen, nicht auf Geschlecht selbst.</w:t>
       </w:r>
     </w:p>
     <w:p>
@@ -235,7 +235,7 @@
         <w:rPr>
           <w:sz w:val="19"/>
         </w:rPr>
-        <w:t>Deutschland, eigene Daten; direkte Relevanz für Altenpflege-Planung.</w:t>
+        <w:t>Frankreich, Steuerdaten-Panel; Gatekeeping-System unterscheidet sich von Deutschland</w:t>
       </w:r>
     </w:p>
     <w:p>
@@ -244,7 +244,7 @@
           <w:color w:val="5A7D3A"/>
           <w:sz w:val="18"/>
         </w:rPr>
-        <w:t>https://pubmed.ncbi.nlm.nih.gov/42407223/</w:t>
+        <w:t>https://pubmed.ncbi.nlm.nih.gov/42594604/</w:t>
       </w:r>
     </w:p>
     <w:p>
@@ -252,7 +252,7 @@
         <w:pStyle w:val="Heading2"/>
       </w:pPr>
       <w:r>
-        <w:t>Unattended Blutdruckmessung zeigt höhere Genauigkeit für Frauen mit unkontrollierter Hypertonie</w:t>
+        <w:t>Obere Atemwegsinfekte – Stress und Geschlecht erklären Symptombürde unterschiedlich</w:t>
       </w:r>
     </w:p>
     <w:p>
@@ -262,12 +262,12 @@
           <w:color w:val="666666"/>
           <w:sz w:val="18"/>
         </w:rPr>
-        <w:t>Fucile I et al.  ·  High Blood Press Cardiovasc Prev  ·  13.04.2026  ·  PMID 42228045</w:t>
+        <w:t>Rüthrich MM et al.  ·  BMC Public Health  ·  30.05.2026  ·  PMID 42218391</w:t>
       </w:r>
     </w:p>
     <w:p>
       <w:r>
-        <w:t>Italienische Hypertonie-Studie mit 307 Patienten (48% Frauen) vergleicht unüberwachte, überwachte und ambulante Blutdruckmessungen gegen 24-Stunden-Monitoring zur Diagnosegenauigkeit.</w:t>
+        <w:t>Deutsche Studie an 273 Gesunden und 194 Stammzelltransplantations-Empfängern untersucht, ob Frauen höhere Stresslevels aufweisen, die ihre erhöhte Anfälligkeit und Symptombelastung bei Atemwegsinfekten erklären.</w:t>
       </w:r>
     </w:p>
     <w:p>
@@ -278,7 +278,7 @@
         <w:t xml:space="preserve">Ergebnis: </w:t>
       </w:r>
       <w:r>
-        <w:t>Die unbeaufsichtigte Messung identifizierte unkontrollierte Hypertonie genauer als die begleitete (AUC 0,71 vs. 0,65; p&lt;0,05). Bei Frauen war der Unterschied deutlicher (AUC 0,712 vs. 0,620; p&lt;0,05), weil die Weisskittelhypertonie-Verfälschung bei ihnen stärker ausfiel. Ursache: unterschiedliche emotionale Reaktion auf klinische Messung.</w:t>
+        <w:t>Kohort Gesund (50% Frauen, meist ≤30 Jahre): Frauen berichteten mehr moderate/schwere URTI-Symptome als Männer (57% vs. 36%, p&lt;0,001, φ=0,210) und höhere PSS-4-Werte [t(271)=2,84, p&lt;0,001, d=0,636]. Stress korrelierte bei Frauen schwach mit Symptomen (r=0,15, p=0,04). Kohort Immungeschwächt (40,5% Frauen, meist ≥30 Jahre): Männer berichteten mehr Symptome (83% vs. 68%, p=0,021); PSS-4 unterschied sich nicht nach Geschlecht. Stress–Symptom-Korrelation war stärker (r=0,293, p&lt;0,001), besonders bei Frauen (r=0,385, p&lt;0,001). Beziehung zwischen Geschlecht, Stress und Symptomen ist gesundheitsstatus-abhängig; Biologie + Psyche.</w:t>
       </w:r>
     </w:p>
     <w:p>
@@ -293,7 +293,7 @@
         <w:rPr>
           <w:sz w:val="19"/>
         </w:rPr>
-        <w:t>Italien, vergleichbares Gesundheitssystem; Befund zu Messmethode übertragbar auf Deutschland.</w:t>
+        <w:t>Deutschland, Klinikstudien aus Jena/Charité; geschlechtsspezifische Stressphysiologie</w:t>
       </w:r>
     </w:p>
     <w:p>
@@ -302,7 +302,7 @@
           <w:color w:val="5A7D3A"/>
           <w:sz w:val="18"/>
         </w:rPr>
-        <w:t>https://pubmed.ncbi.nlm.nih.gov/42228045/</w:t>
+        <w:t>https://pubmed.ncbi.nlm.nih.gov/42218391/</w:t>
       </w:r>
     </w:p>
     <w:p>
@@ -310,7 +310,7 @@
         <w:pStyle w:val="Heading2"/>
       </w:pPr>
       <w:r>
-        <w:t>Eisenspeicher beeinflussen Stoffwechselrisiko bei Männern und Frauen unterschiedlich</w:t>
+        <w:t>Diabetes-Prävalenz und Ungleichheit in Europa – Geschlecht und Sozialstatus</w:t>
       </w:r>
     </w:p>
     <w:p>
@@ -320,12 +320,12 @@
           <w:color w:val="666666"/>
           <w:sz w:val="18"/>
         </w:rPr>
-        <w:t>Li W et al.  ·  Front Endocrinol (Lausanne)  ·  15.05.2026  ·  PMID 42222086</w:t>
+        <w:t>Andrade CAS et al.  ·  Sci Rep  ·  29.05.2026  ·  PMID 42215567</w:t>
       </w:r>
     </w:p>
     <w:p>
       <w:r>
-        <w:t>Schwedische Querschnittstudie (SCAPIS) mit 1.272 Personen (640 Männer, 632 Frauen, mittleres Alter) zu Geschlechtsunterschieden in Eisenbiomarkern und Herz-Kreislauf-Risikofaktoren.</w:t>
+        <w:t>SHARE-Daten von 13 europäischen Ländern 2010–2019 analysieren geschlechtsgespaltete nationale und subnationale Unterschiede in selbstberichteter Diabetes-Prävalenz und deren sozioökonomische Treiber.</w:t>
       </w:r>
     </w:p>
     <w:p>
@@ -336,7 +336,7 @@
         <w:t xml:space="preserve">Ergebnis: </w:t>
       </w:r>
       <w:r>
-        <w:t>Männer hatten höhere Eisenspeicher als prä- und postmenopausale Frauen. Hyperferritinämie trat bei 21,6% der Männer vs. 12,0% der Frauen auf (p&lt;0,01); Metabolisches Syndrom bei 34,5% vs. 24,6% (p&lt;0,01). BMI, Alkoholkonsum, LDL und Triglyzeride korrelierte mit Ferritin bei beiden Geschlechtern. Nur bei Frauen: Alter und Bluthochdruck assoziiert mit Ferritinwert. Ursache: Geschlechtsunterschiede in Eisenmetabolismus biologisch bedingt, werden aber klinisch unterschiedlich relevant.</w:t>
+        <w:t>Diabetes-Prävalenz sank von 11% (2010/11) auf 10,6% (2019); von 5,9% in der Schweiz bis 16,7% in Tschechien. Subnationale Spannweite: 2,1% bis 28,5%. Gini-Koeffizient stieg von 21,9% auf 22,5%; Schweiz zeigte höchsten Wert [30,1% (95% KI 7,9–41,7)]. Bildungs- und Einkommens-Konzentrationsindizes waren konsistent niedrig und überwiegend negativ (Ungleichheit zugunsten niedriger Sozialgruppen). Urbanisierung zeigte gemischte Muster (p&gt;0,05).</w:t>
       </w:r>
     </w:p>
     <w:p>
@@ -351,7 +351,7 @@
         <w:rPr>
           <w:sz w:val="19"/>
         </w:rPr>
-        <w:t>Schweden, skandinavisches Registersystem; Befund zu Biomarkern übertragbar auf deutsche Prävention.</w:t>
+        <w:t>13 europäische Länder, SHARE-Kohorte; hohe Vergleichbarkeit mit Deutschland</w:t>
       </w:r>
     </w:p>
     <w:p>
@@ -360,7 +360,7 @@
           <w:color w:val="5A7D3A"/>
           <w:sz w:val="18"/>
         </w:rPr>
-        <w:t>https://pubmed.ncbi.nlm.nih.gov/42222086/</w:t>
+        <w:t>https://pubmed.ncbi.nlm.nih.gov/42215567/</w:t>
       </w:r>
     </w:p>
     <w:p>
@@ -368,7 +368,7 @@
         <w:pStyle w:val="Heading2"/>
       </w:pPr>
       <w:r>
-        <w:t>Geschlechtsunterschiede und Klassenungleichheit prägen selbstbewertete Gesundheit unterschiedlich</w:t>
+        <w:t>Alkoholkonsum und Lebererkrankung – Frauen zeigen geschlechtsspezifische biologische Anfälligkeit</w:t>
       </w:r>
     </w:p>
     <w:p>
@@ -378,12 +378,12 @@
           <w:color w:val="666666"/>
           <w:sz w:val="18"/>
         </w:rPr>
-        <w:t>Gumà-Lao J et al.  ·  Int J Equity Health  ·  29.05.2026  ·  PMID 42216170</w:t>
+        <w:t>Fang L et al.  ·  Cancer Epidemiol  ·  02.06.2026  ·  PMID 42214924</w:t>
       </w:r>
     </w:p>
     <w:p>
       <w:r>
-        <w:t>Spanische Querschnittstudie mit 10.210 Erwachsenen (30–60 Jahre) aus der Nationalen Gesundheitserhebung 2023; Entscheidungsbäume analysieren Schnittmengen von Geschlecht und sozialer Klasse bei selbstbewerteter Gesundheit.</w:t>
+        <w:t>UK-Biobank-Kohortenstudie mit Plasmaproteomik untersucht, ob Geschlecht die Beziehung zwischen Alkoholdosis und alkoholassoziierter Lebererkrankung (ALD) sowie Krebs modifiziert und welche biologischen Mediatoren dies erklären.</w:t>
       </w:r>
     </w:p>
     <w:p>
@@ -394,7 +394,7 @@
         <w:t xml:space="preserve">Ergebnis: </w:t>
       </w:r>
       <w:r>
-        <w:t>Entscheidungsbäume unterschieden sich signifikant nach intersektionaler Gruppe: weniger qualifizierte Gruppen zeigten komplexere Bäume, d.h. schnellere Ansammlung chronischer Krankheiten in jüngeren Jahren. Schicht und Geschlecht beeinflussen nicht linear, sondern in einzigartigen Kombinationen die Wahrnehmung von Gesundheit. Mechanismus: soziale Determinanten plus Geschlechtsrollen zusammen.</w:t>
+        <w:t>Nach 13,8 Jahren Follow-up: Jede 70 g/Woche Alkoholzuwachs assoziiert mit HR 1,21 (95% KI 1,19–1,23) für ALD bei Frauen vs. HR 1,06 (95% KI 1,05–1,07) bei Männern (p für Interaktion &lt;0,001). Frauen zeigten 2,8-fach höheres ALD-Risiko bei 200 g/Woche. Proteomik identifizierte unterschiedliche Mediatoren: Männer zeigen pro-inflammatorische Pathways (MAPK, NF-κB), Frauen Zelladhäsion und PI3K-Akt-Wege. Biologie erklärt unterschiedliche Alkohelvulnerabilität zwischen Geschlechtern.</w:t>
       </w:r>
     </w:p>
     <w:p>
@@ -409,7 +409,7 @@
         <w:rPr>
           <w:sz w:val="19"/>
         </w:rPr>
-        <w:t>Spanien, südeuropäisches Gesundheitssystem; Intersektionalitäts-Methodik für Deutschland bedeutsam.</w:t>
+        <w:t>UK-Biobank, vergleichbar mit Deutschland; biologische Mechanismen, nicht Zugang</w:t>
       </w:r>
     </w:p>
     <w:p>
@@ -418,7 +418,65 @@
           <w:color w:val="5A7D3A"/>
           <w:sz w:val="18"/>
         </w:rPr>
-        <w:t>https://pubmed.ncbi.nlm.nih.gov/42216170/</w:t>
+        <w:t>https://pubmed.ncbi.nlm.nih.gov/42214924/</w:t>
+      </w:r>
+    </w:p>
+    <w:p>
+      <w:pPr>
+        <w:pStyle w:val="Heading2"/>
+      </w:pPr>
+      <w:r>
+        <w:t>Fertilitätsschutz bei Transgender-Personen in Italien – Beratung mangelhaft, Reue häufig</w:t>
+      </w:r>
+    </w:p>
+    <w:p>
+      <w:r>
+        <w:rPr>
+          <w:i/>
+          <w:color w:val="666666"/>
+          <w:sz w:val="18"/>
+        </w:rPr>
+        <w:t>Azzi M et al.  ·  J Sex Marital Ther  ·  29.05.2026  ·  PMID 42212866</w:t>
+      </w:r>
+    </w:p>
+    <w:p>
+      <w:r>
+        <w:t>Italienische Querschnittsstudie (n=548) untersucht Einstellungen zur Fertilitätserhaltung, Beratungsqualität und Entscheidungsreue bei Transgender/nicht-binären Personen nach hormoneller Geschlechtsangleichung.</w:t>
+      </w:r>
+    </w:p>
+    <w:p>
+      <w:r>
+        <w:rPr>
+          <w:b/>
+        </w:rPr>
+        <w:t xml:space="preserve">Ergebnis: </w:t>
+      </w:r>
+      <w:r>
+        <w:t>Fertilitätsschutz-Uptake 4,6% (21 von 548); nur 1 Person nutzte später Gameten. Beratung zur Fertilitätserhaltung wurde nicht systematisch angeboten und oft als suboptimal wahrgenommen. Unter 373 mit Decision Regret Scale-Ausfüllung: 67,3% berichteten Entscheidungsreue – assoziiert mit aktuellem Wunsch nach Familie (p&lt;10⁻⁴) und niedrigerer Zufriedenheit mit Arbeitsbedingungen zum Zeitpunkt der FP-Entscheidung (p=0,018). Lücken im System, keine strukturierte hochwertige Beratung. Zugang-/Informationsproblem, nicht Biologie.</w:t>
+      </w:r>
+    </w:p>
+    <w:p>
+      <w:r>
+        <w:rPr>
+          <w:b/>
+          <w:sz w:val="19"/>
+        </w:rPr>
+        <w:t xml:space="preserve">Übertragbarkeit: </w:t>
+      </w:r>
+      <w:r>
+        <w:rPr>
+          <w:sz w:val="19"/>
+        </w:rPr>
+        <w:t>Italien, Primärquellen-Erhebung; ähnlich in deutschsprachigem Raum</w:t>
+      </w:r>
+    </w:p>
+    <w:p>
+      <w:r>
+        <w:rPr>
+          <w:color w:val="5A7D3A"/>
+          <w:sz w:val="18"/>
+        </w:rPr>
+        <w:t>https://pubmed.ncbi.nlm.nih.gov/42212866/</w:t>
       </w:r>
     </w:p>
     <w:sectPr>

--- a/download/studien-aktuell.docx
+++ b/download/studien-aktuell.docx
@@ -62,7 +62,7 @@
           <w:color w:val="666666"/>
           <w:sz w:val="18"/>
         </w:rPr>
-        <w:t>Stand: 08.09.2026  |  7 Studien  |  gender.m-vf.de</w:t>
+        <w:t>Stand: 09.09.2026  |  6 Studien  |  gender.m-vf.de</w:t>
       </w:r>
     </w:p>
     <w:p>
@@ -70,7 +70,7 @@
         <w:pStyle w:val="Heading1"/>
       </w:pPr>
       <w:r>
-        <w:t>Aufgenommen am 08.09.2026</w:t>
+        <w:t>Aufgenommen am 09.09.2026</w:t>
       </w:r>
     </w:p>
     <w:p>
@@ -78,7 +78,7 @@
         <w:pStyle w:val="Heading2"/>
       </w:pPr>
       <w:r>
-        <w:t>CT-FFR-gesteuerte Diagnostik bei stabiler KHK – unterschiedliche Effekte bei Frauen und Männern</w:t>
+        <w:t>Herz-Nieren-Transplantation: Frauen sterben in den ersten 90 Tagen häufiger</w:t>
       </w:r>
     </w:p>
     <w:p>
@@ -88,12 +88,12 @@
           <w:color w:val="666666"/>
           <w:sz w:val="18"/>
         </w:rPr>
-        <w:t>Ding Y et al.  ·  EuroIntervention  ·  07.09.2026  ·  PMID 42703765</w:t>
+        <w:t>Ramu B et al.  ·  J Card Fail  ·  Sept. 2026  ·  PMID 42710970</w:t>
       </w:r>
     </w:p>
     <w:p>
       <w:r>
-        <w:t>Subgruppen-Analyse der TARGET-Studie (1.216 Patienten) untersucht, ob CT-FFR-Führung bei stabiler KHK geschlechtsspezifische Unterschiede in invasiver Angiographie, Revaskularisierung und 2-Jahres-Outcome zeigt.</w:t>
+        <w:t>25-Jahr-Analyse von 3.068 simultanen Herz-Nieren-Transplantationen (19,7% Frauen) aus dem US-UNOS-Register mit stratifizierten Cox-Regressionen.</w:t>
       </w:r>
     </w:p>
     <w:p>
@@ -104,7 +104,7 @@
         <w:t xml:space="preserve">Ergebnis: </w:t>
       </w:r>
       <w:r>
-        <w:t>Frauen waren älter (62,3±8,1 vs. 58,2±10,7 Jahre, p&lt;0,001), vergleichbare anatomische KHK-Schwere. CT-FFR-Führung senkte ICA ohne obstruktive KHK und erhöhte frühe Revaskularisierung bei Männern, nicht bei Frauen. Nach 2 Jahren: CT-FFR-Führung assoziiert mit niedrigerer MACE-Rate bei Frauen (adj. HR 0,48, 95% KI 0,27–0,87, p=0,015) vs. Standardversorgung, aber kein Unterschied bei Männern (adj. HR 0,89, 95% KI 0,59–1,33, p=0,574). Autoren betonen: Keine signifikante Sex-×-Behandlungs-Interaktion; Befunde sind explorativ. Vermutlich Biologie (weniger obstruktive Plättchen bei Frauen) + Zugang (Katheterisierung wird bei Frauen zu viel vermieden).</w:t>
+        <w:t>Frauen perioperativ erhöhtes Sterblichkeitsrisiko (aHR 1,58 in den Tagen 0–90, 95%-CI 1,12–2,22, p=0,009), kein signifikanter Unterschied nach Tag 90 (aHR 0,91, p=0,729) oder nach 5 Jahren. Zeitfenster-Analyse im modernen Allokations-Ära zeigte aHR 1,78 (95%-CI 1,19–2,65, p=0,005). Frauen hatten mehr nicht-ischämische Kardiomyopathie und höheren pulmonalen Vaskulären Widerstand baseline. Ursache: perioperative Komplikationen und Zeitmangel zur Vorbereitung, nicht längerfristige biologische oder immunologische Unterschiede.</w:t>
       </w:r>
     </w:p>
     <w:p>
@@ -119,7 +119,7 @@
         <w:rPr>
           <w:sz w:val="19"/>
         </w:rPr>
-        <w:t>Interventionelle Kardiologie; Frauen mit mikrovaskularem Leiden, vergleichbar mit Deutschland</w:t>
+        <w:t>USA, aber Sicherheitsbefund zu perioperativem Risiko transkulturell übertragbar; Deutschland fehlen Transplantations-Register dieser Auflösung.</w:t>
       </w:r>
     </w:p>
     <w:p>
@@ -128,7 +128,7 @@
           <w:color w:val="5A7D3A"/>
           <w:sz w:val="18"/>
         </w:rPr>
-        <w:t>https://pubmed.ncbi.nlm.nih.gov/42703765/</w:t>
+        <w:t>https://pubmed.ncbi.nlm.nih.gov/42710970/</w:t>
       </w:r>
     </w:p>
     <w:p>
@@ -136,7 +136,7 @@
         <w:pStyle w:val="Heading2"/>
       </w:pPr>
       <w:r>
-        <w:t>Multiple-Sklerose-Last in Italien – regionale Gradienten und Geschlechtsmuster</w:t>
+        <w:t>Frauen mit Bronchiektasen berichten höhere körperliche Aktivität, können aber kürzere Strecken gehen</w:t>
       </w:r>
     </w:p>
     <w:p>
@@ -146,12 +146,12 @@
           <w:color w:val="666666"/>
           <w:sz w:val="18"/>
         </w:rPr>
-        <w:t>Brigo F et al.  ·  Mult Scler Relat Disord  ·  28.08.2026  ·  PMID 42664643</w:t>
+        <w:t>Bhat A et al.  ·  PLoS One  ·  02.09.2026  ·  PMID 42685034</w:t>
       </w:r>
     </w:p>
     <w:p>
       <w:r>
-        <w:t>Analyse der Global Burden of Disease-Daten 1990–2023 untersucht, wie sich die MS-Last in Italien regional und nach Geschlecht verschoben hat – von vorzeitiger Mortalität zu Langzeit-Behinderung.</w:t>
+        <w:t>Querschnittstudie an 55 stabilen Bronchiektasen-Patienten in Südindien mit Messung von selbstberichteter körperlicher Aktivität (IPAQ), Dyspnoe (mMRC), 6-Minuten-Gehstrecke (6MWD) und Lebensqualität.</w:t>
       </w:r>
     </w:p>
     <w:p>
@@ -162,7 +162,7 @@
         <w:t xml:space="preserve">Ergebnis: </w:t>
       </w:r>
       <w:r>
-        <w:t>DALY-Raten stiegen in allen Makroregionen; steilster Anstieg in Sardinien und Süditalien. YLDs wuchsen schneller als YLLs überall, was einen Verschiebung zu behinderungsgeprägter Last bestätigt. Geschlechtliche Unterschiede waren kleiner als geografische Unterschiede (kein genaues Geschlechtsverhältnis beziffert). Signifikante Heterogenität über Makroregionen hinweg.</w:t>
+        <w:t>Frauen kürzere absolute 6MWD (≈57 m weniger), aber kein Unterschied in Prozent-des-Vorhergesagten verglichen mit Männern. Frauen berichteten höhere selbstberichtete körperliche Aktivität (+1.350 MET-min/Woche). Reduzierte 6MWD korreliert mit höherem Alter, weiblichem Geschlecht, erhöhter Exazerbationsfrequenz, höherer Dyspnoe-Schwere und höherer radiologischer Schwere. Dyspnoe-Schwere und radiologische Schwere unabhängig vorhersagend für funktionelle Leistungsfähigkeit. Ursache: Diskrepanz zwischen selbstberichteter und objektiver Aktivität deutet auf Geschlechtsunterschiede in Wahrnehmung oder Messung hin, nicht auf biologische Responsivitätsunterschiede.</w:t>
       </w:r>
     </w:p>
     <w:p>
@@ -177,7 +177,7 @@
         <w:rPr>
           <w:sz w:val="19"/>
         </w:rPr>
-        <w:t>Italien, IHME-Schätzungen; Geschlechtsunterschiede klein, geografische Variation dominiert</w:t>
+        <w:t>Süd-Asien (Manipal, Indien); begrenzte Übertragbarkeit auf deutsches System, zeigt aber universelles Messbias-Problem bei Aktivitätsbewertung.</w:t>
       </w:r>
     </w:p>
     <w:p>
@@ -186,7 +186,7 @@
           <w:color w:val="5A7D3A"/>
           <w:sz w:val="18"/>
         </w:rPr>
-        <w:t>https://pubmed.ncbi.nlm.nih.gov/42664643/</w:t>
+        <w:t>https://pubmed.ncbi.nlm.nih.gov/42685034/</w:t>
       </w:r>
     </w:p>
     <w:p>
@@ -194,7 +194,7 @@
         <w:pStyle w:val="Heading2"/>
       </w:pPr>
       <w:r>
-        <w:t>Hausärztliche Leistungsanpassung sinkt bei Frauen – Kinderverantwortung erklärt den Unterschied</w:t>
+        <w:t>Co-auftretende Stigmatisierung von HIV, Geschlechtlichkeit und Drogengebrauch beeinflusst mentale Gesundheit Jugendlicher in Kasachstan</w:t>
       </w:r>
     </w:p>
     <w:p>
@@ -204,12 +204,12 @@
           <w:color w:val="666666"/>
           <w:sz w:val="18"/>
         </w:rPr>
-        <w:t>Paraponaris A et al.  ·  Health Policy  ·  07.08.2026  ·  PMID 42594604</w:t>
+        <w:t>Gardner SD et al.  ·  Sex Health  ·  17.08.2026  ·  PMID 42289791</w:t>
       </w:r>
     </w:p>
     <w:p>
       <w:r>
-        <w:t>Französische Panels von 2.898 selbstständigen Hausärztinnen und Hausärzten zeigen, wie diese ihre Arbeitsleistung bei sinkendem lokalen Ärztinnen-/Ärztedichte anpassen – mit Fokus auf Unterschiede nach Geschlecht und Familiensituation.</w:t>
+        <w:t>Querschnittstudie an 216 HIV-negativen Jugendlichen und jungen Erwachsenen (116 Frauen, 110 Männer) in Almaty, Kasachstan mittels latenter Klassenanalyse der wahrgenommenen Stigmatisierung und psychischer Gesundheit.</w:t>
       </w:r>
     </w:p>
     <w:p>
@@ -220,7 +220,7 @@
         <w:t xml:space="preserve">Ergebnis: </w:t>
       </w:r>
       <w:r>
-        <w:t>Bei 10% Rückgang der Ärztedichte stiegen die privaten Praxiseinkommen um 1,7–1,8% (p&lt;0,01). Männliche Ärzte erhöhten ihre Einkommen um etwa 2,2% (p&lt;0,01), weibliche Ärzte insgesamt nicht signifikant. Ohne Kinder reagierten Frauen (+1,9%) und Männer (+2,4%) ähnlich (beide p&lt;0,01). Geschlechtsunterschiede in der Leistungsanpassung sind primär auf ungleiche Familienverantwortung während der Kindererziehung zurückzuführen, nicht auf Geschlecht selbst.</w:t>
+        <w:t>Vier Stigmatisierungs-Klassen identifiziert: (1) niedrig alle Typen (26%); (2) niedrig HIV-Stigma, moderat Drogen- und Geschlechtsminoritäts-Stigma (44%); (3) moderat HIV- und Geschlechtsminoritäts-Stigma (9%); (4) hoch alle Typen (21%). Klasse 4 hatte höhere Odds für Geschlechtsminoritäts-Identifizierung (OR 2,70; 95%-CI 1,09–6,69), höhere Depression (M 13,88 vs. 9,00, p&lt;0,05) und Angst (M 9,00 vs. 5,2, p&lt;0,05) als Klasse 1. Klasse 2 2,47× höhere Odds für Tabakgebrauch und 2,06× für Alkoholkonsum. Ursache: Intersektionalität von Stigmatisierungsformen und Geschlechtsidentität, strukturell und psychologisch.</w:t>
       </w:r>
     </w:p>
     <w:p>
@@ -235,7 +235,7 @@
         <w:rPr>
           <w:sz w:val="19"/>
         </w:rPr>
-        <w:t>Frankreich, Steuerdaten-Panel; Gatekeeping-System unterscheidet sich von Deutschland</w:t>
+        <w:t>Kasachstan (Mittelasien); begrenzte Übertragbarkeit auf Deutschland, da kulturelle Stigmatisierungsmuster unterschiedlich sind.</w:t>
       </w:r>
     </w:p>
     <w:p>
@@ -244,7 +244,7 @@
           <w:color w:val="5A7D3A"/>
           <w:sz w:val="18"/>
         </w:rPr>
-        <w:t>https://pubmed.ncbi.nlm.nih.gov/42594604/</w:t>
+        <w:t>https://pubmed.ncbi.nlm.nih.gov/42289791/</w:t>
       </w:r>
     </w:p>
     <w:p>
@@ -252,7 +252,7 @@
         <w:pStyle w:val="Heading2"/>
       </w:pPr>
       <w:r>
-        <w:t>Obere Atemwegsinfekte – Stress und Geschlecht erklären Symptombürde unterschiedlich</w:t>
+        <w:t>Tiefenhirnstimulation bei Parkinson: Frauen älter, unter-behandelt, aber gleiche Erfolgsquoten</w:t>
       </w:r>
     </w:p>
     <w:p>
@@ -262,12 +262,12 @@
           <w:color w:val="666666"/>
           <w:sz w:val="18"/>
         </w:rPr>
-        <w:t>Rüthrich MM et al.  ·  BMC Public Health  ·  30.05.2026  ·  PMID 42218391</w:t>
+        <w:t>Santos García D et al.  ·  Med Sci (Basel)  ·  27.04.2026  ·  PMID 42201009</w:t>
       </w:r>
     </w:p>
     <w:p>
       <w:r>
-        <w:t>Deutsche Studie an 273 Gesunden und 194 Stammzelltransplantations-Empfängern untersucht, ob Frauen höhere Stresslevels aufweisen, die ihre erhöhte Anfälligkeit und Symptombelastung bei Atemwegsinfekten erklären.</w:t>
+        <w:t>Prospektive Real-World-Registry-Studie zu 618 Parkinson-Patienten (57,6% Männer) mit gerätegestützter Therapie (DBS, Apomorphin-Pumpe, Levodopa-Infusion) an 40 spanischen Zentren.</w:t>
       </w:r>
     </w:p>
     <w:p>
@@ -278,7 +278,7 @@
         <w:t xml:space="preserve">Ergebnis: </w:t>
       </w:r>
       <w:r>
-        <w:t>Kohort Gesund (50% Frauen, meist ≤30 Jahre): Frauen berichteten mehr moderate/schwere URTI-Symptome als Männer (57% vs. 36%, p&lt;0,001, φ=0,210) und höhere PSS-4-Werte [t(271)=2,84, p&lt;0,001, d=0,636]. Stress korrelierte bei Frauen schwach mit Symptomen (r=0,15, p=0,04). Kohort Immungeschwächt (40,5% Frauen, meist ≥30 Jahre): Männer berichteten mehr Symptome (83% vs. 68%, p=0,021); PSS-4 unterschied sich nicht nach Geschlecht. Stress–Symptom-Korrelation war stärker (r=0,293, p&lt;0,001), besonders bei Frauen (r=0,385, p&lt;0,001). Beziehung zwischen Geschlecht, Stress und Symptomen ist gesundheitsstatus-abhängig; Biologie + Psyche.</w:t>
+        <w:t>Signifikante Geschlechtsdifferenz in DBS-Nutzung (73,1% Männer, p=0,006); Frauen älter bei Indikation (älter, höhere Levodopa-Äquivalenzdosis, schlechtere Lebensqualität und Aktivitäten des täglichen Lebens baseline). Nach 6 Monaten: OFF-Zeit sank, motorische und nicht-motorische Symptome sowie Lebensqualität verbesserten sich in beiden Gruppen; AADL-Verbesserung nur bei Männern im OFF-Zustand. Ursache: Therapiezugang (Selektion zu DBS bei Frauen geringer), nicht biologisch unterschiedliche Responsivität.</w:t>
       </w:r>
     </w:p>
     <w:p>
@@ -293,7 +293,7 @@
         <w:rPr>
           <w:sz w:val="19"/>
         </w:rPr>
-        <w:t>Deutschland, Klinikstudien aus Jena/Charité; geschlechtsspezifische Stressphysiologie</w:t>
+        <w:t>Spanisches Register mit Dokumentationsstandards ähnlich Deutschland; zeigt Zuteilungsunterschiede bei etablierter Technologie.</w:t>
       </w:r>
     </w:p>
     <w:p>
@@ -302,7 +302,7 @@
           <w:color w:val="5A7D3A"/>
           <w:sz w:val="18"/>
         </w:rPr>
-        <w:t>https://pubmed.ncbi.nlm.nih.gov/42218391/</w:t>
+        <w:t>https://pubmed.ncbi.nlm.nih.gov/42201009/</w:t>
       </w:r>
     </w:p>
     <w:p>
@@ -310,7 +310,7 @@
         <w:pStyle w:val="Heading2"/>
       </w:pPr>
       <w:r>
-        <w:t>Diabetes-Prävalenz und Ungleichheit in Europa – Geschlecht und Sozialstatus</w:t>
+        <w:t>PrEP-Abbruchquoten unter Sexarbeiterinnen deutlich höher als bei Männern</w:t>
       </w:r>
     </w:p>
     <w:p>
@@ -320,12 +320,12 @@
           <w:color w:val="666666"/>
           <w:sz w:val="18"/>
         </w:rPr>
-        <w:t>Andrade CAS et al.  ·  Sci Rep  ·  29.05.2026  ·  PMID 42215567</w:t>
+        <w:t>Valencia J et al.  ·  Int J Infect Dis  ·  25.05.2026  ·  PMID 42190938</w:t>
       </w:r>
     </w:p>
     <w:p>
       <w:r>
-        <w:t>SHARE-Daten von 13 europäischen Ländern 2010–2019 analysieren geschlechtsgespaltete nationale und subnationale Unterschiede in selbstberichteter Diabetes-Prävalenz und deren sozioökonomische Treiber.</w:t>
+        <w:t>Prospektive Kohortenstudie zur PrEP-Adhärenz bei 189 Sexarbeitern in Madrid, stratifiziert nach Geschlecht und Geschlechtsidentität.</w:t>
       </w:r>
     </w:p>
     <w:p>
@@ -336,7 +336,7 @@
         <w:t xml:space="preserve">Ergebnis: </w:t>
       </w:r>
       <w:r>
-        <w:t>Diabetes-Prävalenz sank von 11% (2010/11) auf 10,6% (2019); von 5,9% in der Schweiz bis 16,7% in Tschechien. Subnationale Spannweite: 2,1% bis 28,5%. Gini-Koeffizient stieg von 21,9% auf 22,5%; Schweiz zeigte höchsten Wert [30,1% (95% KI 7,9–41,7)]. Bildungs- und Einkommens-Konzentrationsindizes waren konsistent niedrig und überwiegend negativ (Ungleichheit zugunsten niedriger Sozialgruppen). Urbanisierung zeigte gemischte Muster (p&gt;0,05).</w:t>
+        <w:t>Cisgender-Frauen zeigten höchste Abbruchquote (20,8 pro 100 Personenmonate, medianes Halten 3,8 Monate), Cisgender-Männer (aHR 0,37; 95%-CI 0,21–0,62) und Trans-Frauen (aHR 0,30; 0,18–0,50) signifikant niedrigeres Abbruchrisiko. Wohnungsinstabilität unabhängig mit erhöhtem Abbruchrisiko assoziiert (aHR 1,91; 95%-CI 1,17–3,12). Ursache: strukturelle Barrieren für Cisgender-Frauen, nicht Biologie.</w:t>
       </w:r>
     </w:p>
     <w:p>
@@ -351,7 +351,7 @@
         <w:rPr>
           <w:sz w:val="19"/>
         </w:rPr>
-        <w:t>13 europäische Länder, SHARE-Kohorte; hohe Vergleichbarkeit mit Deutschland</w:t>
+        <w:t>Spanisches Gesundheitssystem mit Dokumentationspflichten vergleichbar mit Deutschland; Zugangsbarrieren für vulnerable Gruppen universell.</w:t>
       </w:r>
     </w:p>
     <w:p>
@@ -360,7 +360,7 @@
           <w:color w:val="5A7D3A"/>
           <w:sz w:val="18"/>
         </w:rPr>
-        <w:t>https://pubmed.ncbi.nlm.nih.gov/42215567/</w:t>
+        <w:t>https://pubmed.ncbi.nlm.nih.gov/42190938/</w:t>
       </w:r>
     </w:p>
     <w:p>
@@ -368,7 +368,7 @@
         <w:pStyle w:val="Heading2"/>
       </w:pPr>
       <w:r>
-        <w:t>Alkoholkonsum und Lebererkrankung – Frauen zeigen geschlechtsspezifische biologische Anfälligkeit</w:t>
+        <w:t>Zentren für Frauenherzkrankheiten reduzieren Versorgungsungleichheiten bei Herzinfarkt</w:t>
       </w:r>
     </w:p>
     <w:p>
@@ -378,12 +378,12 @@
           <w:color w:val="666666"/>
           <w:sz w:val="18"/>
         </w:rPr>
-        <w:t>Fang L et al.  ·  Cancer Epidemiol  ·  02.06.2026  ·  PMID 42214924</w:t>
+        <w:t>Grapsa J et al.  ·  Eur Heart J  ·  03.08.2026  ·  PMID 42189053</w:t>
       </w:r>
     </w:p>
     <w:p>
       <w:r>
-        <w:t>UK-Biobank-Kohortenstudie mit Plasmaproteomik untersucht, ob Geschlecht die Beziehung zwischen Alkoholdosis und alkoholassoziierter Lebererkrankung (ALD) sowie Krebs modifiziert und welche biologischen Mediatoren dies erklären.</w:t>
+        <w:t>European consensus statement zur Etablierung von Frauenherzzentern als Struktur zur Reduktion diagnostischer und therapeutischer Disparitäten in der Kardiologie.</w:t>
       </w:r>
     </w:p>
     <w:p>
@@ -394,7 +394,7 @@
         <w:t xml:space="preserve">Ergebnis: </w:t>
       </w:r>
       <w:r>
-        <w:t>Nach 13,8 Jahren Follow-up: Jede 70 g/Woche Alkoholzuwachs assoziiert mit HR 1,21 (95% KI 1,19–1,23) für ALD bei Frauen vs. HR 1,06 (95% KI 1,05–1,07) bei Männern (p für Interaktion &lt;0,001). Frauen zeigten 2,8-fach höheres ALD-Risiko bei 200 g/Woche. Proteomik identifizierte unterschiedliche Mediatoren: Männer zeigen pro-inflammatorische Pathways (MAPK, NF-κB), Frauen Zelladhäsion und PI3K-Akt-Wege. Biologie erklärt unterschiedliche Alkohelvulnerabilität zwischen Geschlechtern.</w:t>
+        <w:t>Frauen haben höhere kardiovaskuläre Mortalität und erhalten weniger diagnostische Tests und Interventionen als Männer; spezialisierte Frauenherzenzentren zeigen verbesserte diagnostische Genauigkeit, bessere Risikofaktorkontrolle und höhere Patientenzufriedenheit, ohne dass langfristige Outcome-Daten zur Mortalitätsreduktion vorliegen. Strukturelle Massnahme zur Reduktion eines bekannten Unterschieds.</w:t>
       </w:r>
     </w:p>
     <w:p>
@@ -409,7 +409,7 @@
         <w:rPr>
           <w:sz w:val="19"/>
         </w:rPr>
-        <w:t>UK-Biobank, vergleichbar mit Deutschland; biologische Mechanismen, nicht Zugang</w:t>
+        <w:t>Europäisches Konsensus-Statement; Übertragbarkeit auf deutsches System mit vergleichbarer Kardiologie-Struktur gegeben.</w:t>
       </w:r>
     </w:p>
     <w:p>
@@ -418,65 +418,7 @@
           <w:color w:val="5A7D3A"/>
           <w:sz w:val="18"/>
         </w:rPr>
-        <w:t>https://pubmed.ncbi.nlm.nih.gov/42214924/</w:t>
-      </w:r>
-    </w:p>
-    <w:p>
-      <w:pPr>
-        <w:pStyle w:val="Heading2"/>
-      </w:pPr>
-      <w:r>
-        <w:t>Fertilitätsschutz bei Transgender-Personen in Italien – Beratung mangelhaft, Reue häufig</w:t>
-      </w:r>
-    </w:p>
-    <w:p>
-      <w:r>
-        <w:rPr>
-          <w:i/>
-          <w:color w:val="666666"/>
-          <w:sz w:val="18"/>
-        </w:rPr>
-        <w:t>Azzi M et al.  ·  J Sex Marital Ther  ·  29.05.2026  ·  PMID 42212866</w:t>
-      </w:r>
-    </w:p>
-    <w:p>
-      <w:r>
-        <w:t>Italienische Querschnittsstudie (n=548) untersucht Einstellungen zur Fertilitätserhaltung, Beratungsqualität und Entscheidungsreue bei Transgender/nicht-binären Personen nach hormoneller Geschlechtsangleichung.</w:t>
-      </w:r>
-    </w:p>
-    <w:p>
-      <w:r>
-        <w:rPr>
-          <w:b/>
-        </w:rPr>
-        <w:t xml:space="preserve">Ergebnis: </w:t>
-      </w:r>
-      <w:r>
-        <w:t>Fertilitätsschutz-Uptake 4,6% (21 von 548); nur 1 Person nutzte später Gameten. Beratung zur Fertilitätserhaltung wurde nicht systematisch angeboten und oft als suboptimal wahrgenommen. Unter 373 mit Decision Regret Scale-Ausfüllung: 67,3% berichteten Entscheidungsreue – assoziiert mit aktuellem Wunsch nach Familie (p&lt;10⁻⁴) und niedrigerer Zufriedenheit mit Arbeitsbedingungen zum Zeitpunkt der FP-Entscheidung (p=0,018). Lücken im System, keine strukturierte hochwertige Beratung. Zugang-/Informationsproblem, nicht Biologie.</w:t>
-      </w:r>
-    </w:p>
-    <w:p>
-      <w:r>
-        <w:rPr>
-          <w:b/>
-          <w:sz w:val="19"/>
-        </w:rPr>
-        <w:t xml:space="preserve">Übertragbarkeit: </w:t>
-      </w:r>
-      <w:r>
-        <w:rPr>
-          <w:sz w:val="19"/>
-        </w:rPr>
-        <w:t>Italien, Primärquellen-Erhebung; ähnlich in deutschsprachigem Raum</w:t>
-      </w:r>
-    </w:p>
-    <w:p>
-      <w:r>
-        <w:rPr>
-          <w:color w:val="5A7D3A"/>
-          <w:sz w:val="18"/>
-        </w:rPr>
-        <w:t>https://pubmed.ncbi.nlm.nih.gov/42212866/</w:t>
+        <w:t>https://pubmed.ncbi.nlm.nih.gov/42189053/</w:t>
       </w:r>
     </w:p>
     <w:sectPr>

--- a/download/studien-aktuell.docx
+++ b/download/studien-aktuell.docx
@@ -62,7 +62,7 @@
           <w:color w:val="666666"/>
           <w:sz w:val="18"/>
         </w:rPr>
-        <w:t>Stand: 09.09.2026  |  6 Studien  |  gender.m-vf.de</w:t>
+        <w:t>Stand: 10.09.2026  |  7 Studien  |  gender.m-vf.de</w:t>
       </w:r>
     </w:p>
     <w:p>
@@ -70,7 +70,7 @@
         <w:pStyle w:val="Heading1"/>
       </w:pPr>
       <w:r>
-        <w:t>Aufgenommen am 09.09.2026</w:t>
+        <w:t>Aufgenommen am 10.09.2026</w:t>
       </w:r>
     </w:p>
     <w:p>
@@ -78,7 +78,7 @@
         <w:pStyle w:val="Heading2"/>
       </w:pPr>
       <w:r>
-        <w:t>Herz-Nieren-Transplantation: Frauen sterben in den ersten 90 Tagen häufiger</w:t>
+        <w:t>Psychische Belastung älterer Inder: Geschlecht, chronische Krankheit und ihre Wechselwirkung</w:t>
       </w:r>
     </w:p>
     <w:p>
@@ -88,12 +88,12 @@
           <w:color w:val="666666"/>
           <w:sz w:val="18"/>
         </w:rPr>
-        <w:t>Ramu B et al.  ·  J Card Fail  ·  Sept. 2026  ·  PMID 42710970</w:t>
+        <w:t>Bharti A et al.  ·  J Cross Cult Gerontol  ·  09.09.2026  ·  PMID 42714712</w:t>
       </w:r>
     </w:p>
     <w:p>
       <w:r>
-        <w:t>25-Jahr-Analyse von 3.068 simultanen Herz-Nieren-Transplantationen (19,7% Frauen) aus dem US-UNOS-Register mit stratifizierten Cox-Regressionen.</w:t>
+        <w:t>2×2-faktorielles Design mit 136 von 200 Älteren (68%) aus Bihar, Indien, gescreent auf psychische Belastung (GHQ-12) nach Geschlecht und Gesundheitsstatus (gesund vs. chronisch krank).</w:t>
       </w:r>
     </w:p>
     <w:p>
@@ -104,7 +104,7 @@
         <w:t xml:space="preserve">Ergebnis: </w:t>
       </w:r>
       <w:r>
-        <w:t>Frauen perioperativ erhöhtes Sterblichkeitsrisiko (aHR 1,58 in den Tagen 0–90, 95%-CI 1,12–2,22, p=0,009), kein signifikanter Unterschied nach Tag 90 (aHR 0,91, p=0,729) oder nach 5 Jahren. Zeitfenster-Analyse im modernen Allokations-Ära zeigte aHR 1,78 (95%-CI 1,19–2,65, p=0,005). Frauen hatten mehr nicht-ischämische Kardiomyopathie und höheren pulmonalen Vaskulären Widerstand baseline. Ursache: perioperative Komplikationen und Zeitmangel zur Vorbereitung, nicht längerfristige biologische oder immunologische Unterschiede.</w:t>
+        <w:t>Psychische Belastung bei 68% der Stichprobe. Signifikante Effekte für Geschlecht [F(1,132)=14,90], Gesundheitsstatus [F(1,132)=55,73] und Interaktion [F(1,132)=14,45]. Frauen mit chronischen Erkrankungen besonders belastet; Ergebnis unterstreicht Bedarf für geriatrische Psychiatrie in Indien.</w:t>
       </w:r>
     </w:p>
     <w:p>
@@ -119,7 +119,7 @@
         <w:rPr>
           <w:sz w:val="19"/>
         </w:rPr>
-        <w:t>USA, aber Sicherheitsbefund zu perioperativem Risiko transkulturell übertragbar; Deutschland fehlen Transplantations-Register dieser Auflösung.</w:t>
+        <w:t>Indien, limitierte Übertragbarkeit auf deutsches System</w:t>
       </w:r>
     </w:p>
     <w:p>
@@ -128,7 +128,7 @@
           <w:color w:val="5A7D3A"/>
           <w:sz w:val="18"/>
         </w:rPr>
-        <w:t>https://pubmed.ncbi.nlm.nih.gov/42710970/</w:t>
+        <w:t>https://pubmed.ncbi.nlm.nih.gov/42714712/</w:t>
       </w:r>
     </w:p>
     <w:p>
@@ -136,7 +136,7 @@
         <w:pStyle w:val="Heading2"/>
       </w:pPr>
       <w:r>
-        <w:t>Frauen mit Bronchiektasen berichten höhere körperliche Aktivität, können aber kürzere Strecken gehen</w:t>
+        <w:t>Geschlechtsspezifische Unterschiede in oralen Erkrankungen</w:t>
       </w:r>
     </w:p>
     <w:p>
@@ -146,12 +146,12 @@
           <w:color w:val="666666"/>
           <w:sz w:val="18"/>
         </w:rPr>
-        <w:t>Bhat A et al.  ·  PLoS One  ·  02.09.2026  ·  PMID 42685034</w:t>
+        <w:t>Fetchko E et al.  ·  Clin Exp Dent Res  ·  Okt. 2026  ·  PMID 42709938</w:t>
       </w:r>
     </w:p>
     <w:p>
       <w:r>
-        <w:t>Querschnittstudie an 55 stabilen Bronchiektasen-Patienten in Südindien mit Messung von selbstberichteter körperlicher Aktivität (IPAQ), Dyspnoe (mMRC), 6-Minuten-Gehstrecke (6MWD) und Lebensqualität.</w:t>
+        <w:t>Retrospektive EHR-Analyse von 254.700 Personen (NIH All of Us) und 4,7 Mio. Zahnpatienten (BigMouth) auf Geschlechtsunterschiede in Mund-, Zahn- und kraniofazialen Erkrankungen.</w:t>
       </w:r>
     </w:p>
     <w:p>
@@ -162,7 +162,7 @@
         <w:t xml:space="preserve">Ergebnis: </w:t>
       </w:r>
       <w:r>
-        <w:t>Frauen kürzere absolute 6MWD (≈57 m weniger), aber kein Unterschied in Prozent-des-Vorhergesagten verglichen mit Männern. Frauen berichteten höhere selbstberichtete körperliche Aktivität (+1.350 MET-min/Woche). Reduzierte 6MWD korreliert mit höherem Alter, weiblichem Geschlecht, erhöhter Exazerbationsfrequenz, höherer Dyspnoe-Schwere und höherer radiologischer Schwere. Dyspnoe-Schwere und radiologische Schwere unabhängig vorhersagend für funktionelle Leistungsfähigkeit. Ursache: Diskrepanz zwischen selbstberichteter und objektiver Aktivität deutet auf Geschlechtsunterschiede in Wahrnehmung oder Messung hin, nicht auf biologische Responsivitätsunterschiede.</w:t>
+        <w:t>61 von 87 untersuchten Konzepten (70%) zeigten signifikante Geschlechtsunterschiede: 33 (54%) Frauenbias, 28 (46%) Männerbias. BigMouth: 90 von 230 (39%) mit Bias, davon 97% Frauenbias. Unterschiede über alle Altersgruppen.</w:t>
       </w:r>
     </w:p>
     <w:p>
@@ -177,7 +177,7 @@
         <w:rPr>
           <w:sz w:val="19"/>
         </w:rPr>
-        <w:t>Süd-Asien (Manipal, Indien); begrenzte Übertragbarkeit auf deutsches System, zeigt aber universelles Messbias-Problem bei Aktivitätsbewertung.</w:t>
+        <w:t>USA-Daten, aber reines Deskriptionswerk ohne Ursachen-Erklärung</w:t>
       </w:r>
     </w:p>
     <w:p>
@@ -186,7 +186,7 @@
           <w:color w:val="5A7D3A"/>
           <w:sz w:val="18"/>
         </w:rPr>
-        <w:t>https://pubmed.ncbi.nlm.nih.gov/42685034/</w:t>
+        <w:t>https://pubmed.ncbi.nlm.nih.gov/42709938/</w:t>
       </w:r>
     </w:p>
     <w:p>
@@ -194,7 +194,7 @@
         <w:pStyle w:val="Heading2"/>
       </w:pPr>
       <w:r>
-        <w:t>Co-auftretende Stigmatisierung von HIV, Geschlechtlichkeit und Drogengebrauch beeinflusst mentale Gesundheit Jugendlicher in Kasachstan</w:t>
+        <w:t>Bildschirmzeit reduziert kardiorespiratorische Fitness bei Jungen</w:t>
       </w:r>
     </w:p>
     <w:p>
@@ -204,12 +204,12 @@
           <w:color w:val="666666"/>
           <w:sz w:val="18"/>
         </w:rPr>
-        <w:t>Gardner SD et al.  ·  Sex Health  ·  17.08.2026  ·  PMID 42289791</w:t>
+        <w:t>Badrić M et al.  ·  Front Public Health  ·  21.08.2026  ·  PMID 42698608</w:t>
       </w:r>
     </w:p>
     <w:p>
       <w:r>
-        <w:t>Querschnittstudie an 216 HIV-negativen Jugendlichen und jungen Erwachsenen (116 Frauen, 110 Männer) in Almaty, Kasachstan mittels latenter Klassenanalyse der wahrgenommenen Stigmatisierung und psychischer Gesundheit.</w:t>
+        <w:t>Querschnittsstudie von 306 kroatischen Schulkindern (163 Mädchen, 143 Jungen, 9,89 Jahre) zur Assoziation zwischen Bildschirmzeit und VO2max (geschätzt aus 20-m-Shuttlerun) unter Kontrolle für Gesamtaktivität.</w:t>
       </w:r>
     </w:p>
     <w:p>
@@ -220,7 +220,7 @@
         <w:t xml:space="preserve">Ergebnis: </w:t>
       </w:r>
       <w:r>
-        <w:t>Vier Stigmatisierungs-Klassen identifiziert: (1) niedrig alle Typen (26%); (2) niedrig HIV-Stigma, moderat Drogen- und Geschlechtsminoritäts-Stigma (44%); (3) moderat HIV- und Geschlechtsminoritäts-Stigma (9%); (4) hoch alle Typen (21%). Klasse 4 hatte höhere Odds für Geschlechtsminoritäts-Identifizierung (OR 2,70; 95%-CI 1,09–6,69), höhere Depression (M 13,88 vs. 9,00, p&lt;0,05) und Angst (M 9,00 vs. 5,2, p&lt;0,05) als Klasse 1. Klasse 2 2,47× höhere Odds für Tabakgebrauch und 2,06× für Alkoholkonsum. Ursache: Intersektionalität von Stigmatisierungsformen und Geschlechtsidentität, strukturell und psychologisch.</w:t>
+        <w:t>Signifikanter Haupteffekt Bildschirmzeit auf VO2max [F(2,299)=6,40; p&lt;0,001; η²=0,04]. Signifikante Interaktion Geschlecht×Bildschirmzeit [F(2,299)=4,47; p=0,01; η²=0,03]: Hohe Bildschirmzeit korrelierte mit niedrigerem VO2max nur bei Jungen, nicht bei Mädchen. Effekt unabhängig von selbstberichteter Gesamtaktivität.</w:t>
       </w:r>
     </w:p>
     <w:p>
@@ -235,7 +235,7 @@
         <w:rPr>
           <w:sz w:val="19"/>
         </w:rPr>
-        <w:t>Kasachstan (Mittelasien); begrenzte Übertragbarkeit auf Deutschland, da kulturelle Stigmatisierungsmuster unterschiedlich sind.</w:t>
+        <w:t>Kroatien (Europa), Routinemessungen (Shuttle-Run), biologische Unterschiede oder geschlechterspezifische Verhaltensweisen</w:t>
       </w:r>
     </w:p>
     <w:p>
@@ -244,7 +244,7 @@
           <w:color w:val="5A7D3A"/>
           <w:sz w:val="18"/>
         </w:rPr>
-        <w:t>https://pubmed.ncbi.nlm.nih.gov/42289791/</w:t>
+        <w:t>https://pubmed.ncbi.nlm.nih.gov/42698608/</w:t>
       </w:r>
     </w:p>
     <w:p>
@@ -252,7 +252,7 @@
         <w:pStyle w:val="Heading2"/>
       </w:pPr>
       <w:r>
-        <w:t>Tiefenhirnstimulation bei Parkinson: Frauen älter, unter-behandelt, aber gleiche Erfolgsquoten</w:t>
+        <w:t>Geschlechtsdynamiken und Leidensdruck bei Stimmenhören</w:t>
       </w:r>
     </w:p>
     <w:p>
@@ -262,12 +262,12 @@
           <w:color w:val="666666"/>
           <w:sz w:val="18"/>
         </w:rPr>
-        <w:t>Santos García D et al.  ·  Med Sci (Basel)  ·  27.04.2026  ·  PMID 42201009</w:t>
+        <w:t>Klikovac LC et al.  ·  Clin Psychol Psychother  ·  Sept. 2026  ·  PMID 42675639</w:t>
       </w:r>
     </w:p>
     <w:p>
       <w:r>
-        <w:t>Prospektive Real-World-Registry-Studie zu 618 Parkinson-Patienten (57,6% Männer) mit gerätegestützter Therapie (DBS, Apomorphin-Pumpe, Levodopa-Infusion) an 40 spanischen Zentren.</w:t>
+        <w:t>Klinik-Routine-Daten von 347 Erwachsenen mit belastenden Stimmen (UK, 2016–2024) zur Frage, ob Geschlecht der hörenden Person und wahrgenommenes Stimmengeschlecht den Leidensdruck beeinflussen.</w:t>
       </w:r>
     </w:p>
     <w:p>
@@ -278,7 +278,7 @@
         <w:t xml:space="preserve">Ergebnis: </w:t>
       </w:r>
       <w:r>
-        <w:t>Signifikante Geschlechtsdifferenz in DBS-Nutzung (73,1% Männer, p=0,006); Frauen älter bei Indikation (älter, höhere Levodopa-Äquivalenzdosis, schlechtere Lebensqualität und Aktivitäten des täglichen Lebens baseline). Nach 6 Monaten: OFF-Zeit sank, motorische und nicht-motorische Symptome sowie Lebensqualität verbesserten sich in beiden Gruppen; AADL-Verbesserung nur bei Männern im OFF-Zustand. Ursache: Therapiezugang (Selektion zu DBS bei Frauen geringer), nicht biologisch unterschiedliche Responsivität.</w:t>
+        <w:t>Männerstimmen häufiger; Männer hörten überwiegend Männerstimmen. Frauen, die Männerstimmen hörten, berichteten signifikant höhere Leidenswerte als andere Gruppen. Effekt durch gendered interpersonal dynamics erklärt.</w:t>
       </w:r>
     </w:p>
     <w:p>
@@ -293,7 +293,7 @@
         <w:rPr>
           <w:sz w:val="19"/>
         </w:rPr>
-        <w:t>Spanisches Register mit Dokumentationsstandards ähnlich Deutschland; zeigt Zuteilungsunterschiede bei etablierter Technologie.</w:t>
+        <w:t>UK-Klinikdaten, qualitative Behandlungsergebnisse, Ansatz ist übertragbar</w:t>
       </w:r>
     </w:p>
     <w:p>
@@ -302,7 +302,7 @@
           <w:color w:val="5A7D3A"/>
           <w:sz w:val="18"/>
         </w:rPr>
-        <w:t>https://pubmed.ncbi.nlm.nih.gov/42201009/</w:t>
+        <w:t>https://pubmed.ncbi.nlm.nih.gov/42675639/</w:t>
       </w:r>
     </w:p>
     <w:p>
@@ -310,7 +310,7 @@
         <w:pStyle w:val="Heading2"/>
       </w:pPr>
       <w:r>
-        <w:t>PrEP-Abbruchquoten unter Sexarbeiterinnen deutlich höher als bei Männern</w:t>
+        <w:t>Geschlechtsunterschiede in perinatalen Risikofaktoren für Neurodermitis</w:t>
       </w:r>
     </w:p>
     <w:p>
@@ -320,12 +320,12 @@
           <w:color w:val="666666"/>
           <w:sz w:val="18"/>
         </w:rPr>
-        <w:t>Valencia J et al.  ·  Int J Infect Dis  ·  25.05.2026  ·  PMID 42190938</w:t>
+        <w:t>Moilanen R et al.  ·  Acta Paediatr  ·  25.06.2026  ·  PMID 42347018</w:t>
       </w:r>
     </w:p>
     <w:p>
       <w:r>
-        <w:t>Prospektive Kohortenstudie zur PrEP-Adhärenz bei 189 Sexarbeitern in Madrid, stratifiziert nach Geschlecht und Geschlechtsidentität.</w:t>
+        <w:t>Retrospektive Kohortenstudie der finnischen Geburtskohorte 1986 mit 8.993 Personen zu Assoziationen zwischen Geburtsgewicht, Entbindungsmodus, Gestationsalter und Atopischer Dermatitis, stratifiziert nach Geschlecht.</w:t>
       </w:r>
     </w:p>
     <w:p>
@@ -336,7 +336,7 @@
         <w:t xml:space="preserve">Ergebnis: </w:t>
       </w:r>
       <w:r>
-        <w:t>Cisgender-Frauen zeigten höchste Abbruchquote (20,8 pro 100 Personenmonate, medianes Halten 3,8 Monate), Cisgender-Männer (aHR 0,37; 95%-CI 0,21–0,62) und Trans-Frauen (aHR 0,30; 0,18–0,50) signifikant niedrigeres Abbruchrisiko. Wohnungsinstabilität unabhängig mit erhöhtem Abbruchrisiko assoziiert (aHR 1,91; 95%-CI 1,17–3,12). Ursache: strukturelle Barrieren für Cisgender-Frauen, nicht Biologie.</w:t>
+        <w:t>AD-Prävalenz 23,7 %. Niedriges Geburtsgewicht war nur bei Männern ein Schutzfaktor (adjustiertes RR 0,54; 95%-KI 0,30–0,97), nicht bei Frauen. Entbindungsmodus und Gestationsalter zeigten keinen Zusammenhang mit AD-Risiko.</w:t>
       </w:r>
     </w:p>
     <w:p>
@@ -351,7 +351,7 @@
         <w:rPr>
           <w:sz w:val="19"/>
         </w:rPr>
-        <w:t>Spanisches Gesundheitssystem mit Dokumentationspflichten vergleichbar mit Deutschland; Zugangsbarrieren für vulnerable Gruppen universell.</w:t>
+        <w:t>Finnland, Routinedaten mit klinischer Diagnose, vergleichbare Dokumentation</w:t>
       </w:r>
     </w:p>
     <w:p>
@@ -360,7 +360,7 @@
           <w:color w:val="5A7D3A"/>
           <w:sz w:val="18"/>
         </w:rPr>
-        <w:t>https://pubmed.ncbi.nlm.nih.gov/42190938/</w:t>
+        <w:t>https://pubmed.ncbi.nlm.nih.gov/42347018/</w:t>
       </w:r>
     </w:p>
     <w:p>
@@ -368,7 +368,7 @@
         <w:pStyle w:val="Heading2"/>
       </w:pPr>
       <w:r>
-        <w:t>Zentren für Frauenherzkrankheiten reduzieren Versorgungsungleichheiten bei Herzinfarkt</w:t>
+        <w:t>Geschlechterdiskriminierung und Mentoring reduzieren Forschungsmotivation von Ärztinnen</w:t>
       </w:r>
     </w:p>
     <w:p>
@@ -378,12 +378,12 @@
           <w:color w:val="666666"/>
           <w:sz w:val="18"/>
         </w:rPr>
-        <w:t>Grapsa J et al.  ·  Eur Heart J  ·  03.08.2026  ·  PMID 42189053</w:t>
+        <w:t>Deledalle A et al.  ·  BMJ Open  ·  29.05.2026  ·  PMID 42215261</w:t>
       </w:r>
     </w:p>
     <w:p>
       <w:r>
-        <w:t>European consensus statement zur Etablierung von Frauenherzzentern als Struktur zur Reduktion diagnostischer und therapeutischer Disparitäten in der Kardiologie.</w:t>
+        <w:t>Online-Befragung von 1.570 französischen Fachärztinnen und -ärzten in Weiterbildung (997 Frauen, 573 Männer; Nov. 2022–Feb. 2023) zu Unterschieden in Forschungsmotivation, Mentoring und erlebter Diskriminierung.</w:t>
       </w:r>
     </w:p>
     <w:p>
@@ -394,7 +394,7 @@
         <w:t xml:space="preserve">Ergebnis: </w:t>
       </w:r>
       <w:r>
-        <w:t>Frauen haben höhere kardiovaskuläre Mortalität und erhalten weniger diagnostische Tests und Interventionen als Männer; spezialisierte Frauenherzenzentren zeigen verbesserte diagnostische Genauigkeit, bessere Risikofaktorkontrolle und höhere Patientenzufriedenheit, ohne dass langfristige Outcome-Daten zur Mortalitätsreduktion vorliegen. Strukturelle Massnahme zur Reduktion eines bekannten Unterschieds.</w:t>
+        <w:t>Frauen: geringere Forschungsmotivation (21,0 vs. 22,8 Punkte; p=0,011), weniger Mentoring (38,5% vs. 44,5%; p=0,02), deutlich mehr Geschlechtsdiskriminierung (22,8% vs. 3,8%; p=0,005) und sexuelle Belästigung (57,7% vs. 18,2%; p=0,005), höherer Stress (8,48 vs. 7,27; p=0,011).</w:t>
       </w:r>
     </w:p>
     <w:p>
@@ -409,7 +409,7 @@
         <w:rPr>
           <w:sz w:val="19"/>
         </w:rPr>
-        <w:t>Europäisches Konsensus-Statement; Übertragbarkeit auf deutsches System mit vergleichbarer Kardiologie-Struktur gegeben.</w:t>
+        <w:t>Frankreich (DACH-vergleichbar), nationale Befragung, strukturelle Barrieren messbar</w:t>
       </w:r>
     </w:p>
     <w:p>
@@ -418,7 +418,65 @@
           <w:color w:val="5A7D3A"/>
           <w:sz w:val="18"/>
         </w:rPr>
-        <w:t>https://pubmed.ncbi.nlm.nih.gov/42189053/</w:t>
+        <w:t>https://pubmed.ncbi.nlm.nih.gov/42215261/</w:t>
+      </w:r>
+    </w:p>
+    <w:p>
+      <w:pPr>
+        <w:pStyle w:val="Heading2"/>
+      </w:pPr>
+      <w:r>
+        <w:t>Geschlechterlücke in Sturzrisikobewertung im Krankenhaus</w:t>
+      </w:r>
+    </w:p>
+    <w:p>
+      <w:r>
+        <w:rPr>
+          <w:i/>
+          <w:color w:val="666666"/>
+          <w:sz w:val="18"/>
+        </w:rPr>
+        <w:t>Gubser RJ et al.  ·  Stud Health Technol Inform  ·  21.05.2026  ·  PMID 42174812</w:t>
+      </w:r>
+    </w:p>
+    <w:p>
+      <w:r>
+        <w:t>EHR-Analyse von 898.208 Patienten (2016–2022) einer Universitätsklinik zu Unterschieden zwischen Männern und Frauen in Sturzinzidenz, Sturzrisikoerfassung und Schweregrad von Sturzverletzungen.</w:t>
+      </w:r>
+    </w:p>
+    <w:p>
+      <w:r>
+        <w:rPr>
+          <w:b/>
+        </w:rPr>
+        <w:t xml:space="preserve">Ergebnis: </w:t>
+      </w:r>
+      <w:r>
+        <w:t>Männer: höhere Sturzinzidenz trotz zuverlässigerer Erfassung durch Risiko-Screening-Tool. Frauen: schwerwiegendere Sturverletzungen. Geschlechtsspezifische Unterschiede in Outcome und Assessment-Genauigkeit.</w:t>
+      </w:r>
+    </w:p>
+    <w:p>
+      <w:r>
+        <w:rPr>
+          <w:b/>
+          <w:sz w:val="19"/>
+        </w:rPr>
+        <w:t xml:space="preserve">Übertragbarkeit: </w:t>
+      </w:r>
+      <w:r>
+        <w:rPr>
+          <w:sz w:val="19"/>
+        </w:rPr>
+        <w:t>Deutschland (Charité, Berlin), Universitätsklinikdaten, dokumentationspflichtige Einträge</w:t>
+      </w:r>
+    </w:p>
+    <w:p>
+      <w:r>
+        <w:rPr>
+          <w:color w:val="5A7D3A"/>
+          <w:sz w:val="18"/>
+        </w:rPr>
+        <w:t>https://pubmed.ncbi.nlm.nih.gov/42174812/</w:t>
       </w:r>
     </w:p>
     <w:sectPr>

--- a/download/studien-aktuell.docx
+++ b/download/studien-aktuell.docx
@@ -62,7 +62,7 @@
           <w:color w:val="666666"/>
           <w:sz w:val="18"/>
         </w:rPr>
-        <w:t>Stand: 10.09.2026  |  7 Studien  |  gender.m-vf.de</w:t>
+        <w:t>Stand: 11.09.2026  |  6 Studien  |  gender.m-vf.de</w:t>
       </w:r>
     </w:p>
     <w:p>
@@ -70,7 +70,7 @@
         <w:pStyle w:val="Heading1"/>
       </w:pPr>
       <w:r>
-        <w:t>Aufgenommen am 10.09.2026</w:t>
+        <w:t>Aufgenommen am 11.09.2026</w:t>
       </w:r>
     </w:p>
     <w:p>
@@ -78,7 +78,7 @@
         <w:pStyle w:val="Heading2"/>
       </w:pPr>
       <w:r>
-        <w:t>Psychische Belastung älterer Inder: Geschlecht, chronische Krankheit und ihre Wechselwirkung</w:t>
+        <w:t>Antidepressant Behandlung bei Depression: Geschlechter-unterschiede in Endocannabinoid-Biomarkern</w:t>
       </w:r>
     </w:p>
     <w:p>
@@ -88,12 +88,12 @@
           <w:color w:val="666666"/>
           <w:sz w:val="18"/>
         </w:rPr>
-        <w:t>Bharti A et al.  ·  J Cross Cult Gerontol  ·  09.09.2026  ·  PMID 42714712</w:t>
+        <w:t>Sorkhou M et al.  ·  Eur Arch Psychiatry Clin Neurosci  ·  25.08.2026  ·  PMID 42640306</w:t>
       </w:r>
     </w:p>
     <w:p>
       <w:r>
-        <w:t>2×2-faktorielles Design mit 136 von 200 Älteren (68%) aus Bihar, Indien, gescreent auf psychische Belastung (GHQ-12) nach Geschlecht und Gesundheitsstatus (gesund vs. chronisch krank).</w:t>
+        <w:t>Sekundäranalyse einer kanadischen antidepressiven Behandlungsstudie mit 178 Patienten auf Geschlechtsunterschiede in Endocannabinoid-Biomarkern und deren Assoziation zu Behandlungserfolg geprüft.</w:t>
       </w:r>
     </w:p>
     <w:p>
@@ -104,7 +104,7 @@
         <w:t xml:space="preserve">Ergebnis: </w:t>
       </w:r>
       <w:r>
-        <w:t>Psychische Belastung bei 68% der Stichprobe. Signifikante Effekte für Geschlecht [F(1,132)=14,90], Gesundheitsstatus [F(1,132)=55,73] und Interaktion [F(1,132)=14,45]. Frauen mit chronischen Erkrankungen besonders belastet; Ergebnis unterstreicht Bedarf für geriatrische Psychiatrie in Indien.</w:t>
+        <w:t>Keine Unterschiede in mRNA oder SNP nach Korrektur gefunden; tiefere DAGLA-mRNA bei Männern mit besserem Symptomrückgang in Woche 8 (FDR-korrigiert), nicht bei Frauen. Größere Studien nötig zur Klärung geschlechtsspezifischer Effekte.</w:t>
       </w:r>
     </w:p>
     <w:p>
@@ -119,7 +119,7 @@
         <w:rPr>
           <w:sz w:val="19"/>
         </w:rPr>
-        <w:t>Indien, limitierte Übertragbarkeit auf deutsches System</w:t>
+        <w:t>Kanada - Mechanismus unklar, Biomarker ohne Versorgungsbezug.</w:t>
       </w:r>
     </w:p>
     <w:p>
@@ -128,7 +128,7 @@
           <w:color w:val="5A7D3A"/>
           <w:sz w:val="18"/>
         </w:rPr>
-        <w:t>https://pubmed.ncbi.nlm.nih.gov/42714712/</w:t>
+        <w:t>https://pubmed.ncbi.nlm.nih.gov/42640306/</w:t>
       </w:r>
     </w:p>
     <w:p>
@@ -136,7 +136,7 @@
         <w:pStyle w:val="Heading2"/>
       </w:pPr>
       <w:r>
-        <w:t>Geschlechtsspezifische Unterschiede in oralen Erkrankungen</w:t>
+        <w:t>Hochaltrigkeit in Deutschland: Demografie, regionale Ungleichheit und Gesundheit</w:t>
       </w:r>
     </w:p>
     <w:p>
@@ -146,12 +146,12 @@
           <w:color w:val="666666"/>
           <w:sz w:val="18"/>
         </w:rPr>
-        <w:t>Fetchko E et al.  ·  Clin Exp Dent Res  ·  Okt. 2026  ·  PMID 42709938</w:t>
+        <w:t>Wolter B et al.  ·  Bundesgesundheitsblatt Gesundheitsforschung Gesundheitsschutz  ·  18.08.2026  ·  PMID 42611051</w:t>
       </w:r>
     </w:p>
     <w:p>
       <w:r>
-        <w:t>Retrospektive EHR-Analyse von 254.700 Personen (NIH All of Us) und 4,7 Mio. Zahnpatienten (BigMouth) auf Geschlechtsunterschiede in Mund-, Zahn- und kraniofazialen Erkrankungen.</w:t>
+        <w:t>Übersicht zur Lebenslage und Gesundheit von über 80-Jährigen in Deutschland basierend auf Gesundheit-65+-Studie (RKI) und D80+-Studie mit Fokus auf geschlechtsspezifische Unterschiede.</w:t>
       </w:r>
     </w:p>
     <w:p>
@@ -162,7 +162,7 @@
         <w:t xml:space="preserve">Ergebnis: </w:t>
       </w:r>
       <w:r>
-        <w:t>61 von 87 untersuchten Konzepten (70%) zeigten signifikante Geschlechtsunterschiede: 33 (54%) Frauenbias, 28 (46%) Männerbias. BigMouth: 90 von 230 (39%) mit Bias, davon 97% Frauenbias. Unterschiede über alle Altersgruppen.</w:t>
+        <w:t>Frauen überwiegen unter Hochaltrigen deutlich; geschlechtsspezifische Unterschiede in Einkommen, Lebenserwartung und Familienstand dokumentiert; strukturschwache Regionen tragen überproportional viele ältere Menschen mit schlechteren Versorgungsstrukturen.</w:t>
       </w:r>
     </w:p>
     <w:p>
@@ -177,7 +177,7 @@
         <w:rPr>
           <w:sz w:val="19"/>
         </w:rPr>
-        <w:t>USA-Daten, aber reines Deskriptionswerk ohne Ursachen-Erklärung</w:t>
+        <w:t>Deutsche Routinedaten, RKI-Studien, direkt anwendbar auf Versorgungsplanung.</w:t>
       </w:r>
     </w:p>
     <w:p>
@@ -186,7 +186,7 @@
           <w:color w:val="5A7D3A"/>
           <w:sz w:val="18"/>
         </w:rPr>
-        <w:t>https://pubmed.ncbi.nlm.nih.gov/42709938/</w:t>
+        <w:t>https://pubmed.ncbi.nlm.nih.gov/42611051/</w:t>
       </w:r>
     </w:p>
     <w:p>
@@ -194,7 +194,7 @@
         <w:pStyle w:val="Heading2"/>
       </w:pPr>
       <w:r>
-        <w:t>Bildschirmzeit reduziert kardiorespiratorische Fitness bei Jungen</w:t>
+        <w:t>Schlafapnoe und Sterblichkeit: Geschlechterunterschiede in US-Veteranen-kohorte</w:t>
       </w:r>
     </w:p>
     <w:p>
@@ -204,12 +204,12 @@
           <w:color w:val="666666"/>
           <w:sz w:val="18"/>
         </w:rPr>
-        <w:t>Badrić M et al.  ·  Front Public Health  ·  21.08.2026  ·  PMID 42698608</w:t>
+        <w:t>Azarian M et al.  ·  Respir Med  ·  17.08.2026  ·  PMID 42607739</w:t>
       </w:r>
     </w:p>
     <w:p>
       <w:r>
-        <w:t>Querschnittsstudie von 306 kroatischen Schulkindern (163 Mädchen, 143 Jungen, 9,89 Jahre) zur Assoziation zwischen Bildschirmzeit und VO2max (geschätzt aus 20-m-Shuttlerun) unter Kontrolle für Gesamtaktivität.</w:t>
+        <w:t>Retrospektive Kohortenstudie mit 146.145 Veteranen (13,2% Frauen) zu Geschlechtsunterschieden in der Assoziation zwischen schwerer Schlafapnoe (AHI≥30) und Gesamtsterblichkeit.</w:t>
       </w:r>
     </w:p>
     <w:p>
@@ -220,7 +220,7 @@
         <w:t xml:space="preserve">Ergebnis: </w:t>
       </w:r>
       <w:r>
-        <w:t>Signifikanter Haupteffekt Bildschirmzeit auf VO2max [F(2,299)=6,40; p&lt;0,001; η²=0,04]. Signifikante Interaktion Geschlecht×Bildschirmzeit [F(2,299)=4,47; p=0,01; η²=0,03]: Hohe Bildschirmzeit korrelierte mit niedrigerem VO2max nur bei Jungen, nicht bei Mädchen. Effekt unabhängig von selbstberichteter Gesamtaktivität.</w:t>
+        <w:t>Nach Vollausgleich: schwere Schlafapnoe mit niedrigerer Mortalität bei Frauen (aOR 0,64, 95%-KI 0,54–0,76) und Männern (aOR 0,56, 95%-KI 0,54–0,58); in mittlerem und höherem Alter ausgeprägter, keine signifikanten Effekte in jungen Jahren.</w:t>
       </w:r>
     </w:p>
     <w:p>
@@ -235,7 +235,7 @@
         <w:rPr>
           <w:sz w:val="19"/>
         </w:rPr>
-        <w:t>Kroatien (Europa), Routinemessungen (Shuttle-Run), biologische Unterschiede oder geschlechterspezifische Verhaltensweisen</w:t>
+        <w:t>USA-Veteranen, Survivor-Bias likely, Behandlung unklar – nur Sicherheitsbefund übertragbar.</w:t>
       </w:r>
     </w:p>
     <w:p>
@@ -244,7 +244,7 @@
           <w:color w:val="5A7D3A"/>
           <w:sz w:val="18"/>
         </w:rPr>
-        <w:t>https://pubmed.ncbi.nlm.nih.gov/42698608/</w:t>
+        <w:t>https://pubmed.ncbi.nlm.nih.gov/42607739/</w:t>
       </w:r>
     </w:p>
     <w:p>
@@ -252,7 +252,7 @@
         <w:pStyle w:val="Heading2"/>
       </w:pPr>
       <w:r>
-        <w:t>Geschlechtsdynamiken und Leidensdruck bei Stimmenhören</w:t>
+        <w:t>Frühgeburtsungleichheit in England: deprivations- und ethnizitätsgradient in versorgungspolitik</w:t>
       </w:r>
     </w:p>
     <w:p>
@@ -262,12 +262,12 @@
           <w:color w:val="666666"/>
           <w:sz w:val="18"/>
         </w:rPr>
-        <w:t>Klikovac LC et al.  ·  Clin Psychol Psychother  ·  Sept. 2026  ·  PMID 42675639</w:t>
+        <w:t>Nsugbe E et al.  ·  Soc Sci Med  ·  31.07.2026  ·  PMID 42551388</w:t>
       </w:r>
     </w:p>
     <w:p>
       <w:r>
-        <w:t>Klinik-Routine-Daten von 347 Erwachsenen mit belastenden Stimmen (UK, 2016–2024) zur Frage, ob Geschlecht der hörenden Person und wahrgenommenes Stimmengeschlecht den Leidensdruck beeinflussen.</w:t>
+        <w:t>Analyse von 1.179.195 Lebendgeburten 2020–2021 in England zur Quantifizierung von Armuts- und Ethnizitätsgradienten in Frühgeburtsraten mit Übersetzung in vorrangige Zielgruppen.</w:t>
       </w:r>
     </w:p>
     <w:p>
@@ -278,7 +278,7 @@
         <w:t xml:space="preserve">Ergebnis: </w:t>
       </w:r>
       <w:r>
-        <w:t>Männerstimmen häufiger; Männer hörten überwiegend Männerstimmen. Frauen, die Männerstimmen hörten, berichteten signifikant höhere Leidenswerte als andere Gruppen. Effekt durch gendered interpersonal dynamics erklärt.</w:t>
+        <w:t>Monotone Zunahme von 6,39% (reichste Quintile) zu 8,71% (ärmste Quintile); ärmste Quintile verantwortlich für 57,7% der deprivationsattributierten Überschussfälle; schwarze Kariben 10,22% (RR 1,37 vs. weiß-britisch).</w:t>
       </w:r>
     </w:p>
     <w:p>
@@ -293,7 +293,7 @@
         <w:rPr>
           <w:sz w:val="19"/>
         </w:rPr>
-        <w:t>UK-Klinikdaten, qualitative Behandlungsergebnisse, Ansatz ist übertragbar</w:t>
+        <w:t>England, vergleichbare Systeme (Niederlande, Belgien), direkt nutzbar für gezielte Ressourcenallokation.</w:t>
       </w:r>
     </w:p>
     <w:p>
@@ -302,7 +302,7 @@
           <w:color w:val="5A7D3A"/>
           <w:sz w:val="18"/>
         </w:rPr>
-        <w:t>https://pubmed.ncbi.nlm.nih.gov/42675639/</w:t>
+        <w:t>https://pubmed.ncbi.nlm.nih.gov/42551388/</w:t>
       </w:r>
     </w:p>
     <w:p>
@@ -310,7 +310,7 @@
         <w:pStyle w:val="Heading2"/>
       </w:pPr>
       <w:r>
-        <w:t>Geschlechtsunterschiede in perinatalen Risikofaktoren für Neurodermitis</w:t>
+        <w:t>Indikatoren in Mutter-Neugeborenen-Gesundheit: globale messung neu denken</w:t>
       </w:r>
     </w:p>
     <w:p>
@@ -320,12 +320,12 @@
           <w:color w:val="666666"/>
           <w:sz w:val="18"/>
         </w:rPr>
-        <w:t>Moilanen R et al.  ·  Acta Paediatr  ·  25.06.2026  ·  PMID 42347018</w:t>
+        <w:t>Molenaar J et al.  ·  Soc Sci Med  ·  21.07.2026  ·  PMID 42501578</w:t>
       </w:r>
     </w:p>
     <w:p>
       <w:r>
-        <w:t>Retrospektive Kohortenstudie der finnischen Geburtskohorte 1986 mit 8.993 Personen zu Assoziationen zwischen Geburtsgewicht, Entbindungsmodus, Gestationsalter und Atopischer Dermatitis, stratifiziert nach Geschlecht.</w:t>
+        <w:t>Qualitative Studie mit 24 Interviews 2023–2025 mit globalen Akteuren zu Herausforderungen der Indikatoren-standardisierung und -priorisierung in Mutter- und Neugeborenen-gesundheit.</w:t>
       </w:r>
     </w:p>
     <w:p>
@@ -336,7 +336,7 @@
         <w:t xml:space="preserve">Ergebnis: </w:t>
       </w:r>
       <w:r>
-        <w:t>AD-Prävalenz 23,7 %. Niedriges Geburtsgewicht war nur bei Männern ein Schutzfaktor (adjustiertes RR 0,54; 95%-KI 0,30–0,97), nicht bei Frauen. Entbindungsmodus und Gestationsalter zeigten keinen Zusammenhang mit AD-Risiko.</w:t>
+        <w:t>Feld geprägt von Indikatorüberfluss ('überladene Teller'), gemischte Bewertung von Qualitäts-messungen; global-upward Accountability überwiegt lokal-decision-making; 'Indicator-Menü'-Ansätze (kuratiert, aber selektierbar) als Lösungsweg vorgeschlagen, erfordern aber Kapazitätsaufbau lokal.</w:t>
       </w:r>
     </w:p>
     <w:p>
@@ -351,7 +351,7 @@
         <w:rPr>
           <w:sz w:val="19"/>
         </w:rPr>
-        <w:t>Finnland, Routinedaten mit klinischer Diagnose, vergleichbare Dokumentation</w:t>
+        <w:t>Qualitativ, global – konzeptionell, nicht direkt Versorgung in Deutschland.</w:t>
       </w:r>
     </w:p>
     <w:p>
@@ -360,7 +360,7 @@
           <w:color w:val="5A7D3A"/>
           <w:sz w:val="18"/>
         </w:rPr>
-        <w:t>https://pubmed.ncbi.nlm.nih.gov/42347018/</w:t>
+        <w:t>https://pubmed.ncbi.nlm.nih.gov/42501578/</w:t>
       </w:r>
     </w:p>
     <w:p>
@@ -368,7 +368,7 @@
         <w:pStyle w:val="Heading2"/>
       </w:pPr>
       <w:r>
-        <w:t>Geschlechterdiskriminierung und Mentoring reduzieren Forschungsmotivation von Ärztinnen</w:t>
+        <w:t>Zugang zu Suchtbehandlung: LGBQ+-Frauen berichten Diskriminierung und Fragmentierung</w:t>
       </w:r>
     </w:p>
     <w:p>
@@ -378,12 +378,12 @@
           <w:color w:val="666666"/>
           <w:sz w:val="18"/>
         </w:rPr>
-        <w:t>Deledalle A et al.  ·  BMJ Open  ·  29.05.2026  ·  PMID 42215261</w:t>
+        <w:t>Hillyard M et al.  ·  Front Public Health  ·  14.05.2026  ·  PMID 42221606</w:t>
       </w:r>
     </w:p>
     <w:p>
       <w:r>
-        <w:t>Online-Befragung von 1.570 französischen Fachärztinnen und -ärzten in Weiterbildung (997 Frauen, 573 Männer; Nov. 2022–Feb. 2023) zu Unterschieden in Forschungsmotivation, Mentoring und erlebter Diskriminierung.</w:t>
+        <w:t>Qualitative Studie mit 21 semi-strukturierten Interviews mit sexuellen Minderheits-Frauen in England zu Barrieren und Förderfaktoren beim Zugang zu Suchtbehandlung.</w:t>
       </w:r>
     </w:p>
     <w:p>
@@ -394,7 +394,7 @@
         <w:t xml:space="preserve">Ergebnis: </w:t>
       </w:r>
       <w:r>
-        <w:t>Frauen: geringere Forschungsmotivation (21,0 vs. 22,8 Punkte; p=0,011), weniger Mentoring (38,5% vs. 44,5%; p=0,02), deutlich mehr Geschlechtsdiskriminierung (22,8% vs. 3,8%; p=0,005) und sexuelle Belästigung (57,7% vs. 18,2%; p=0,005), höherer Stress (8,48 vs. 7,27; p=0,011).</w:t>
+        <w:t>Wenige hatten Behandlung erhalten; Erfahrungen von inadäquater, fragmentarischer oder unterbrochener Versorgung; explizite Homophobie, Diskriminierungs-angst, und Stigmatisierung als Zugangsbarrieren; Förderfaktoren: Akzeptanz von Sexualität, LGBTQ+-Peers, strukturelle Reformen nötig.</w:t>
       </w:r>
     </w:p>
     <w:p>
@@ -409,7 +409,7 @@
         <w:rPr>
           <w:sz w:val="19"/>
         </w:rPr>
-        <w:t>Frankreich (DACH-vergleichbar), nationale Befragung, strukturelle Barrieren messbar</w:t>
+        <w:t>Großbritannien, qualitativ, Versorgungsstruktur-barrieren – direkt relevant für deutsche Suchtbehandlung.</w:t>
       </w:r>
     </w:p>
     <w:p>
@@ -418,65 +418,7 @@
           <w:color w:val="5A7D3A"/>
           <w:sz w:val="18"/>
         </w:rPr>
-        <w:t>https://pubmed.ncbi.nlm.nih.gov/42215261/</w:t>
-      </w:r>
-    </w:p>
-    <w:p>
-      <w:pPr>
-        <w:pStyle w:val="Heading2"/>
-      </w:pPr>
-      <w:r>
-        <w:t>Geschlechterlücke in Sturzrisikobewertung im Krankenhaus</w:t>
-      </w:r>
-    </w:p>
-    <w:p>
-      <w:r>
-        <w:rPr>
-          <w:i/>
-          <w:color w:val="666666"/>
-          <w:sz w:val="18"/>
-        </w:rPr>
-        <w:t>Gubser RJ et al.  ·  Stud Health Technol Inform  ·  21.05.2026  ·  PMID 42174812</w:t>
-      </w:r>
-    </w:p>
-    <w:p>
-      <w:r>
-        <w:t>EHR-Analyse von 898.208 Patienten (2016–2022) einer Universitätsklinik zu Unterschieden zwischen Männern und Frauen in Sturzinzidenz, Sturzrisikoerfassung und Schweregrad von Sturzverletzungen.</w:t>
-      </w:r>
-    </w:p>
-    <w:p>
-      <w:r>
-        <w:rPr>
-          <w:b/>
-        </w:rPr>
-        <w:t xml:space="preserve">Ergebnis: </w:t>
-      </w:r>
-      <w:r>
-        <w:t>Männer: höhere Sturzinzidenz trotz zuverlässigerer Erfassung durch Risiko-Screening-Tool. Frauen: schwerwiegendere Sturverletzungen. Geschlechtsspezifische Unterschiede in Outcome und Assessment-Genauigkeit.</w:t>
-      </w:r>
-    </w:p>
-    <w:p>
-      <w:r>
-        <w:rPr>
-          <w:b/>
-          <w:sz w:val="19"/>
-        </w:rPr>
-        <w:t xml:space="preserve">Übertragbarkeit: </w:t>
-      </w:r>
-      <w:r>
-        <w:rPr>
-          <w:sz w:val="19"/>
-        </w:rPr>
-        <w:t>Deutschland (Charité, Berlin), Universitätsklinikdaten, dokumentationspflichtige Einträge</w:t>
-      </w:r>
-    </w:p>
-    <w:p>
-      <w:r>
-        <w:rPr>
-          <w:color w:val="5A7D3A"/>
-          <w:sz w:val="18"/>
-        </w:rPr>
-        <w:t>https://pubmed.ncbi.nlm.nih.gov/42174812/</w:t>
+        <w:t>https://pubmed.ncbi.nlm.nih.gov/42221606/</w:t>
       </w:r>
     </w:p>
     <w:sectPr>

--- a/download/studien-aktuell.docx
+++ b/download/studien-aktuell.docx
@@ -62,7 +62,7 @@
           <w:color w:val="666666"/>
           <w:sz w:val="18"/>
         </w:rPr>
-        <w:t>Stand: 11.09.2026  |  6 Studien  |  gender.m-vf.de</w:t>
+        <w:t>Stand: 12.09.2026  |  6 Studien  |  gender.m-vf.de</w:t>
       </w:r>
     </w:p>
     <w:p>
@@ -70,7 +70,7 @@
         <w:pStyle w:val="Heading1"/>
       </w:pPr>
       <w:r>
-        <w:t>Aufgenommen am 11.09.2026</w:t>
+        <w:t>Aufgenommen am 12.09.2026</w:t>
       </w:r>
     </w:p>
     <w:p>
@@ -78,7 +78,7 @@
         <w:pStyle w:val="Heading2"/>
       </w:pPr>
       <w:r>
-        <w:t>Antidepressant Behandlung bei Depression: Geschlechter-unterschiede in Endocannabinoid-Biomarkern</w:t>
+        <w:t>Sarkopenie bei Typ-2-Diabetes im Alter: Geschlechtsunterschiede in Muskelbildgebung und Diagnostik</w:t>
       </w:r>
     </w:p>
     <w:p>
@@ -88,12 +88,12 @@
           <w:color w:val="666666"/>
           <w:sz w:val="18"/>
         </w:rPr>
-        <w:t>Sorkhou M et al.  ·  Eur Arch Psychiatry Clin Neurosci  ·  25.08.2026  ·  PMID 42640306</w:t>
+        <w:t>Chen Y et al.  ·  Geriatr Gerontol Int  ·  Sept. 2026  ·  PMID 42723363</w:t>
       </w:r>
     </w:p>
     <w:p>
       <w:r>
-        <w:t>Sekundäranalyse einer kanadischen antidepressiven Behandlungsstudie mit 178 Patienten auf Geschlechtsunterschiede in Endocannabinoid-Biomarkern und deren Assoziation zu Behandlungserfolg geprüft.</w:t>
+        <w:t>Querschnittstudie (n=269 ältere Diabetiker) mit Shear-Wave-Elastographie des Gastrocnemius und BMI zur Diagnose von Sarkopenie-Stadien – logistische Regressionen mit Geschlechtsstratifizierung.</w:t>
       </w:r>
     </w:p>
     <w:p>
@@ -104,7 +104,7 @@
         <w:t xml:space="preserve">Ergebnis: </w:t>
       </w:r>
       <w:r>
-        <w:t>Keine Unterschiede in mRNA oder SNP nach Korrektur gefunden; tiefere DAGLA-mRNA bei Männern mit besserem Symptomrückgang in Woche 8 (FDR-korrigiert), nicht bei Frauen. Größere Studien nötig zur Klärung geschlechtsspezifischer Effekte.</w:t>
+        <w:t>Kontrahierte Elastizität (E-cont) unabhängiger Risikofaktor in beiden Geschlechtern. Kombiniertes Modell (AUC 0,988; Sensitivität 92%, Spezifität 95,4%); geschlechtsstratifiziert AUC 0,984 (Männer), 0,991 (Frauen). Schutzeffekt von E-cont stärker bei Frauen (OR 0,710 vs. 0,806 Männer), von BMI stärker bei Männern (OR 0,358 vs. 0,388 Frauen). Früher Indikator für Muskelschwund.</w:t>
       </w:r>
     </w:p>
     <w:p>
@@ -119,7 +119,7 @@
         <w:rPr>
           <w:sz w:val="19"/>
         </w:rPr>
-        <w:t>Kanada - Mechanismus unklar, Biomarker ohne Versorgungsbezug.</w:t>
+        <w:t>Ostasien, diagnostische Messparameter biologisch geschlechtsDifferential, Übertragbarkeit auf deutsche Kliniken gegeben</w:t>
       </w:r>
     </w:p>
     <w:p>
@@ -128,7 +128,7 @@
           <w:color w:val="5A7D3A"/>
           <w:sz w:val="18"/>
         </w:rPr>
-        <w:t>https://pubmed.ncbi.nlm.nih.gov/42640306/</w:t>
+        <w:t>https://pubmed.ncbi.nlm.nih.gov/42723363/</w:t>
       </w:r>
     </w:p>
     <w:p>
@@ -136,7 +136,7 @@
         <w:pStyle w:val="Heading2"/>
       </w:pPr>
       <w:r>
-        <w:t>Hochaltrigkeit in Deutschland: Demografie, regionale Ungleichheit und Gesundheit</w:t>
+        <w:t>Geschlechtsunterschiede im Zigarettenrauchen: 39 afrikanische Länder</w:t>
       </w:r>
     </w:p>
     <w:p>
@@ -146,12 +146,12 @@
           <w:color w:val="666666"/>
           <w:sz w:val="18"/>
         </w:rPr>
-        <w:t>Wolter B et al.  ·  Bundesgesundheitsblatt Gesundheitsforschung Gesundheitsschutz  ·  18.08.2026  ·  PMID 42611051</w:t>
+        <w:t>Osborne A et al.  ·  Glob Health Action  ·  08.09.2026  ·  PMID 42708187</w:t>
       </w:r>
     </w:p>
     <w:p>
       <w:r>
-        <w:t>Übersicht zur Lebenslage und Gesundheit von über 80-Jährigen in Deutschland basierend auf Gesundheit-65+-Studie (RKI) und D80+-Studie mit Fokus auf geschlechtsspezifische Unterschiede.</w:t>
+        <w:t>WHO-Daten zur Rauchprävalenz (2022) nach Geschlecht für Personen ≥15 Jahre – geschlechtsstratifizierte Vergleiche mit Absolute Differences und Ratios in 39 Ländern.</w:t>
       </w:r>
     </w:p>
     <w:p>
@@ -162,7 +162,7 @@
         <w:t xml:space="preserve">Ergebnis: </w:t>
       </w:r>
       <w:r>
-        <w:t>Frauen überwiegen unter Hochaltrigen deutlich; geschlechtsspezifische Unterschiede in Einkommen, Lebenserwartung und Familienstand dokumentiert; strukturschwache Regionen tragen überproportional viele ältere Menschen mit schlechteren Versorgungsstrukturen.</w:t>
+        <w:t>Männerquoten überall höher. Gesamtprävalenz 1,7% (Ghana) bis 18,2% (Seychellen). Geschlechtsdifferenz 3,3 Prozentpunkte (Ghana) bis 36,4 (Lesotho); &gt;25 pp in Mauritius, Algerien, Madagaskar, Seychellen. Frauenrauchen höchst in Südafrika (5,1%) und Seychellen (4,5%). Erklärungen (Geschlechternormen, Marketing, Policy) nicht untersucht – zeigen biologische oder Zugangsbarrieren nicht.</w:t>
       </w:r>
     </w:p>
     <w:p>
@@ -177,7 +177,7 @@
         <w:rPr>
           <w:sz w:val="19"/>
         </w:rPr>
-        <w:t>Deutsche Routinedaten, RKI-Studien, direkt anwendbar auf Versorgungsplanung.</w:t>
+        <w:t>Subsahara-Afrika, andere Ausgangslage, Kausalität nicht geklärt – Baseline für weiterführende Studien</w:t>
       </w:r>
     </w:p>
     <w:p>
@@ -186,7 +186,7 @@
           <w:color w:val="5A7D3A"/>
           <w:sz w:val="18"/>
         </w:rPr>
-        <w:t>https://pubmed.ncbi.nlm.nih.gov/42611051/</w:t>
+        <w:t>https://pubmed.ncbi.nlm.nih.gov/42708187/</w:t>
       </w:r>
     </w:p>
     <w:p>
@@ -194,7 +194,7 @@
         <w:pStyle w:val="Heading2"/>
       </w:pPr>
       <w:r>
-        <w:t>Schlafapnoe und Sterblichkeit: Geschlechterunterschiede in US-Veteranen-kohorte</w:t>
+        <w:t>Nachbarschaftliche Gesundheitsungleichheit im UK: Gemeinschaftsgeführte Massnahmen zeigen messbare Ergebnisse</w:t>
       </w:r>
     </w:p>
     <w:p>
@@ -204,12 +204,12 @@
           <w:color w:val="666666"/>
           <w:sz w:val="18"/>
         </w:rPr>
-        <w:t>Azarian M et al.  ·  Respir Med  ·  17.08.2026  ·  PMID 42607739</w:t>
+        <w:t>McNally L  ·  Health Promot Int  ·  01.07.2026  ·  PMID 42545226</w:t>
       </w:r>
     </w:p>
     <w:p>
       <w:r>
-        <w:t>Retrospektive Kohortenstudie mit 146.145 Veteranen (13,2% Frauen) zu Geschlechtsunterschieden in der Assoziation zwischen schwerer Schlafapnoe (AHI≥30) und Gesamtsterblichkeit.</w:t>
+        <w:t>Fallstudie Priority Neighbourhood Development (PND) Programm in Worcestershire – Evaluation nach 18 Monaten mit Notfallaufnahmen, Kinderwohlfahrts-Referrals, Wohlbefinden und sozialer Isolation.</w:t>
       </w:r>
     </w:p>
     <w:p>
@@ -220,7 +220,7 @@
         <w:t xml:space="preserve">Ergebnis: </w:t>
       </w:r>
       <w:r>
-        <w:t>Nach Vollausgleich: schwere Schlafapnoe mit niedrigerer Mortalität bei Frauen (aOR 0,64, 95%-KI 0,54–0,76) und Männern (aOR 0,56, 95%-KI 0,54–0,58); in mittlerem und höherem Alter ausgeprägter, keine signifikanten Effekte in jungen Jahren.</w:t>
+        <w:t>Notfallaufnahmen gesunken, Kinderwohlfahrts-Referrals reduziert, Wohlbefinden verbessert, soziale Isolation verringert. Qualitativ: gestärkte Gemeinschaftsaktion, gestärkte Befähigung, verbesserte Versorgungszugang. Modell skaliert auf County-Ebene und in Policy/Vergabe verankert. Mechanismus: Vermögensbasierte Entwicklung, Bewohner-Leadership, Querschnitts-Koordination reduzierten Ungleichheit strukturell – nicht geschlechtergetrennt ausgewertet.</w:t>
       </w:r>
     </w:p>
     <w:p>
@@ -235,7 +235,7 @@
         <w:rPr>
           <w:sz w:val="19"/>
         </w:rPr>
-        <w:t>USA-Veteranen, Survivor-Bias likely, Behandlung unklar – nur Sicherheitsbefund übertragbar.</w:t>
+        <w:t>UK-Programm, aber Interventionsprinzipien auf deutsche Kommunen übertragbar; Geschlechtsdifferential nicht im Mittelpunkt</w:t>
       </w:r>
     </w:p>
     <w:p>
@@ -244,7 +244,7 @@
           <w:color w:val="5A7D3A"/>
           <w:sz w:val="18"/>
         </w:rPr>
-        <w:t>https://pubmed.ncbi.nlm.nih.gov/42607739/</w:t>
+        <w:t>https://pubmed.ncbi.nlm.nih.gov/42545226/</w:t>
       </w:r>
     </w:p>
     <w:p>
@@ -252,7 +252,7 @@
         <w:pStyle w:val="Heading2"/>
       </w:pPr>
       <w:r>
-        <w:t>Frühgeburtsungleichheit in England: deprivations- und ethnizitätsgradient in versorgungspolitik</w:t>
+        <w:t>Krebs im ländlichen Raum: Medienberichterstattung über räumliche Ungleichheit im Vereinigten Königreich</w:t>
       </w:r>
     </w:p>
     <w:p>
@@ -262,12 +262,12 @@
           <w:color w:val="666666"/>
           <w:sz w:val="18"/>
         </w:rPr>
-        <w:t>Nsugbe E et al.  ·  Soc Sci Med  ·  31.07.2026  ·  PMID 42551388</w:t>
+        <w:t>Tyler I et al.  ·  Health Place  ·  30.06.2026  ·  PMID 42378953</w:t>
       </w:r>
     </w:p>
     <w:p>
       <w:r>
-        <w:t>Analyse von 1.179.195 Lebendgeburten 2020–2021 in England zur Quantifizierung von Armuts- und Ethnizitätsgradienten in Frühgeburtsraten mit Übersetzung in vorrangige Zielgruppen.</w:t>
+        <w:t>Analyse von 10.812 Zeitungsartikeln (2015-2025) zu ländlichen und Küstenkrebs-Ungleichheiten – 188 geeignete Artikel identifiziert und auf Framing, Themen und regionale Unterschiede codiert.</w:t>
       </w:r>
     </w:p>
     <w:p>
@@ -278,7 +278,7 @@
         <w:t xml:space="preserve">Ergebnis: </w:t>
       </w:r>
       <w:r>
-        <w:t>Monotone Zunahme von 6,39% (reichste Quintile) zu 8,71% (ärmste Quintile); ärmste Quintile verantwortlich für 57,7% der deprivationsattributierten Überschussfälle; schwarze Kariben 10,22% (RR 1,37 vs. weiß-britisch).</w:t>
+        <w:t>Berichterstattung begrenzt, aber zeitlich zunehmend. Hauptthemen: Reisebelastung, ungleicher Zugang zu Behandlung, Personalknappheit, Servicezentralisierung. 86% Soziopolitisches Framing (Struktur/Politik-getrieben). Geografische Schiefheit: Überrepräsentation Schottlands gegenüber England, Nordirland, Wales – Zugang und Leitlinien in strukturellen Hindernissen evident.</w:t>
       </w:r>
     </w:p>
     <w:p>
@@ -293,7 +293,7 @@
         <w:rPr>
           <w:sz w:val="19"/>
         </w:rPr>
-        <w:t>England, vergleichbare Systeme (Niederlande, Belgien), direkt nutzbar für gezielte Ressourcenallokation.</w:t>
+        <w:t>UK-Medienanalyse, Zugangswegs-Unterschiede auf europäische Gesundheitssysteme übertragbar</w:t>
       </w:r>
     </w:p>
     <w:p>
@@ -302,7 +302,7 @@
           <w:color w:val="5A7D3A"/>
           <w:sz w:val="18"/>
         </w:rPr>
-        <w:t>https://pubmed.ncbi.nlm.nih.gov/42551388/</w:t>
+        <w:t>https://pubmed.ncbi.nlm.nih.gov/42378953/</w:t>
       </w:r>
     </w:p>
     <w:p>
@@ -310,7 +310,7 @@
         <w:pStyle w:val="Heading2"/>
       </w:pPr>
       <w:r>
-        <w:t>Indikatoren in Mutter-Neugeborenen-Gesundheit: globale messung neu denken</w:t>
+        <w:t>Intersektionale Unterschiede in selbstbewerteter Gesundheit in Deutschland nach Geschlecht, Migration, Bildung und Einkommen</w:t>
       </w:r>
     </w:p>
     <w:p>
@@ -320,12 +320,12 @@
           <w:color w:val="666666"/>
           <w:sz w:val="18"/>
         </w:rPr>
-        <w:t>Molenaar J et al.  ·  Soc Sci Med  ·  21.07.2026  ·  PMID 42501578</w:t>
+        <w:t>Slesinski SC et al.  ·  J Epidemiol Community Health  ·  10.09.2026  ·  PMID 42331609</w:t>
       </w:r>
     </w:p>
     <w:p>
       <w:r>
-        <w:t>Qualitative Studie mit 24 Interviews 2023–2025 mit globalen Akteuren zu Herausforderungen der Indikatoren-standardisierung und -priorisierung in Mutter- und Neugeborenen-gesundheit.</w:t>
+        <w:t>Deutsche Querschnittanalyse der Intersektionalität von Geschlecht, Migration und Sozioökonomie (n=179.861) mit Poisson-Regression auf selbstbewertete Gesundheit.</w:t>
       </w:r>
     </w:p>
     <w:p>
@@ -336,7 +336,7 @@
         <w:t xml:space="preserve">Ergebnis: </w:t>
       </w:r>
       <w:r>
-        <w:t>Feld geprägt von Indikatorüberfluss ('überladene Teller'), gemischte Bewertung von Qualitäts-messungen; global-upward Accountability überwiegt lokal-decision-making; 'Indicator-Menü'-Ansätze (kuratiert, aber selektierbar) als Lösungsweg vorgeschlagen, erfordern aber Kapazitätsaufbau lokal.</w:t>
+        <w:t>Armutsquote für schlechte Gesundheit stieg von 6,3% (hochgebildete, einkommensstarke Männer) auf 22,6% (niedriggebildete, einkommensarme Frauen mit Migrationshintergrund). Relative Excessrisiken durch Interaktion zeigten synergistische Effekte: Frauen mit Migration und niedrigem Einkommen/Bildung hatten disproportional höhere Risiken als Summe ihrer einzelnen Positionen. Migrierte Frauen mit türkischem Hintergrund betroffen.</w:t>
       </w:r>
     </w:p>
     <w:p>
@@ -351,7 +351,7 @@
         <w:rPr>
           <w:sz w:val="19"/>
         </w:rPr>
-        <w:t>Qualitativ, global – konzeptionell, nicht direkt Versorgung in Deutschland.</w:t>
+        <w:t>Deutsche Kohorte, vergleichbare Dokumentationspflichten, direkt auf deutsches GKV-System übertragbar</w:t>
       </w:r>
     </w:p>
     <w:p>
@@ -360,7 +360,7 @@
           <w:color w:val="5A7D3A"/>
           <w:sz w:val="18"/>
         </w:rPr>
-        <w:t>https://pubmed.ncbi.nlm.nih.gov/42501578/</w:t>
+        <w:t>https://pubmed.ncbi.nlm.nih.gov/42331609/</w:t>
       </w:r>
     </w:p>
     <w:p>
@@ -368,7 +368,7 @@
         <w:pStyle w:val="Heading2"/>
       </w:pPr>
       <w:r>
-        <w:t>Zugang zu Suchtbehandlung: LGBQ+-Frauen berichten Diskriminierung und Fragmentierung</w:t>
+        <w:t>Geschlechtsunterschiede in der Gesundheitsberichterstattung: Biomarker zeigen minimale Bias-Unterschiede</w:t>
       </w:r>
     </w:p>
     <w:p>
@@ -378,12 +378,12 @@
           <w:color w:val="666666"/>
           <w:sz w:val="18"/>
         </w:rPr>
-        <w:t>Hillyard M et al.  ·  Front Public Health  ·  14.05.2026  ·  PMID 42221606</w:t>
+        <w:t>Oksuzyan A et al.  ·  Demography  ·  01.06.2026  ·  PMID 42240458</w:t>
       </w:r>
     </w:p>
     <w:p>
       <w:r>
-        <w:t>Qualitative Studie mit 21 semi-strukturierten Interviews mit sexuellen Minderheits-Frauen in England zu Barrieren und Förderfaktoren beim Zugang zu Suchtbehandlung.</w:t>
+        <w:t>Vergleich Selbstbewertete Gesundheit mit objektiven Biomarkern (Health and Retirement Study) nach Geschlecht und Alter zur Prüfung von Reporting Bias.</w:t>
       </w:r>
     </w:p>
     <w:p>
@@ -394,7 +394,7 @@
         <w:t xml:space="preserve">Ergebnis: </w:t>
       </w:r>
       <w:r>
-        <w:t>Wenige hatten Behandlung erhalten; Erfahrungen von inadäquater, fragmentarischer oder unterbrochener Versorgung; explizite Homophobie, Diskriminierungs-angst, und Stigmatisierung als Zugangsbarrieren; Förderfaktoren: Akzeptanz von Sexualität, LGBTQ+-Peers, strukturelle Reformen nötig.</w:t>
+        <w:t>Geringen Reporting-Bias zwischen Männern und Frauen. White respondents jünger: kaum Bias. White respondents ≥60 Jahre: optimistische Bewertung beider Geschlechter. Schwarze: inkonsistent über Alter. Hispanische: pessimistischer. Keine systematische Geschlechterdifferenz im Reporting – widerlegt Stereotype weiblicher Überbewertung von Symptomen. Optimismus steigt mit Alter.</w:t>
       </w:r>
     </w:p>
     <w:p>
@@ -409,7 +409,7 @@
         <w:rPr>
           <w:sz w:val="19"/>
         </w:rPr>
-        <w:t>Großbritannien, qualitativ, Versorgungsstruktur-barrieren – direkt relevant für deutsche Suchtbehandlung.</w:t>
+        <w:t>USA, aber Reporting-Bias-Befund ist Methoden-Beitrag, nicht Kausalität-abhängig – teilweise übertragbar</w:t>
       </w:r>
     </w:p>
     <w:p>
@@ -418,7 +418,7 @@
           <w:color w:val="5A7D3A"/>
           <w:sz w:val="18"/>
         </w:rPr>
-        <w:t>https://pubmed.ncbi.nlm.nih.gov/42221606/</w:t>
+        <w:t>https://pubmed.ncbi.nlm.nih.gov/42240458/</w:t>
       </w:r>
     </w:p>
     <w:sectPr>
